--- a/downloads/teacher/ai-3-week-34.docx
+++ b/downloads/teacher/ai-3-week-34.docx
@@ -2756,6 +2756,396 @@
         <w:t>For your Verified Study Buddy, save the input, procedure, observed result and limitation of this check. Label this worked example as practice; use a different, previously unreviewed case when checking independent understanding.</w:t>
       </w:r>
     </w:p>
+    <w:p>
+      <w:pPr>
+        <w:pStyle w:val="Heading1"/>
+      </w:pPr>
+      <w:r>
+        <w:t>07. Prepare, teach and assess</w:t>
+      </w:r>
+    </w:p>
+    <w:p>
+      <w:r>
+        <w:t>Teaching target: Explain the mechanism and terminology of capstone grounded assistant</w:t>
+      </w:r>
+    </w:p>
+    <w:p>
+      <w:r>
+        <w:t>Prepare the labelled worked-case picture, the matching workbook, fictional input cards and a place for individual responses. No paid AI account is required for the paper reasoning activities.</w:t>
+      </w:r>
+    </w:p>
+    <w:tbl>
+      <w:tblPr>
+        <w:tblStyle w:val="LightShading-Accent1"/>
+        <w:tblW w:type="auto" w:w="0"/>
+        <w:tblLook w:firstColumn="1" w:firstRow="1" w:lastColumn="0" w:lastRow="0" w:noHBand="0" w:noVBand="1" w:val="04A0"/>
+      </w:tblPr>
+      <w:tblGrid>
+        <w:gridCol w:w="3408"/>
+        <w:gridCol w:w="3408"/>
+        <w:gridCol w:w="3408"/>
+      </w:tblGrid>
+      <w:tr>
+        <w:trPr>
+          <w:tblHeader/>
+        </w:trPr>
+        <w:tc>
+          <w:tcPr>
+            <w:tcW w:type="dxa" w:w="3408"/>
+          </w:tcPr>
+          <w:p>
+            <w:r>
+              <w:t>Session</w:t>
+            </w:r>
+          </w:p>
+        </w:tc>
+        <w:tc>
+          <w:tcPr>
+            <w:tcW w:type="dxa" w:w="3408"/>
+          </w:tcPr>
+          <w:p>
+            <w:r>
+              <w:t>Plan</w:t>
+            </w:r>
+          </w:p>
+        </w:tc>
+        <w:tc>
+          <w:tcPr>
+            <w:tcW w:type="dxa" w:w="3408"/>
+          </w:tcPr>
+          <w:p>
+            <w:r>
+              <w:t>Resources</w:t>
+            </w:r>
+          </w:p>
+        </w:tc>
+      </w:tr>
+      <w:tr>
+        <w:tc>
+          <w:tcPr>
+            <w:tcW w:type="dxa" w:w="3408"/>
+          </w:tcPr>
+          <w:p>
+            <w:r>
+              <w:t>Session 1 · Understand · 45 min</w:t>
+            </w:r>
+          </w:p>
+        </w:tc>
+        <w:tc>
+          <w:tcPr>
+            <w:tcW w:type="dxa" w:w="3408"/>
+          </w:tcPr>
+          <w:p>
+            <w:r>
+              <w:t>0–7: recall and prerequisite; 7–15: inspect the concrete case and predict; 15–30: teacher models the worked trace; 30–40: learners explain a step using the text and visual; 40–45: check the core idea.</w:t>
+            </w:r>
+          </w:p>
+        </w:tc>
+        <w:tc>
+          <w:tcPr>
+            <w:tcW w:type="dxa" w:w="3408"/>
+          </w:tcPr>
+          <w:p>
+            <w:r>
+              <w:t>Sections 1–6; record the brief recall in the workbook.</w:t>
+            </w:r>
+          </w:p>
+        </w:tc>
+      </w:tr>
+      <w:tr>
+        <w:tc>
+          <w:tcPr>
+            <w:tcW w:type="dxa" w:w="3408"/>
+          </w:tcPr>
+          <w:p>
+            <w:r>
+              <w:t>Session 2 · Practise · 45 min</w:t>
+            </w:r>
+          </w:p>
+        </w:tc>
+        <w:tc>
+          <w:tcPr>
+            <w:tcW w:type="dxa" w:w="3408"/>
+          </w:tcPr>
+          <w:p>
+            <w:r>
+              <w:t>0–5: retrieve the procedure; 5–15: W2 completion practice; 15–23: explain and check with a partner; 23–30: each learner answers the misconception check; 30–40: targeted reteaching or a harder variation; 40–45: prepare the investigation.</w:t>
+            </w:r>
+          </w:p>
+        </w:tc>
+        <w:tc>
+          <w:tcPr>
+            <w:tcW w:type="dxa" w:w="3408"/>
+          </w:tcPr>
+          <w:p>
+            <w:r>
+              <w:t>Sections 7–10; use the matching workbook W2 and misconception check.</w:t>
+            </w:r>
+          </w:p>
+        </w:tc>
+      </w:tr>
+      <w:tr>
+        <w:tc>
+          <w:tcPr>
+            <w:tcW w:type="dxa" w:w="3408"/>
+          </w:tcPr>
+          <w:p>
+            <w:r>
+              <w:t>Session 3 · Investigate and transfer · 45 min</w:t>
+            </w:r>
+          </w:p>
+        </w:tc>
+        <w:tc>
+          <w:tcPr>
+            <w:tcW w:type="dxa" w:w="3408"/>
+          </w:tcPr>
+          <w:p>
+            <w:r>
+              <w:t>0–5: retrieve the decision rule; 5–20: investigate or trace; 20–30: start the independent case; 30–38: connect the project; 38–43: act on feedback; 43–45: plan the return check.</w:t>
+            </w:r>
+          </w:p>
+        </w:tc>
+        <w:tc>
+          <w:tcPr>
+            <w:tcW w:type="dxa" w:w="3408"/>
+          </w:tcPr>
+          <w:p>
+            <w:r>
+              <w:t>Sections 9 and 11–14. Give extra time to finish the full task set; use Section 15 when the week includes a coding lab.</w:t>
+            </w:r>
+          </w:p>
+        </w:tc>
+      </w:tr>
+    </w:tbl>
+    <w:p>
+      <w:r>
+        <w:t>Before class, solve the supported practice: Request room B; retrieved approval names B but register names C. Draft gives capacity 10 from C. Show the intermediate steps and give the conclusion with its scope.</w:t>
+      </w:r>
+    </w:p>
+    <w:p>
+      <w:r>
+        <w:t>Reasoned practice answer: Teacher explanation: Same-room support fails before or during semantic validation. Return needs_review with null claims; the draft capacity is unsupported for B.</w:t>
+      </w:r>
+    </w:p>
+    <w:p>
+      <w:r>
+        <w:t>Check every learner before discussion: Use the worked case for Capstone grounded assistant. Proposed explanation: “The worked result establishes every future case”. Decide whether this explanation is supported. Point to the step or supplied fact that decides; explain your repair if needed.</w:t>
+      </w:r>
+    </w:p>
+    <w:p>
+      <w:r>
+        <w:t>Misconception repair: A correct happy path does not establish fallback, access control or side-effect safety.</w:t>
+      </w:r>
+    </w:p>
+    <w:p>
+      <w:r>
+        <w:t>Support: read the exact case aloud, enlarge the labelled picture, supply input cards and model only the first deciding step. Accept a spoken explanation or drawing; retain the reasoning goal.</w:t>
+      </w:r>
+    </w:p>
+    <w:p>
+      <w:r>
+        <w:t>Extension: E3 supplies losses of 1, 2 and 3 mL. Require a prediction and a reason before comparing. Expected result: Report those individual losses, not “half” unless starting volumes are also available. Reason: Absolute losses alone do not establish each cup’s fractional loss.</w:t>
+      </w:r>
+    </w:p>
+    <w:p>
+      <w:r>
+        <w:t>Independent assessment: withhold the reserved answer until the learner has attempted the new case. Record support separately from correctness.</w:t>
+      </w:r>
+    </w:p>
+    <w:tbl>
+      <w:tblPr>
+        <w:tblStyle w:val="LightShading-Accent1"/>
+        <w:tblW w:type="auto" w:w="0"/>
+        <w:tblLook w:firstColumn="1" w:firstRow="1" w:lastColumn="0" w:lastRow="0" w:noHBand="0" w:noVBand="1" w:val="04A0"/>
+      </w:tblPr>
+      <w:tblGrid>
+        <w:gridCol w:w="2556"/>
+        <w:gridCol w:w="2556"/>
+        <w:gridCol w:w="2556"/>
+        <w:gridCol w:w="2556"/>
+      </w:tblGrid>
+      <w:tr>
+        <w:trPr>
+          <w:tblHeader/>
+        </w:trPr>
+        <w:tc>
+          <w:tcPr>
+            <w:tcW w:type="dxa" w:w="2556"/>
+          </w:tcPr>
+          <w:p>
+            <w:r>
+              <w:t>Criterion</w:t>
+            </w:r>
+          </w:p>
+        </w:tc>
+        <w:tc>
+          <w:tcPr>
+            <w:tcW w:type="dxa" w:w="2556"/>
+          </w:tcPr>
+          <w:p>
+            <w:r>
+              <w:t>Not yet</w:t>
+            </w:r>
+          </w:p>
+        </w:tc>
+        <w:tc>
+          <w:tcPr>
+            <w:tcW w:type="dxa" w:w="2556"/>
+          </w:tcPr>
+          <w:p>
+            <w:r>
+              <w:t>With support</w:t>
+            </w:r>
+          </w:p>
+        </w:tc>
+        <w:tc>
+          <w:tcPr>
+            <w:tcW w:type="dxa" w:w="2556"/>
+          </w:tcPr>
+          <w:p>
+            <w:r>
+              <w:t>Independent</w:t>
+            </w:r>
+          </w:p>
+        </w:tc>
+      </w:tr>
+      <w:tr>
+        <w:tc>
+          <w:tcPr>
+            <w:tcW w:type="dxa" w:w="2556"/>
+          </w:tcPr>
+          <w:p>
+            <w:r>
+              <w:t>Explanation</w:t>
+            </w:r>
+          </w:p>
+        </w:tc>
+        <w:tc>
+          <w:tcPr>
+            <w:tcW w:type="dxa" w:w="2556"/>
+          </w:tcPr>
+          <w:p>
+            <w:r>
+              <w:t>Names an answer without a deciding fact</w:t>
+            </w:r>
+          </w:p>
+        </w:tc>
+        <w:tc>
+          <w:tcPr>
+            <w:tcW w:type="dxa" w:w="2556"/>
+          </w:tcPr>
+          <w:p>
+            <w:r>
+              <w:t>Uses a hint to link fact and decision</w:t>
+            </w:r>
+          </w:p>
+        </w:tc>
+        <w:tc>
+          <w:tcPr>
+            <w:tcW w:type="dxa" w:w="2556"/>
+          </w:tcPr>
+          <w:p>
+            <w:r>
+              <w:t>Explains the deciding fact in own words</w:t>
+            </w:r>
+          </w:p>
+        </w:tc>
+      </w:tr>
+      <w:tr>
+        <w:tc>
+          <w:tcPr>
+            <w:tcW w:type="dxa" w:w="2556"/>
+          </w:tcPr>
+          <w:p>
+            <w:r>
+              <w:t>Trace or test</w:t>
+            </w:r>
+          </w:p>
+        </w:tc>
+        <w:tc>
+          <w:tcPr>
+            <w:tcW w:type="dxa" w:w="2556"/>
+          </w:tcPr>
+          <w:p>
+            <w:r>
+              <w:t>Cannot connect input and result</w:t>
+            </w:r>
+          </w:p>
+        </w:tc>
+        <w:tc>
+          <w:tcPr>
+            <w:tcW w:type="dxa" w:w="2556"/>
+          </w:tcPr>
+          <w:p>
+            <w:r>
+              <w:t>Completes steps with prompts</w:t>
+            </w:r>
+          </w:p>
+        </w:tc>
+        <w:tc>
+          <w:tcPr>
+            <w:tcW w:type="dxa" w:w="2556"/>
+          </w:tcPr>
+          <w:p>
+            <w:r>
+              <w:t>Traces or tests a changed case accurately</w:t>
+            </w:r>
+          </w:p>
+        </w:tc>
+      </w:tr>
+      <w:tr>
+        <w:tc>
+          <w:tcPr>
+            <w:tcW w:type="dxa" w:w="2556"/>
+          </w:tcPr>
+          <w:p>
+            <w:r>
+              <w:t>Limits and revision</w:t>
+            </w:r>
+          </w:p>
+        </w:tc>
+        <w:tc>
+          <w:tcPr>
+            <w:tcW w:type="dxa" w:w="2556"/>
+          </w:tcPr>
+          <w:p>
+            <w:r>
+              <w:t>Claims more than evidence supports</w:t>
+            </w:r>
+          </w:p>
+        </w:tc>
+        <w:tc>
+          <w:tcPr>
+            <w:tcW w:type="dxa" w:w="2556"/>
+          </w:tcPr>
+          <w:p>
+            <w:r>
+              <w:t>Names a limit after a prompt</w:t>
+            </w:r>
+          </w:p>
+        </w:tc>
+        <w:tc>
+          <w:tcPr>
+            <w:tcW w:type="dxa" w:w="2556"/>
+          </w:tcPr>
+          <w:p>
+            <w:r>
+              <w:t>States a defensible limit and useful next test</w:t>
+            </w:r>
+          </w:p>
+        </w:tc>
+      </w:tr>
+    </w:tbl>
+    <w:p>
+      <w:r>
+        <w:t>Project checkpoint: Present and defend. Demonstrate the system, explain one failure and justify the next improvement with evidence.</w:t>
+      </w:r>
+    </w:p>
+    <w:p>
+      <w:r>
+        <w:t>Use the weekly teacher answer for topic-specific reasoning. A saved progress tick is an activity record; judge mastery from the learner’s explanation and evidence.</w:t>
+      </w:r>
+    </w:p>
     <w:sectPr>
       <w:pgSz w:w="12240" w:h="15840"/>
       <w:pgMar w:top="936" w:right="1008" w:bottom="936" w:left="1008" w:header="720" w:footer="720" w:gutter="0"/>

--- a/downloads/teacher/ai-3-week-34.docx
+++ b/downloads/teacher/ai-3-week-34.docx
@@ -3146,6 +3146,39 @@
         <w:t>Use the weekly teacher answer for topic-specific reasoning. A saved progress tick is an activity record; judge mastery from the learner’s explanation and evidence.</w:t>
       </w:r>
     </w:p>
+    <w:p>
+      <w:pPr>
+        <w:pStyle w:val="Heading1"/>
+      </w:pPr>
+      <w:r>
+        <w:t>08. Use feedback, labs and repair paths</w:t>
+      </w:r>
+    </w:p>
+    <w:p>
+      <w:r>
+        <w:t>Use the two formative questions as supported practice, not as independent mastery scores. Discuss the deciding evidence rather than accepting a guessed selection.</w:t>
+      </w:r>
+    </w:p>
+    <w:p>
+      <w:r>
+        <w:t>The feedback comes from the reviewed public worked case. Do not reveal the separately reserved independent teacher answer until the learner has attempted that case.</w:t>
+      </w:r>
+    </w:p>
+    <w:p>
+      <w:r>
+        <w:t>Ask students to predict before running code. Preserve errors and actual outputs; collect a changed test and an explanation. The branch-boundary and indexing lessons deliberately include failure cases.</w:t>
+      </w:r>
+    </w:p>
+    <w:p>
+      <w:r>
+        <w:t>Use the earlier worked-explanation links to address a specific missing building block, then return to the current question. Adapt this suggestion after observing the learner; it is not an automatic diagnosis.</w:t>
+      </w:r>
+    </w:p>
+    <w:p>
+      <w:r>
+        <w:t>Collect the completed-work portfolio as evidence. Record support separately from correctness, and assess explanation, trace/test and limitations. Progress ticks and quiz selections alone do not establish mastery.</w:t>
+      </w:r>
+    </w:p>
     <w:sectPr>
       <w:pgSz w:w="12240" w:h="15840"/>
       <w:pgMar w:top="936" w:right="1008" w:bottom="936" w:left="1008" w:header="720" w:footer="720" w:gutter="0"/>

--- a/downloads/teacher/ai-3-week-34.docx
+++ b/downloads/teacher/ai-3-week-34.docx
@@ -29,6 +29,11 @@
       </w:r>
     </w:p>
     <w:p>
+      <w:r>
+        <w:t>Prepare Capstone Build: check the target, prerequisites, resources and adaptable teaching schedule.</w:t>
+      </w:r>
+    </w:p>
+    <w:p>
       <w:pPr>
         <w:pStyle w:val="Heading3"/>
       </w:pPr>
@@ -37,8 +42,26 @@
       </w:r>
     </w:p>
     <w:p>
-      <w:r>
-        <w:t>Primary target: Explain the mechanism and terminology of capstone grounded assistant</w:t>
+      <w:pPr>
+        <w:spacing w:line="336" w:lineRule="auto" w:after="180"/>
+      </w:pPr>
+      <w:r>
+        <w:rPr>
+          <w:b w:val="0"/>
+        </w:rPr>
+        <w:t xml:space="preserve">Primary target: Explain the </w:t>
+      </w:r>
+      <w:r>
+        <w:rPr>
+          <w:b/>
+        </w:rPr>
+        <w:t>mechanism</w:t>
+      </w:r>
+      <w:r>
+        <w:rPr>
+          <w:b w:val="0"/>
+        </w:rPr>
+        <w:t xml:space="preserve"> and terminology of capstone grounded assistant</w:t>
       </w:r>
     </w:p>
     <w:tbl>
@@ -185,12 +208,47 @@
       </w:tr>
     </w:tbl>
     <w:p>
-      <w:r>
-        <w:t>This is a starting allocation of 135 minutes, not a validated duration. Preserve all named topics. Schedule extra time for connected examples, the full investigation, independent cases and project building. Repeated copies of a case share one recorded attempt; they are not new evidence.</w:t>
-      </w:r>
-    </w:p>
-    <w:p>
-      <w:r>
+      <w:pPr>
+        <w:spacing w:line="336" w:lineRule="auto" w:after="180"/>
+      </w:pPr>
+      <w:r>
+        <w:rPr>
+          <w:b w:val="0"/>
+        </w:rPr>
+        <w:t>This is a starting allocation of 135 minutes, not a validated duration. Preserve all named topics. Schedule extra time for connected examples, the full investigation, independent cases and project building.</w:t>
+      </w:r>
+    </w:p>
+    <w:p>
+      <w:pPr>
+        <w:spacing w:line="336" w:lineRule="auto" w:after="180"/>
+      </w:pPr>
+      <w:r>
+        <w:rPr>
+          <w:b w:val="0"/>
+        </w:rPr>
+        <w:t xml:space="preserve">Repeated copies of a case share one recorded attempt; they are not new </w:t>
+      </w:r>
+      <w:r>
+        <w:rPr>
+          <w:b/>
+        </w:rPr>
+        <w:t>evidence</w:t>
+      </w:r>
+      <w:r>
+        <w:rPr>
+          <w:b w:val="0"/>
+        </w:rPr>
+        <w:t>.</w:t>
+      </w:r>
+    </w:p>
+    <w:p>
+      <w:pPr>
+        <w:spacing w:line="336" w:lineRule="auto" w:after="180"/>
+      </w:pPr>
+      <w:r>
+        <w:rPr>
+          <w:b w:val="0"/>
+        </w:rPr>
         <w:t>Case exposure check: this source example appears in ai-3/24, ai-3/34. Reuse a familiar case for recall or modelling; verify that the case used to assess transfer has not already received feedback.</w:t>
       </w:r>
     </w:p>
@@ -211,18 +269,106 @@
       </w:r>
     </w:p>
     <w:p>
-      <w:r>
+      <w:pPr>
+        <w:spacing w:line="336" w:lineRule="auto" w:after="180"/>
+      </w:pPr>
+      <w:r>
+        <w:rPr>
+          <w:b w:val="0"/>
+        </w:rPr>
         <w:t>Without opening the old lesson, explain one key idea from Capstone Design. Give an example and a mistake that the idea helps you avoid.</w:t>
       </w:r>
     </w:p>
     <w:p>
-      <w:r>
-        <w:t>Look for: Explain the mechanism and terminology of capstone requirements and corpus</w:t>
-      </w:r>
-    </w:p>
-    <w:p>
-      <w:r>
-        <w:t>Reference example, not the only acceptable wording: Teacher explanation: A grounded-assistant capstone begins with bounded requirements and a versioned permitted corpus. A baseline can be a manual lookup process using the same evidence. Specify the user question, source authority, access, output/fallback contract and evaluation plan. Freeze corpus IDs and split cases before implementation. Keep teacher material out of student retrieval.</w:t>
+      <w:pPr>
+        <w:spacing w:line="336" w:lineRule="auto" w:after="180"/>
+      </w:pPr>
+      <w:r>
+        <w:rPr>
+          <w:b w:val="0"/>
+        </w:rPr>
+        <w:t xml:space="preserve">Look for: Explain the </w:t>
+      </w:r>
+      <w:r>
+        <w:rPr>
+          <w:b/>
+        </w:rPr>
+        <w:t>mechanism</w:t>
+      </w:r>
+      <w:r>
+        <w:rPr>
+          <w:b w:val="0"/>
+        </w:rPr>
+        <w:t xml:space="preserve"> and terminology of capstone requirements and corpus</w:t>
+      </w:r>
+    </w:p>
+    <w:p>
+      <w:pPr>
+        <w:spacing w:line="336" w:lineRule="auto" w:after="180"/>
+      </w:pPr>
+      <w:r>
+        <w:rPr>
+          <w:b w:val="0"/>
+        </w:rPr>
+        <w:t>Reference example, not the only acceptable wording: Teacher explanation: A grounded-assistant capstone begins with bounded requirements and a versioned permitted corpus.</w:t>
+      </w:r>
+    </w:p>
+    <w:p>
+      <w:pPr>
+        <w:spacing w:line="336" w:lineRule="auto" w:after="180"/>
+      </w:pPr>
+      <w:r>
+        <w:rPr>
+          <w:b w:val="0"/>
+        </w:rPr>
+        <w:t xml:space="preserve">A baseline can be a manual lookup </w:t>
+      </w:r>
+      <w:r>
+        <w:rPr>
+          <w:b/>
+        </w:rPr>
+        <w:t>process</w:t>
+      </w:r>
+      <w:r>
+        <w:rPr>
+          <w:b w:val="0"/>
+        </w:rPr>
+        <w:t xml:space="preserve"> using the same </w:t>
+      </w:r>
+      <w:r>
+        <w:rPr>
+          <w:b/>
+        </w:rPr>
+        <w:t>evidence</w:t>
+      </w:r>
+      <w:r>
+        <w:rPr>
+          <w:b w:val="0"/>
+        </w:rPr>
+        <w:t xml:space="preserve">. Specify the user question, source authority, access, </w:t>
+      </w:r>
+      <w:r>
+        <w:rPr>
+          <w:b/>
+        </w:rPr>
+        <w:t>output</w:t>
+      </w:r>
+      <w:r>
+        <w:rPr>
+          <w:b w:val="0"/>
+        </w:rPr>
+        <w:t>/fallback contract and evaluation plan. Freeze corpus IDs and split cases before implementation.</w:t>
+      </w:r>
+    </w:p>
+    <w:p>
+      <w:pPr>
+        <w:spacing w:line="336" w:lineRule="auto" w:after="180"/>
+      </w:pPr>
+      <w:r>
+        <w:rPr>
+          <w:b w:val="0"/>
+        </w:rPr>
+        <w:t>Keep teacher material out of student retrieval.</w:t>
       </w:r>
     </w:p>
     <w:p>
@@ -234,18 +380,94 @@
       </w:r>
     </w:p>
     <w:p>
-      <w:r>
+      <w:pPr>
+        <w:spacing w:line="336" w:lineRule="auto" w:after="180"/>
+      </w:pPr>
+      <w:r>
+        <w:rPr>
+          <w:b w:val="0"/>
+        </w:rPr>
         <w:t>Without opening the old lesson, explain one key idea from Safety Boundaries. Give an example and a mistake that the idea helps you avoid.</w:t>
       </w:r>
     </w:p>
     <w:p>
-      <w:r>
-        <w:t>Look for: Explain the mechanism and terminology of untrusted input boundaries</w:t>
-      </w:r>
-    </w:p>
-    <w:p>
-      <w:r>
-        <w:t>Reference example, not the only acceptable wording: Teacher explanation: Untrusted input must be treated according to a contract before reaching code, queries or tools. Data that resembles instructions does not acquire execution authority. For the toy lookup accept room IDs matching one uppercase letter plus one digit. Perform exact dictionary lookup; never evaluate user strings as code. Reject invalid length or characters.</w:t>
+      <w:pPr>
+        <w:spacing w:line="336" w:lineRule="auto" w:after="180"/>
+      </w:pPr>
+      <w:r>
+        <w:rPr>
+          <w:b w:val="0"/>
+        </w:rPr>
+        <w:t xml:space="preserve">Look for: Explain the </w:t>
+      </w:r>
+      <w:r>
+        <w:rPr>
+          <w:b/>
+        </w:rPr>
+        <w:t>mechanism</w:t>
+      </w:r>
+      <w:r>
+        <w:rPr>
+          <w:b w:val="0"/>
+        </w:rPr>
+        <w:t xml:space="preserve"> and terminology of untrusted </w:t>
+      </w:r>
+      <w:r>
+        <w:rPr>
+          <w:b/>
+        </w:rPr>
+        <w:t>input</w:t>
+      </w:r>
+      <w:r>
+        <w:rPr>
+          <w:b w:val="0"/>
+        </w:rPr>
+        <w:t xml:space="preserve"> boundaries</w:t>
+      </w:r>
+    </w:p>
+    <w:p>
+      <w:pPr>
+        <w:spacing w:line="336" w:lineRule="auto" w:after="180"/>
+      </w:pPr>
+      <w:r>
+        <w:rPr>
+          <w:b w:val="0"/>
+        </w:rPr>
+        <w:t xml:space="preserve">Reference example, not the only acceptable wording: Teacher explanation: Untrusted </w:t>
+      </w:r>
+      <w:r>
+        <w:rPr>
+          <w:b/>
+        </w:rPr>
+        <w:t>input</w:t>
+      </w:r>
+      <w:r>
+        <w:rPr>
+          <w:b w:val="0"/>
+        </w:rPr>
+        <w:t xml:space="preserve"> must be treated according to a contract before reaching code, queries or tools.</w:t>
+      </w:r>
+    </w:p>
+    <w:p>
+      <w:pPr>
+        <w:spacing w:line="336" w:lineRule="auto" w:after="180"/>
+      </w:pPr>
+      <w:r>
+        <w:rPr>
+          <w:b w:val="0"/>
+        </w:rPr>
+        <w:t>Data that resembles instructions does not acquire execution authority. For the toy lookup accept room IDs matching one uppercase letter plus one digit. Perform exact dictionary lookup; never evaluate user strings as code.</w:t>
+      </w:r>
+    </w:p>
+    <w:p>
+      <w:pPr>
+        <w:spacing w:line="336" w:lineRule="auto" w:after="180"/>
+      </w:pPr>
+      <w:r>
+        <w:rPr>
+          <w:b w:val="0"/>
+        </w:rPr>
+        <w:t>Reject invalid length or characters.</w:t>
       </w:r>
     </w:p>
     <w:p>
@@ -257,22 +479,69 @@
       </w:r>
     </w:p>
     <w:p>
-      <w:r>
+      <w:pPr>
+        <w:spacing w:line="336" w:lineRule="auto" w:after="180"/>
+      </w:pPr>
+      <w:r>
+        <w:rPr>
+          <w:b w:val="0"/>
+        </w:rPr>
         <w:t>Without opening the old lesson, explain one key idea from Privacy by Design. Give an example and a mistake that the idea helps you avoid.</w:t>
       </w:r>
     </w:p>
     <w:p>
-      <w:r>
-        <w:t>Look for: Explain the mechanism and terminology of data retention and deletion</w:t>
-      </w:r>
-    </w:p>
-    <w:p>
-      <w:r>
-        <w:t>Reference example, not the only acceptable wording: Teacher explanation: Retention and deletion cover all declared stores, including caches and logs. Removing a visible row may leave copies elsewhere. Toy policy retains session content for 7 days and deletes it when age is at least7. Audit metadata may remain for 30 days without content. Track primary storage, cache and backup policy separately.</w:t>
-      </w:r>
-    </w:p>
-    <w:p>
-      <w:r>
+      <w:pPr>
+        <w:spacing w:line="336" w:lineRule="auto" w:after="180"/>
+      </w:pPr>
+      <w:r>
+        <w:rPr>
+          <w:b w:val="0"/>
+        </w:rPr>
+        <w:t xml:space="preserve">Look for: Explain the </w:t>
+      </w:r>
+      <w:r>
+        <w:rPr>
+          <w:b/>
+        </w:rPr>
+        <w:t>mechanism</w:t>
+      </w:r>
+      <w:r>
+        <w:rPr>
+          <w:b w:val="0"/>
+        </w:rPr>
+        <w:t xml:space="preserve"> and terminology of data retention and deletion</w:t>
+      </w:r>
+    </w:p>
+    <w:p>
+      <w:pPr>
+        <w:spacing w:line="336" w:lineRule="auto" w:after="180"/>
+      </w:pPr>
+      <w:r>
+        <w:rPr>
+          <w:b w:val="0"/>
+        </w:rPr>
+        <w:t>Reference example, not the only acceptable wording: Teacher explanation: Retention and deletion cover all declared stores, including caches and logs. Removing a visible row may leave copies elsewhere.</w:t>
+      </w:r>
+    </w:p>
+    <w:p>
+      <w:pPr>
+        <w:spacing w:line="336" w:lineRule="auto" w:after="180"/>
+      </w:pPr>
+      <w:r>
+        <w:rPr>
+          <w:b w:val="0"/>
+        </w:rPr>
+        <w:t>Toy policy retains session content for 7 days and deletes it when age is at least7. Audit metadata may remain for 30 days without content. Track primary storage, cache and backup policy separately.</w:t>
+      </w:r>
+    </w:p>
+    <w:p>
+      <w:pPr>
+        <w:spacing w:line="336" w:lineRule="auto" w:after="180"/>
+      </w:pPr>
+      <w:r>
+        <w:rPr>
+          <w:b w:val="0"/>
+        </w:rPr>
         <w:t>Use the student module and workbook section with this exact week title. The worked case, independent question and answers below form one aligned lesson sequence.</w:t>
       </w:r>
     </w:p>
@@ -285,7 +554,14 @@
       </w:r>
     </w:p>
     <w:p>
-      <w:r>
+      <w:pPr>
+        <w:spacing w:line="336" w:lineRule="auto" w:after="180"/>
+        <w:shd w:fill="F5F1FB"/>
+      </w:pPr>
+      <w:r>
+        <w:rPr>
+          <w:b w:val="0"/>
+        </w:rPr>
         <w:t>A prototype cites note A but its answer adds a detail found nowhere in A. What should the final validation stage check and do?</w:t>
       </w:r>
     </w:p>
@@ -298,8 +574,26 @@
       </w:r>
     </w:p>
     <w:p>
-      <w:r>
-        <w:t>Implementation should preserve traceability from requirement to feature.</w:t>
+      <w:pPr>
+        <w:spacing w:line="336" w:lineRule="auto" w:after="180"/>
+      </w:pPr>
+      <w:r>
+        <w:rPr>
+          <w:b w:val="0"/>
+        </w:rPr>
+        <w:t xml:space="preserve">Implementation should preserve </w:t>
+      </w:r>
+      <w:r>
+        <w:rPr>
+          <w:b/>
+        </w:rPr>
+        <w:t>traceability</w:t>
+      </w:r>
+      <w:r>
+        <w:rPr>
+          <w:b w:val="0"/>
+        </w:rPr>
+        <w:t xml:space="preserve"> from requirement to feature.</w:t>
       </w:r>
     </w:p>
     <w:tbl>
@@ -435,12 +729,38 @@
       </w:r>
     </w:p>
     <w:p>
-      <w:r>
+      <w:pPr>
+        <w:spacing w:line="336" w:lineRule="auto" w:after="180"/>
+      </w:pPr>
+      <w:r>
+        <w:rPr>
+          <w:b w:val="0"/>
+        </w:rPr>
         <w:t>Use the supplied scenario, student illustrations and blank paper. For numeric work, offer counters or a calculator after learners show the setup. Fictional records are supplied; personal data and paid accounts are unnecessary.</w:t>
       </w:r>
     </w:p>
     <w:p>
-      <w:r>
+      <w:pPr>
+        <w:pStyle w:val="Heading3"/>
+      </w:pPr>
+      <w:r>
+        <w:t>Alternative compact allocation</w:t>
+      </w:r>
+    </w:p>
+    <w:p>
+      <w:r>
+        <w:t>This compact option is not the full-week schedule. Use the main teaching cycle and allow extra sessions for the investigation, independent work and project.</w:t>
+      </w:r>
+    </w:p>
+    <w:p>
+      <w:pPr>
+        <w:spacing w:line="336" w:lineRule="auto" w:after="180"/>
+        <w:shd w:fill="F1F6F8"/>
+      </w:pPr>
+      <w:r>
+        <w:rPr>
+          <w:b w:val="0"/>
+        </w:rPr>
         <w:t>Allow 80 minutes: recall 8; explanation 12; worked demonstration 15; guided practice 20; independent assessment 15; project and reflection 10. Extend the lab into a second session when needed.</w:t>
       </w:r>
     </w:p>
@@ -453,8 +773,72 @@
       </w:r>
     </w:p>
     <w:p>
-      <w:r>
-        <w:t>Two 45-minute sessions. Build the assistant as a sequence of testable stages: validate request, retrieve authorised evidence, decide answerability, draft, validate and return. Avoid merging all errors into one model score. Use the supplied constructed scenarios to make the mechanism inspectable. Collect W4 before sharing solutions. Students should name intermediate evidence and limitations; classroom pacing and learning effectiveness remain unvalidated.</w:t>
+      <w:pPr>
+        <w:spacing w:line="336" w:lineRule="auto" w:after="180"/>
+      </w:pPr>
+      <w:r>
+        <w:rPr>
+          <w:b w:val="0"/>
+        </w:rPr>
+        <w:t xml:space="preserve">Two 45-minute sessions. Build the assistant as a sequence of testable stages: validate request, retrieve authorised </w:t>
+      </w:r>
+      <w:r>
+        <w:rPr>
+          <w:b/>
+        </w:rPr>
+        <w:t>evidence</w:t>
+      </w:r>
+      <w:r>
+        <w:rPr>
+          <w:b w:val="0"/>
+        </w:rPr>
+        <w:t>, decide answerability, draft, validate and return. Avoid merging all errors into one model score.</w:t>
+      </w:r>
+    </w:p>
+    <w:p>
+      <w:pPr>
+        <w:spacing w:line="336" w:lineRule="auto" w:after="180"/>
+      </w:pPr>
+      <w:r>
+        <w:rPr>
+          <w:b w:val="0"/>
+        </w:rPr>
+        <w:t xml:space="preserve">Use the supplied constructed scenarios to make the </w:t>
+      </w:r>
+      <w:r>
+        <w:rPr>
+          <w:b/>
+        </w:rPr>
+        <w:t>mechanism</w:t>
+      </w:r>
+      <w:r>
+        <w:rPr>
+          <w:b w:val="0"/>
+        </w:rPr>
+        <w:t xml:space="preserve"> inspectable. Collect W4 before sharing solutions.</w:t>
+      </w:r>
+    </w:p>
+    <w:p>
+      <w:pPr>
+        <w:spacing w:line="336" w:lineRule="auto" w:after="180"/>
+      </w:pPr>
+      <w:r>
+        <w:rPr>
+          <w:b w:val="0"/>
+        </w:rPr>
+        <w:t xml:space="preserve">Students should name intermediate </w:t>
+      </w:r>
+      <w:r>
+        <w:rPr>
+          <w:b/>
+        </w:rPr>
+        <w:t>evidence</w:t>
+      </w:r>
+      <w:r>
+        <w:rPr>
+          <w:b w:val="0"/>
+        </w:rPr>
+        <w:t xml:space="preserve"> and limitations; classroom pacing and learning effectiveness remain unvalidated.</w:t>
       </w:r>
     </w:p>
     <w:p>
@@ -466,22 +850,81 @@
       </w:r>
     </w:p>
     <w:p>
-      <w:r>
-        <w:t>A result depends on the inputs, procedure and conditions that produced it. Preserve data roles and distinguish observed outcomes from predictions or unmeasured conditions. If the prior concept cannot be explained, use a short retrieval activity before this chapter.</w:t>
-      </w:r>
-    </w:p>
-    <w:p>
-      <w:r>
+      <w:pPr>
+        <w:spacing w:line="336" w:lineRule="auto" w:after="180"/>
+      </w:pPr>
+      <w:r>
+        <w:rPr>
+          <w:b w:val="0"/>
+        </w:rPr>
+        <w:t xml:space="preserve">A result depends on the </w:t>
+      </w:r>
+      <w:r>
+        <w:rPr>
+          <w:b/>
+        </w:rPr>
+        <w:t>input</w:t>
+      </w:r>
+      <w:r>
+        <w:rPr>
+          <w:b w:val="0"/>
+        </w:rPr>
+        <w:t xml:space="preserve">s, procedure and conditions that produced it. Preserve data roles and distinguish observed outcomes from </w:t>
+      </w:r>
+      <w:r>
+        <w:rPr>
+          <w:b/>
+        </w:rPr>
+        <w:t>prediction</w:t>
+      </w:r>
+      <w:r>
+        <w:rPr>
+          <w:b w:val="0"/>
+        </w:rPr>
+        <w:t>s or unmeasured conditions.</w:t>
+      </w:r>
+    </w:p>
+    <w:p>
+      <w:pPr>
+        <w:spacing w:line="336" w:lineRule="auto" w:after="180"/>
+      </w:pPr>
+      <w:r>
+        <w:rPr>
+          <w:b w:val="0"/>
+        </w:rPr>
+        <w:t>If the prior concept cannot be explained, use a short retrieval activity before this chapter.</w:t>
+      </w:r>
+    </w:p>
+    <w:p>
+      <w:pPr>
+        <w:spacing w:line="336" w:lineRule="auto" w:after="180"/>
+      </w:pPr>
+      <w:r>
+        <w:rPr>
+          <w:b w:val="0"/>
+        </w:rPr>
         <w:t>Lesson and workbook; paper and pencil</w:t>
       </w:r>
     </w:p>
     <w:p>
-      <w:r>
+      <w:pPr>
+        <w:spacing w:line="336" w:lineRule="auto" w:after="180"/>
+      </w:pPr>
+      <w:r>
+        <w:rPr>
+          <w:b w:val="0"/>
+        </w:rPr>
         <w:t>Calculator and optional local Python 3 for arithmetic; no live API or private data</w:t>
       </w:r>
     </w:p>
     <w:p>
-      <w:r>
+      <w:pPr>
+        <w:spacing w:line="336" w:lineRule="auto" w:after="180"/>
+      </w:pPr>
+      <w:r>
+        <w:rPr>
+          <w:b w:val="0"/>
+        </w:rPr>
         <w:t>Prepare the fresh retry separately and withhold its solution until after collection</w:t>
       </w:r>
     </w:p>
@@ -494,12 +937,24 @@
       </w:r>
     </w:p>
     <w:p>
-      <w:r>
+      <w:pPr>
+        <w:spacing w:line="336" w:lineRule="auto" w:after="180"/>
+      </w:pPr>
+      <w:r>
+        <w:rPr>
+          <w:b w:val="0"/>
+        </w:rPr>
         <w:t>By the end, I can explain capstone build using a traced example and a stated limitation.</w:t>
       </w:r>
     </w:p>
     <w:p>
-      <w:r>
+      <w:pPr>
+        <w:spacing w:line="336" w:lineRule="auto" w:after="180"/>
+      </w:pPr>
+      <w:r>
+        <w:rPr>
+          <w:b w:val="0"/>
+        </w:rPr>
         <w:t>This added worked case illustrates the week’s main idea. Retain all original and connected topics; schedule its practice within the teaching cycle.</w:t>
       </w:r>
     </w:p>
@@ -512,61 +967,191 @@
       </w:r>
     </w:p>
     <w:p>
+      <w:r>
+        <w:t>Model Capstone Build using the supplied case, labelled mechanism and reasoning. Make the scope of each conclusion explicit.</w:t>
+      </w:r>
+    </w:p>
+    <w:p>
+      <w:pPr>
+        <w:spacing w:line="336" w:lineRule="auto" w:after="180"/>
+      </w:pPr>
+      <w:r>
+        <w:rPr>
+          <w:b/>
+        </w:rPr>
+        <w:t>Input</w:t>
+      </w:r>
+      <w:r>
+        <w:rPr>
+          <w:b w:val="0"/>
+        </w:rPr>
+        <w:t xml:space="preserve"> → </w:t>
+      </w:r>
+      <w:r>
+        <w:rPr>
+          <w:b/>
+        </w:rPr>
+        <w:t>Process</w:t>
+      </w:r>
+      <w:r>
+        <w:rPr>
+          <w:b w:val="0"/>
+        </w:rPr>
+        <w:t xml:space="preserve"> → </w:t>
+      </w:r>
+      <w:r>
+        <w:rPr>
+          <w:b/>
+        </w:rPr>
+        <w:t>Output</w:t>
+      </w:r>
+    </w:p>
+    <w:p>
+      <w:pPr>
+        <w:spacing w:line="336" w:lineRule="auto" w:after="180"/>
+      </w:pPr>
+      <w:r>
+        <w:rPr>
+          <w:b w:val="0"/>
+        </w:rPr>
+        <w:t>Trace the information. At each stage, ask what changed and how you could test it.</w:t>
+      </w:r>
+    </w:p>
+    <w:p>
+      <w:pPr>
+        <w:spacing w:line="336" w:lineRule="auto" w:after="180"/>
+      </w:pPr>
+      <w:r>
+        <w:rPr>
+          <w:b w:val="0"/>
+        </w:rPr>
+        <w:t>Which stage could fail even when the other two are correct? Explain:</w:t>
+      </w:r>
+    </w:p>
+    <w:p>
+      <w:pPr>
+        <w:spacing w:line="336" w:lineRule="auto" w:after="180"/>
+      </w:pPr>
+      <w:r>
+        <w:rPr>
+          <w:b w:val="0"/>
+        </w:rPr>
+        <w:t xml:space="preserve">Predict first. Then check each step. A correct answer without visible reasoning is incomplete </w:t>
+      </w:r>
+      <w:r>
+        <w:rPr>
+          <w:b/>
+        </w:rPr>
+        <w:t>evidence</w:t>
+      </w:r>
+      <w:r>
+        <w:rPr>
+          <w:b w:val="0"/>
+        </w:rPr>
+        <w:t>.</w:t>
+      </w:r>
+    </w:p>
+    <w:p>
+      <w:pPr>
+        <w:spacing w:line="336" w:lineRule="auto" w:after="180"/>
+        <w:shd w:fill="F4F9FC"/>
+      </w:pPr>
+      <w:r>
+        <w:rPr>
+          <w:b w:val="0"/>
+        </w:rPr>
+        <w:t>1. Requirement R1: answer only from approved sources.</w:t>
+      </w:r>
+    </w:p>
+    <w:p>
+      <w:pPr>
+        <w:spacing w:line="336" w:lineRule="auto" w:after="180"/>
+        <w:shd w:fill="F4F9FC"/>
+      </w:pPr>
+      <w:r>
+        <w:rPr>
+          <w:b w:val="0"/>
+        </w:rPr>
+        <w:t>2. Feature: retriever plus source-bound prompt and citation field.</w:t>
+      </w:r>
+    </w:p>
+    <w:p>
+      <w:pPr>
+        <w:spacing w:line="336" w:lineRule="auto" w:after="180"/>
+        <w:shd w:fill="F4F9FC"/>
+      </w:pPr>
+      <w:r>
+        <w:rPr>
+          <w:b w:val="0"/>
+        </w:rPr>
+        <w:t xml:space="preserve">3. Test E4 checks missing </w:t>
+      </w:r>
+      <w:r>
+        <w:rPr>
+          <w:b/>
+        </w:rPr>
+        <w:t>evidence</w:t>
+      </w:r>
+      <w:r>
+        <w:rPr>
+          <w:b w:val="0"/>
+        </w:rPr>
+        <w:t xml:space="preserve"> triggers abstention.</w:t>
+      </w:r>
+    </w:p>
+    <w:p>
+      <w:pPr>
+        <w:spacing w:line="336" w:lineRule="auto" w:after="180"/>
+        <w:shd w:fill="F4F9FC"/>
+      </w:pPr>
+      <w:r>
+        <w:rPr>
+          <w:b w:val="0"/>
+        </w:rPr>
+        <w:t>4. Build one complete path before adding optional interfaces or media.</w:t>
+      </w:r>
+    </w:p>
+    <w:p>
+      <w:pPr>
+        <w:spacing w:line="336" w:lineRule="auto" w:after="180"/>
+      </w:pPr>
+      <w:r>
+        <w:rPr>
+          <w:b w:val="0"/>
+        </w:rPr>
+        <w:t>Recalculate, retrace, or restate the reasoning in your own representation:</w:t>
+      </w:r>
+    </w:p>
+    <w:p>
+      <w:pPr>
+        <w:spacing w:line="336" w:lineRule="auto" w:after="180"/>
+        <w:shd w:fill="F5F1FB"/>
+      </w:pPr>
+      <w:r>
+        <w:rPr>
+          <w:b w:val="0"/>
+        </w:rPr>
+        <w:t xml:space="preserve">CHECK Did the </w:t>
+      </w:r>
+      <w:r>
+        <w:rPr>
+          <w:b/>
+        </w:rPr>
+        <w:t>evidence</w:t>
+      </w:r>
+      <w:r>
+        <w:rPr>
+          <w:b w:val="0"/>
+        </w:rPr>
+        <w:t xml:space="preserve"> answer the exact question? Did the total, path, or source record stay consistent?</w:t>
+      </w:r>
+    </w:p>
+    <w:p>
       <w:pPr>
         <w:pStyle w:val="Heading3"/>
       </w:pPr>
       <w:r>
-        <w:t>Explain the mechanism</w:t>
-      </w:r>
-    </w:p>
-    <w:p>
-      <w:r>
-        <w:t>Input → Process → Output</w:t>
-      </w:r>
-    </w:p>
-    <w:p>
-      <w:r>
-        <w:t>Trace the information. At each stage, ask what changed and how you could test it.</w:t>
-      </w:r>
-    </w:p>
-    <w:p>
-      <w:r>
-        <w:t>Which stage could fail even when the other two are correct? Explain:</w:t>
-      </w:r>
-    </w:p>
-    <w:p>
-      <w:r>
-        <w:t>Predict first. Then check each step. A correct answer without visible reasoning is incomplete evidence.</w:t>
-      </w:r>
-    </w:p>
-    <w:p>
-      <w:r>
-        <w:t>1. Requirement R1: answer only from approved sources.</w:t>
-      </w:r>
-    </w:p>
-    <w:p>
-      <w:r>
-        <w:t>2. Feature: retriever plus source-bound prompt and citation field.</w:t>
-      </w:r>
-    </w:p>
-    <w:p>
-      <w:r>
-        <w:t>3. Test E4 checks missing evidence triggers abstention.</w:t>
-      </w:r>
-    </w:p>
-    <w:p>
-      <w:r>
-        <w:t>4. Build one complete path before adding optional interfaces or media.</w:t>
-      </w:r>
-    </w:p>
-    <w:p>
-      <w:r>
-        <w:t>Recalculate, retrace, or restate the reasoning in your own representation:</w:t>
-      </w:r>
-    </w:p>
-    <w:p>
-      <w:r>
-        <w:t>CHECK Did the evidence answer the exact question? Did the total, path, or source record stay consistent?</w:t>
+        <w:t>Concrete teaching case</w:t>
       </w:r>
     </w:p>
     <w:p>
@@ -574,16 +1159,30 @@
         <w:pStyle w:val="Heading3"/>
       </w:pPr>
       <w:r>
-        <w:t>Concrete teaching case</w:t>
-      </w:r>
-    </w:p>
-    <w:p>
-      <w:r>
+        <w:t>The teaching case</w:t>
+      </w:r>
+    </w:p>
+    <w:p>
+      <w:pPr>
+        <w:spacing w:line="336" w:lineRule="auto" w:after="180"/>
+        <w:shd w:fill="F1F6FC"/>
+      </w:pPr>
+      <w:r>
+        <w:rPr>
+          <w:b w:val="0"/>
+        </w:rPr>
         <w:t>A pipeline retrieves passages, drafts and displays without checking citations.</w:t>
       </w:r>
     </w:p>
     <w:p>
-      <w:r>
+      <w:pPr>
+        <w:spacing w:line="336" w:lineRule="auto" w:after="180"/>
+        <w:shd w:fill="F5F1FB"/>
+      </w:pPr>
+      <w:r>
+        <w:rPr>
+          <w:b w:val="0"/>
+        </w:rPr>
         <w:t>What step is missing?</w:t>
       </w:r>
     </w:p>
@@ -596,7 +1195,22 @@
       </w:r>
     </w:p>
     <w:p>
-      <w:r>
+      <w:pPr>
+        <w:pStyle w:val="Heading3"/>
+      </w:pPr>
+      <w:r>
+        <w:t>Why the result follows</w:t>
+      </w:r>
+    </w:p>
+    <w:p>
+      <w:pPr>
+        <w:spacing w:line="336" w:lineRule="auto" w:after="180"/>
+        <w:shd w:fill="F1F6FC"/>
+      </w:pPr>
+      <w:r>
+        <w:rPr>
+          <w:b w:val="0"/>
+        </w:rPr>
         <w:t>Validate every factual claim against its citation, plus required fields and boundaries. Revise or stop unsupported answers; retain diagnostic stages.</w:t>
       </w:r>
     </w:p>
@@ -609,23 +1223,121 @@
       </w:r>
     </w:p>
     <w:p>
-      <w:r>
-        <w:t>Build the assistant as a sequence of testable stages: validate request, retrieve authorised evidence, decide answerability, draft, validate and return. Avoid merging all errors into one model score.</w:t>
-      </w:r>
-    </w:p>
-    <w:p>
-      <w:r>
-        <w:t>Begin by writing the question the procedure is intended to answer. Identify the information already supplied, the information it will produce and the information still missing. These are constructed classroom examples; they do not require live accounts, private records or an external service. Do not treat a plausible explanation as a measured outcome.</w:t>
-      </w:r>
-    </w:p>
-    <w:p>
-      <w:r>
+      <w:pPr>
+        <w:spacing w:line="336" w:lineRule="auto" w:after="180"/>
+      </w:pPr>
+      <w:r>
+        <w:rPr>
+          <w:b w:val="0"/>
+        </w:rPr>
+        <w:t xml:space="preserve">Build the assistant as a sequence of testable stages: validate request, retrieve authorised </w:t>
+      </w:r>
+      <w:r>
+        <w:rPr>
+          <w:b/>
+        </w:rPr>
+        <w:t>evidence</w:t>
+      </w:r>
+      <w:r>
+        <w:rPr>
+          <w:b w:val="0"/>
+        </w:rPr>
+        <w:t>, decide answerability, draft, validate and return. Avoid merging all errors into one model score.</w:t>
+      </w:r>
+    </w:p>
+    <w:p>
+      <w:pPr>
+        <w:pStyle w:val="Heading3"/>
+      </w:pPr>
+      <w:r>
+        <w:t>Explain the added worked example · 1</w:t>
+      </w:r>
+    </w:p>
+    <w:p>
+      <w:pPr>
+        <w:spacing w:line="336" w:lineRule="auto" w:after="180"/>
+      </w:pPr>
+      <w:r>
+        <w:rPr>
+          <w:b w:val="0"/>
+        </w:rPr>
+        <w:t>Begin by writing the question the procedure is intended to answer. Identify the information already supplied, the information it will produce and the information still missing.</w:t>
+      </w:r>
+    </w:p>
+    <w:p>
+      <w:pPr>
+        <w:spacing w:line="336" w:lineRule="auto" w:after="180"/>
+      </w:pPr>
+      <w:r>
+        <w:rPr>
+          <w:b w:val="0"/>
+        </w:rPr>
+        <w:t>These are constructed classroom examples; they do not require live accounts, private records or an external service. Do not treat a plausible explanation as a measured outcome.</w:t>
+      </w:r>
+    </w:p>
+    <w:p>
+      <w:pPr>
+        <w:spacing w:line="336" w:lineRule="auto" w:after="180"/>
+      </w:pPr>
+      <w:r>
+        <w:rPr>
+          <w:b w:val="0"/>
+        </w:rPr>
         <w:t>A supported response requires current matching approval and register records. Any retrieval or validation failure gives needs_review with null claims. The classroom implementation performs no booking or external action.</w:t>
       </w:r>
     </w:p>
     <w:p>
-      <w:r>
-        <w:t>Before applying the procedure, write its units, denominator or decision boundary where relevant. A partner should be able to repeat each step using the same inputs. If a required input is absent or violates the stated contract, record that condition explicitly instead of quietly replacing it with a convenient value.</w:t>
+      <w:pPr>
+        <w:pStyle w:val="Heading3"/>
+      </w:pPr>
+      <w:r>
+        <w:t>Explain the added worked example · 2</w:t>
+      </w:r>
+    </w:p>
+    <w:p>
+      <w:pPr>
+        <w:spacing w:line="336" w:lineRule="auto" w:after="180"/>
+      </w:pPr>
+      <w:r>
+        <w:rPr>
+          <w:b w:val="0"/>
+        </w:rPr>
+        <w:t xml:space="preserve">Before applying the procedure, write its units, denominator or decision boundary where relevant. A partner should be able to repeat each step using the same </w:t>
+      </w:r>
+      <w:r>
+        <w:rPr>
+          <w:b/>
+        </w:rPr>
+        <w:t>input</w:t>
+      </w:r>
+      <w:r>
+        <w:rPr>
+          <w:b w:val="0"/>
+        </w:rPr>
+        <w:t>s.</w:t>
+      </w:r>
+    </w:p>
+    <w:p>
+      <w:pPr>
+        <w:spacing w:line="336" w:lineRule="auto" w:after="180"/>
+      </w:pPr>
+      <w:r>
+        <w:rPr>
+          <w:b w:val="0"/>
+        </w:rPr>
+        <w:t xml:space="preserve">If a required </w:t>
+      </w:r>
+      <w:r>
+        <w:rPr>
+          <w:b/>
+        </w:rPr>
+        <w:t>input</w:t>
+      </w:r>
+      <w:r>
+        <w:rPr>
+          <w:b w:val="0"/>
+        </w:rPr>
+        <w:t xml:space="preserve"> is absent or violates the stated contract, record that condition explicitly instead of quietly replacing it with a convenient value.</w:t>
       </w:r>
     </w:p>
     <w:p>
@@ -747,23 +1459,125 @@
       </w:r>
     </w:p>
     <w:p>
-      <w:r>
-        <w:t>Use the complete worked example below before asking learners to complete W2. Reveal a small part, invite a prediction, then explain the deciding step. These teacher notes contain solutions; do not reveal the independent case answer during modelling.</w:t>
-      </w:r>
-    </w:p>
-    <w:p>
-      <w:r>
+      <w:pPr>
+        <w:spacing w:line="336" w:lineRule="auto" w:after="180"/>
+      </w:pPr>
+      <w:r>
+        <w:rPr>
+          <w:b w:val="0"/>
+        </w:rPr>
+        <w:t xml:space="preserve">Use the complete worked example below before asking learners to complete W2. Reveal a small part, invite a </w:t>
+      </w:r>
+      <w:r>
+        <w:rPr>
+          <w:b/>
+        </w:rPr>
+        <w:t>prediction</w:t>
+      </w:r>
+      <w:r>
+        <w:rPr>
+          <w:b w:val="0"/>
+        </w:rPr>
+        <w:t>, then explain the deciding step.</w:t>
+      </w:r>
+    </w:p>
+    <w:p>
+      <w:pPr>
+        <w:spacing w:line="336" w:lineRule="auto" w:after="180"/>
+      </w:pPr>
+      <w:r>
+        <w:rPr>
+          <w:b w:val="0"/>
+        </w:rPr>
+        <w:t>These teacher notes contain solutions; do not reveal the independent case answer during modelling.</w:t>
+      </w:r>
+    </w:p>
+    <w:p>
+      <w:pPr>
+        <w:spacing w:line="336" w:lineRule="auto" w:after="180"/>
+      </w:pPr>
+      <w:r>
+        <w:rPr>
+          <w:b w:val="0"/>
+        </w:rPr>
         <w:t>Request room B; retrieved approval names B but register names C. Draft gives capacity 10 from C.</w:t>
       </w:r>
     </w:p>
     <w:p>
-      <w:r>
+      <w:pPr>
+        <w:spacing w:line="336" w:lineRule="auto" w:after="180"/>
+      </w:pPr>
+      <w:r>
+        <w:rPr>
+          <w:b w:val="0"/>
+        </w:rPr>
         <w:t>Same-room support fails before or during semantic validation. Return needs_review with null claims; the draft capacity is unsupported for B.</w:t>
       </w:r>
     </w:p>
     <w:p>
-      <w:r>
-        <w:t>Compare the intermediate evidence with the final statement. Explain why each number or decision follows from the stated inputs. The conclusion belongs to this scenario and procedure; changing the inputs, evaluation population or authority can change what it establishes. Retain the raw record so a later revision can be compared honestly.</w:t>
+      <w:pPr>
+        <w:pStyle w:val="Heading3"/>
+      </w:pPr>
+      <w:r>
+        <w:t>Model the reasoning aloud · 3</w:t>
+      </w:r>
+    </w:p>
+    <w:p>
+      <w:pPr>
+        <w:spacing w:line="336" w:lineRule="auto" w:after="180"/>
+      </w:pPr>
+      <w:r>
+        <w:rPr>
+          <w:b w:val="0"/>
+        </w:rPr>
+        <w:t xml:space="preserve">Compare the intermediate </w:t>
+      </w:r>
+      <w:r>
+        <w:rPr>
+          <w:b/>
+        </w:rPr>
+        <w:t>evidence</w:t>
+      </w:r>
+      <w:r>
+        <w:rPr>
+          <w:b w:val="0"/>
+        </w:rPr>
+        <w:t xml:space="preserve"> with the final statement. Explain why each number or decision follows from the stated </w:t>
+      </w:r>
+      <w:r>
+        <w:rPr>
+          <w:b/>
+        </w:rPr>
+        <w:t>input</w:t>
+      </w:r>
+      <w:r>
+        <w:rPr>
+          <w:b w:val="0"/>
+        </w:rPr>
+        <w:t>s.</w:t>
+      </w:r>
+    </w:p>
+    <w:p>
+      <w:pPr>
+        <w:spacing w:line="336" w:lineRule="auto" w:after="180"/>
+      </w:pPr>
+      <w:r>
+        <w:rPr>
+          <w:b w:val="0"/>
+        </w:rPr>
+        <w:t xml:space="preserve">The conclusion belongs to this scenario and procedure; changing the </w:t>
+      </w:r>
+      <w:r>
+        <w:rPr>
+          <w:b/>
+        </w:rPr>
+        <w:t>input</w:t>
+      </w:r>
+      <w:r>
+        <w:rPr>
+          <w:b w:val="0"/>
+        </w:rPr>
+        <w:t>s, evaluation population or authority can change what it establishes. Retain the raw record so a later revision can be compared honestly.</w:t>
       </w:r>
     </w:p>
     <w:tbl>
@@ -869,7 +1683,13 @@
       </w:tr>
     </w:tbl>
     <w:p>
-      <w:r>
+      <w:pPr>
+        <w:spacing w:line="336" w:lineRule="auto" w:after="180"/>
+      </w:pPr>
+      <w:r>
+        <w:rPr>
+          <w:b w:val="0"/>
+        </w:rPr>
         <w:t>Use the diagram and verbal explanation together. Ask learners to match a sentence to a specific visual step; do not assign learners fixed visual or auditory learning styles.</w:t>
       </w:r>
     </w:p>
@@ -882,7 +1702,13 @@
       </w:r>
     </w:p>
     <w:p>
-      <w:r>
+      <w:pPr>
+        <w:spacing w:line="336" w:lineRule="auto" w:after="180"/>
+      </w:pPr>
+      <w:r>
+        <w:rPr>
+          <w:b w:val="0"/>
+        </w:rPr>
         <w:t>Build a claim checker for a draft summary of a fictional class investigation.</w:t>
       </w:r>
     </w:p>
@@ -895,13 +1721,55 @@
       </w:r>
     </w:p>
     <w:p>
-      <w:r>
+      <w:pPr>
+        <w:pStyle w:val="Heading3"/>
+      </w:pPr>
+      <w:r>
+        <w:t>Supplied facts</w:t>
+      </w:r>
+    </w:p>
+    <w:p>
+      <w:pPr>
+        <w:spacing w:line="336" w:lineRule="auto" w:after="180"/>
+        <w:shd w:fill="F1F6FC"/>
+      </w:pPr>
+      <w:r>
+        <w:rPr>
+          <w:b w:val="0"/>
+        </w:rPr>
         <w:t>Approved record E2: three cups were observed for four days. No measured water loss is provided. Draft says “three cups were observed for four days and all lost half their water”.</w:t>
       </w:r>
     </w:p>
     <w:p>
-      <w:r>
-        <w:t>All inputs and outcomes in this worked example are invented classroom data; no real model run is claimed.</w:t>
+      <w:pPr>
+        <w:pStyle w:val="Heading3"/>
+      </w:pPr>
+      <w:r>
+        <w:t>Supplied facts</w:t>
+      </w:r>
+    </w:p>
+    <w:p>
+      <w:pPr>
+        <w:spacing w:line="336" w:lineRule="auto" w:after="180"/>
+        <w:shd w:fill="F1F6FC"/>
+      </w:pPr>
+      <w:r>
+        <w:rPr>
+          <w:b w:val="0"/>
+        </w:rPr>
+        <w:t xml:space="preserve">All </w:t>
+      </w:r>
+      <w:r>
+        <w:rPr>
+          <w:b/>
+        </w:rPr>
+        <w:t>input</w:t>
+      </w:r>
+      <w:r>
+        <w:rPr>
+          <w:b w:val="0"/>
+        </w:rPr>
+        <w:t>s and outcomes in this worked example are invented classroom data; no real model run is claimed.</w:t>
       </w:r>
     </w:p>
     <w:p>
@@ -1064,43 +1932,160 @@
       </w:r>
     </w:p>
     <w:p>
-      <w:r>
-        <w:t>Read the picture in order. Retain the supported procedure facts; state that water-loss results were not supplied. The arrows show which recorded input or intermediate result each decision uses. Explain the deciding step aloud before checking the changed case; pointing to the final answer alone does not show how it follows.</w:t>
-      </w:r>
-    </w:p>
-    <w:p>
       <w:pPr>
         <w:pStyle w:val="Heading3"/>
       </w:pPr>
       <w:r>
+        <w:t>Why the result follows</w:t>
+      </w:r>
+    </w:p>
+    <w:p>
+      <w:pPr>
+        <w:spacing w:line="336" w:lineRule="auto" w:after="180"/>
+        <w:shd w:fill="F1F6FC"/>
+      </w:pPr>
+      <w:r>
+        <w:rPr>
+          <w:b w:val="0"/>
+        </w:rPr>
+        <w:t xml:space="preserve">Read the picture in order. Retain the supported procedure facts; state that water-loss results were not supplied. The arrows show which recorded </w:t>
+      </w:r>
+      <w:r>
+        <w:rPr>
+          <w:b/>
+        </w:rPr>
+        <w:t>input</w:t>
+      </w:r>
+      <w:r>
+        <w:rPr>
+          <w:b w:val="0"/>
+        </w:rPr>
+        <w:t xml:space="preserve"> or intermediate result each decision uses.</w:t>
+      </w:r>
+    </w:p>
+    <w:p>
+      <w:pPr>
+        <w:spacing w:line="336" w:lineRule="auto" w:after="180"/>
+        <w:shd w:fill="F1F6FC"/>
+      </w:pPr>
+      <w:r>
+        <w:rPr>
+          <w:b w:val="0"/>
+        </w:rPr>
+        <w:t>Explain the deciding step aloud before checking the changed case; pointing to the final answer alone does not show how it follows.</w:t>
+      </w:r>
+    </w:p>
+    <w:p>
+      <w:pPr>
+        <w:pStyle w:val="Heading3"/>
+      </w:pPr>
+      <w:r>
         <w:t>What this example does not establish</w:t>
       </w:r>
     </w:p>
     <w:p>
-      <w:r>
-        <w:t>The examples are invented observations; no real classroom investigation or model run is claimed.</w:t>
-      </w:r>
-    </w:p>
-    <w:p>
       <w:pPr>
         <w:pStyle w:val="Heading3"/>
       </w:pPr>
       <w:r>
+        <w:t>Keep the stated limit</w:t>
+      </w:r>
+    </w:p>
+    <w:p>
+      <w:pPr>
+        <w:spacing w:line="336" w:lineRule="auto" w:after="180"/>
+        <w:shd w:fill="FFF5E6"/>
+      </w:pPr>
+      <w:r>
+        <w:rPr>
+          <w:b w:val="0"/>
+        </w:rPr>
+        <w:t xml:space="preserve">The examples are invented </w:t>
+      </w:r>
+      <w:r>
+        <w:rPr>
+          <w:b/>
+        </w:rPr>
+        <w:t>observation</w:t>
+      </w:r>
+      <w:r>
+        <w:rPr>
+          <w:b w:val="0"/>
+        </w:rPr>
+        <w:t>s; no real classroom investigation or model run is claimed.</w:t>
+      </w:r>
+    </w:p>
+    <w:p>
+      <w:pPr>
+        <w:pStyle w:val="Heading3"/>
+      </w:pPr>
+      <w:r>
         <w:t>Change one thing in the pictured case</w:t>
       </w:r>
     </w:p>
     <w:p>
-      <w:r>
+      <w:pPr>
+        <w:pStyle w:val="Heading3"/>
+      </w:pPr>
+      <w:r>
+        <w:t>Change one thing</w:t>
+      </w:r>
+    </w:p>
+    <w:p>
+      <w:pPr>
+        <w:spacing w:line="336" w:lineRule="auto" w:after="180"/>
+        <w:shd w:fill="F5F1FB"/>
+      </w:pPr>
+      <w:r>
+        <w:rPr>
+          <w:b w:val="0"/>
+        </w:rPr>
         <w:t>Change: E3 supplies losses of 1, 2 and 3 mL.</w:t>
       </w:r>
     </w:p>
     <w:p>
-      <w:r>
-        <w:t>Prediction: Report those individual losses, not “half” unless starting volumes are also available.</w:t>
-      </w:r>
-    </w:p>
-    <w:p>
-      <w:r>
+      <w:pPr>
+        <w:pStyle w:val="Heading3"/>
+      </w:pPr>
+      <w:r>
+        <w:t>Predicted result</w:t>
+      </w:r>
+    </w:p>
+    <w:p>
+      <w:pPr>
+        <w:spacing w:line="336" w:lineRule="auto" w:after="180"/>
+        <w:shd w:fill="F1F6FC"/>
+      </w:pPr>
+      <w:r>
+        <w:rPr>
+          <w:b/>
+        </w:rPr>
+        <w:t>Prediction</w:t>
+      </w:r>
+      <w:r>
+        <w:rPr>
+          <w:b w:val="0"/>
+        </w:rPr>
+        <w:t>: Report those individual losses, not “half” unless starting volumes are also available.</w:t>
+      </w:r>
+    </w:p>
+    <w:p>
+      <w:pPr>
+        <w:pStyle w:val="Heading3"/>
+      </w:pPr>
+      <w:r>
+        <w:t>Why the result follows</w:t>
+      </w:r>
+    </w:p>
+    <w:p>
+      <w:pPr>
+        <w:spacing w:line="336" w:lineRule="auto" w:after="180"/>
+        <w:shd w:fill="F1F6FC"/>
+      </w:pPr>
+      <w:r>
+        <w:rPr>
+          <w:b w:val="0"/>
+        </w:rPr>
         <w:t>Reason: Absolute losses alone do not establish each cup’s fractional loss.</w:t>
       </w:r>
     </w:p>
@@ -1113,8 +2098,57 @@
       </w:r>
     </w:p>
     <w:p>
-      <w:r>
-        <w:t>Cover the result. Ask learners to name the inputs and predict the next step. Uncover one step, connect the icon to the actual procedure, and explain its evidence. Then change the supplied condition and compare. The picture is a representation; it does not document execution of a real AI model.</w:t>
+      <w:pPr>
+        <w:pStyle w:val="Heading3"/>
+      </w:pPr>
+      <w:r>
+        <w:t>Ask while showing the picture · 4</w:t>
+      </w:r>
+    </w:p>
+    <w:p>
+      <w:pPr>
+        <w:spacing w:line="336" w:lineRule="auto" w:after="180"/>
+      </w:pPr>
+      <w:r>
+        <w:rPr>
+          <w:b w:val="0"/>
+        </w:rPr>
+        <w:t xml:space="preserve">Cover the result. Ask learners to name the </w:t>
+      </w:r>
+      <w:r>
+        <w:rPr>
+          <w:b/>
+        </w:rPr>
+        <w:t>input</w:t>
+      </w:r>
+      <w:r>
+        <w:rPr>
+          <w:b w:val="0"/>
+        </w:rPr>
+        <w:t xml:space="preserve">s and predict the next step. Uncover one step, connect the icon to the actual procedure, and explain its </w:t>
+      </w:r>
+      <w:r>
+        <w:rPr>
+          <w:b/>
+        </w:rPr>
+        <w:t>evidence</w:t>
+      </w:r>
+      <w:r>
+        <w:rPr>
+          <w:b w:val="0"/>
+        </w:rPr>
+        <w:t>. Then change the supplied condition and compare.</w:t>
+      </w:r>
+    </w:p>
+    <w:p>
+      <w:pPr>
+        <w:spacing w:line="336" w:lineRule="auto" w:after="180"/>
+      </w:pPr>
+      <w:r>
+        <w:rPr>
+          <w:b w:val="0"/>
+        </w:rPr>
+        <w:t>The picture is a representation; it does not document execution of a real AI model.</w:t>
       </w:r>
     </w:p>
     <w:p>
@@ -1126,11 +2160,16 @@
       </w:r>
     </w:p>
     <w:p>
+      <w:r>
+        <w:t>Demonstrate Capstone Build, reduce support deliberately and check individual reasoning before discussing answers.</w:t>
+      </w:r>
+    </w:p>
+    <w:p>
       <w:pPr>
         <w:pStyle w:val="Heading3"/>
       </w:pPr>
       <w:r>
-        <w:t>Demonstrate and guide practice</w:t>
+        <w:t>Board sequence</w:t>
       </w:r>
     </w:p>
     <w:p>
@@ -1138,26 +2177,90 @@
         <w:pStyle w:val="Heading3"/>
       </w:pPr>
       <w:r>
-        <w:t>Board sequence</w:t>
-      </w:r>
-    </w:p>
-    <w:p>
-      <w:r>
+        <w:t>1. Put the facts on the board</w:t>
+      </w:r>
+    </w:p>
+    <w:p>
+      <w:pPr>
+        <w:spacing w:line="336" w:lineRule="auto" w:after="180"/>
+        <w:shd w:fill="F4F9FC"/>
+      </w:pPr>
+      <w:r>
+        <w:rPr>
+          <w:b w:val="0"/>
+        </w:rPr>
         <w:t>Write the given facts: A pipeline retrieves passages, drafts and displays without checking citations.</w:t>
       </w:r>
     </w:p>
     <w:p>
-      <w:r>
+      <w:pPr>
+        <w:pStyle w:val="Heading3"/>
+      </w:pPr>
+      <w:r>
+        <w:t>2. State the decision to explain</w:t>
+      </w:r>
+    </w:p>
+    <w:p>
+      <w:pPr>
+        <w:spacing w:line="336" w:lineRule="auto" w:after="180"/>
+        <w:shd w:fill="F5F1FB"/>
+      </w:pPr>
+      <w:r>
+        <w:rPr>
+          <w:b w:val="0"/>
+        </w:rPr>
         <w:t>Write the question to explain: What step is missing?</w:t>
       </w:r>
     </w:p>
     <w:p>
-      <w:r>
-        <w:t>Reveal after predictions: Validate every factual claim against its citation, plus required fields and boundaries. Revise or stop unsupported answers; retain diagnostic stages.</w:t>
-      </w:r>
-    </w:p>
-    <w:p>
-      <w:r>
+      <w:pPr>
+        <w:pStyle w:val="Heading3"/>
+      </w:pPr>
+      <w:r>
+        <w:t>3. Reveal the worked reasoning</w:t>
+      </w:r>
+    </w:p>
+    <w:p>
+      <w:pPr>
+        <w:spacing w:line="336" w:lineRule="auto" w:after="180"/>
+        <w:shd w:fill="F1F6FC"/>
+      </w:pPr>
+      <w:r>
+        <w:rPr>
+          <w:b w:val="0"/>
+        </w:rPr>
+        <w:t xml:space="preserve">Reveal after </w:t>
+      </w:r>
+      <w:r>
+        <w:rPr>
+          <w:b/>
+        </w:rPr>
+        <w:t>prediction</w:t>
+      </w:r>
+      <w:r>
+        <w:rPr>
+          <w:b w:val="0"/>
+        </w:rPr>
+        <w:t>s: Validate every factual claim against its citation, plus required fields and boundaries. Revise or stop unsupported answers; retain diagnostic stages.</w:t>
+      </w:r>
+    </w:p>
+    <w:p>
+      <w:pPr>
+        <w:pStyle w:val="Heading3"/>
+      </w:pPr>
+      <w:r>
+        <w:t>Hold back the independent task</w:t>
+      </w:r>
+    </w:p>
+    <w:p>
+      <w:pPr>
+        <w:spacing w:line="336" w:lineRule="auto" w:after="180"/>
+        <w:shd w:fill="F5F1FB"/>
+      </w:pPr>
+      <w:r>
+        <w:rPr>
+          <w:b w:val="0"/>
+        </w:rPr>
         <w:t>Keep for an independent attempt: The interface looks complete, but its answer button returns the same saved sentence for every question. What capability is still missing, and how can you expose it?</w:t>
       </w:r>
     </w:p>
@@ -1170,23 +2273,77 @@
       </w:r>
     </w:p>
     <w:p>
-      <w:r>
+      <w:pPr>
+        <w:pStyle w:val="Heading3"/>
+      </w:pPr>
+      <w:r>
+        <w:t>Ask the class</w:t>
+      </w:r>
+    </w:p>
+    <w:p>
+      <w:pPr>
+        <w:spacing w:line="336" w:lineRule="auto" w:after="180"/>
+        <w:shd w:fill="F5F1FB"/>
+      </w:pPr>
+      <w:r>
+        <w:rPr>
+          <w:b w:val="0"/>
+        </w:rPr>
         <w:t>Ask: Which facts are given, and which would we have to assume? Learners mark relevant details before discussing answers.</w:t>
       </w:r>
     </w:p>
     <w:p>
-      <w:r>
+      <w:pPr>
+        <w:pStyle w:val="Heading3"/>
+      </w:pPr>
+      <w:r>
+        <w:t>Language to model</w:t>
+      </w:r>
+    </w:p>
+    <w:p>
+      <w:pPr>
+        <w:spacing w:line="336" w:lineRule="auto" w:after="180"/>
+        <w:shd w:fill="F1F6F8"/>
+      </w:pPr>
+      <w:r>
+        <w:rPr>
+          <w:b w:val="0"/>
+        </w:rPr>
         <w:t>Say: Predict first. Show the rule, information path or calculation that would produce the result. A correct guess is not yet an explanation.</w:t>
       </w:r>
     </w:p>
     <w:p>
-      <w:r>
+      <w:pPr>
+        <w:spacing w:line="336" w:lineRule="auto" w:after="180"/>
+      </w:pPr>
+      <w:r>
+        <w:rPr>
+          <w:b w:val="0"/>
+        </w:rPr>
         <w:t>Reveal reasoning one step at a time. Explain why a tempting alternative fails. Write units and denominators for arithmetic, trace conditions for decisions, and identify supporting sources for claims.</w:t>
       </w:r>
     </w:p>
     <w:p>
-      <w:r>
-        <w:t>In pairs, one learner solves while the other checks evidence; exchange roles. Remove the worked answer before independent assessment.</w:t>
+      <w:pPr>
+        <w:spacing w:line="336" w:lineRule="auto" w:after="180"/>
+      </w:pPr>
+      <w:r>
+        <w:rPr>
+          <w:b w:val="0"/>
+        </w:rPr>
+        <w:t xml:space="preserve">In pairs, one learner solves while the other checks </w:t>
+      </w:r>
+      <w:r>
+        <w:rPr>
+          <w:b/>
+        </w:rPr>
+        <w:t>evidence</w:t>
+      </w:r>
+      <w:r>
+        <w:rPr>
+          <w:b w:val="0"/>
+        </w:rPr>
+        <w:t>; exchange roles. Remove the worked answer before independent assessment.</w:t>
       </w:r>
     </w:p>
     <w:p>
@@ -1198,8 +2355,60 @@
       </w:r>
     </w:p>
     <w:p>
-      <w:r>
-        <w:t>Guided: Same-room support fails before or during semantic validation. Return needs_review with null claims; the draft capacity is unsupported for B. Qualification: A correct happy path does not establish fallback, access control or side-effect safety. Exit: accept a concrete variation with its predicted outcome and a stated condition that would challenge the mechanism; reject a claim resting on unmeasured evidence.</w:t>
+      <w:pPr>
+        <w:spacing w:line="336" w:lineRule="auto" w:after="180"/>
+      </w:pPr>
+      <w:r>
+        <w:rPr>
+          <w:b w:val="0"/>
+        </w:rPr>
+        <w:t>Guided: Same-room support fails before or during semantic validation. Return needs_review with null claims; the draft capacity is unsupported for B.</w:t>
+      </w:r>
+    </w:p>
+    <w:p>
+      <w:pPr>
+        <w:spacing w:line="336" w:lineRule="auto" w:after="180"/>
+      </w:pPr>
+      <w:r>
+        <w:rPr>
+          <w:b w:val="0"/>
+        </w:rPr>
+        <w:t>Qualification: A correct happy path does not establish fallback, access control or side-effect safety.</w:t>
+      </w:r>
+    </w:p>
+    <w:p>
+      <w:pPr>
+        <w:spacing w:line="336" w:lineRule="auto" w:after="180"/>
+      </w:pPr>
+      <w:r>
+        <w:rPr>
+          <w:b w:val="0"/>
+        </w:rPr>
+        <w:t xml:space="preserve">Exit: accept a concrete variation with its predicted outcome and a stated condition that would challenge the </w:t>
+      </w:r>
+      <w:r>
+        <w:rPr>
+          <w:b/>
+        </w:rPr>
+        <w:t>mechanism</w:t>
+      </w:r>
+      <w:r>
+        <w:rPr>
+          <w:b w:val="0"/>
+        </w:rPr>
+        <w:t xml:space="preserve">; reject a claim resting on unmeasured </w:t>
+      </w:r>
+      <w:r>
+        <w:rPr>
+          <w:b/>
+        </w:rPr>
+        <w:t>evidence</w:t>
+      </w:r>
+      <w:r>
+        <w:rPr>
+          <w:b w:val="0"/>
+        </w:rPr>
+        <w:t>.</w:t>
       </w:r>
     </w:p>
     <w:p>
@@ -1431,18 +2640,77 @@
       </w:r>
     </w:p>
     <w:p>
-      <w:r>
+      <w:pPr>
+        <w:pStyle w:val="Heading3"/>
+      </w:pPr>
+      <w:r>
+        <w:t>Completion practice</w:t>
+      </w:r>
+    </w:p>
+    <w:p>
+      <w:pPr>
+        <w:spacing w:line="336" w:lineRule="auto" w:after="180"/>
+        <w:shd w:fill="F5F1FB"/>
+      </w:pPr>
+      <w:r>
+        <w:rPr>
+          <w:b w:val="0"/>
+        </w:rPr>
         <w:t>Completion task: Request room B; retrieved approval names B but register names C. Draft gives capacity 10 from C. Show the intermediate steps and give the conclusion with its scope.</w:t>
       </w:r>
     </w:p>
     <w:p>
-      <w:r>
+      <w:pPr>
+        <w:pStyle w:val="Heading3"/>
+      </w:pPr>
+      <w:r>
+        <w:t>Reasoning to listen for</w:t>
+      </w:r>
+    </w:p>
+    <w:p>
+      <w:pPr>
+        <w:spacing w:line="336" w:lineRule="auto" w:after="180"/>
+        <w:shd w:fill="F1F6FC"/>
+      </w:pPr>
+      <w:r>
+        <w:rPr>
+          <w:b w:val="0"/>
+        </w:rPr>
         <w:t>Teacher check: Teacher explanation: Same-room support fails before or during semantic validation. Return needs_review with null claims; the draft capacity is unsupported for B.</w:t>
       </w:r>
     </w:p>
     <w:p>
-      <w:r>
-        <w:t>Start by identifying the given inputs together. Leave the intermediate steps blank. If needed, model one step, then withdraw that help on the next step. Move to a full trace only when the partial trace is understood. For partners, alternate explainer and checker; collect a response from every learner before discussion.</w:t>
+      <w:pPr>
+        <w:spacing w:line="336" w:lineRule="auto" w:after="180"/>
+      </w:pPr>
+      <w:r>
+        <w:rPr>
+          <w:b w:val="0"/>
+        </w:rPr>
+        <w:t xml:space="preserve">Start by identifying the given </w:t>
+      </w:r>
+      <w:r>
+        <w:rPr>
+          <w:b/>
+        </w:rPr>
+        <w:t>input</w:t>
+      </w:r>
+      <w:r>
+        <w:rPr>
+          <w:b w:val="0"/>
+        </w:rPr>
+        <w:t>s together. Leave the intermediate steps blank. If needed, model one step, then withdraw that help on the next step. Move to a full trace only when the partial trace is understood.</w:t>
+      </w:r>
+    </w:p>
+    <w:p>
+      <w:pPr>
+        <w:spacing w:line="336" w:lineRule="auto" w:after="180"/>
+      </w:pPr>
+      <w:r>
+        <w:rPr>
+          <w:b w:val="0"/>
+        </w:rPr>
+        <w:t>For partners, alternate explainer and checker; collect a response from every learner before discussion.</w:t>
       </w:r>
     </w:p>
     <w:p>
@@ -1454,18 +2722,67 @@
       </w:r>
     </w:p>
     <w:p>
-      <w:r>
-        <w:t>Use the worked case for Capstone grounded assistant. Proposed explanation: “The worked result establishes every future case”. Decide whether this explanation is supported. Point to the step or supplied fact that decides; explain your repair if needed.</w:t>
-      </w:r>
-    </w:p>
-    <w:p>
-      <w:r>
+      <w:pPr>
+        <w:spacing w:line="336" w:lineRule="auto" w:after="180"/>
+      </w:pPr>
+      <w:r>
+        <w:rPr>
+          <w:b w:val="0"/>
+        </w:rPr>
+        <w:t>Use the worked case for Capstone grounded assistant. Proposed explanation: “The worked result establishes every future case”. Decide whether this explanation is supported.</w:t>
+      </w:r>
+    </w:p>
+    <w:p>
+      <w:pPr>
+        <w:spacing w:line="336" w:lineRule="auto" w:after="180"/>
+      </w:pPr>
+      <w:r>
+        <w:rPr>
+          <w:b w:val="0"/>
+        </w:rPr>
+        <w:t>Point to the step or supplied fact that decides; explain your repair if needed.</w:t>
+      </w:r>
+    </w:p>
+    <w:p>
+      <w:pPr>
+        <w:pStyle w:val="Heading3"/>
+      </w:pPr>
+      <w:r>
+        <w:t>Expected repair</w:t>
+      </w:r>
+    </w:p>
+    <w:p>
+      <w:pPr>
+        <w:spacing w:line="336" w:lineRule="auto" w:after="180"/>
+        <w:shd w:fill="F1F6FC"/>
+      </w:pPr>
+      <w:r>
+        <w:rPr>
+          <w:b w:val="0"/>
+        </w:rPr>
         <w:t>Expected correction: A correct happy path does not establish fallback, access control or side-effect safety.</w:t>
       </w:r>
     </w:p>
     <w:p>
-      <w:r>
-        <w:t>Collect explanations, not only yes/no votes. If a misunderstanding is common, re-model the relevant step for the class. If it affects a few learners, give a short targeted group explanation while others solve a more demanding variation.</w:t>
+      <w:pPr>
+        <w:spacing w:line="336" w:lineRule="auto" w:after="180"/>
+      </w:pPr>
+      <w:r>
+        <w:rPr>
+          <w:b w:val="0"/>
+        </w:rPr>
+        <w:t>Collect explanations, not only yes/no votes. If a misunderstanding is common, re-model the relevant step for the class.</w:t>
+      </w:r>
+    </w:p>
+    <w:p>
+      <w:pPr>
+        <w:spacing w:line="336" w:lineRule="auto" w:after="180"/>
+      </w:pPr>
+      <w:r>
+        <w:rPr>
+          <w:b w:val="0"/>
+        </w:rPr>
+        <w:t>If it affects a few learners, give a short targeted group explanation while others solve a more demanding variation.</w:t>
       </w:r>
     </w:p>
     <w:p>
@@ -1477,8 +2794,26 @@
       </w:r>
     </w:p>
     <w:p>
-      <w:r>
-        <w:t>What additional numbers would a half-water claim require? Point to the relevant step in the picture, then write the changed result and the rule or evidence that supports it.</w:t>
+      <w:pPr>
+        <w:spacing w:line="336" w:lineRule="auto" w:after="180"/>
+      </w:pPr>
+      <w:r>
+        <w:rPr>
+          <w:b w:val="0"/>
+        </w:rPr>
+        <w:t xml:space="preserve">What additional numbers would a half-water claim require? Point to the relevant step in the picture, then write the changed result and the rule or </w:t>
+      </w:r>
+      <w:r>
+        <w:rPr>
+          <w:b/>
+        </w:rPr>
+        <w:t>evidence</w:t>
+      </w:r>
+      <w:r>
+        <w:rPr>
+          <w:b w:val="0"/>
+        </w:rPr>
+        <w:t xml:space="preserve"> that supports it.</w:t>
       </w:r>
     </w:p>
     <w:p>
@@ -1490,18 +2825,71 @@
       </w:r>
     </w:p>
     <w:p>
-      <w:r>
-        <w:t>The starting volume for each cup and its measured loss. E3’s losses without starting volumes cannot establish a half fraction. Changed-case check: Report those individual losses, not “half” unless starting volumes are also available. Absolute losses alone do not establish each cup’s fractional loss.</w:t>
-      </w:r>
-    </w:p>
-    <w:p>
-      <w:r>
+      <w:pPr>
+        <w:spacing w:line="336" w:lineRule="auto" w:after="180"/>
+      </w:pPr>
+      <w:r>
+        <w:rPr>
+          <w:b w:val="0"/>
+        </w:rPr>
+        <w:t>The starting volume for each cup and its measured loss. E3’s losses without starting volumes cannot establish a half fraction.</w:t>
+      </w:r>
+    </w:p>
+    <w:p>
+      <w:pPr>
+        <w:spacing w:line="336" w:lineRule="auto" w:after="180"/>
+      </w:pPr>
+      <w:r>
+        <w:rPr>
+          <w:b w:val="0"/>
+        </w:rPr>
+        <w:t>Changed-case check: Report those individual losses, not “half” unless starting volumes are also available. Absolute losses alone do not establish each cup’s fractional loss.</w:t>
+      </w:r>
+    </w:p>
+    <w:p>
+      <w:pPr>
+        <w:spacing w:line="336" w:lineRule="auto" w:after="180"/>
+      </w:pPr>
+      <w:r>
+        <w:rPr>
+          <w:b w:val="0"/>
+        </w:rPr>
         <w:t>Changed-case reasoning: Report those individual losses, not “half” unless starting volumes are also available. Absolute losses alone do not establish each cup’s fractional loss.</w:t>
       </w:r>
     </w:p>
     <w:p>
-      <w:r>
-        <w:t>Collect each learner’s explanation before discussion. Use the first missing connection between input, deciding step and result to choose support. This question is worked-case practice, not fresh mastery evidence.</w:t>
+      <w:pPr>
+        <w:spacing w:line="336" w:lineRule="auto" w:after="180"/>
+      </w:pPr>
+      <w:r>
+        <w:rPr>
+          <w:b w:val="0"/>
+        </w:rPr>
+        <w:t xml:space="preserve">Collect each learner’s explanation before discussion. Use the first missing connection between </w:t>
+      </w:r>
+      <w:r>
+        <w:rPr>
+          <w:b/>
+        </w:rPr>
+        <w:t>input</w:t>
+      </w:r>
+      <w:r>
+        <w:rPr>
+          <w:b w:val="0"/>
+        </w:rPr>
+        <w:t xml:space="preserve">, deciding step and result to choose support. This question is worked-case practice, not fresh mastery </w:t>
+      </w:r>
+      <w:r>
+        <w:rPr>
+          <w:b/>
+        </w:rPr>
+        <w:t>evidence</w:t>
+      </w:r>
+      <w:r>
+        <w:rPr>
+          <w:b w:val="0"/>
+        </w:rPr>
+        <w:t>.</w:t>
       </w:r>
     </w:p>
     <w:p>
@@ -1513,54 +2901,117 @@
       </w:r>
     </w:p>
     <w:p>
+      <w:r>
+        <w:t>Run the Capstone Build investigation and use the first unsupported step to choose a teaching response.</w:t>
+      </w:r>
+    </w:p>
+    <w:p>
+      <w:pPr>
+        <w:spacing w:line="336" w:lineRule="auto" w:after="180"/>
+      </w:pPr>
+      <w:r>
+        <w:rPr>
+          <w:b w:val="0"/>
+        </w:rPr>
+        <w:t>Words You Can Use to Reason</w:t>
+      </w:r>
+    </w:p>
+    <w:p>
+      <w:pPr>
+        <w:spacing w:line="336" w:lineRule="auto" w:after="180"/>
+      </w:pPr>
+      <w:r>
+        <w:rPr>
+          <w:b w:val="0"/>
+        </w:rPr>
+        <w:t>A definition matters when you can recognize the idea, use it, and contrast it with a near-miss.</w:t>
+      </w:r>
+    </w:p>
+    <w:p>
+      <w:pPr>
+        <w:spacing w:line="336" w:lineRule="auto" w:after="180"/>
+      </w:pPr>
+      <w:r>
+        <w:rPr>
+          <w:b w:val="0"/>
+        </w:rPr>
+        <w:t>Predict → Test → Record → Explain</w:t>
+      </w:r>
+    </w:p>
+    <w:p>
+      <w:pPr>
+        <w:spacing w:line="336" w:lineRule="auto" w:after="180"/>
+      </w:pPr>
+      <w:r>
+        <w:rPr>
+          <w:b w:val="0"/>
+        </w:rPr>
+        <w:t>Keep expected and actual results separate. Surprises are useful data when recorded honestly.</w:t>
+      </w:r>
+    </w:p>
+    <w:p>
+      <w:pPr>
+        <w:spacing w:line="336" w:lineRule="auto" w:after="180"/>
+      </w:pPr>
+      <w:r>
+        <w:rPr>
+          <w:b w:val="0"/>
+        </w:rPr>
+        <w:t xml:space="preserve">Build the minimum flow, label components, link each to a requirement and test, then run a smoke test after every </w:t>
+      </w:r>
+      <w:r>
+        <w:rPr>
+          <w:b/>
+        </w:rPr>
+        <w:t>integration</w:t>
+      </w:r>
+      <w:r>
+        <w:rPr>
+          <w:b w:val="0"/>
+        </w:rPr>
+        <w:t>.</w:t>
+      </w:r>
+    </w:p>
+    <w:p>
+      <w:pPr>
+        <w:spacing w:line="336" w:lineRule="auto" w:after="180"/>
+        <w:shd w:fill="F5F1FB"/>
+      </w:pPr>
+      <w:r>
+        <w:rPr>
+          <w:b w:val="0"/>
+        </w:rPr>
+        <w:t>What did the hardest test teach you that the normal test did not?</w:t>
+      </w:r>
+    </w:p>
+    <w:p>
       <w:pPr>
         <w:pStyle w:val="Heading3"/>
       </w:pPr>
       <w:r>
-        <w:t>Run the weekly evidence lab</w:t>
-      </w:r>
-    </w:p>
-    <w:p>
-      <w:r>
-        <w:t>Words You Can Use to Reason</w:t>
-      </w:r>
-    </w:p>
-    <w:p>
-      <w:r>
-        <w:t>A definition matters when you can recognize the idea, use it, and contrast it with a near-miss.</w:t>
-      </w:r>
-    </w:p>
-    <w:p>
-      <w:r>
-        <w:t>Predict → Test → Record → Explain</w:t>
-      </w:r>
-    </w:p>
-    <w:p>
-      <w:r>
-        <w:t>Keep expected and actual results separate. Surprises are useful data when recorded honestly.</w:t>
-      </w:r>
-    </w:p>
-    <w:p>
-      <w:r>
-        <w:t>Build the minimum flow, label components, link each to a requirement and test, then run a smoke test after every integration.</w:t>
-      </w:r>
-    </w:p>
-    <w:p>
-      <w:r>
-        <w:t>What did the hardest test teach you that the normal test did not?</w:t>
-      </w:r>
-    </w:p>
-    <w:p>
-      <w:pPr>
-        <w:pStyle w:val="Heading3"/>
-      </w:pPr>
-      <w:r>
         <w:t>Make the lab runnable</w:t>
       </w:r>
     </w:p>
     <w:p>
-      <w:r>
-        <w:t>Use the concrete case as the shared normal case and the independent question as a second case. Each pair creates a boundary or missing-information case and predicts its result before testing. Keep the expected result separate from an observed mistake.</w:t>
+      <w:pPr>
+        <w:spacing w:line="336" w:lineRule="auto" w:after="180"/>
+      </w:pPr>
+      <w:r>
+        <w:rPr>
+          <w:b w:val="0"/>
+        </w:rPr>
+        <w:t>Use the concrete case as the shared normal case and the independent question as a second case. Each pair creates a boundary or missing-information case and predicts its result before testing.</w:t>
+      </w:r>
+    </w:p>
+    <w:p>
+      <w:pPr>
+        <w:spacing w:line="336" w:lineRule="auto" w:after="180"/>
+      </w:pPr>
+      <w:r>
+        <w:rPr>
+          <w:b w:val="0"/>
+        </w:rPr>
+        <w:t>Keep the expected result separate from an observed mistake.</w:t>
       </w:r>
     </w:p>
     <w:tbl>
@@ -1718,8 +3169,25 @@
       </w:r>
     </w:p>
     <w:p>
-      <w:r>
-        <w:t>For guessing, return to given facts and request a trace. For vocabulary without application, use one example and one non-example. For arithmetic errors, check the setup before the calculation. Finish with a different uncoached case before recording mastery.</w:t>
+      <w:pPr>
+        <w:spacing w:line="336" w:lineRule="auto" w:after="180"/>
+      </w:pPr>
+      <w:r>
+        <w:rPr>
+          <w:b w:val="0"/>
+        </w:rPr>
+        <w:t>For guessing, return to given facts and request a trace. For vocabulary without application, use one example and one non-example. For arithmetic errors, check the setup before the calculation.</w:t>
+      </w:r>
+    </w:p>
+    <w:p>
+      <w:pPr>
+        <w:spacing w:line="336" w:lineRule="auto" w:after="180"/>
+      </w:pPr>
+      <w:r>
+        <w:rPr>
+          <w:b w:val="0"/>
+        </w:rPr>
+        <w:t>Finish with a different uncoached case before recording mastery.</w:t>
       </w:r>
     </w:p>
     <w:p>
@@ -1731,18 +3199,72 @@
       </w:r>
     </w:p>
     <w:p>
-      <w:r>
+      <w:pPr>
+        <w:spacing w:line="336" w:lineRule="auto" w:after="180"/>
+      </w:pPr>
+      <w:r>
+        <w:rPr>
+          <w:b w:val="0"/>
+        </w:rPr>
         <w:t>The worked result establishes every future case: A correct happy path does not establish fallback, access control or side-effect safety.</w:t>
       </w:r>
     </w:p>
     <w:p>
-      <w:r>
-        <w:t>A missing input may be replaced without recording the change: A replacement changes the evidence or contract. Record the change and its justification; do not silently turn unknown into a measured value.</w:t>
-      </w:r>
-    </w:p>
-    <w:p>
-      <w:r>
-        <w:t>Repeating an assessed case is new independent evidence: A replay checks consistency. An example used for feedback or revision cannot later be described as untouched final evaluation.</w:t>
+      <w:pPr>
+        <w:spacing w:line="336" w:lineRule="auto" w:after="180"/>
+      </w:pPr>
+      <w:r>
+        <w:rPr>
+          <w:b w:val="0"/>
+        </w:rPr>
+        <w:t xml:space="preserve">A missing </w:t>
+      </w:r>
+      <w:r>
+        <w:rPr>
+          <w:b/>
+        </w:rPr>
+        <w:t>input</w:t>
+      </w:r>
+      <w:r>
+        <w:rPr>
+          <w:b w:val="0"/>
+        </w:rPr>
+        <w:t xml:space="preserve"> may be replaced without recording the change: A replacement changes the </w:t>
+      </w:r>
+      <w:r>
+        <w:rPr>
+          <w:b/>
+        </w:rPr>
+        <w:t>evidence</w:t>
+      </w:r>
+      <w:r>
+        <w:rPr>
+          <w:b w:val="0"/>
+        </w:rPr>
+        <w:t xml:space="preserve"> or contract. Record the change and its justification; do not silently turn unknown into a measured value.</w:t>
+      </w:r>
+    </w:p>
+    <w:p>
+      <w:pPr>
+        <w:spacing w:line="336" w:lineRule="auto" w:after="180"/>
+      </w:pPr>
+      <w:r>
+        <w:rPr>
+          <w:b w:val="0"/>
+        </w:rPr>
+        <w:t xml:space="preserve">Repeating an assessed case is new independent </w:t>
+      </w:r>
+      <w:r>
+        <w:rPr>
+          <w:b/>
+        </w:rPr>
+        <w:t>evidence</w:t>
+      </w:r>
+      <w:r>
+        <w:rPr>
+          <w:b w:val="0"/>
+        </w:rPr>
+        <w:t>: A replay checks consistency. An example used for feedback or revision cannot later be described as untouched final evaluation.</w:t>
       </w:r>
     </w:p>
     <w:p>
@@ -1900,8 +3422,25 @@
       </w:tr>
     </w:tbl>
     <w:p>
-      <w:r>
-        <w:t>Offer an oral explanation, drawing, enlarged visual or fewer examples when that removes a reading/writing barrier. Keep the same reasoning goal. Stretch secure learners by changing a boundary or assumption and asking them to defend the effect, not simply by assigning more of the same questions.</w:t>
+      <w:pPr>
+        <w:spacing w:line="336" w:lineRule="auto" w:after="180"/>
+      </w:pPr>
+      <w:r>
+        <w:rPr>
+          <w:b w:val="0"/>
+        </w:rPr>
+        <w:t>Offer an oral explanation, drawing, enlarged visual or fewer examples when that removes a reading/writing barrier. Keep the same reasoning goal.</w:t>
+      </w:r>
+    </w:p>
+    <w:p>
+      <w:pPr>
+        <w:spacing w:line="336" w:lineRule="auto" w:after="180"/>
+      </w:pPr>
+      <w:r>
+        <w:rPr>
+          <w:b w:val="0"/>
+        </w:rPr>
+        <w:t>Stretch secure learners by changing a boundary or assumption and asking them to defend the effect, not simply by assigning more of the same questions.</w:t>
       </w:r>
     </w:p>
     <w:p>
@@ -1913,11 +3452,16 @@
       </w:r>
     </w:p>
     <w:p>
+      <w:r>
+        <w:t>Use the Capstone Build questions, teacher keys and criteria after the relevant attempts. Previously discussed cases are practice; protect the separately selected independent task.</w:t>
+      </w:r>
+    </w:p>
+    <w:p>
       <w:pPr>
         <w:pStyle w:val="Heading3"/>
       </w:pPr>
       <w:r>
-        <w:t>Assess and explain the answers</w:t>
+        <w:t>Worked case answer</w:t>
       </w:r>
     </w:p>
     <w:p>
@@ -1925,11 +3469,18 @@
         <w:pStyle w:val="Heading3"/>
       </w:pPr>
       <w:r>
-        <w:t>Worked case answer</w:t>
-      </w:r>
-    </w:p>
-    <w:p>
-      <w:r>
+        <w:t>Teacher key · Worked case answer</w:t>
+      </w:r>
+    </w:p>
+    <w:p>
+      <w:pPr>
+        <w:spacing w:line="336" w:lineRule="auto" w:after="180"/>
+        <w:shd w:fill="F1F6FC"/>
+      </w:pPr>
+      <w:r>
+        <w:rPr>
+          <w:b w:val="0"/>
+        </w:rPr>
         <w:t>Validate every factual claim against its citation, plus required fields and boundaries. Revise or stop unsupported answers; retain diagnostic stages.</w:t>
       </w:r>
     </w:p>
@@ -1942,7 +3493,22 @@
       </w:r>
     </w:p>
     <w:p>
-      <w:r>
+      <w:pPr>
+        <w:pStyle w:val="Heading3"/>
+      </w:pPr>
+      <w:r>
+        <w:t>Independent question · withhold the key</w:t>
+      </w:r>
+    </w:p>
+    <w:p>
+      <w:pPr>
+        <w:spacing w:line="336" w:lineRule="auto" w:after="180"/>
+        <w:shd w:fill="F5F1FB"/>
+      </w:pPr>
+      <w:r>
+        <w:rPr>
+          <w:b w:val="0"/>
+        </w:rPr>
         <w:t>The interface looks complete, but its answer button returns the same saved sentence for every question. What capability is still missing, and how can you expose it?</w:t>
       </w:r>
     </w:p>
@@ -1955,7 +3521,22 @@
       </w:r>
     </w:p>
     <w:p>
-      <w:r>
+      <w:pPr>
+        <w:pStyle w:val="Heading3"/>
+      </w:pPr>
+      <w:r>
+        <w:t>Teacher key · Expected independent answer</w:t>
+      </w:r>
+    </w:p>
+    <w:p>
+      <w:pPr>
+        <w:spacing w:line="336" w:lineRule="auto" w:after="180"/>
+        <w:shd w:fill="F1F6FC"/>
+      </w:pPr>
+      <w:r>
+        <w:rPr>
+          <w:b w:val="0"/>
+        </w:rPr>
         <w:t>The source-to-question answering behavior is missing. Test different questions and passages, including unsupported questions, and compare against expected results.</w:t>
       </w:r>
     </w:p>
@@ -2194,8 +3775,25 @@
       </w:tr>
     </w:tbl>
     <w:p>
-      <w:r>
-        <w:t>Use 6/8 as a classroom checkpoint, with 2 required for both Result and Reasoning. This is a proposed teaching rule, not a validated certification threshold. Do not count a coached answer as independent mastery; correct unsafe or unsupported claims regardless of total.</w:t>
+      <w:pPr>
+        <w:spacing w:line="336" w:lineRule="auto" w:after="180"/>
+      </w:pPr>
+      <w:r>
+        <w:rPr>
+          <w:b w:val="0"/>
+        </w:rPr>
+        <w:t>Use 6/8 as a classroom checkpoint, with 2 required for both Result and Reasoning. This is a proposed teaching rule, not a validated certification threshold.</w:t>
+      </w:r>
+    </w:p>
+    <w:p>
+      <w:pPr>
+        <w:spacing w:line="336" w:lineRule="auto" w:after="180"/>
+      </w:pPr>
+      <w:r>
+        <w:rPr>
+          <w:b w:val="0"/>
+        </w:rPr>
+        <w:t>Do not count a coached answer as independent mastery; correct unsafe or unsupported claims regardless of total.</w:t>
       </w:r>
     </w:p>
     <w:p>
@@ -2207,8 +3805,26 @@
       </w:r>
     </w:p>
     <w:p>
-      <w:r>
-        <w:t>Ask the learner to find the evidence that challenges this claim: “A polished interface proves the underlying AI workflow works.” Keep the first attempt and an uncoached retry separate.</w:t>
+      <w:pPr>
+        <w:spacing w:line="336" w:lineRule="auto" w:after="180"/>
+      </w:pPr>
+      <w:r>
+        <w:rPr>
+          <w:b w:val="0"/>
+        </w:rPr>
+        <w:t xml:space="preserve">Ask the learner to find the </w:t>
+      </w:r>
+      <w:r>
+        <w:rPr>
+          <w:b/>
+        </w:rPr>
+        <w:t>evidence</w:t>
+      </w:r>
+      <w:r>
+        <w:rPr>
+          <w:b w:val="0"/>
+        </w:rPr>
+        <w:t xml:space="preserve"> that challenges this claim: “A polished interface proves the underlying AI workflow works.” Keep the first attempt and an uncoached retry separate.</w:t>
       </w:r>
     </w:p>
     <w:p>
@@ -2220,15 +3836,42 @@
       </w:r>
     </w:p>
     <w:p>
-      <w:r>
-        <w:t>Check each factual claim against the cited passage, plus identity and required format. Remove, revise or stop unsupported content rather than keeping it because a citation exists. Retain a diagnostic record of retrieved IDs and failed criteria.</w:t>
-      </w:r>
-    </w:p>
-    <w:p>
       <w:pPr>
         <w:pStyle w:val="Heading3"/>
       </w:pPr>
       <w:r>
+        <w:t>Teacher key · Original transfer answer</w:t>
+      </w:r>
+    </w:p>
+    <w:p>
+      <w:pPr>
+        <w:spacing w:line="336" w:lineRule="auto" w:after="180"/>
+        <w:shd w:fill="F1F6FC"/>
+      </w:pPr>
+      <w:r>
+        <w:rPr>
+          <w:b w:val="0"/>
+        </w:rPr>
+        <w:t>Check each factual claim against the cited passage, plus identity and required format. Remove, revise or stop unsupported content rather than keeping it because a citation exists.</w:t>
+      </w:r>
+    </w:p>
+    <w:p>
+      <w:pPr>
+        <w:spacing w:line="336" w:lineRule="auto" w:after="180"/>
+        <w:shd w:fill="F1F6FC"/>
+      </w:pPr>
+      <w:r>
+        <w:rPr>
+          <w:b w:val="0"/>
+        </w:rPr>
+        <w:t>Retain a diagnostic record of retrieved IDs and failed criteria.</w:t>
+      </w:r>
+    </w:p>
+    <w:p>
+      <w:pPr>
+        <w:pStyle w:val="Heading3"/>
+      </w:pPr>
+      <w:r>
         <w:t>Explanations for the additional workbook examples</w:t>
       </w:r>
     </w:p>
@@ -2241,30 +3884,150 @@
       </w:r>
     </w:p>
     <w:p>
-      <w:r>
-        <w:t>Explain the weekly mechanism in your own words. Use the worked scenario to name its input, decision rule and output.</w:t>
-      </w:r>
-    </w:p>
-    <w:p>
-      <w:r>
-        <w:t>Teacher explanation: Build the assistant as a sequence of testable stages: validate request, retrieve authorised evidence, decide answerability, draft, validate and return. Avoid merging all errors into one model score. A supported response requires current matching approval and register records. Any retrieval or validation failure gives needs_review with null claims. The classroom implementation performs no booking or external action.</w:t>
-      </w:r>
-    </w:p>
-    <w:p>
       <w:pPr>
         <w:pStyle w:val="Heading3"/>
       </w:pPr>
       <w:r>
+        <w:t>Workbook question · W1</w:t>
+      </w:r>
+    </w:p>
+    <w:p>
+      <w:pPr>
+        <w:spacing w:line="336" w:lineRule="auto" w:after="180"/>
+        <w:shd w:fill="F5F1FB"/>
+      </w:pPr>
+      <w:r>
+        <w:rPr>
+          <w:b w:val="0"/>
+        </w:rPr>
+        <w:t xml:space="preserve">Explain the weekly </w:t>
+      </w:r>
+      <w:r>
+        <w:rPr>
+          <w:b/>
+        </w:rPr>
+        <w:t>mechanism</w:t>
+      </w:r>
+      <w:r>
+        <w:rPr>
+          <w:b w:val="0"/>
+        </w:rPr>
+        <w:t xml:space="preserve"> in your own words. Use the worked scenario to name its </w:t>
+      </w:r>
+      <w:r>
+        <w:rPr>
+          <w:b/>
+        </w:rPr>
+        <w:t>input</w:t>
+      </w:r>
+      <w:r>
+        <w:rPr>
+          <w:b w:val="0"/>
+        </w:rPr>
+        <w:t xml:space="preserve">, decision rule and </w:t>
+      </w:r>
+      <w:r>
+        <w:rPr>
+          <w:b/>
+        </w:rPr>
+        <w:t>output</w:t>
+      </w:r>
+      <w:r>
+        <w:rPr>
+          <w:b w:val="0"/>
+        </w:rPr>
+        <w:t>.</w:t>
+      </w:r>
+    </w:p>
+    <w:p>
+      <w:pPr>
+        <w:pStyle w:val="Heading3"/>
+      </w:pPr>
+      <w:r>
+        <w:t>Teacher reasoning · W1</w:t>
+      </w:r>
+    </w:p>
+    <w:p>
+      <w:pPr>
+        <w:spacing w:line="336" w:lineRule="auto" w:after="180"/>
+        <w:shd w:fill="F1F6FC"/>
+      </w:pPr>
+      <w:r>
+        <w:rPr>
+          <w:b w:val="0"/>
+        </w:rPr>
+        <w:t xml:space="preserve">Teacher explanation: Build the assistant as a sequence of testable stages: validate request, retrieve authorised </w:t>
+      </w:r>
+      <w:r>
+        <w:rPr>
+          <w:b/>
+        </w:rPr>
+        <w:t>evidence</w:t>
+      </w:r>
+      <w:r>
+        <w:rPr>
+          <w:b w:val="0"/>
+        </w:rPr>
+        <w:t>, decide answerability, draft, validate and return. Avoid merging all errors into one model score.</w:t>
+      </w:r>
+    </w:p>
+    <w:p>
+      <w:pPr>
+        <w:spacing w:line="336" w:lineRule="auto" w:after="180"/>
+        <w:shd w:fill="F1F6FC"/>
+      </w:pPr>
+      <w:r>
+        <w:rPr>
+          <w:b w:val="0"/>
+        </w:rPr>
+        <w:t>A supported response requires current matching approval and register records. Any retrieval or validation failure gives needs_review with null claims. The classroom implementation performs no booking or external action.</w:t>
+      </w:r>
+    </w:p>
+    <w:p>
+      <w:pPr>
+        <w:pStyle w:val="Heading3"/>
+      </w:pPr>
+      <w:r>
         <w:t>W2 Trace the worked case</w:t>
       </w:r>
     </w:p>
     <w:p>
-      <w:r>
+      <w:pPr>
+        <w:pStyle w:val="Heading3"/>
+      </w:pPr>
+      <w:r>
+        <w:t>Workbook question · W2</w:t>
+      </w:r>
+    </w:p>
+    <w:p>
+      <w:pPr>
+        <w:spacing w:line="336" w:lineRule="auto" w:after="180"/>
+        <w:shd w:fill="F5F1FB"/>
+      </w:pPr>
+      <w:r>
+        <w:rPr>
+          <w:b w:val="0"/>
+        </w:rPr>
         <w:t>Request room B; retrieved approval names B but register names C. Draft gives capacity 10 from C. Show the intermediate steps and give the conclusion with its scope.</w:t>
       </w:r>
     </w:p>
     <w:p>
-      <w:r>
+      <w:pPr>
+        <w:pStyle w:val="Heading3"/>
+      </w:pPr>
+      <w:r>
+        <w:t>Teacher reasoning · W2</w:t>
+      </w:r>
+    </w:p>
+    <w:p>
+      <w:pPr>
+        <w:spacing w:line="336" w:lineRule="auto" w:after="180"/>
+        <w:shd w:fill="F1F6FC"/>
+      </w:pPr>
+      <w:r>
+        <w:rPr>
+          <w:b w:val="0"/>
+        </w:rPr>
         <w:t>Teacher explanation: Same-room support fails before or during semantic validation. Return needs_review with null claims; the draft capacity is unsupported for B.</w:t>
       </w:r>
     </w:p>
@@ -2277,61 +4040,274 @@
       </w:r>
     </w:p>
     <w:p>
-      <w:r>
+      <w:pPr>
+        <w:pStyle w:val="Heading3"/>
+      </w:pPr>
+      <w:r>
+        <w:t>Workbook question · W3</w:t>
+      </w:r>
+    </w:p>
+    <w:p>
+      <w:pPr>
+        <w:spacing w:line="336" w:lineRule="auto" w:after="180"/>
+        <w:shd w:fill="F5F1FB"/>
+      </w:pPr>
+      <w:r>
+        <w:rPr>
+          <w:b w:val="0"/>
+        </w:rPr>
         <w:t>A report omits this qualification: A correct happy path does not establish fallback, access control or side-effect safety. Explain how omitting it could change a reader's interpretation, and write an accurate replacement.</w:t>
       </w:r>
     </w:p>
     <w:p>
-      <w:r>
-        <w:t>Teacher explanation: A correct happy path does not establish fallback, access control or side-effect safety. State the observed result separately from the unverified or out-of-scope claim; preserve the original evidence rather than inventing a missing fact.</w:t>
-      </w:r>
-    </w:p>
-    <w:p>
       <w:pPr>
         <w:pStyle w:val="Heading3"/>
       </w:pPr>
       <w:r>
+        <w:t>Teacher reasoning · W3</w:t>
+      </w:r>
+    </w:p>
+    <w:p>
+      <w:pPr>
+        <w:spacing w:line="336" w:lineRule="auto" w:after="180"/>
+        <w:shd w:fill="F1F6FC"/>
+      </w:pPr>
+      <w:r>
+        <w:rPr>
+          <w:b w:val="0"/>
+        </w:rPr>
+        <w:t>Teacher explanation: A correct happy path does not establish fallback, access control or side-effect safety.</w:t>
+      </w:r>
+    </w:p>
+    <w:p>
+      <w:pPr>
+        <w:spacing w:line="336" w:lineRule="auto" w:after="180"/>
+        <w:shd w:fill="F1F6FC"/>
+      </w:pPr>
+      <w:r>
+        <w:rPr>
+          <w:b w:val="0"/>
+        </w:rPr>
+        <w:t xml:space="preserve">State the observed result separately from the unverified or out-of-scope claim; preserve the original </w:t>
+      </w:r>
+      <w:r>
+        <w:rPr>
+          <w:b/>
+        </w:rPr>
+        <w:t>evidence</w:t>
+      </w:r>
+      <w:r>
+        <w:rPr>
+          <w:b w:val="0"/>
+        </w:rPr>
+        <w:t xml:space="preserve"> rather than inventing a missing fact.</w:t>
+      </w:r>
+    </w:p>
+    <w:p>
+      <w:pPr>
+        <w:pStyle w:val="Heading3"/>
+      </w:pPr>
+      <w:r>
         <w:t>W4 Apply a new case independently</w:t>
       </w:r>
     </w:p>
     <w:p>
-      <w:r>
+      <w:pPr>
+        <w:pStyle w:val="Heading3"/>
+      </w:pPr>
+      <w:r>
+        <w:t>Workbook question · W4</w:t>
+      </w:r>
+    </w:p>
+    <w:p>
+      <w:pPr>
+        <w:spacing w:line="336" w:lineRule="auto" w:after="180"/>
+        <w:shd w:fill="F5F1FB"/>
+      </w:pPr>
+      <w:r>
+        <w:rPr>
+          <w:b w:val="0"/>
+        </w:rPr>
         <w:t>Request room J; approval and register both J capacity 0. Draft is well-formed with J/0 and correct sources. Trace stages and distinguish zero from missing.</w:t>
       </w:r>
     </w:p>
     <w:p>
-      <w:r>
-        <w:t>Teacher explanation: Request valid, evidence matches, answerability true, schema and semantic checks pass; supported J capacity 0. Do not convert legitimate zero to missing.</w:t>
-      </w:r>
-    </w:p>
-    <w:p>
       <w:pPr>
         <w:pStyle w:val="Heading3"/>
       </w:pPr>
       <w:r>
+        <w:t>Teacher reasoning · W4</w:t>
+      </w:r>
+    </w:p>
+    <w:p>
+      <w:pPr>
+        <w:spacing w:line="336" w:lineRule="auto" w:after="180"/>
+        <w:shd w:fill="F1F6FC"/>
+      </w:pPr>
+      <w:r>
+        <w:rPr>
+          <w:b w:val="0"/>
+        </w:rPr>
+        <w:t xml:space="preserve">Teacher explanation: Request valid, </w:t>
+      </w:r>
+      <w:r>
+        <w:rPr>
+          <w:b/>
+        </w:rPr>
+        <w:t>evidence</w:t>
+      </w:r>
+      <w:r>
+        <w:rPr>
+          <w:b w:val="0"/>
+        </w:rPr>
+        <w:t xml:space="preserve"> matches, answerability true, schema and semantic checks pass; supported J capacity 0. Do not convert legitimate zero to missing.</w:t>
+      </w:r>
+    </w:p>
+    <w:p>
+      <w:pPr>
+        <w:pStyle w:val="Heading3"/>
+      </w:pPr>
+      <w:r>
         <w:t>W5 Design a revealing follow-up</w:t>
       </w:r>
     </w:p>
     <w:p>
-      <w:r>
-        <w:t>For the worked scenario, propose one additional case that could reveal a failure, describe its expected outcome before running it, and explain what would need to remain fixed for a fair comparison. Do not reuse W4 as a new final test after receiving feedback.</w:t>
-      </w:r>
-    </w:p>
-    <w:p>
-      <w:r>
-        <w:t>Teacher explanation: Accept a concrete variant of the worked input or a missing/conflicting/boundary condition, with an expectation derived from the declared procedure. Require preserved settings, original outputs and data roles. A correct happy path does not establish fallback, access control or side-effect safety. The new case should test this particular mechanism rather than merely restate the original result.</w:t>
-      </w:r>
-    </w:p>
-    <w:p>
       <w:pPr>
         <w:pStyle w:val="Heading3"/>
       </w:pPr>
       <w:r>
+        <w:t>Workbook question · W5</w:t>
+      </w:r>
+    </w:p>
+    <w:p>
+      <w:pPr>
+        <w:spacing w:line="336" w:lineRule="auto" w:after="180"/>
+        <w:shd w:fill="F5F1FB"/>
+      </w:pPr>
+      <w:r>
+        <w:rPr>
+          <w:b w:val="0"/>
+        </w:rPr>
+        <w:t>For the worked scenario, propose one additional case that could reveal a failure, describe its expected outcome before running it, and explain what would need to remain fixed for a fair comparison.</w:t>
+      </w:r>
+    </w:p>
+    <w:p>
+      <w:pPr>
+        <w:spacing w:line="336" w:lineRule="auto" w:after="180"/>
+        <w:shd w:fill="F5F1FB"/>
+      </w:pPr>
+      <w:r>
+        <w:rPr>
+          <w:b w:val="0"/>
+        </w:rPr>
+        <w:t>Do not reuse W4 as a new final test after receiving feedback.</w:t>
+      </w:r>
+    </w:p>
+    <w:p>
+      <w:pPr>
+        <w:pStyle w:val="Heading3"/>
+      </w:pPr>
+      <w:r>
+        <w:t>Teacher reasoning · W5</w:t>
+      </w:r>
+    </w:p>
+    <w:p>
+      <w:pPr>
+        <w:spacing w:line="336" w:lineRule="auto" w:after="180"/>
+        <w:shd w:fill="F1F6FC"/>
+      </w:pPr>
+      <w:r>
+        <w:rPr>
+          <w:b w:val="0"/>
+        </w:rPr>
+        <w:t xml:space="preserve">Teacher explanation: Accept a concrete variant of the worked </w:t>
+      </w:r>
+      <w:r>
+        <w:rPr>
+          <w:b/>
+        </w:rPr>
+        <w:t>input</w:t>
+      </w:r>
+      <w:r>
+        <w:rPr>
+          <w:b w:val="0"/>
+        </w:rPr>
+        <w:t xml:space="preserve"> or a missing/conflicting/boundary condition, with an expectation derived from the declared procedure.</w:t>
+      </w:r>
+    </w:p>
+    <w:p>
+      <w:pPr>
+        <w:spacing w:line="336" w:lineRule="auto" w:after="180"/>
+        <w:shd w:fill="F1F6FC"/>
+      </w:pPr>
+      <w:r>
+        <w:rPr>
+          <w:b w:val="0"/>
+        </w:rPr>
+        <w:t xml:space="preserve">Require preserved settings, original </w:t>
+      </w:r>
+      <w:r>
+        <w:rPr>
+          <w:b/>
+        </w:rPr>
+        <w:t>output</w:t>
+      </w:r>
+      <w:r>
+        <w:rPr>
+          <w:b w:val="0"/>
+        </w:rPr>
+        <w:t>s and data roles. A correct happy path does not establish fallback, access control or side-effect safety.</w:t>
+      </w:r>
+    </w:p>
+    <w:p>
+      <w:pPr>
+        <w:spacing w:line="336" w:lineRule="auto" w:after="180"/>
+        <w:shd w:fill="F1F6FC"/>
+      </w:pPr>
+      <w:r>
+        <w:rPr>
+          <w:b w:val="0"/>
+        </w:rPr>
+        <w:t xml:space="preserve">The new case should test this particular </w:t>
+      </w:r>
+      <w:r>
+        <w:rPr>
+          <w:b/>
+        </w:rPr>
+        <w:t>mechanism</w:t>
+      </w:r>
+      <w:r>
+        <w:rPr>
+          <w:b w:val="0"/>
+        </w:rPr>
+        <w:t xml:space="preserve"> rather than merely restate the original result.</w:t>
+      </w:r>
+    </w:p>
+    <w:p>
+      <w:pPr>
+        <w:pStyle w:val="Heading3"/>
+      </w:pPr>
+      <w:r>
         <w:t>Assess independent transfer</w:t>
       </w:r>
     </w:p>
     <w:p>
-      <w:r>
+      <w:pPr>
+        <w:pStyle w:val="Heading3"/>
+      </w:pPr>
+      <w:r>
+        <w:t>Independent question · withhold the key</w:t>
+      </w:r>
+    </w:p>
+    <w:p>
+      <w:pPr>
+        <w:spacing w:line="336" w:lineRule="auto" w:after="180"/>
+        <w:shd w:fill="F5F1FB"/>
+      </w:pPr>
+      <w:r>
+        <w:rPr>
+          <w:b w:val="0"/>
+        </w:rPr>
         <w:t>Selected case: An experiment note records four fictional seeds observed for six days but supplies no growth results. A generated draft says all four sprouted and the method always works in any soil. Repair it.</w:t>
       </w:r>
     </w:p>
@@ -2344,8 +4320,35 @@
       </w:r>
     </w:p>
     <w:p>
-      <w:r>
-        <w:t>Neither successful sprouting nor universal effectiveness is supported. Retain the four-seed, six-day procedure facts only, explicitly mark results unavailable, and check each claim against supplied evidence.</w:t>
+      <w:pPr>
+        <w:pStyle w:val="Heading3"/>
+      </w:pPr>
+      <w:r>
+        <w:t>Teacher key · Selected case answer</w:t>
+      </w:r>
+    </w:p>
+    <w:p>
+      <w:pPr>
+        <w:spacing w:line="336" w:lineRule="auto" w:after="180"/>
+        <w:shd w:fill="F1F6FC"/>
+      </w:pPr>
+      <w:r>
+        <w:rPr>
+          <w:b w:val="0"/>
+        </w:rPr>
+        <w:t xml:space="preserve">Neither successful sprouting nor universal effectiveness is supported. Retain the four-seed, six-day procedure facts only, explicitly mark results unavailable, and check each claim against supplied </w:t>
+      </w:r>
+      <w:r>
+        <w:rPr>
+          <w:b/>
+        </w:rPr>
+        <w:t>evidence</w:t>
+      </w:r>
+      <w:r>
+        <w:rPr>
+          <w:b w:val="0"/>
+        </w:rPr>
+        <w:t>.</w:t>
       </w:r>
     </w:p>
     <w:tbl>
@@ -2451,21 +4454,77 @@
       </w:tr>
     </w:tbl>
     <w:p>
-      <w:r>
-        <w:t>Record each dimension as not yet, with support, or independent. Accept a valid alternative procedure with a defensible trace. Do not penalise an honestly recorded model failure if the learner correctly explains its evidence and limits.</w:t>
-      </w:r>
-    </w:p>
-    <w:p>
       <w:pPr>
         <w:pStyle w:val="Heading3"/>
       </w:pPr>
       <w:r>
+        <w:t>Teacher key · Selected case answer</w:t>
+      </w:r>
+    </w:p>
+    <w:p>
+      <w:pPr>
+        <w:spacing w:line="336" w:lineRule="auto" w:after="180"/>
+        <w:shd w:fill="F1F6FC"/>
+      </w:pPr>
+      <w:r>
+        <w:rPr>
+          <w:b w:val="0"/>
+        </w:rPr>
+        <w:t>Record each dimension as not yet, with support, or independent. Accept a valid alternative procedure with a defensible trace.</w:t>
+      </w:r>
+    </w:p>
+    <w:p>
+      <w:pPr>
+        <w:spacing w:line="336" w:lineRule="auto" w:after="180"/>
+        <w:shd w:fill="F1F6FC"/>
+      </w:pPr>
+      <w:r>
+        <w:rPr>
+          <w:b w:val="0"/>
+        </w:rPr>
+        <w:t xml:space="preserve">Do not penalise an honestly recorded model failure if the learner correctly explains its </w:t>
+      </w:r>
+      <w:r>
+        <w:rPr>
+          <w:b/>
+        </w:rPr>
+        <w:t>evidence</w:t>
+      </w:r>
+      <w:r>
+        <w:rPr>
+          <w:b w:val="0"/>
+        </w:rPr>
+        <w:t xml:space="preserve"> and limits.</w:t>
+      </w:r>
+    </w:p>
+    <w:p>
+      <w:pPr>
+        <w:pStyle w:val="Heading3"/>
+      </w:pPr>
+      <w:r>
         <w:t>Feedback that the learner uses</w:t>
       </w:r>
     </w:p>
     <w:p>
-      <w:r>
-        <w:t>Name the earliest unsupported step and give one action to repair it. Have the learner make that repair now and explain why. Then assess the relevant skill on a fresh, fully specified case. Confirm it was not previously practised with feedback; solve and check the new case before assigning it. A follow-up design prompt is a starting brief, not automatically an equivalent test.</w:t>
+      <w:pPr>
+        <w:spacing w:line="336" w:lineRule="auto" w:after="180"/>
+      </w:pPr>
+      <w:r>
+        <w:rPr>
+          <w:b w:val="0"/>
+        </w:rPr>
+        <w:t>Name the earliest unsupported step and give one action to repair it. Have the learner make that repair now and explain why. Then assess the relevant skill on a fresh, fully specified case.</w:t>
+      </w:r>
+    </w:p>
+    <w:p>
+      <w:pPr>
+        <w:spacing w:line="336" w:lineRule="auto" w:after="180"/>
+      </w:pPr>
+      <w:r>
+        <w:rPr>
+          <w:b w:val="0"/>
+        </w:rPr>
+        <w:t>Confirm it was not previously practised with feedback; solve and check the new case before assigning it. A follow-up design prompt is a starting brief, not automatically an equivalent test.</w:t>
       </w:r>
     </w:p>
     <w:p>
@@ -2477,11 +4536,74 @@
       </w:r>
     </w:p>
     <w:p>
+      <w:r>
+        <w:t>Connect Capstone Build to Verified Study Buddy, adapt support and plan a later changed-case check.</w:t>
+      </w:r>
+    </w:p>
+    <w:p>
       <w:pPr>
         <w:pStyle w:val="Heading3"/>
       </w:pPr>
       <w:r>
-        <w:t>Connect and extend learning</w:t>
+        <w:t>Verified Study Buddy</w:t>
+      </w:r>
+    </w:p>
+    <w:p>
+      <w:pPr>
+        <w:spacing w:line="336" w:lineRule="auto" w:after="180"/>
+      </w:pPr>
+      <w:r>
+        <w:rPr>
+          <w:b w:val="0"/>
+        </w:rPr>
+        <w:t xml:space="preserve">Assemble interface, retrieval, prompt, model/tool, validation, </w:t>
+      </w:r>
+      <w:r>
+        <w:rPr>
+          <w:b/>
+        </w:rPr>
+        <w:t>evidence</w:t>
+      </w:r>
+      <w:r>
+        <w:rPr>
+          <w:b w:val="0"/>
+        </w:rPr>
+        <w:t xml:space="preserve"> display, and fallback.</w:t>
+      </w:r>
+    </w:p>
+    <w:p>
+      <w:pPr>
+        <w:spacing w:line="336" w:lineRule="auto" w:after="180"/>
+      </w:pPr>
+      <w:r>
+        <w:rPr>
+          <w:b w:val="0"/>
+        </w:rPr>
+        <w:t xml:space="preserve">Keep the decision, </w:t>
+      </w:r>
+      <w:r>
+        <w:rPr>
+          <w:b/>
+        </w:rPr>
+        <w:t>input</w:t>
+      </w:r>
+      <w:r>
+        <w:rPr>
+          <w:b w:val="0"/>
+        </w:rPr>
+        <w:t xml:space="preserve">, result, explanation and remaining limitation in the project </w:t>
+      </w:r>
+      <w:r>
+        <w:rPr>
+          <w:b/>
+        </w:rPr>
+        <w:t>evidence</w:t>
+      </w:r>
+      <w:r>
+        <w:rPr>
+          <w:b w:val="0"/>
+        </w:rPr>
+        <w:t xml:space="preserve"> record. Retrieve this record next week rather than restarting the project.</w:t>
       </w:r>
     </w:p>
     <w:p>
@@ -2489,17 +4611,54 @@
         <w:pStyle w:val="Heading3"/>
       </w:pPr>
       <w:r>
-        <w:t>Verified Study Buddy</w:t>
-      </w:r>
-    </w:p>
-    <w:p>
-      <w:r>
-        <w:t>Assemble interface, retrieval, prompt, model/tool, validation, evidence display, and fallback.</w:t>
-      </w:r>
-    </w:p>
-    <w:p>
-      <w:r>
-        <w:t>Keep the decision, input, result, explanation and remaining limitation in the project evidence record. Retrieve this record next week rather than restarting the project.</w:t>
+        <w:t>Support and stretch</w:t>
+      </w:r>
+    </w:p>
+    <w:p>
+      <w:pPr>
+        <w:spacing w:line="336" w:lineRule="auto" w:after="180"/>
+      </w:pPr>
+      <w:r>
+        <w:rPr>
+          <w:b w:val="0"/>
+        </w:rPr>
+        <w:t xml:space="preserve">Provide one short approved passage; separate instruction, </w:t>
+      </w:r>
+      <w:r>
+        <w:rPr>
+          <w:b/>
+        </w:rPr>
+        <w:t>input</w:t>
+      </w:r>
+      <w:r>
+        <w:rPr>
+          <w:b w:val="0"/>
+        </w:rPr>
+        <w:t xml:space="preserve">, </w:t>
+      </w:r>
+      <w:r>
+        <w:rPr>
+          <w:b/>
+        </w:rPr>
+        <w:t>output</w:t>
+      </w:r>
+      <w:r>
+        <w:rPr>
+          <w:b w:val="0"/>
+        </w:rPr>
+        <w:t xml:space="preserve"> and </w:t>
+      </w:r>
+      <w:r>
+        <w:rPr>
+          <w:b/>
+        </w:rPr>
+        <w:t>evidence</w:t>
+      </w:r>
+      <w:r>
+        <w:rPr>
+          <w:b w:val="0"/>
+        </w:rPr>
+        <w:t>. Stretch: introduce an unsupported claim or conflicting source and validate claim by claim with a fallback.</w:t>
       </w:r>
     </w:p>
     <w:p>
@@ -2507,12 +4666,30 @@
         <w:pStyle w:val="Heading3"/>
       </w:pPr>
       <w:r>
-        <w:t>Support and stretch</w:t>
-      </w:r>
-    </w:p>
-    <w:p>
-      <w:r>
-        <w:t>Provide one short approved passage; separate instruction, input, output and evidence. Stretch: introduce an unsupported claim or conflicting source and validate claim by claim with a fallback.</w:t>
+        <w:t>Exit reflection</w:t>
+      </w:r>
+    </w:p>
+    <w:p>
+      <w:pPr>
+        <w:spacing w:line="336" w:lineRule="auto" w:after="180"/>
+      </w:pPr>
+      <w:r>
+        <w:rPr>
+          <w:b w:val="0"/>
+        </w:rPr>
+        <w:t xml:space="preserve">Ask for one decision the learner can now justify and one situation requiring more </w:t>
+      </w:r>
+      <w:r>
+        <w:rPr>
+          <w:b/>
+        </w:rPr>
+        <w:t>evidence</w:t>
+      </w:r>
+      <w:r>
+        <w:rPr>
+          <w:b w:val="0"/>
+        </w:rPr>
+        <w:t xml:space="preserve"> or human review. Confidence ratings are separate from correct independent performance.</w:t>
       </w:r>
     </w:p>
     <w:p>
@@ -2520,12 +4697,30 @@
         <w:pStyle w:val="Heading3"/>
       </w:pPr>
       <w:r>
-        <w:t>Exit reflection</w:t>
-      </w:r>
-    </w:p>
-    <w:p>
-      <w:r>
-        <w:t>Ask for one decision the learner can now justify and one situation requiring more evidence or human review. Confidence ratings are separate from correct independent performance.</w:t>
+        <w:t>Bridge to the next week</w:t>
+      </w:r>
+    </w:p>
+    <w:p>
+      <w:pPr>
+        <w:spacing w:line="336" w:lineRule="auto" w:after="180"/>
+      </w:pPr>
+      <w:r>
+        <w:rPr>
+          <w:b w:val="0"/>
+        </w:rPr>
+        <w:t xml:space="preserve">Next: Week 35: Capstone Evaluate and Improve. Retrieve today’s </w:t>
+      </w:r>
+      <w:r>
+        <w:rPr>
+          <w:b/>
+        </w:rPr>
+        <w:t>evidence</w:t>
+      </w:r>
+      <w:r>
+        <w:rPr>
+          <w:b w:val="0"/>
+        </w:rPr>
+        <w:t xml:space="preserve"> and identify what carries forward and what is new.</w:t>
       </w:r>
     </w:p>
     <w:p>
@@ -2533,12 +4728,121 @@
         <w:pStyle w:val="Heading3"/>
       </w:pPr>
       <w:r>
-        <w:t>Bridge to the next week</w:t>
-      </w:r>
-    </w:p>
-    <w:p>
-      <w:r>
-        <w:t>Next: Week 35: Capstone Evaluate and Improve. Retrieve today’s evidence and identify what carries forward and what is new.</w:t>
+        <w:t>Support and fresh reassessment</w:t>
+      </w:r>
+    </w:p>
+    <w:p>
+      <w:pPr>
+        <w:spacing w:line="336" w:lineRule="auto" w:after="180"/>
+      </w:pPr>
+      <w:r>
+        <w:rPr>
+          <w:b w:val="0"/>
+        </w:rPr>
+        <w:t xml:space="preserve">Provide an </w:t>
+      </w:r>
+      <w:r>
+        <w:rPr>
+          <w:b/>
+        </w:rPr>
+        <w:t>input</w:t>
+      </w:r>
+      <w:r>
+        <w:rPr>
+          <w:b w:val="0"/>
+        </w:rPr>
+        <w:t>/procedure/result/limit frame and a calculator when needed. Ask students to identify the first step before completing the whole trace.</w:t>
+      </w:r>
+    </w:p>
+    <w:p>
+      <w:pPr>
+        <w:spacing w:line="336" w:lineRule="auto" w:after="180"/>
+      </w:pPr>
+      <w:r>
+        <w:rPr>
+          <w:b w:val="0"/>
+        </w:rPr>
+        <w:t xml:space="preserve">Extension: compare two concrete variants of this </w:t>
+      </w:r>
+      <w:r>
+        <w:rPr>
+          <w:b/>
+        </w:rPr>
+        <w:t>mechanism</w:t>
+      </w:r>
+      <w:r>
+        <w:rPr>
+          <w:b w:val="0"/>
+        </w:rPr>
+        <w:t xml:space="preserve"> while holding unrelated conditions fixed; report both successful and unsuccessful outcomes.</w:t>
+      </w:r>
+    </w:p>
+    <w:p>
+      <w:pPr>
+        <w:spacing w:line="336" w:lineRule="auto" w:after="180"/>
+      </w:pPr>
+      <w:r>
+        <w:rPr>
+          <w:b w:val="0"/>
+        </w:rPr>
+        <w:t xml:space="preserve">W4: Request valid, </w:t>
+      </w:r>
+      <w:r>
+        <w:rPr>
+          <w:b/>
+        </w:rPr>
+        <w:t>evidence</w:t>
+      </w:r>
+      <w:r>
+        <w:rPr>
+          <w:b w:val="0"/>
+        </w:rPr>
+        <w:t xml:space="preserve"> matches, answerability true, schema and semantic checks pass; supported J capacity 0. Do not convert legitimate zero to missing. Require intermediate reasoning and the stated scope.</w:t>
+      </w:r>
+    </w:p>
+    <w:p>
+      <w:pPr>
+        <w:spacing w:line="336" w:lineRule="auto" w:after="180"/>
+      </w:pPr>
+      <w:r>
+        <w:rPr>
+          <w:b w:val="0"/>
+        </w:rPr>
+        <w:t>Fresh retry: Request K; approval K, no register. Draft invents 8. Expected reasoning: Answerability fails; reject invented capacity and return review with null claims.</w:t>
+      </w:r>
+    </w:p>
+    <w:p>
+      <w:pPr>
+        <w:spacing w:line="336" w:lineRule="auto" w:after="180"/>
+      </w:pPr>
+      <w:r>
+        <w:rPr>
+          <w:b w:val="0"/>
+        </w:rPr>
+        <w:t>If students need support, record it and reassess with another new case rather than awarding independence to a copied answer.</w:t>
+      </w:r>
+    </w:p>
+    <w:p>
+      <w:pPr>
+        <w:spacing w:line="336" w:lineRule="auto" w:after="180"/>
+      </w:pPr>
+      <w:r>
+        <w:rPr>
+          <w:b w:val="0"/>
+        </w:rPr>
+        <w:t xml:space="preserve">Next connection: Capstone evaluation and revision. Preserve the current case record and retrieve its </w:t>
+      </w:r>
+      <w:r>
+        <w:rPr>
+          <w:b/>
+        </w:rPr>
+        <w:t>evidence</w:t>
+      </w:r>
+      <w:r>
+        <w:rPr>
+          <w:b w:val="0"/>
+        </w:rPr>
+        <w:t xml:space="preserve"> boundary before moving on.</w:t>
       </w:r>
     </w:p>
     <w:p>
@@ -2546,40 +4850,40 @@
         <w:pStyle w:val="Heading3"/>
       </w:pPr>
       <w:r>
-        <w:t>Support and fresh reassessment</w:t>
-      </w:r>
-    </w:p>
-    <w:p>
-      <w:r>
-        <w:t>Provide an input/procedure/result/limit frame and a calculator when needed. Ask students to identify the first step before completing the whole trace. Extension: compare two concrete variants of this mechanism while holding unrelated conditions fixed; report both successful and unsuccessful outcomes.</w:t>
-      </w:r>
-    </w:p>
-    <w:p>
-      <w:r>
-        <w:t>W4: Request valid, evidence matches, answerability true, schema and semantic checks pass; supported J capacity 0. Do not convert legitimate zero to missing. Require intermediate reasoning and the stated scope. Fresh retry: Request K; approval K, no register. Draft invents 8. Expected reasoning: Answerability fails; reject invented capacity and return review with null claims. If students need support, record it and reassess with another new case rather than awarding independence to a copied answer.</w:t>
-      </w:r>
-    </w:p>
-    <w:p>
-      <w:r>
-        <w:t>Next connection: Capstone evaluation and revision. Preserve the current case record and retrieve its evidence boundary before moving on.</w:t>
-      </w:r>
-    </w:p>
-    <w:p>
-      <w:pPr>
-        <w:pStyle w:val="Heading3"/>
-      </w:pPr>
-      <w:r>
         <w:t>Plan the delayed return</w:t>
       </w:r>
     </w:p>
     <w:p>
-      <w:r>
+      <w:pPr>
+        <w:spacing w:line="336" w:lineRule="auto" w:after="180"/>
+      </w:pPr>
+      <w:r>
+        <w:rPr>
+          <w:b w:val="0"/>
+        </w:rPr>
         <w:t>Suggested return points in this level: ai-3/35. Use actual classroom dates, adjusting for holidays and gaps. One, three and six teaching weeks are scheduling choices, not a claimed optimal spacing.</w:t>
       </w:r>
     </w:p>
     <w:p>
-      <w:r>
-        <w:t>At a delayed check, ask for the idea from memory and a changed application. Compare with the earlier independent response and record support used. For a new level, revisit the previous capstone before checking the new prerequisites.</w:t>
+      <w:pPr>
+        <w:spacing w:line="336" w:lineRule="auto" w:after="180"/>
+      </w:pPr>
+      <w:r>
+        <w:rPr>
+          <w:b w:val="0"/>
+        </w:rPr>
+        <w:t>At a delayed check, ask for the idea from memory and a changed application. Compare with the earlier independent response and record support used.</w:t>
+      </w:r>
+    </w:p>
+    <w:p>
+      <w:pPr>
+        <w:spacing w:line="336" w:lineRule="auto" w:after="180"/>
+      </w:pPr>
+      <w:r>
+        <w:rPr>
+          <w:b w:val="0"/>
+        </w:rPr>
+        <w:t>For a new level, revisit the previous capstone before checking the new prerequisites.</w:t>
       </w:r>
     </w:p>
     <w:tbl>
@@ -2739,8 +5043,26 @@
       </w:tr>
     </w:tbl>
     <w:p>
-      <w:r>
-        <w:t>Use the evidence to choose reteaching or the next step. A completed page, confidence rating or attractive project does not by itself demonstrate understanding.</w:t>
+      <w:pPr>
+        <w:spacing w:line="336" w:lineRule="auto" w:after="180"/>
+      </w:pPr>
+      <w:r>
+        <w:rPr>
+          <w:b w:val="0"/>
+        </w:rPr>
+        <w:t xml:space="preserve">Use the </w:t>
+      </w:r>
+      <w:r>
+        <w:rPr>
+          <w:b/>
+        </w:rPr>
+        <w:t>evidence</w:t>
+      </w:r>
+      <w:r>
+        <w:rPr>
+          <w:b w:val="0"/>
+        </w:rPr>
+        <w:t xml:space="preserve"> to choose reteaching or the next step. A completed page, confidence rating or attractive project does not by itself demonstrate understanding.</w:t>
       </w:r>
     </w:p>
     <w:p>
@@ -2752,8 +5074,37 @@
       </w:r>
     </w:p>
     <w:p>
-      <w:r>
-        <w:t>For your Verified Study Buddy, save the input, procedure, observed result and limitation of this check. Label this worked example as practice; use a different, previously unreviewed case when checking independent understanding.</w:t>
+      <w:pPr>
+        <w:spacing w:line="336" w:lineRule="auto" w:after="180"/>
+      </w:pPr>
+      <w:r>
+        <w:rPr>
+          <w:b w:val="0"/>
+        </w:rPr>
+        <w:t xml:space="preserve">For your Verified Study Buddy, save the </w:t>
+      </w:r>
+      <w:r>
+        <w:rPr>
+          <w:b/>
+        </w:rPr>
+        <w:t>input</w:t>
+      </w:r>
+      <w:r>
+        <w:rPr>
+          <w:b w:val="0"/>
+        </w:rPr>
+        <w:t>, procedure, observed result and limitation of this check.</w:t>
+      </w:r>
+    </w:p>
+    <w:p>
+      <w:pPr>
+        <w:spacing w:line="336" w:lineRule="auto" w:after="180"/>
+      </w:pPr>
+      <w:r>
+        <w:rPr>
+          <w:b w:val="0"/>
+        </w:rPr>
+        <w:t>Label this worked example as practice; use a different, previously unreviewed case when checking independent understanding.</w:t>
       </w:r>
     </w:p>
     <w:p>
@@ -2766,12 +5117,62 @@
     </w:p>
     <w:p>
       <w:r>
-        <w:t>Teaching target: Explain the mechanism and terminology of capstone grounded assistant</w:t>
-      </w:r>
-    </w:p>
-    <w:p>
-      <w:r>
-        <w:t>Prepare the labelled worked-case picture, the matching workbook, fictional input cards and a place for individual responses. No paid AI account is required for the paper reasoning activities.</w:t>
+        <w:t>Use this preparation summary alongside the detailed Capstone Build lesson; it is a checklist rather than a replacement for the full sequence.</w:t>
+      </w:r>
+    </w:p>
+    <w:p>
+      <w:pPr>
+        <w:pStyle w:val="Heading3"/>
+      </w:pPr>
+      <w:r>
+        <w:t>Teaching target</w:t>
+      </w:r>
+    </w:p>
+    <w:p>
+      <w:pPr>
+        <w:spacing w:line="336" w:lineRule="auto" w:after="180"/>
+        <w:shd w:fill="EDF7F3"/>
+      </w:pPr>
+      <w:r>
+        <w:rPr>
+          <w:b w:val="0"/>
+        </w:rPr>
+        <w:t xml:space="preserve">Teaching target: Explain the </w:t>
+      </w:r>
+      <w:r>
+        <w:rPr>
+          <w:b/>
+        </w:rPr>
+        <w:t>mechanism</w:t>
+      </w:r>
+      <w:r>
+        <w:rPr>
+          <w:b w:val="0"/>
+        </w:rPr>
+        <w:t xml:space="preserve"> and terminology of capstone grounded assistant</w:t>
+      </w:r>
+    </w:p>
+    <w:p>
+      <w:pPr>
+        <w:spacing w:line="336" w:lineRule="auto" w:after="180"/>
+      </w:pPr>
+      <w:r>
+        <w:rPr>
+          <w:b w:val="0"/>
+        </w:rPr>
+        <w:t xml:space="preserve">Prepare the labelled worked-case picture, the matching workbook, fictional </w:t>
+      </w:r>
+      <w:r>
+        <w:rPr>
+          <w:b/>
+        </w:rPr>
+        <w:t>input</w:t>
+      </w:r>
+      <w:r>
+        <w:rPr>
+          <w:b w:val="0"/>
+        </w:rPr>
+        <w:t xml:space="preserve"> cards and a place for individual responses. No paid AI account is required for the paper reasoning activities.</w:t>
       </w:r>
     </w:p>
     <w:tbl>
@@ -2918,37 +5319,171 @@
       </w:tr>
     </w:tbl>
     <w:p>
-      <w:r>
+      <w:pPr>
+        <w:spacing w:line="336" w:lineRule="auto" w:after="180"/>
+      </w:pPr>
+      <w:r>
+        <w:rPr>
+          <w:b w:val="0"/>
+        </w:rPr>
         <w:t>Before class, solve the supported practice: Request room B; retrieved approval names B but register names C. Draft gives capacity 10 from C. Show the intermediate steps and give the conclusion with its scope.</w:t>
       </w:r>
     </w:p>
     <w:p>
-      <w:r>
+      <w:pPr>
+        <w:pStyle w:val="Heading3"/>
+      </w:pPr>
+      <w:r>
+        <w:t>Supported practice answer</w:t>
+      </w:r>
+    </w:p>
+    <w:p>
+      <w:pPr>
+        <w:spacing w:line="336" w:lineRule="auto" w:after="180"/>
+        <w:shd w:fill="F1F6FC"/>
+      </w:pPr>
+      <w:r>
+        <w:rPr>
+          <w:b w:val="0"/>
+        </w:rPr>
         <w:t>Reasoned practice answer: Teacher explanation: Same-room support fails before or during semantic validation. Return needs_review with null claims; the draft capacity is unsupported for B.</w:t>
       </w:r>
     </w:p>
     <w:p>
-      <w:r>
-        <w:t>Check every learner before discussion: Use the worked case for Capstone grounded assistant. Proposed explanation: “The worked result establishes every future case”. Decide whether this explanation is supported. Point to the step or supplied fact that decides; explain your repair if needed.</w:t>
-      </w:r>
-    </w:p>
-    <w:p>
-      <w:r>
+      <w:pPr>
+        <w:spacing w:line="336" w:lineRule="auto" w:after="180"/>
+      </w:pPr>
+      <w:r>
+        <w:rPr>
+          <w:b w:val="0"/>
+        </w:rPr>
+        <w:t>Check every learner before discussion: Use the worked case for Capstone grounded assistant. Proposed explanation: “The worked result establishes every future case”. Decide whether this explanation is supported.</w:t>
+      </w:r>
+    </w:p>
+    <w:p>
+      <w:pPr>
+        <w:spacing w:line="336" w:lineRule="auto" w:after="180"/>
+      </w:pPr>
+      <w:r>
+        <w:rPr>
+          <w:b w:val="0"/>
+        </w:rPr>
+        <w:t>Point to the step or supplied fact that decides; explain your repair if needed.</w:t>
+      </w:r>
+    </w:p>
+    <w:p>
+      <w:pPr>
+        <w:pStyle w:val="Heading3"/>
+      </w:pPr>
+      <w:r>
+        <w:t>Repair the misconception</w:t>
+      </w:r>
+    </w:p>
+    <w:p>
+      <w:pPr>
+        <w:spacing w:line="336" w:lineRule="auto" w:after="180"/>
+        <w:shd w:fill="FFF5E6"/>
+      </w:pPr>
+      <w:r>
+        <w:rPr>
+          <w:b w:val="0"/>
+        </w:rPr>
         <w:t>Misconception repair: A correct happy path does not establish fallback, access control or side-effect safety.</w:t>
       </w:r>
     </w:p>
     <w:p>
-      <w:r>
-        <w:t>Support: read the exact case aloud, enlarge the labelled picture, supply input cards and model only the first deciding step. Accept a spoken explanation or drawing; retain the reasoning goal.</w:t>
-      </w:r>
-    </w:p>
-    <w:p>
-      <w:r>
-        <w:t>Extension: E3 supplies losses of 1, 2 and 3 mL. Require a prediction and a reason before comparing. Expected result: Report those individual losses, not “half” unless starting volumes are also available. Reason: Absolute losses alone do not establish each cup’s fractional loss.</w:t>
-      </w:r>
-    </w:p>
-    <w:p>
-      <w:r>
+      <w:pPr>
+        <w:pStyle w:val="Heading3"/>
+      </w:pPr>
+      <w:r>
+        <w:t>Support without giving away the answer</w:t>
+      </w:r>
+    </w:p>
+    <w:p>
+      <w:pPr>
+        <w:spacing w:line="336" w:lineRule="auto" w:after="180"/>
+        <w:shd w:fill="F1F6F8"/>
+      </w:pPr>
+      <w:r>
+        <w:rPr>
+          <w:b w:val="0"/>
+        </w:rPr>
+        <w:t xml:space="preserve">Support: read the exact case aloud, enlarge the labelled picture, supply </w:t>
+      </w:r>
+      <w:r>
+        <w:rPr>
+          <w:b/>
+        </w:rPr>
+        <w:t>input</w:t>
+      </w:r>
+      <w:r>
+        <w:rPr>
+          <w:b w:val="0"/>
+        </w:rPr>
+        <w:t xml:space="preserve"> cards and model only the first deciding step. Accept a spoken explanation or drawing; retain the reasoning goal.</w:t>
+      </w:r>
+    </w:p>
+    <w:p>
+      <w:pPr>
+        <w:pStyle w:val="Heading3"/>
+      </w:pPr>
+      <w:r>
+        <w:t>Extend the reasoning</w:t>
+      </w:r>
+    </w:p>
+    <w:p>
+      <w:pPr>
+        <w:spacing w:line="336" w:lineRule="auto" w:after="180"/>
+        <w:shd w:fill="F5F1FB"/>
+      </w:pPr>
+      <w:r>
+        <w:rPr>
+          <w:b w:val="0"/>
+        </w:rPr>
+        <w:t xml:space="preserve">Extension: E3 supplies losses of 1, 2 and 3 mL. Require a </w:t>
+      </w:r>
+      <w:r>
+        <w:rPr>
+          <w:b/>
+        </w:rPr>
+        <w:t>prediction</w:t>
+      </w:r>
+      <w:r>
+        <w:rPr>
+          <w:b w:val="0"/>
+        </w:rPr>
+        <w:t xml:space="preserve"> and a reason before comparing. Expected result: Report those individual losses, not “half” unless starting volumes are also available.</w:t>
+      </w:r>
+    </w:p>
+    <w:p>
+      <w:pPr>
+        <w:spacing w:line="336" w:lineRule="auto" w:after="180"/>
+        <w:shd w:fill="F5F1FB"/>
+      </w:pPr>
+      <w:r>
+        <w:rPr>
+          <w:b w:val="0"/>
+        </w:rPr>
+        <w:t>Reason: Absolute losses alone do not establish each cup’s fractional loss.</w:t>
+      </w:r>
+    </w:p>
+    <w:p>
+      <w:pPr>
+        <w:pStyle w:val="Heading3"/>
+      </w:pPr>
+      <w:r>
+        <w:t>Protect the independent attempt</w:t>
+      </w:r>
+    </w:p>
+    <w:p>
+      <w:pPr>
+        <w:spacing w:line="336" w:lineRule="auto" w:after="180"/>
+        <w:shd w:fill="FFF5E6"/>
+      </w:pPr>
+      <w:r>
+        <w:rPr>
+          <w:b w:val="0"/>
+        </w:rPr>
         <w:t>Independent assessment: withhold the reserved answer until the learner has attempted the new case. Record support separately from correctness.</w:t>
       </w:r>
     </w:p>
@@ -3137,13 +5672,58 @@
       </w:tr>
     </w:tbl>
     <w:p>
-      <w:r>
-        <w:t>Project checkpoint: Present and defend. Demonstrate the system, explain one failure and justify the next improvement with evidence.</w:t>
-      </w:r>
-    </w:p>
-    <w:p>
-      <w:r>
-        <w:t>Use the weekly teacher answer for topic-specific reasoning. A saved progress tick is an activity record; judge mastery from the learner’s explanation and evidence.</w:t>
+      <w:pPr>
+        <w:pStyle w:val="Heading3"/>
+      </w:pPr>
+      <w:r>
+        <w:t>Project checkpoint</w:t>
+      </w:r>
+    </w:p>
+    <w:p>
+      <w:pPr>
+        <w:spacing w:line="336" w:lineRule="auto" w:after="180"/>
+        <w:shd w:fill="EDF7F3"/>
+      </w:pPr>
+      <w:r>
+        <w:rPr>
+          <w:b w:val="0"/>
+        </w:rPr>
+        <w:t xml:space="preserve">Project checkpoint: Present and defend. Demonstrate the system, explain one failure and justify the next improvement with </w:t>
+      </w:r>
+      <w:r>
+        <w:rPr>
+          <w:b/>
+        </w:rPr>
+        <w:t>evidence</w:t>
+      </w:r>
+      <w:r>
+        <w:rPr>
+          <w:b w:val="0"/>
+        </w:rPr>
+        <w:t>.</w:t>
+      </w:r>
+    </w:p>
+    <w:p>
+      <w:pPr>
+        <w:spacing w:line="336" w:lineRule="auto" w:after="180"/>
+      </w:pPr>
+      <w:r>
+        <w:rPr>
+          <w:b w:val="0"/>
+        </w:rPr>
+        <w:t xml:space="preserve">Use the weekly teacher answer for topic-specific reasoning. A saved progress tick is an activity record; judge mastery from the learner’s explanation and </w:t>
+      </w:r>
+      <w:r>
+        <w:rPr>
+          <w:b/>
+        </w:rPr>
+        <w:t>evidence</w:t>
+      </w:r>
+      <w:r>
+        <w:rPr>
+          <w:b w:val="0"/>
+        </w:rPr>
+        <w:t>.</w:t>
       </w:r>
     </w:p>
     <w:p>
@@ -3156,27 +5736,974 @@
     </w:p>
     <w:p>
       <w:r>
-        <w:t>Use the two formative questions as supported practice, not as independent mastery scores. Discuss the deciding evidence rather than accepting a guessed selection.</w:t>
-      </w:r>
-    </w:p>
-    <w:p>
-      <w:r>
+        <w:t>Use feedback, earlier review and portfolios purposefully. Apply the coding routine only when this lesson has an executable lab.</w:t>
+      </w:r>
+    </w:p>
+    <w:p>
+      <w:pPr>
+        <w:spacing w:line="336" w:lineRule="auto" w:after="180"/>
+      </w:pPr>
+      <w:r>
+        <w:rPr>
+          <w:b w:val="0"/>
+        </w:rPr>
+        <w:t xml:space="preserve">Use the two formative questions as supported practice, not as independent mastery scores. Discuss the deciding </w:t>
+      </w:r>
+      <w:r>
+        <w:rPr>
+          <w:b/>
+        </w:rPr>
+        <w:t>evidence</w:t>
+      </w:r>
+      <w:r>
+        <w:rPr>
+          <w:b w:val="0"/>
+        </w:rPr>
+        <w:t xml:space="preserve"> rather than accepting a guessed selection.</w:t>
+      </w:r>
+    </w:p>
+    <w:p>
+      <w:pPr>
+        <w:spacing w:line="336" w:lineRule="auto" w:after="180"/>
+      </w:pPr>
+      <w:r>
+        <w:rPr>
+          <w:b w:val="0"/>
+        </w:rPr>
         <w:t>The feedback comes from the reviewed public worked case. Do not reveal the separately reserved independent teacher answer until the learner has attempted that case.</w:t>
       </w:r>
     </w:p>
     <w:p>
-      <w:r>
-        <w:t>Ask students to predict before running code. Preserve errors and actual outputs; collect a changed test and an explanation. The branch-boundary and indexing lessons deliberately include failure cases.</w:t>
-      </w:r>
-    </w:p>
-    <w:p>
-      <w:r>
+      <w:pPr>
+        <w:pStyle w:val="Heading3"/>
+      </w:pPr>
+      <w:r>
+        <w:t>For later coding lessons</w:t>
+      </w:r>
+    </w:p>
+    <w:p>
+      <w:r>
+        <w:t>This week has no code block. Use this routine when a later lesson includes an executable lab.</w:t>
+      </w:r>
+    </w:p>
+    <w:p>
+      <w:pPr>
+        <w:spacing w:line="336" w:lineRule="auto" w:after="180"/>
+        <w:shd w:fill="F1F6F8"/>
+      </w:pPr>
+      <w:r>
+        <w:rPr>
+          <w:b w:val="0"/>
+        </w:rPr>
+        <w:t xml:space="preserve">Ask students to predict before running code. Preserve errors and actual </w:t>
+      </w:r>
+      <w:r>
+        <w:rPr>
+          <w:b/>
+        </w:rPr>
+        <w:t>output</w:t>
+      </w:r>
+      <w:r>
+        <w:rPr>
+          <w:b w:val="0"/>
+        </w:rPr>
+        <w:t>s; collect a changed test and an explanation. The branch-boundary and indexing lessons deliberately include failure cases.</w:t>
+      </w:r>
+    </w:p>
+    <w:p>
+      <w:pPr>
+        <w:spacing w:line="336" w:lineRule="auto" w:after="180"/>
+      </w:pPr>
+      <w:r>
+        <w:rPr>
+          <w:b w:val="0"/>
+        </w:rPr>
         <w:t>Use the earlier worked-explanation links to address a specific missing building block, then return to the current question. Adapt this suggestion after observing the learner; it is not an automatic diagnosis.</w:t>
       </w:r>
     </w:p>
     <w:p>
-      <w:r>
-        <w:t>Collect the completed-work portfolio as evidence. Record support separately from correctness, and assess explanation, trace/test and limitations. Progress ticks and quiz selections alone do not establish mastery.</w:t>
+      <w:pPr>
+        <w:spacing w:line="336" w:lineRule="auto" w:after="180"/>
+      </w:pPr>
+      <w:r>
+        <w:rPr>
+          <w:b w:val="0"/>
+        </w:rPr>
+        <w:t xml:space="preserve">Collect the completed-work portfolio as </w:t>
+      </w:r>
+      <w:r>
+        <w:rPr>
+          <w:b/>
+        </w:rPr>
+        <w:t>evidence</w:t>
+      </w:r>
+      <w:r>
+        <w:rPr>
+          <w:b w:val="0"/>
+        </w:rPr>
+        <w:t>. Record support separately from correctness, and assess explanation, trace/test and limitations. Progress ticks and quiz selections alone do not establish mastery.</w:t>
+      </w:r>
+    </w:p>
+    <w:p>
+      <w:pPr>
+        <w:pStyle w:val="Heading1"/>
+      </w:pPr>
+      <w:r>
+        <w:t>09. Visual concept journey</w:t>
+      </w:r>
+    </w:p>
+    <w:p>
+      <w:r>
+        <w:t>Show one Capstone Build graphic at a time, request a prediction and discuss its trace before the independent assessment.</w:t>
+      </w:r>
+    </w:p>
+    <w:p>
+      <w:pPr>
+        <w:spacing w:line="336" w:lineRule="auto" w:after="180"/>
+      </w:pPr>
+      <w:r>
+        <w:rPr>
+          <w:b w:val="0"/>
+        </w:rPr>
+        <w:t xml:space="preserve">Use one picture at a time. Hide a worked result before asking for a </w:t>
+      </w:r>
+      <w:r>
+        <w:rPr>
+          <w:b/>
+        </w:rPr>
+        <w:t>prediction</w:t>
+      </w:r>
+      <w:r>
+        <w:rPr>
+          <w:b w:val="0"/>
+        </w:rPr>
+        <w:t>, then reveal it for feedback. These are supported teaching cases; retain the separate independent assessment for a fresh first attempt.</w:t>
+      </w:r>
+    </w:p>
+    <w:p>
+      <w:pPr>
+        <w:pStyle w:val="Heading3"/>
+      </w:pPr>
+      <w:r>
+        <w:t>01. Capstone Build: the case</w:t>
+      </w:r>
+    </w:p>
+    <w:p>
+      <w:r>
+        <w:drawing>
+          <wp:inline xmlns:a="http://schemas.openxmlformats.org/drawingml/2006/main" xmlns:pic="http://schemas.openxmlformats.org/drawingml/2006/picture">
+            <wp:extent cx="5486400" cy="3288792"/>
+            <wp:docPr id="2" name="Picture 2" descr="Build a claim checker for a draft summary of a fictional class investigation. Supplied facts: Approved record E2: three cups were observed for four days. No measured water loss is provided. Draft says “three cups were observed for four days and all lost half their water”. All inputs and outcomes in this worked example are invented classroom data; no real model run is claimed."/>
+            <wp:cNvGraphicFramePr>
+              <a:graphicFrameLocks noChangeAspect="1"/>
+            </wp:cNvGraphicFramePr>
+            <a:graphic>
+              <a:graphicData uri="http://schemas.openxmlformats.org/drawingml/2006/picture">
+                <pic:pic>
+                  <pic:nvPicPr>
+                    <pic:cNvPr id="0" name="academy-story-ai-3-34-01.png"/>
+                    <pic:cNvPicPr/>
+                  </pic:nvPicPr>
+                  <pic:blipFill>
+                    <a:blip r:embed="rId10"/>
+                    <a:stretch>
+                      <a:fillRect/>
+                    </a:stretch>
+                  </pic:blipFill>
+                  <pic:spPr>
+                    <a:xfrm>
+                      <a:off x="0" y="0"/>
+                      <a:ext cx="5486400" cy="3288792"/>
+                    </a:xfrm>
+                    <a:prstGeom prst="rect"/>
+                  </pic:spPr>
+                </pic:pic>
+              </a:graphicData>
+            </a:graphic>
+          </wp:inline>
+        </w:drawing>
+      </w:r>
+    </w:p>
+    <w:p>
+      <w:pPr>
+        <w:spacing w:line="336" w:lineRule="auto" w:after="180"/>
+      </w:pPr>
+      <w:r>
+        <w:rPr>
+          <w:b w:val="0"/>
+        </w:rPr>
+        <w:t>Build a claim checker for a draft summary of a fictional class investigation. Supplied facts: Approved record E2: three cups were observed for four days. No measured water loss is provided.</w:t>
+      </w:r>
+    </w:p>
+    <w:p>
+      <w:pPr>
+        <w:spacing w:line="336" w:lineRule="auto" w:after="180"/>
+      </w:pPr>
+      <w:r>
+        <w:rPr>
+          <w:b w:val="0"/>
+        </w:rPr>
+        <w:t xml:space="preserve">Draft says “three cups were observed for four days and all lost half their water”. All </w:t>
+      </w:r>
+      <w:r>
+        <w:rPr>
+          <w:b/>
+        </w:rPr>
+        <w:t>input</w:t>
+      </w:r>
+      <w:r>
+        <w:rPr>
+          <w:b w:val="0"/>
+        </w:rPr>
+        <w:t>s and outcomes in this worked example are invented classroom data; no real model run is claimed.</w:t>
+      </w:r>
+    </w:p>
+    <w:p>
+      <w:pPr>
+        <w:spacing w:line="336" w:lineRule="auto" w:after="180"/>
+        <w:shd w:fill="F5F1FB"/>
+      </w:pPr>
+      <w:r>
+        <w:rPr>
+          <w:b w:val="0"/>
+        </w:rPr>
+        <w:t>Point to the given fact that matters most. Explain why it matters.</w:t>
+      </w:r>
+    </w:p>
+    <w:p>
+      <w:pPr>
+        <w:pStyle w:val="Heading3"/>
+      </w:pPr>
+      <w:r>
+        <w:t>Discuss while showing the picture</w:t>
+      </w:r>
+    </w:p>
+    <w:p>
+      <w:pPr>
+        <w:spacing w:line="336" w:lineRule="auto" w:after="180"/>
+        <w:shd w:fill="F1F6F8"/>
+      </w:pPr>
+      <w:r>
+        <w:rPr>
+          <w:b w:val="0"/>
+        </w:rPr>
+        <w:t>Teacher prompt: Point to the given fact that matters most. Explain why it matters. Ask learners to describe one label or arrow in ordinary words. Use the adjacent transcript if the image is difficult to see.</w:t>
+      </w:r>
+    </w:p>
+    <w:p>
+      <w:pPr>
+        <w:pStyle w:val="Heading3"/>
+      </w:pPr>
+      <w:r>
+        <w:t>02. Follow the deciding steps</w:t>
+      </w:r>
+    </w:p>
+    <w:p>
+      <w:r>
+        <w:drawing>
+          <wp:inline xmlns:a="http://schemas.openxmlformats.org/drawingml/2006/main" xmlns:pic="http://schemas.openxmlformats.org/drawingml/2006/picture">
+            <wp:extent cx="5486400" cy="3337560"/>
+            <wp:docPr id="3" name="Picture 3" descr="Extract claims: Separate cup count, observation duration and the claimed water loss. → Match evidence: E2 supports three cups and four days; it supplies no water-loss result. → Repair draft: Retain the supported procedure facts; state that water-loss results were not supplied."/>
+            <wp:cNvGraphicFramePr>
+              <a:graphicFrameLocks noChangeAspect="1"/>
+            </wp:cNvGraphicFramePr>
+            <a:graphic>
+              <a:graphicData uri="http://schemas.openxmlformats.org/drawingml/2006/picture">
+                <pic:pic>
+                  <pic:nvPicPr>
+                    <pic:cNvPr id="0" name="academy-story-ai-3-34-02.png"/>
+                    <pic:cNvPicPr/>
+                  </pic:nvPicPr>
+                  <pic:blipFill>
+                    <a:blip r:embed="rId11"/>
+                    <a:stretch>
+                      <a:fillRect/>
+                    </a:stretch>
+                  </pic:blipFill>
+                  <pic:spPr>
+                    <a:xfrm>
+                      <a:off x="0" y="0"/>
+                      <a:ext cx="5486400" cy="3337560"/>
+                    </a:xfrm>
+                    <a:prstGeom prst="rect"/>
+                  </pic:spPr>
+                </pic:pic>
+              </a:graphicData>
+            </a:graphic>
+          </wp:inline>
+        </w:drawing>
+      </w:r>
+    </w:p>
+    <w:p>
+      <w:pPr>
+        <w:spacing w:line="336" w:lineRule="auto" w:after="180"/>
+      </w:pPr>
+      <w:r>
+        <w:rPr>
+          <w:b w:val="0"/>
+        </w:rPr>
+        <w:t xml:space="preserve">Extract claims: Separate cup count, </w:t>
+      </w:r>
+      <w:r>
+        <w:rPr>
+          <w:b/>
+        </w:rPr>
+        <w:t>observation</w:t>
+      </w:r>
+      <w:r>
+        <w:rPr>
+          <w:b w:val="0"/>
+        </w:rPr>
+        <w:t xml:space="preserve"> duration and the claimed water loss. → Match </w:t>
+      </w:r>
+      <w:r>
+        <w:rPr>
+          <w:b/>
+        </w:rPr>
+        <w:t>evidence</w:t>
+      </w:r>
+      <w:r>
+        <w:rPr>
+          <w:b w:val="0"/>
+        </w:rPr>
+        <w:t>: E2 supports three cups and four days; it supplies no water-loss result. → Repair draft: Retain the supported procedure facts; state that water-loss results were not supplied.</w:t>
+      </w:r>
+    </w:p>
+    <w:p>
+      <w:pPr>
+        <w:spacing w:line="336" w:lineRule="auto" w:after="180"/>
+        <w:shd w:fill="F5F1FB"/>
+      </w:pPr>
+      <w:r>
+        <w:rPr>
+          <w:b w:val="0"/>
+        </w:rPr>
+        <w:t xml:space="preserve">Point to each numbered stage and explain which recorded </w:t>
+      </w:r>
+      <w:r>
+        <w:rPr>
+          <w:b/>
+        </w:rPr>
+        <w:t>input</w:t>
+      </w:r>
+      <w:r>
+        <w:rPr>
+          <w:b w:val="0"/>
+        </w:rPr>
+        <w:t xml:space="preserve"> it uses.</w:t>
+      </w:r>
+    </w:p>
+    <w:p>
+      <w:pPr>
+        <w:pStyle w:val="Heading3"/>
+      </w:pPr>
+      <w:r>
+        <w:t>Discuss while showing the picture</w:t>
+      </w:r>
+    </w:p>
+    <w:p>
+      <w:pPr>
+        <w:spacing w:line="336" w:lineRule="auto" w:after="180"/>
+        <w:shd w:fill="F1F6F8"/>
+      </w:pPr>
+      <w:r>
+        <w:rPr>
+          <w:b w:val="0"/>
+        </w:rPr>
+        <w:t xml:space="preserve">Teacher prompt: Point to each numbered stage and explain which recorded </w:t>
+      </w:r>
+      <w:r>
+        <w:rPr>
+          <w:b/>
+        </w:rPr>
+        <w:t>input</w:t>
+      </w:r>
+      <w:r>
+        <w:rPr>
+          <w:b w:val="0"/>
+        </w:rPr>
+        <w:t xml:space="preserve"> it uses. Ask learners to describe one label or arrow in ordinary words. Use the adjacent transcript if the image is difficult to see.</w:t>
+      </w:r>
+    </w:p>
+    <w:p>
+      <w:pPr>
+        <w:pStyle w:val="Heading3"/>
+      </w:pPr>
+      <w:r>
+        <w:t>03. Capstone grounded assistant — evidence trace</w:t>
+      </w:r>
+    </w:p>
+    <w:p>
+      <w:r>
+        <w:drawing>
+          <wp:inline xmlns:a="http://schemas.openxmlformats.org/drawingml/2006/main" xmlns:pic="http://schemas.openxmlformats.org/drawingml/2006/picture">
+            <wp:extent cx="5486400" cy="3145536"/>
+            <wp:docPr id="4" name="Picture 4" descr="Capstone grounded assistant — evidence trace. Request room B; retrieved approval names B but register names C. Draft gives capacity 10 from C. | A supported response requires current matching approval and register records. Any retrieval or validation failure gives needs_review with null claims. The classroom implementation performs no booking or external action. | Same-room support fails before or during semantic validation. Return needs_review with null claims; the draft capacity is unsupported for B."/>
+            <wp:cNvGraphicFramePr>
+              <a:graphicFrameLocks noChangeAspect="1"/>
+            </wp:cNvGraphicFramePr>
+            <a:graphic>
+              <a:graphicData uri="http://schemas.openxmlformats.org/drawingml/2006/picture">
+                <pic:pic>
+                  <pic:nvPicPr>
+                    <pic:cNvPr id="0" name="academy-story-ai-3-34-03.png"/>
+                    <pic:cNvPicPr/>
+                  </pic:nvPicPr>
+                  <pic:blipFill>
+                    <a:blip r:embed="rId12"/>
+                    <a:stretch>
+                      <a:fillRect/>
+                    </a:stretch>
+                  </pic:blipFill>
+                  <pic:spPr>
+                    <a:xfrm>
+                      <a:off x="0" y="0"/>
+                      <a:ext cx="5486400" cy="3145536"/>
+                    </a:xfrm>
+                    <a:prstGeom prst="rect"/>
+                  </pic:spPr>
+                </pic:pic>
+              </a:graphicData>
+            </a:graphic>
+          </wp:inline>
+        </w:drawing>
+      </w:r>
+    </w:p>
+    <w:p>
+      <w:pPr>
+        <w:spacing w:line="336" w:lineRule="auto" w:after="180"/>
+      </w:pPr>
+      <w:r>
+        <w:rPr>
+          <w:b w:val="0"/>
+        </w:rPr>
+        <w:t xml:space="preserve">Capstone grounded assistant — </w:t>
+      </w:r>
+      <w:r>
+        <w:rPr>
+          <w:b/>
+        </w:rPr>
+        <w:t>evidence</w:t>
+      </w:r>
+      <w:r>
+        <w:rPr>
+          <w:b w:val="0"/>
+        </w:rPr>
+        <w:t xml:space="preserve"> trace. Request room B; retrieved approval names B but register names C. Draft gives capacity 10 from C. | A supported response requires current matching approval and register records.</w:t>
+      </w:r>
+    </w:p>
+    <w:p>
+      <w:pPr>
+        <w:spacing w:line="336" w:lineRule="auto" w:after="180"/>
+      </w:pPr>
+      <w:r>
+        <w:rPr>
+          <w:b w:val="0"/>
+        </w:rPr>
+        <w:t>Any retrieval or validation failure gives needs_review with null claims. The classroom implementation performs no booking or external action. | Same-room support fails before or during semantic validation.</w:t>
+      </w:r>
+    </w:p>
+    <w:p>
+      <w:pPr>
+        <w:spacing w:line="336" w:lineRule="auto" w:after="180"/>
+      </w:pPr>
+      <w:r>
+        <w:rPr>
+          <w:b w:val="0"/>
+        </w:rPr>
+        <w:t>Return needs_review with null claims; the draft capacity is unsupported for B.</w:t>
+      </w:r>
+    </w:p>
+    <w:p>
+      <w:pPr>
+        <w:spacing w:line="336" w:lineRule="auto" w:after="180"/>
+        <w:shd w:fill="F5F1FB"/>
+      </w:pPr>
+      <w:r>
+        <w:rPr>
+          <w:b w:val="0"/>
+        </w:rPr>
+        <w:t>Read the labels and values. Explain the relationship the model shows.</w:t>
+      </w:r>
+    </w:p>
+    <w:p>
+      <w:pPr>
+        <w:pStyle w:val="Heading3"/>
+      </w:pPr>
+      <w:r>
+        <w:t>Discuss while showing the picture</w:t>
+      </w:r>
+    </w:p>
+    <w:p>
+      <w:pPr>
+        <w:spacing w:line="336" w:lineRule="auto" w:after="180"/>
+        <w:shd w:fill="F1F6F8"/>
+      </w:pPr>
+      <w:r>
+        <w:rPr>
+          <w:b w:val="0"/>
+        </w:rPr>
+        <w:t>Teacher prompt: Read the labels and values. Explain the relationship the model shows. Ask learners to describe one label or arrow in ordinary words. Use the adjacent transcript if the image is difficult to see.</w:t>
+      </w:r>
+    </w:p>
+    <w:p>
+      <w:pPr>
+        <w:pStyle w:val="Heading3"/>
+      </w:pPr>
+      <w:r>
+        <w:t>04. Change one thing. Trace what follows.</w:t>
+      </w:r>
+    </w:p>
+    <w:p>
+      <w:r>
+        <w:drawing>
+          <wp:inline xmlns:a="http://schemas.openxmlformats.org/drawingml/2006/main" xmlns:pic="http://schemas.openxmlformats.org/drawingml/2006/picture">
+            <wp:extent cx="5486400" cy="3026664"/>
+            <wp:docPr id="5" name="Picture 5" descr="Original case: Retain the supported procedure facts; state that water-loss results were not supplied. Changed condition: E3 supplies losses of 1, 2 and 3 mL. Expected result: Report those individual losses, not “half” unless starting volumes are also available. Reason: Absolute losses alone do not establish each cup’s fractional loss."/>
+            <wp:cNvGraphicFramePr>
+              <a:graphicFrameLocks noChangeAspect="1"/>
+            </wp:cNvGraphicFramePr>
+            <a:graphic>
+              <a:graphicData uri="http://schemas.openxmlformats.org/drawingml/2006/picture">
+                <pic:pic>
+                  <pic:nvPicPr>
+                    <pic:cNvPr id="0" name="academy-story-ai-3-34-04.png"/>
+                    <pic:cNvPicPr/>
+                  </pic:nvPicPr>
+                  <pic:blipFill>
+                    <a:blip r:embed="rId13"/>
+                    <a:stretch>
+                      <a:fillRect/>
+                    </a:stretch>
+                  </pic:blipFill>
+                  <pic:spPr>
+                    <a:xfrm>
+                      <a:off x="0" y="0"/>
+                      <a:ext cx="5486400" cy="3026664"/>
+                    </a:xfrm>
+                    <a:prstGeom prst="rect"/>
+                  </pic:spPr>
+                </pic:pic>
+              </a:graphicData>
+            </a:graphic>
+          </wp:inline>
+        </w:drawing>
+      </w:r>
+    </w:p>
+    <w:p>
+      <w:pPr>
+        <w:spacing w:line="336" w:lineRule="auto" w:after="180"/>
+      </w:pPr>
+      <w:r>
+        <w:rPr>
+          <w:b w:val="0"/>
+        </w:rPr>
+        <w:t>Original case: Retain the supported procedure facts; state that water-loss results were not supplied. Changed condition: E3 supplies losses of 1, 2 and 3 mL.</w:t>
+      </w:r>
+    </w:p>
+    <w:p>
+      <w:pPr>
+        <w:spacing w:line="336" w:lineRule="auto" w:after="180"/>
+      </w:pPr>
+      <w:r>
+        <w:rPr>
+          <w:b w:val="0"/>
+        </w:rPr>
+        <w:t>Expected result: Report those individual losses, not “half” unless starting volumes are also available. Reason: Absolute losses alone do not establish each cup’s fractional loss.</w:t>
+      </w:r>
+    </w:p>
+    <w:p>
+      <w:pPr>
+        <w:spacing w:line="336" w:lineRule="auto" w:after="180"/>
+        <w:shd w:fill="F5F1FB"/>
+      </w:pPr>
+      <w:r>
+        <w:rPr>
+          <w:b w:val="0"/>
+        </w:rPr>
+        <w:t>Predict before checking the worked changed-case result. Name what changed and what the supplied facts allow you to conclude.</w:t>
+      </w:r>
+    </w:p>
+    <w:p>
+      <w:pPr>
+        <w:pStyle w:val="Heading3"/>
+      </w:pPr>
+      <w:r>
+        <w:t>Discuss while showing the picture</w:t>
+      </w:r>
+    </w:p>
+    <w:p>
+      <w:pPr>
+        <w:spacing w:line="336" w:lineRule="auto" w:after="180"/>
+        <w:shd w:fill="F1F6F8"/>
+      </w:pPr>
+      <w:r>
+        <w:rPr>
+          <w:b w:val="0"/>
+        </w:rPr>
+        <w:t>Teacher prompt: Predict before checking the worked changed-case result. Name what changed and what the supplied facts allow you to conclude. Ask learners to describe one label or arrow in ordinary words.</w:t>
+      </w:r>
+    </w:p>
+    <w:p>
+      <w:pPr>
+        <w:spacing w:line="336" w:lineRule="auto" w:after="180"/>
+        <w:shd w:fill="F1F6F8"/>
+      </w:pPr>
+      <w:r>
+        <w:rPr>
+          <w:b w:val="0"/>
+        </w:rPr>
+        <w:t>Use the adjacent transcript if the image is difficult to see. Changed-case reasoning: Absolute losses alone do not establish each cup’s fractional loss.</w:t>
+      </w:r>
+    </w:p>
+    <w:p>
+      <w:pPr>
+        <w:pStyle w:val="Heading3"/>
+      </w:pPr>
+      <w:r>
+        <w:t>05. Connect the explanation to its limit</w:t>
+      </w:r>
+    </w:p>
+    <w:p>
+      <w:r>
+        <w:drawing>
+          <wp:inline xmlns:a="http://schemas.openxmlformats.org/drawingml/2006/main" xmlns:pic="http://schemas.openxmlformats.org/drawingml/2006/picture">
+            <wp:extent cx="5486400" cy="2834640"/>
+            <wp:docPr id="6" name="Picture 6" descr="Read the picture in order. Retain the supported procedure facts; state that water-loss results were not supplied. The arrows show which recorded input or intermediate result each decision uses. Explain the deciding step aloud before checking the changed case; pointing to the final answer alone does not show how it follows. Limit: The examples are invented observations; no real classroom investigation or model run is claimed."/>
+            <wp:cNvGraphicFramePr>
+              <a:graphicFrameLocks noChangeAspect="1"/>
+            </wp:cNvGraphicFramePr>
+            <a:graphic>
+              <a:graphicData uri="http://schemas.openxmlformats.org/drawingml/2006/picture">
+                <pic:pic>
+                  <pic:nvPicPr>
+                    <pic:cNvPr id="0" name="academy-story-ai-3-34-05.png"/>
+                    <pic:cNvPicPr/>
+                  </pic:nvPicPr>
+                  <pic:blipFill>
+                    <a:blip r:embed="rId14"/>
+                    <a:stretch>
+                      <a:fillRect/>
+                    </a:stretch>
+                  </pic:blipFill>
+                  <pic:spPr>
+                    <a:xfrm>
+                      <a:off x="0" y="0"/>
+                      <a:ext cx="5486400" cy="2834640"/>
+                    </a:xfrm>
+                    <a:prstGeom prst="rect"/>
+                  </pic:spPr>
+                </pic:pic>
+              </a:graphicData>
+            </a:graphic>
+          </wp:inline>
+        </w:drawing>
+      </w:r>
+    </w:p>
+    <w:p>
+      <w:pPr>
+        <w:spacing w:line="336" w:lineRule="auto" w:after="180"/>
+      </w:pPr>
+      <w:r>
+        <w:rPr>
+          <w:b w:val="0"/>
+        </w:rPr>
+        <w:t xml:space="preserve">Read the picture in order. Retain the supported procedure facts; state that water-loss results were not supplied. The arrows show which recorded </w:t>
+      </w:r>
+      <w:r>
+        <w:rPr>
+          <w:b/>
+        </w:rPr>
+        <w:t>input</w:t>
+      </w:r>
+      <w:r>
+        <w:rPr>
+          <w:b w:val="0"/>
+        </w:rPr>
+        <w:t xml:space="preserve"> or intermediate result each decision uses.</w:t>
+      </w:r>
+    </w:p>
+    <w:p>
+      <w:pPr>
+        <w:spacing w:line="336" w:lineRule="auto" w:after="180"/>
+      </w:pPr>
+      <w:r>
+        <w:rPr>
+          <w:b w:val="0"/>
+        </w:rPr>
+        <w:t>Explain the deciding step aloud before checking the changed case; pointing to the final answer alone does not show how it follows.</w:t>
+      </w:r>
+    </w:p>
+    <w:p>
+      <w:pPr>
+        <w:spacing w:line="336" w:lineRule="auto" w:after="180"/>
+      </w:pPr>
+      <w:r>
+        <w:rPr>
+          <w:b w:val="0"/>
+        </w:rPr>
+        <w:t xml:space="preserve">Limit: The examples are invented </w:t>
+      </w:r>
+      <w:r>
+        <w:rPr>
+          <w:b/>
+        </w:rPr>
+        <w:t>observation</w:t>
+      </w:r>
+      <w:r>
+        <w:rPr>
+          <w:b w:val="0"/>
+        </w:rPr>
+        <w:t>s; no real classroom investigation or model run is claimed.</w:t>
+      </w:r>
+    </w:p>
+    <w:p>
+      <w:pPr>
+        <w:spacing w:line="336" w:lineRule="auto" w:after="180"/>
+        <w:shd w:fill="F5F1FB"/>
+      </w:pPr>
+      <w:r>
+        <w:rPr>
+          <w:b w:val="0"/>
+        </w:rPr>
+        <w:t>Explain the case, then point to a limit on the claim.</w:t>
+      </w:r>
+    </w:p>
+    <w:p>
+      <w:pPr>
+        <w:pStyle w:val="Heading3"/>
+      </w:pPr>
+      <w:r>
+        <w:t>Discuss while showing the picture</w:t>
+      </w:r>
+    </w:p>
+    <w:p>
+      <w:pPr>
+        <w:spacing w:line="336" w:lineRule="auto" w:after="180"/>
+        <w:shd w:fill="F1F6F8"/>
+      </w:pPr>
+      <w:r>
+        <w:rPr>
+          <w:b w:val="0"/>
+        </w:rPr>
+        <w:t>Teacher prompt: Explain the case, then point to a limit on the claim. Ask learners to describe one label or arrow in ordinary words. Use the adjacent transcript if the image is difficult to see.</w:t>
+      </w:r>
+    </w:p>
+    <w:p>
+      <w:pPr>
+        <w:spacing w:line="336" w:lineRule="auto" w:after="180"/>
+        <w:shd w:fill="F1F6F8"/>
+      </w:pPr>
+      <w:r>
+        <w:rPr>
+          <w:b w:val="0"/>
+        </w:rPr>
+        <w:t xml:space="preserve">Keep the stated scope: The examples are invented </w:t>
+      </w:r>
+      <w:r>
+        <w:rPr>
+          <w:b/>
+        </w:rPr>
+        <w:t>observation</w:t>
+      </w:r>
+      <w:r>
+        <w:rPr>
+          <w:b w:val="0"/>
+        </w:rPr>
+        <w:t>s; no real classroom investigation or model run is claimed.</w:t>
+      </w:r>
+    </w:p>
+    <w:p>
+      <w:pPr>
+        <w:pStyle w:val="Heading3"/>
+      </w:pPr>
+      <w:r>
+        <w:t>06. Make the idea visible in your project</w:t>
+      </w:r>
+    </w:p>
+    <w:p>
+      <w:r>
+        <w:drawing>
+          <wp:inline xmlns:a="http://schemas.openxmlformats.org/drawingml/2006/main" xmlns:pic="http://schemas.openxmlformats.org/drawingml/2006/picture">
+            <wp:extent cx="5486400" cy="3681984"/>
+            <wp:docPr id="7" name="Picture 7" descr="For your Verified Study Buddy, save the input, procedure, observed result and limitation of this check. Label this worked example as practice; use a different, previously unreviewed case when checking independent understanding. Draw your input, deciding step, result and limit. Supported question: What additional numbers would a half-water claim require? Point to the relevant step in the picture, then write the changed result and the rule or evidence that supports it."/>
+            <wp:cNvGraphicFramePr>
+              <a:graphicFrameLocks noChangeAspect="1"/>
+            </wp:cNvGraphicFramePr>
+            <a:graphic>
+              <a:graphicData uri="http://schemas.openxmlformats.org/drawingml/2006/picture">
+                <pic:pic>
+                  <pic:nvPicPr>
+                    <pic:cNvPr id="0" name="academy-story-ai-3-34-06.png"/>
+                    <pic:cNvPicPr/>
+                  </pic:nvPicPr>
+                  <pic:blipFill>
+                    <a:blip r:embed="rId15"/>
+                    <a:stretch>
+                      <a:fillRect/>
+                    </a:stretch>
+                  </pic:blipFill>
+                  <pic:spPr>
+                    <a:xfrm>
+                      <a:off x="0" y="0"/>
+                      <a:ext cx="5486400" cy="3681984"/>
+                    </a:xfrm>
+                    <a:prstGeom prst="rect"/>
+                  </pic:spPr>
+                </pic:pic>
+              </a:graphicData>
+            </a:graphic>
+          </wp:inline>
+        </w:drawing>
+      </w:r>
+    </w:p>
+    <w:p>
+      <w:pPr>
+        <w:spacing w:line="336" w:lineRule="auto" w:after="180"/>
+      </w:pPr>
+      <w:r>
+        <w:rPr>
+          <w:b w:val="0"/>
+        </w:rPr>
+        <w:t xml:space="preserve">For your Verified Study Buddy, save the </w:t>
+      </w:r>
+      <w:r>
+        <w:rPr>
+          <w:b/>
+        </w:rPr>
+        <w:t>input</w:t>
+      </w:r>
+      <w:r>
+        <w:rPr>
+          <w:b w:val="0"/>
+        </w:rPr>
+        <w:t>, procedure, observed result and limitation of this check.</w:t>
+      </w:r>
+    </w:p>
+    <w:p>
+      <w:pPr>
+        <w:spacing w:line="336" w:lineRule="auto" w:after="180"/>
+      </w:pPr>
+      <w:r>
+        <w:rPr>
+          <w:b w:val="0"/>
+        </w:rPr>
+        <w:t xml:space="preserve">Label this worked example as practice; use a different, previously unreviewed case when checking independent understanding. Draw your </w:t>
+      </w:r>
+      <w:r>
+        <w:rPr>
+          <w:b/>
+        </w:rPr>
+        <w:t>input</w:t>
+      </w:r>
+      <w:r>
+        <w:rPr>
+          <w:b w:val="0"/>
+        </w:rPr>
+        <w:t>, deciding step, result and limit.</w:t>
+      </w:r>
+    </w:p>
+    <w:p>
+      <w:pPr>
+        <w:spacing w:line="336" w:lineRule="auto" w:after="180"/>
+      </w:pPr>
+      <w:r>
+        <w:rPr>
+          <w:b w:val="0"/>
+        </w:rPr>
+        <w:t xml:space="preserve">Supported question: What additional numbers would a half-water claim require? Point to the relevant step in the picture, then write the changed result and the rule or </w:t>
+      </w:r>
+      <w:r>
+        <w:rPr>
+          <w:b/>
+        </w:rPr>
+        <w:t>evidence</w:t>
+      </w:r>
+      <w:r>
+        <w:rPr>
+          <w:b w:val="0"/>
+        </w:rPr>
+        <w:t xml:space="preserve"> that supports it.</w:t>
+      </w:r>
+    </w:p>
+    <w:p>
+      <w:pPr>
+        <w:spacing w:line="336" w:lineRule="auto" w:after="180"/>
+        <w:shd w:fill="F5F1FB"/>
+      </w:pPr>
+      <w:r>
+        <w:rPr>
+          <w:b w:val="0"/>
+        </w:rPr>
+        <w:t xml:space="preserve">Draw your project trace and justify the deciding step using </w:t>
+      </w:r>
+      <w:r>
+        <w:rPr>
+          <w:b/>
+        </w:rPr>
+        <w:t>evidence</w:t>
+      </w:r>
+      <w:r>
+        <w:rPr>
+          <w:b w:val="0"/>
+        </w:rPr>
+        <w:t>.</w:t>
+      </w:r>
+    </w:p>
+    <w:p>
+      <w:pPr>
+        <w:pStyle w:val="Heading3"/>
+      </w:pPr>
+      <w:r>
+        <w:t>Discuss while showing the picture</w:t>
+      </w:r>
+    </w:p>
+    <w:p>
+      <w:pPr>
+        <w:spacing w:line="336" w:lineRule="auto" w:after="180"/>
+        <w:shd w:fill="F1F6F8"/>
+      </w:pPr>
+      <w:r>
+        <w:rPr>
+          <w:b w:val="0"/>
+        </w:rPr>
+        <w:t xml:space="preserve">Teacher prompt: Draw your project trace and justify the deciding step using </w:t>
+      </w:r>
+      <w:r>
+        <w:rPr>
+          <w:b/>
+        </w:rPr>
+        <w:t>evidence</w:t>
+      </w:r>
+      <w:r>
+        <w:rPr>
+          <w:b w:val="0"/>
+        </w:rPr>
+        <w:t>. Ask learners to describe one label or arrow in ordinary words. Use the adjacent transcript if the image is difficult to see.</w:t>
+      </w:r>
+    </w:p>
+    <w:p>
+      <w:pPr>
+        <w:spacing w:line="336" w:lineRule="auto" w:after="180"/>
+        <w:shd w:fill="F1F6F8"/>
+      </w:pPr>
+      <w:r>
+        <w:rPr>
+          <w:b w:val="0"/>
+        </w:rPr>
+        <w:t>Supported practice key: The starting volume for each cup and its measured loss. E3’s losses without starting volumes cannot establish a half fraction.</w:t>
+      </w:r>
+    </w:p>
+    <w:p>
+      <w:pPr>
+        <w:spacing w:line="336" w:lineRule="auto" w:after="180"/>
+        <w:shd w:fill="F1F6F8"/>
+      </w:pPr>
+      <w:r>
+        <w:rPr>
+          <w:b w:val="0"/>
+        </w:rPr>
+        <w:t>Changed-case check: Report those individual losses, not “half” unless starting volumes are also available. Absolute losses alone do not establish each cup’s fractional loss.</w:t>
       </w:r>
     </w:p>
     <w:sectPr>

--- a/downloads/teacher/ai-3-week-34.docx
+++ b/downloads/teacher/ai-3-week-34.docx
@@ -201,7 +201,7 @@
           </w:tcPr>
           <w:p>
             <w:r>
-              <w:t>Sections 9 and 11–14. Give extra time to finish the full task set; use Section 15 when the week includes a coding lab.</w:t>
+              <w:t>Use “Run the investigation”, “Connect your project”, “Show what you know”, “Study a complete case” and “Try a new case independently”. Give extra time for the full task set. If this week has a coding lab, use its named section; section numbers can change when extra explanations are included.</w:t>
             </w:r>
           </w:p>
         </w:tc>
@@ -5312,7 +5312,7 @@
           </w:tcPr>
           <w:p>
             <w:r>
-              <w:t>Sections 9 and 11–14. Give extra time to finish the full task set; use Section 15 when the week includes a coding lab.</w:t>
+              <w:t>Use “Run the investigation”, “Connect your project”, “Show what you know”, “Study a complete case” and “Try a new case independently”. Give extra time for the full task set. If this week has a coding lab, use its named section; section numbers can change when extra explanations are included.</w:t>
             </w:r>
           </w:p>
         </w:tc>

--- a/downloads/teacher/ai-3-week-34.docx
+++ b/downloads/teacher/ai-3-week-34.docx
@@ -25,20 +25,38 @@
         <w:pStyle w:val="Heading1"/>
       </w:pPr>
       <w:r>
-        <w:t>01. Capstone Build</w:t>
-      </w:r>
-    </w:p>
-    <w:p>
-      <w:r>
-        <w:t>Prepare Capstone Build: check the target, prerequisites, resources and adaptable teaching schedule.</w:t>
-      </w:r>
-    </w:p>
-    <w:p>
-      <w:pPr>
-        <w:pStyle w:val="Heading3"/>
-      </w:pPr>
-      <w:r>
-        <w:t>Teach the learning cycle</w:t>
+        <w:t>Teach traceable implementation and honest missing results.</w:t>
+      </w:r>
+    </w:p>
+    <w:p>
+      <w:r>
+        <w:t>Supply complete structured records, preserve run/trace differences and assess a fresh unsupported-outcome draft.</w:t>
+      </w:r>
+    </w:p>
+    <w:p>
+      <w:r>
+        <w:t>Ask which requirement each component satisfies and which source values establish each displayed claim.</w:t>
+      </w:r>
+    </w:p>
+    <w:p>
+      <w:pPr>
+        <w:pStyle w:val="Heading1"/>
+      </w:pPr>
+      <w:r>
+        <w:t>01. Prepare this connected week</w:t>
+      </w:r>
+    </w:p>
+    <w:p>
+      <w:r>
+        <w:t>Use one main plan and keep practice separate from the independent first attempt.</w:t>
+      </w:r>
+    </w:p>
+    <w:p>
+      <w:pPr>
+        <w:pStyle w:val="Heading2"/>
+      </w:pPr>
+      <w:r>
+        <w:t>Learning goal and precision</w:t>
       </w:r>
     </w:p>
     <w:p>
@@ -62,6 +80,142 @@
           <w:b w:val="0"/>
         </w:rPr>
         <w:t xml:space="preserve"> and terminology of capstone grounded assistant</w:t>
+      </w:r>
+    </w:p>
+    <w:p>
+      <w:pPr>
+        <w:spacing w:line="336" w:lineRule="auto" w:after="180"/>
+      </w:pPr>
+      <w:r>
+        <w:rPr>
+          <w:b w:val="0"/>
+        </w:rPr>
+        <w:t xml:space="preserve">Two 45-minute sessions. Build the assistant as a sequence of testable stages: validate request, retrieve authorised </w:t>
+      </w:r>
+      <w:r>
+        <w:rPr>
+          <w:b/>
+        </w:rPr>
+        <w:t>evidence</w:t>
+      </w:r>
+      <w:r>
+        <w:rPr>
+          <w:b w:val="0"/>
+        </w:rPr>
+        <w:t>, decide answerability, draft, validate and return. Avoid merging all errors into one model score.</w:t>
+      </w:r>
+    </w:p>
+    <w:p>
+      <w:pPr>
+        <w:spacing w:line="336" w:lineRule="auto" w:after="180"/>
+      </w:pPr>
+      <w:r>
+        <w:rPr>
+          <w:b w:val="0"/>
+        </w:rPr>
+        <w:t xml:space="preserve">Use the supplied constructed scenarios to make the </w:t>
+      </w:r>
+      <w:r>
+        <w:rPr>
+          <w:b/>
+        </w:rPr>
+        <w:t>mechanism</w:t>
+      </w:r>
+      <w:r>
+        <w:rPr>
+          <w:b w:val="0"/>
+        </w:rPr>
+        <w:t xml:space="preserve"> inspectable. Collect W4 before sharing solutions.</w:t>
+      </w:r>
+    </w:p>
+    <w:p>
+      <w:pPr>
+        <w:spacing w:line="336" w:lineRule="auto" w:after="180"/>
+      </w:pPr>
+      <w:r>
+        <w:rPr>
+          <w:b w:val="0"/>
+        </w:rPr>
+        <w:t xml:space="preserve">Students should name intermediate </w:t>
+      </w:r>
+      <w:r>
+        <w:rPr>
+          <w:b/>
+        </w:rPr>
+        <w:t>evidence</w:t>
+      </w:r>
+      <w:r>
+        <w:rPr>
+          <w:b w:val="0"/>
+        </w:rPr>
+        <w:t xml:space="preserve"> and limitations; classroom pacing and learning effectiveness remain unvalidated.</w:t>
+      </w:r>
+    </w:p>
+    <w:p>
+      <w:pPr>
+        <w:spacing w:line="336" w:lineRule="auto" w:after="180"/>
+      </w:pPr>
+      <w:r>
+        <w:rPr>
+          <w:b w:val="0"/>
+        </w:rPr>
+        <w:t>By the end, I can explain capstone build using a traced example and a stated limitation.</w:t>
+      </w:r>
+    </w:p>
+    <w:p>
+      <w:pPr>
+        <w:pStyle w:val="Heading2"/>
+      </w:pPr>
+      <w:r>
+        <w:t>What to prepare</w:t>
+      </w:r>
+    </w:p>
+    <w:p>
+      <w:pPr>
+        <w:pStyle w:val="ListBullet"/>
+      </w:pPr>
+      <w:r>
+        <w:t>Use the supplied scenario, student illustrations and blank paper. For numeric work, offer counters or a calculator after learners show the setup. Fictional records are supplied; personal data and paid accounts are unnecessary.</w:t>
+      </w:r>
+    </w:p>
+    <w:p>
+      <w:pPr>
+        <w:pStyle w:val="ListBullet"/>
+      </w:pPr>
+      <w:r>
+        <w:t>Case exposure check: this source example appears in ai-3/24, ai-3/34. Reuse a familiar case for recall or modelling; verify that the case used to assess transfer has not already received feedback.</w:t>
+      </w:r>
+    </w:p>
+    <w:p>
+      <w:pPr>
+        <w:pStyle w:val="ListBullet"/>
+      </w:pPr>
+      <w:r>
+        <w:t>Lesson and workbook; paper and pencil</w:t>
+      </w:r>
+    </w:p>
+    <w:p>
+      <w:pPr>
+        <w:pStyle w:val="ListBullet"/>
+      </w:pPr>
+      <w:r>
+        <w:t>Calculator and optional local Python 3 for arithmetic; no live API or private data</w:t>
+      </w:r>
+    </w:p>
+    <w:p>
+      <w:pPr>
+        <w:pStyle w:val="ListBullet"/>
+      </w:pPr>
+      <w:r>
+        <w:t>Prepare the fresh retry separately and withhold its solution until after collection</w:t>
+      </w:r>
+    </w:p>
+    <w:p>
+      <w:pPr>
+        <w:pStyle w:val="Heading2"/>
+      </w:pPr>
+      <w:r>
+        <w:t>Main teaching plan</w:t>
       </w:r>
     </w:p>
     <w:tbl>
@@ -243,13 +397,314 @@
     </w:p>
     <w:p>
       <w:pPr>
+        <w:pStyle w:val="Heading2"/>
+      </w:pPr>
+      <w:r>
+        <w:t>Opening retrieval and readiness</w:t>
+      </w:r>
+    </w:p>
+    <w:p>
+      <w:pPr>
         <w:spacing w:line="336" w:lineRule="auto" w:after="180"/>
       </w:pPr>
       <w:r>
         <w:rPr>
           <w:b w:val="0"/>
         </w:rPr>
-        <w:t>Case exposure check: this source example appears in ai-3/24, ai-3/34. Reuse a familiar case for recall or modelling; verify that the case used to assess transfer has not already received feedback.</w:t>
+        <w:t>Without opening the old lesson, explain one key idea from Capstone Design. Give an example and a mistake that the idea helps you avoid.</w:t>
+      </w:r>
+    </w:p>
+    <w:p>
+      <w:pPr>
+        <w:spacing w:line="336" w:lineRule="auto" w:after="180"/>
+      </w:pPr>
+      <w:r>
+        <w:rPr>
+          <w:b w:val="0"/>
+        </w:rPr>
+        <w:t xml:space="preserve">Look for: Explain the </w:t>
+      </w:r>
+      <w:r>
+        <w:rPr>
+          <w:b/>
+        </w:rPr>
+        <w:t>mechanism</w:t>
+      </w:r>
+      <w:r>
+        <w:rPr>
+          <w:b w:val="0"/>
+        </w:rPr>
+        <w:t xml:space="preserve"> and terminology of capstone requirements and corpus</w:t>
+      </w:r>
+    </w:p>
+    <w:p>
+      <w:pPr>
+        <w:spacing w:line="336" w:lineRule="auto" w:after="180"/>
+      </w:pPr>
+      <w:r>
+        <w:rPr>
+          <w:b w:val="0"/>
+        </w:rPr>
+        <w:t>Reference example, not the only acceptable wording: Teacher explanation: A grounded-assistant capstone begins with bounded requirements and a versioned permitted corpus.</w:t>
+      </w:r>
+    </w:p>
+    <w:p>
+      <w:pPr>
+        <w:spacing w:line="336" w:lineRule="auto" w:after="180"/>
+      </w:pPr>
+      <w:r>
+        <w:rPr>
+          <w:b w:val="0"/>
+        </w:rPr>
+        <w:t xml:space="preserve">A baseline can be a manual lookup </w:t>
+      </w:r>
+      <w:r>
+        <w:rPr>
+          <w:b/>
+        </w:rPr>
+        <w:t>process</w:t>
+      </w:r>
+      <w:r>
+        <w:rPr>
+          <w:b w:val="0"/>
+        </w:rPr>
+        <w:t xml:space="preserve"> using the same </w:t>
+      </w:r>
+      <w:r>
+        <w:rPr>
+          <w:b/>
+        </w:rPr>
+        <w:t>evidence</w:t>
+      </w:r>
+      <w:r>
+        <w:rPr>
+          <w:b w:val="0"/>
+        </w:rPr>
+        <w:t xml:space="preserve">. Specify the user question, source authority, access, </w:t>
+      </w:r>
+      <w:r>
+        <w:rPr>
+          <w:b/>
+        </w:rPr>
+        <w:t>output</w:t>
+      </w:r>
+      <w:r>
+        <w:rPr>
+          <w:b w:val="0"/>
+        </w:rPr>
+        <w:t>/fallback contract and evaluation plan. Freeze corpus IDs and split cases before implementation.</w:t>
+      </w:r>
+    </w:p>
+    <w:p>
+      <w:pPr>
+        <w:spacing w:line="336" w:lineRule="auto" w:after="180"/>
+      </w:pPr>
+      <w:r>
+        <w:rPr>
+          <w:b w:val="0"/>
+        </w:rPr>
+        <w:t>Keep teacher material out of student retrieval.</w:t>
+      </w:r>
+    </w:p>
+    <w:p>
+      <w:pPr>
+        <w:spacing w:line="336" w:lineRule="auto" w:after="180"/>
+      </w:pPr>
+      <w:r>
+        <w:rPr>
+          <w:b w:val="0"/>
+        </w:rPr>
+        <w:t>Without opening the old lesson, explain one key idea from Safety Boundaries. Give an example and a mistake that the idea helps you avoid.</w:t>
+      </w:r>
+    </w:p>
+    <w:p>
+      <w:pPr>
+        <w:spacing w:line="336" w:lineRule="auto" w:after="180"/>
+      </w:pPr>
+      <w:r>
+        <w:rPr>
+          <w:b w:val="0"/>
+        </w:rPr>
+        <w:t xml:space="preserve">Look for: Explain the </w:t>
+      </w:r>
+      <w:r>
+        <w:rPr>
+          <w:b/>
+        </w:rPr>
+        <w:t>mechanism</w:t>
+      </w:r>
+      <w:r>
+        <w:rPr>
+          <w:b w:val="0"/>
+        </w:rPr>
+        <w:t xml:space="preserve"> and terminology of untrusted </w:t>
+      </w:r>
+      <w:r>
+        <w:rPr>
+          <w:b/>
+        </w:rPr>
+        <w:t>input</w:t>
+      </w:r>
+      <w:r>
+        <w:rPr>
+          <w:b w:val="0"/>
+        </w:rPr>
+        <w:t xml:space="preserve"> boundaries</w:t>
+      </w:r>
+    </w:p>
+    <w:p>
+      <w:pPr>
+        <w:spacing w:line="336" w:lineRule="auto" w:after="180"/>
+      </w:pPr>
+      <w:r>
+        <w:rPr>
+          <w:b w:val="0"/>
+        </w:rPr>
+        <w:t xml:space="preserve">Reference example, not the only acceptable wording: Teacher explanation: Untrusted </w:t>
+      </w:r>
+      <w:r>
+        <w:rPr>
+          <w:b/>
+        </w:rPr>
+        <w:t>input</w:t>
+      </w:r>
+      <w:r>
+        <w:rPr>
+          <w:b w:val="0"/>
+        </w:rPr>
+        <w:t xml:space="preserve"> must be treated according to a contract before reaching code, queries or tools.</w:t>
+      </w:r>
+    </w:p>
+    <w:p>
+      <w:pPr>
+        <w:spacing w:line="336" w:lineRule="auto" w:after="180"/>
+      </w:pPr>
+      <w:r>
+        <w:rPr>
+          <w:b w:val="0"/>
+        </w:rPr>
+        <w:t>Data that resembles instructions does not acquire execution authority. For the toy lookup accept room IDs matching one uppercase letter plus one digit. Perform exact dictionary lookup; never evaluate user strings as code.</w:t>
+      </w:r>
+    </w:p>
+    <w:p>
+      <w:pPr>
+        <w:spacing w:line="336" w:lineRule="auto" w:after="180"/>
+      </w:pPr>
+      <w:r>
+        <w:rPr>
+          <w:b w:val="0"/>
+        </w:rPr>
+        <w:t>Reject invalid length or characters.</w:t>
+      </w:r>
+    </w:p>
+    <w:p>
+      <w:pPr>
+        <w:spacing w:line="336" w:lineRule="auto" w:after="180"/>
+      </w:pPr>
+      <w:r>
+        <w:rPr>
+          <w:b w:val="0"/>
+        </w:rPr>
+        <w:t>Without opening the old lesson, explain one key idea from Privacy by Design. Give an example and a mistake that the idea helps you avoid.</w:t>
+      </w:r>
+    </w:p>
+    <w:p>
+      <w:pPr>
+        <w:spacing w:line="336" w:lineRule="auto" w:after="180"/>
+      </w:pPr>
+      <w:r>
+        <w:rPr>
+          <w:b w:val="0"/>
+        </w:rPr>
+        <w:t xml:space="preserve">Look for: Explain the </w:t>
+      </w:r>
+      <w:r>
+        <w:rPr>
+          <w:b/>
+        </w:rPr>
+        <w:t>mechanism</w:t>
+      </w:r>
+      <w:r>
+        <w:rPr>
+          <w:b w:val="0"/>
+        </w:rPr>
+        <w:t xml:space="preserve"> and terminology of data retention and deletion</w:t>
+      </w:r>
+    </w:p>
+    <w:p>
+      <w:pPr>
+        <w:spacing w:line="336" w:lineRule="auto" w:after="180"/>
+      </w:pPr>
+      <w:r>
+        <w:rPr>
+          <w:b w:val="0"/>
+        </w:rPr>
+        <w:t>Reference example, not the only acceptable wording: Teacher explanation: Retention and deletion cover all declared stores, including caches and logs. Removing a visible row may leave copies elsewhere.</w:t>
+      </w:r>
+    </w:p>
+    <w:p>
+      <w:pPr>
+        <w:spacing w:line="336" w:lineRule="auto" w:after="180"/>
+      </w:pPr>
+      <w:r>
+        <w:rPr>
+          <w:b w:val="0"/>
+        </w:rPr>
+        <w:t>Toy policy retains session content for 7 days and deletes it when age is at least7. Audit metadata may remain for 30 days without content. Track primary storage, cache and backup policy separately.</w:t>
+      </w:r>
+    </w:p>
+    <w:p>
+      <w:pPr>
+        <w:spacing w:line="336" w:lineRule="auto" w:after="180"/>
+      </w:pPr>
+      <w:r>
+        <w:rPr>
+          <w:b w:val="0"/>
+        </w:rPr>
+        <w:t xml:space="preserve">A result depends on the </w:t>
+      </w:r>
+      <w:r>
+        <w:rPr>
+          <w:b/>
+        </w:rPr>
+        <w:t>input</w:t>
+      </w:r>
+      <w:r>
+        <w:rPr>
+          <w:b w:val="0"/>
+        </w:rPr>
+        <w:t xml:space="preserve">s, procedure and conditions that produced it. Preserve data roles and distinguish observed outcomes from </w:t>
+      </w:r>
+      <w:r>
+        <w:rPr>
+          <w:b/>
+        </w:rPr>
+        <w:t>prediction</w:t>
+      </w:r>
+      <w:r>
+        <w:rPr>
+          <w:b w:val="0"/>
+        </w:rPr>
+        <w:t>s or unmeasured conditions.</w:t>
+      </w:r>
+    </w:p>
+    <w:p>
+      <w:pPr>
+        <w:spacing w:line="336" w:lineRule="auto" w:after="180"/>
+      </w:pPr>
+      <w:r>
+        <w:rPr>
+          <w:b w:val="0"/>
+        </w:rPr>
+        <w:t>If the prior concept cannot be explained, use a short retrieval activity before this chapter.</w:t>
+      </w:r>
+    </w:p>
+    <w:p>
+      <w:pPr>
+        <w:pStyle w:val="Heading2"/>
+      </w:pPr>
+      <w:r>
+        <w:t>Earlier wording, alternatives and picture transcripts · reference / check after trying</w:t>
       </w:r>
     </w:p>
     <w:p>
@@ -257,6 +712,14 @@
         <w:pStyle w:val="Heading3"/>
       </w:pPr>
       <w:r>
+        <w:t>Teach the learning cycle</w:t>
+      </w:r>
+    </w:p>
+    <w:p>
+      <w:pPr>
+        <w:pStyle w:val="Heading3"/>
+      </w:pPr>
+      <w:r>
         <w:t>Retrieval answer guidance</w:t>
       </w:r>
     </w:p>
@@ -270,293 +733,42 @@
     </w:p>
     <w:p>
       <w:pPr>
+        <w:pStyle w:val="Heading3"/>
+      </w:pPr>
+      <w:r>
+        <w:t>Safety Boundaries</w:t>
+      </w:r>
+    </w:p>
+    <w:p>
+      <w:pPr>
+        <w:pStyle w:val="Heading3"/>
+      </w:pPr>
+      <w:r>
+        <w:t>Privacy by Design</w:t>
+      </w:r>
+    </w:p>
+    <w:p>
+      <w:pPr>
         <w:spacing w:line="336" w:lineRule="auto" w:after="180"/>
       </w:pPr>
       <w:r>
         <w:rPr>
           <w:b w:val="0"/>
         </w:rPr>
-        <w:t>Without opening the old lesson, explain one key idea from Capstone Design. Give an example and a mistake that the idea helps you avoid.</w:t>
+        <w:t>Use the student module and workbook section with this exact week title. The worked case, independent question and answers below form one aligned lesson sequence.</w:t>
+      </w:r>
+    </w:p>
+    <w:p>
+      <w:pPr>
+        <w:pStyle w:val="Heading3"/>
+      </w:pPr>
+      <w:r>
+        <w:t>What the learner must demonstrate</w:t>
       </w:r>
     </w:p>
     <w:p>
       <w:pPr>
         <w:spacing w:line="336" w:lineRule="auto" w:after="180"/>
-      </w:pPr>
-      <w:r>
-        <w:rPr>
-          <w:b w:val="0"/>
-        </w:rPr>
-        <w:t xml:space="preserve">Look for: Explain the </w:t>
-      </w:r>
-      <w:r>
-        <w:rPr>
-          <w:b/>
-        </w:rPr>
-        <w:t>mechanism</w:t>
-      </w:r>
-      <w:r>
-        <w:rPr>
-          <w:b w:val="0"/>
-        </w:rPr>
-        <w:t xml:space="preserve"> and terminology of capstone requirements and corpus</w:t>
-      </w:r>
-    </w:p>
-    <w:p>
-      <w:pPr>
-        <w:spacing w:line="336" w:lineRule="auto" w:after="180"/>
-      </w:pPr>
-      <w:r>
-        <w:rPr>
-          <w:b w:val="0"/>
-        </w:rPr>
-        <w:t>Reference example, not the only acceptable wording: Teacher explanation: A grounded-assistant capstone begins with bounded requirements and a versioned permitted corpus.</w:t>
-      </w:r>
-    </w:p>
-    <w:p>
-      <w:pPr>
-        <w:spacing w:line="336" w:lineRule="auto" w:after="180"/>
-      </w:pPr>
-      <w:r>
-        <w:rPr>
-          <w:b w:val="0"/>
-        </w:rPr>
-        <w:t xml:space="preserve">A baseline can be a manual lookup </w:t>
-      </w:r>
-      <w:r>
-        <w:rPr>
-          <w:b/>
-        </w:rPr>
-        <w:t>process</w:t>
-      </w:r>
-      <w:r>
-        <w:rPr>
-          <w:b w:val="0"/>
-        </w:rPr>
-        <w:t xml:space="preserve"> using the same </w:t>
-      </w:r>
-      <w:r>
-        <w:rPr>
-          <w:b/>
-        </w:rPr>
-        <w:t>evidence</w:t>
-      </w:r>
-      <w:r>
-        <w:rPr>
-          <w:b w:val="0"/>
-        </w:rPr>
-        <w:t xml:space="preserve">. Specify the user question, source authority, access, </w:t>
-      </w:r>
-      <w:r>
-        <w:rPr>
-          <w:b/>
-        </w:rPr>
-        <w:t>output</w:t>
-      </w:r>
-      <w:r>
-        <w:rPr>
-          <w:b w:val="0"/>
-        </w:rPr>
-        <w:t>/fallback contract and evaluation plan. Freeze corpus IDs and split cases before implementation.</w:t>
-      </w:r>
-    </w:p>
-    <w:p>
-      <w:pPr>
-        <w:spacing w:line="336" w:lineRule="auto" w:after="180"/>
-      </w:pPr>
-      <w:r>
-        <w:rPr>
-          <w:b w:val="0"/>
-        </w:rPr>
-        <w:t>Keep teacher material out of student retrieval.</w:t>
-      </w:r>
-    </w:p>
-    <w:p>
-      <w:pPr>
-        <w:pStyle w:val="Heading3"/>
-      </w:pPr>
-      <w:r>
-        <w:t>Safety Boundaries</w:t>
-      </w:r>
-    </w:p>
-    <w:p>
-      <w:pPr>
-        <w:spacing w:line="336" w:lineRule="auto" w:after="180"/>
-      </w:pPr>
-      <w:r>
-        <w:rPr>
-          <w:b w:val="0"/>
-        </w:rPr>
-        <w:t>Without opening the old lesson, explain one key idea from Safety Boundaries. Give an example and a mistake that the idea helps you avoid.</w:t>
-      </w:r>
-    </w:p>
-    <w:p>
-      <w:pPr>
-        <w:spacing w:line="336" w:lineRule="auto" w:after="180"/>
-      </w:pPr>
-      <w:r>
-        <w:rPr>
-          <w:b w:val="0"/>
-        </w:rPr>
-        <w:t xml:space="preserve">Look for: Explain the </w:t>
-      </w:r>
-      <w:r>
-        <w:rPr>
-          <w:b/>
-        </w:rPr>
-        <w:t>mechanism</w:t>
-      </w:r>
-      <w:r>
-        <w:rPr>
-          <w:b w:val="0"/>
-        </w:rPr>
-        <w:t xml:space="preserve"> and terminology of untrusted </w:t>
-      </w:r>
-      <w:r>
-        <w:rPr>
-          <w:b/>
-        </w:rPr>
-        <w:t>input</w:t>
-      </w:r>
-      <w:r>
-        <w:rPr>
-          <w:b w:val="0"/>
-        </w:rPr>
-        <w:t xml:space="preserve"> boundaries</w:t>
-      </w:r>
-    </w:p>
-    <w:p>
-      <w:pPr>
-        <w:spacing w:line="336" w:lineRule="auto" w:after="180"/>
-      </w:pPr>
-      <w:r>
-        <w:rPr>
-          <w:b w:val="0"/>
-        </w:rPr>
-        <w:t xml:space="preserve">Reference example, not the only acceptable wording: Teacher explanation: Untrusted </w:t>
-      </w:r>
-      <w:r>
-        <w:rPr>
-          <w:b/>
-        </w:rPr>
-        <w:t>input</w:t>
-      </w:r>
-      <w:r>
-        <w:rPr>
-          <w:b w:val="0"/>
-        </w:rPr>
-        <w:t xml:space="preserve"> must be treated according to a contract before reaching code, queries or tools.</w:t>
-      </w:r>
-    </w:p>
-    <w:p>
-      <w:pPr>
-        <w:spacing w:line="336" w:lineRule="auto" w:after="180"/>
-      </w:pPr>
-      <w:r>
-        <w:rPr>
-          <w:b w:val="0"/>
-        </w:rPr>
-        <w:t>Data that resembles instructions does not acquire execution authority. For the toy lookup accept room IDs matching one uppercase letter plus one digit. Perform exact dictionary lookup; never evaluate user strings as code.</w:t>
-      </w:r>
-    </w:p>
-    <w:p>
-      <w:pPr>
-        <w:spacing w:line="336" w:lineRule="auto" w:after="180"/>
-      </w:pPr>
-      <w:r>
-        <w:rPr>
-          <w:b w:val="0"/>
-        </w:rPr>
-        <w:t>Reject invalid length or characters.</w:t>
-      </w:r>
-    </w:p>
-    <w:p>
-      <w:pPr>
-        <w:pStyle w:val="Heading3"/>
-      </w:pPr>
-      <w:r>
-        <w:t>Privacy by Design</w:t>
-      </w:r>
-    </w:p>
-    <w:p>
-      <w:pPr>
-        <w:spacing w:line="336" w:lineRule="auto" w:after="180"/>
-      </w:pPr>
-      <w:r>
-        <w:rPr>
-          <w:b w:val="0"/>
-        </w:rPr>
-        <w:t>Without opening the old lesson, explain one key idea from Privacy by Design. Give an example and a mistake that the idea helps you avoid.</w:t>
-      </w:r>
-    </w:p>
-    <w:p>
-      <w:pPr>
-        <w:spacing w:line="336" w:lineRule="auto" w:after="180"/>
-      </w:pPr>
-      <w:r>
-        <w:rPr>
-          <w:b w:val="0"/>
-        </w:rPr>
-        <w:t xml:space="preserve">Look for: Explain the </w:t>
-      </w:r>
-      <w:r>
-        <w:rPr>
-          <w:b/>
-        </w:rPr>
-        <w:t>mechanism</w:t>
-      </w:r>
-      <w:r>
-        <w:rPr>
-          <w:b w:val="0"/>
-        </w:rPr>
-        <w:t xml:space="preserve"> and terminology of data retention and deletion</w:t>
-      </w:r>
-    </w:p>
-    <w:p>
-      <w:pPr>
-        <w:spacing w:line="336" w:lineRule="auto" w:after="180"/>
-      </w:pPr>
-      <w:r>
-        <w:rPr>
-          <w:b w:val="0"/>
-        </w:rPr>
-        <w:t>Reference example, not the only acceptable wording: Teacher explanation: Retention and deletion cover all declared stores, including caches and logs. Removing a visible row may leave copies elsewhere.</w:t>
-      </w:r>
-    </w:p>
-    <w:p>
-      <w:pPr>
-        <w:spacing w:line="336" w:lineRule="auto" w:after="180"/>
-      </w:pPr>
-      <w:r>
-        <w:rPr>
-          <w:b w:val="0"/>
-        </w:rPr>
-        <w:t>Toy policy retains session content for 7 days and deletes it when age is at least7. Audit metadata may remain for 30 days without content. Track primary storage, cache and backup policy separately.</w:t>
-      </w:r>
-    </w:p>
-    <w:p>
-      <w:pPr>
-        <w:spacing w:line="336" w:lineRule="auto" w:after="180"/>
-      </w:pPr>
-      <w:r>
-        <w:rPr>
-          <w:b w:val="0"/>
-        </w:rPr>
-        <w:t>Use the student module and workbook section with this exact week title. The worked case, independent question and answers below form one aligned lesson sequence.</w:t>
-      </w:r>
-    </w:p>
-    <w:p>
-      <w:pPr>
-        <w:pStyle w:val="Heading3"/>
-      </w:pPr>
-      <w:r>
-        <w:t>What the learner must demonstrate</w:t>
-      </w:r>
-    </w:p>
-    <w:p>
-      <w:pPr>
-        <w:spacing w:line="336" w:lineRule="auto" w:after="180"/>
-        <w:shd w:fill="F5F1FB"/>
       </w:pPr>
       <w:r>
         <w:rPr>
@@ -729,6 +941,11 @@
       </w:r>
     </w:p>
     <w:p>
+      <w:r>
+        <w:t>This compact option is not the full-week schedule. Use the main teaching cycle and allow extra sessions for the investigation, independent work and project.</w:t>
+      </w:r>
+    </w:p>
+    <w:p>
       <w:pPr>
         <w:spacing w:line="336" w:lineRule="auto" w:after="180"/>
       </w:pPr>
@@ -736,7 +953,7 @@
         <w:rPr>
           <w:b w:val="0"/>
         </w:rPr>
-        <w:t>Use the supplied scenario, student illustrations and blank paper. For numeric work, offer counters or a calculator after learners show the setup. Fictional records are supplied; personal data and paid accounts are unnecessary.</w:t>
+        <w:t>Allow 80 minutes: recall 8; explanation 12; worked demonstration 15; guided practice 20; independent assessment 15; project and reflection 10. Extend the lab into a second session when needed.</w:t>
       </w:r>
     </w:p>
     <w:p>
@@ -744,24 +961,406 @@
         <w:pStyle w:val="Heading3"/>
       </w:pPr>
       <w:r>
-        <w:t>Alternative compact allocation</w:t>
-      </w:r>
-    </w:p>
-    <w:p>
-      <w:r>
-        <w:t>This compact option is not the full-week schedule. Use the main teaching cycle and allow extra sessions for the investigation, independent work and project.</w:t>
+        <w:t>Preparation for the connected explanation</w:t>
+      </w:r>
+    </w:p>
+    <w:p>
+      <w:pPr>
+        <w:pStyle w:val="Heading3"/>
+      </w:pPr>
+      <w:r>
+        <w:t>Readiness answer</w:t>
+      </w:r>
+    </w:p>
+    <w:p>
+      <w:pPr>
+        <w:pStyle w:val="Heading3"/>
+      </w:pPr>
+      <w:r>
+        <w:t>End goal for the pictorial case</w:t>
       </w:r>
     </w:p>
     <w:p>
       <w:pPr>
         <w:spacing w:line="336" w:lineRule="auto" w:after="180"/>
-        <w:shd w:fill="F1F6F8"/>
       </w:pPr>
       <w:r>
         <w:rPr>
           <w:b w:val="0"/>
         </w:rPr>
-        <w:t>Allow 80 minutes: recall 8; explanation 12; worked demonstration 15; guided practice 20; independent assessment 15; project and reflection 10. Extend the lab into a second session when needed.</w:t>
+        <w:t>This added worked case illustrates the week’s main idea. Retain all original and connected topics; schedule its practice within the teaching cycle.</w:t>
+      </w:r>
+    </w:p>
+    <w:p>
+      <w:pPr>
+        <w:pStyle w:val="Heading1"/>
+      </w:pPr>
+      <w:r>
+        <w:t>02. Teach source-preserving implementation and bounded tests</w:t>
+      </w:r>
+    </w:p>
+    <w:p>
+      <w:r>
+        <w:t>Separate procedure fields, measurement fields and unsupported generalisations.</w:t>
+      </w:r>
+    </w:p>
+    <w:p>
+      <w:pPr>
+        <w:pStyle w:val="Heading2"/>
+      </w:pPr>
+      <w:r>
+        <w:t>Read the complete report contract</w:t>
+      </w:r>
+    </w:p>
+    <w:tbl>
+      <w:tblPr>
+        <w:tblStyle w:val="LightShading-Accent1"/>
+        <w:tblW w:type="auto" w:w="0"/>
+        <w:tblLook w:firstColumn="1" w:firstRow="1" w:lastColumn="0" w:lastRow="0" w:noHBand="0" w:noVBand="1" w:val="04A0"/>
+      </w:tblPr>
+      <w:tblGrid>
+        <w:gridCol w:w="5112"/>
+        <w:gridCol w:w="5112"/>
+      </w:tblGrid>
+      <w:tr>
+        <w:trPr>
+          <w:tblHeader/>
+        </w:trPr>
+        <w:tc>
+          <w:tcPr>
+            <w:tcW w:type="dxa" w:w="5112"/>
+          </w:tcPr>
+          <w:p>
+            <w:r>
+              <w:t>Investigation-report contract</w:t>
+            </w:r>
+          </w:p>
+        </w:tc>
+        <w:tc>
+          <w:tcPr>
+            <w:tcW w:type="dxa" w:w="5112"/>
+          </w:tcPr>
+          <w:p>
+            <w:r>
+              <w:t>Declared behavior</w:t>
+            </w:r>
+          </w:p>
+        </w:tc>
+      </w:tr>
+      <w:tr>
+        <w:tc>
+          <w:tcPr>
+            <w:tcW w:type="dxa" w:w="5112"/>
+          </w:tcPr>
+          <w:p>
+            <w:r>
+              <w:t>Source E2</w:t>
+            </w:r>
+          </w:p>
+        </w:tc>
+        <w:tc>
+          <w:tcPr>
+            <w:tcW w:type="dxa" w:w="5112"/>
+          </w:tcPr>
+          <w:p>
+            <w:r>
+              <w:t>Three fictional cups observed for four days; no water-loss measurements or initial volumes</w:t>
+            </w:r>
+          </w:p>
+        </w:tc>
+      </w:tr>
+      <w:tr>
+        <w:tc>
+          <w:tcPr>
+            <w:tcW w:type="dxa" w:w="5112"/>
+          </w:tcPr>
+          <w:p>
+            <w:r>
+              <w:t>Changed source E3</w:t>
+            </w:r>
+          </w:p>
+        </w:tc>
+        <w:tc>
+          <w:tcPr>
+            <w:tcW w:type="dxa" w:w="5112"/>
+          </w:tcPr>
+          <w:p>
+            <w:r>
+              <w:t>Same three cups/four days, losses 1, 2, 3 mL; initial volumes still unavailable</w:t>
+            </w:r>
+          </w:p>
+        </w:tc>
+      </w:tr>
+      <w:tr>
+        <w:tc>
+          <w:tcPr>
+            <w:tcW w:type="dxa" w:w="5112"/>
+          </w:tcPr>
+          <w:p>
+            <w:r>
+              <w:t>Procedure claims</w:t>
+            </w:r>
+          </w:p>
+        </w:tc>
+        <w:tc>
+          <w:tcPr>
+            <w:tcW w:type="dxa" w:w="5112"/>
+          </w:tcPr>
+          <w:p>
+            <w:r>
+              <w:t>Retain cup count, duration and source ID</w:t>
+            </w:r>
+          </w:p>
+        </w:tc>
+      </w:tr>
+      <w:tr>
+        <w:tc>
+          <w:tcPr>
+            <w:tcW w:type="dxa" w:w="5112"/>
+          </w:tcPr>
+          <w:p>
+            <w:r>
+              <w:t>Measured outcome</w:t>
+            </w:r>
+          </w:p>
+        </w:tc>
+        <w:tc>
+          <w:tcPr>
+            <w:tcW w:type="dxa" w:w="5112"/>
+          </w:tcPr>
+          <w:p>
+            <w:r>
+              <w:t>Use only supplied losses; None means unavailable, not zero</w:t>
+            </w:r>
+          </w:p>
+        </w:tc>
+      </w:tr>
+      <w:tr>
+        <w:tc>
+          <w:tcPr>
+            <w:tcW w:type="dxa" w:w="5112"/>
+          </w:tcPr>
+          <w:p>
+            <w:r>
+              <w:t>Half-water claim</w:t>
+            </w:r>
+          </w:p>
+        </w:tc>
+        <w:tc>
+          <w:tcPr>
+            <w:tcW w:type="dxa" w:w="5112"/>
+          </w:tcPr>
+          <w:p>
+            <w:r>
+              <w:t>Needs each cup’s loss and corresponding positive initial volume; losses alone cannot establish the ratio</w:t>
+            </w:r>
+          </w:p>
+        </w:tc>
+      </w:tr>
+      <w:tr>
+        <w:tc>
+          <w:tcPr>
+            <w:tcW w:type="dxa" w:w="5112"/>
+          </w:tcPr>
+          <w:p>
+            <w:r>
+              <w:t>Universal claim</w:t>
+            </w:r>
+          </w:p>
+        </w:tc>
+        <w:tc>
+          <w:tcPr>
+            <w:tcW w:type="dxa" w:w="5112"/>
+          </w:tcPr>
+          <w:p>
+            <w:r>
+              <w:t>Neither toy record proves effectiveness for all conditions</w:t>
+            </w:r>
+          </w:p>
+        </w:tc>
+      </w:tr>
+      <w:tr>
+        <w:tc>
+          <w:tcPr>
+            <w:tcW w:type="dxa" w:w="5112"/>
+          </w:tcPr>
+          <w:p>
+            <w:r>
+              <w:t>Implementation limit</w:t>
+            </w:r>
+          </w:p>
+        </w:tc>
+        <w:tc>
+          <w:tcPr>
+            <w:tcW w:type="dxa" w:w="5112"/>
+          </w:tcPr>
+          <w:p>
+            <w:r>
+              <w:t>The program validates short structured records and builds a report; it is not a general natural-language fact checker or measurement-authenticity test</w:t>
+            </w:r>
+          </w:p>
+        </w:tc>
+      </w:tr>
+    </w:tbl>
+    <w:p>
+      <w:pPr>
+        <w:spacing w:line="336" w:lineRule="auto" w:after="180"/>
+      </w:pPr>
+      <w:r>
+        <w:rPr>
+          <w:b w:val="0"/>
+        </w:rPr>
+        <w:t xml:space="preserve">Build the assistant as a sequence of testable stages: validate request, retrieve authorised </w:t>
+      </w:r>
+      <w:r>
+        <w:rPr>
+          <w:b/>
+        </w:rPr>
+        <w:t>evidence</w:t>
+      </w:r>
+      <w:r>
+        <w:rPr>
+          <w:b w:val="0"/>
+        </w:rPr>
+        <w:t>, decide answerability, draft, validate and return. Avoid merging all errors into one model score.</w:t>
+      </w:r>
+    </w:p>
+    <w:p>
+      <w:pPr>
+        <w:pStyle w:val="Heading2"/>
+      </w:pPr>
+      <w:r>
+        <w:t>Review the earlier room-stage mismatch</w:t>
+      </w:r>
+    </w:p>
+    <w:p>
+      <w:pPr>
+        <w:spacing w:line="336" w:lineRule="auto" w:after="180"/>
+      </w:pPr>
+      <w:r>
+        <w:rPr>
+          <w:b w:val="0"/>
+        </w:rPr>
+        <w:t>A supported response requires current matching approval and register records. Any retrieval or validation failure gives needs_review with null claims. The classroom implementation performs no booking or external action.</w:t>
+      </w:r>
+    </w:p>
+    <w:p>
+      <w:pPr>
+        <w:spacing w:line="336" w:lineRule="auto" w:after="180"/>
+      </w:pPr>
+      <w:r>
+        <w:rPr>
+          <w:b w:val="0"/>
+        </w:rPr>
+        <w:t>Request room B; retrieved approval names B but register names C. Draft gives capacity 10 from C.</w:t>
+      </w:r>
+    </w:p>
+    <w:p>
+      <w:pPr>
+        <w:spacing w:line="336" w:lineRule="auto" w:after="180"/>
+      </w:pPr>
+      <w:r>
+        <w:rPr>
+          <w:b w:val="0"/>
+        </w:rPr>
+        <w:t>Same-room support fails before or during semantic validation. Return needs_review with null claims; the draft capacity is unsupported for B.</w:t>
+      </w:r>
+    </w:p>
+    <w:p>
+      <w:pPr>
+        <w:pStyle w:val="Heading2"/>
+      </w:pPr>
+      <w:r>
+        <w:t>Read E2 and the unsupported draft</w:t>
+      </w:r>
+    </w:p>
+    <w:p>
+      <w:pPr>
+        <w:spacing w:line="336" w:lineRule="auto" w:after="180"/>
+      </w:pPr>
+      <w:r>
+        <w:rPr>
+          <w:b w:val="0"/>
+        </w:rPr>
+        <w:t>Build a claim checker for a draft summary of a fictional class investigation.</w:t>
+      </w:r>
+    </w:p>
+    <w:p>
+      <w:pPr>
+        <w:spacing w:line="336" w:lineRule="auto" w:after="180"/>
+      </w:pPr>
+      <w:r>
+        <w:rPr>
+          <w:b w:val="0"/>
+        </w:rPr>
+        <w:t>Approved record E2: three cups were observed for four days. No measured water loss is provided. Draft says “three cups were observed for four days and all lost half their water”.</w:t>
+      </w:r>
+    </w:p>
+    <w:p>
+      <w:pPr>
+        <w:spacing w:line="336" w:lineRule="auto" w:after="180"/>
+      </w:pPr>
+      <w:r>
+        <w:rPr>
+          <w:b w:val="0"/>
+        </w:rPr>
+        <w:t xml:space="preserve">All </w:t>
+      </w:r>
+      <w:r>
+        <w:rPr>
+          <w:b/>
+        </w:rPr>
+        <w:t>input</w:t>
+      </w:r>
+      <w:r>
+        <w:rPr>
+          <w:b w:val="0"/>
+        </w:rPr>
+        <w:t>s and outcomes in this worked example are invented classroom data; no real model run is claimed.</w:t>
+      </w:r>
+    </w:p>
+    <w:p>
+      <w:pPr>
+        <w:pStyle w:val="Heading2"/>
+      </w:pPr>
+      <w:r>
+        <w:t>Trace supported facts and missing results</w:t>
+      </w:r>
+    </w:p>
+    <w:p>
+      <w:r>
+        <w:drawing>
+          <wp:inline xmlns:a="http://schemas.openxmlformats.org/drawingml/2006/main" xmlns:pic="http://schemas.openxmlformats.org/drawingml/2006/picture">
+            <wp:extent cx="5486400" cy="3337560"/>
+            <wp:docPr id="1" name="Picture 1" descr="Extract claims: Separate cup count, observation duration and the claimed water loss. → Match evidence: E2 supports three cups and four days; it supplies no water-loss result. → Repair draft: Retain the supported procedure facts; state that water-loss results were not supplied."/>
+            <wp:cNvGraphicFramePr>
+              <a:graphicFrameLocks noChangeAspect="1"/>
+            </wp:cNvGraphicFramePr>
+            <a:graphic>
+              <a:graphicData uri="http://schemas.openxmlformats.org/drawingml/2006/picture">
+                <pic:pic>
+                  <pic:nvPicPr>
+                    <pic:cNvPr id="0" name="academy-story-ai-3-34-02.png"/>
+                    <pic:cNvPicPr/>
+                  </pic:nvPicPr>
+                  <pic:blipFill>
+                    <a:blip r:embed="rId9"/>
+                    <a:stretch>
+                      <a:fillRect/>
+                    </a:stretch>
+                  </pic:blipFill>
+                  <pic:spPr>
+                    <a:xfrm>
+                      <a:off x="0" y="0"/>
+                      <a:ext cx="5486400" cy="3337560"/>
+                    </a:xfrm>
+                    <a:prstGeom prst="rect"/>
+                  </pic:spPr>
+                </pic:pic>
+              </a:graphicData>
+            </a:graphic>
+          </wp:inline>
+        </w:drawing>
       </w:r>
     </w:p>
     <w:p>
@@ -769,7 +1368,114 @@
         <w:pStyle w:val="Heading3"/>
       </w:pPr>
       <w:r>
-        <w:t>Preparation for the connected explanation</w:t>
+        <w:t>Read the picture one step at a time</w:t>
+      </w:r>
+    </w:p>
+    <w:tbl>
+      <w:tblPr>
+        <w:tblStyle w:val="LightShading-Accent1"/>
+        <w:tblW w:type="auto" w:w="0"/>
+        <w:tblLook w:firstColumn="1" w:firstRow="1" w:lastColumn="0" w:lastRow="0" w:noHBand="0" w:noVBand="1" w:val="04A0"/>
+      </w:tblPr>
+      <w:tblGrid>
+        <w:gridCol w:w="5112"/>
+        <w:gridCol w:w="5112"/>
+      </w:tblGrid>
+      <w:tr>
+        <w:trPr>
+          <w:tblHeader/>
+        </w:trPr>
+        <w:tc>
+          <w:tcPr>
+            <w:tcW w:type="dxa" w:w="5112"/>
+          </w:tcPr>
+          <w:p>
+            <w:r>
+              <w:t>Step</w:t>
+            </w:r>
+          </w:p>
+        </w:tc>
+        <w:tc>
+          <w:tcPr>
+            <w:tcW w:type="dxa" w:w="5112"/>
+          </w:tcPr>
+          <w:p>
+            <w:r>
+              <w:t>What happens and why</w:t>
+            </w:r>
+          </w:p>
+        </w:tc>
+      </w:tr>
+      <w:tr>
+        <w:tc>
+          <w:tcPr>
+            <w:tcW w:type="dxa" w:w="5112"/>
+          </w:tcPr>
+          <w:p>
+            <w:r>
+              <w:t>1. Extract claims</w:t>
+            </w:r>
+          </w:p>
+        </w:tc>
+        <w:tc>
+          <w:tcPr>
+            <w:tcW w:type="dxa" w:w="5112"/>
+          </w:tcPr>
+          <w:p>
+            <w:r>
+              <w:t>Separate cup count, observation duration and the claimed water loss.</w:t>
+            </w:r>
+          </w:p>
+        </w:tc>
+      </w:tr>
+      <w:tr>
+        <w:tc>
+          <w:tcPr>
+            <w:tcW w:type="dxa" w:w="5112"/>
+          </w:tcPr>
+          <w:p>
+            <w:r>
+              <w:t>2. Match evidence</w:t>
+            </w:r>
+          </w:p>
+        </w:tc>
+        <w:tc>
+          <w:tcPr>
+            <w:tcW w:type="dxa" w:w="5112"/>
+          </w:tcPr>
+          <w:p>
+            <w:r>
+              <w:t>E2 supports three cups and four days; it supplies no water-loss result.</w:t>
+            </w:r>
+          </w:p>
+        </w:tc>
+      </w:tr>
+      <w:tr>
+        <w:tc>
+          <w:tcPr>
+            <w:tcW w:type="dxa" w:w="5112"/>
+          </w:tcPr>
+          <w:p>
+            <w:r>
+              <w:t>3. Repair draft</w:t>
+            </w:r>
+          </w:p>
+        </w:tc>
+        <w:tc>
+          <w:tcPr>
+            <w:tcW w:type="dxa" w:w="5112"/>
+          </w:tcPr>
+          <w:p>
+            <w:r>
+              <w:t>Retain the supported procedure facts; state that water-loss results were not supplied.</w:t>
+            </w:r>
+          </w:p>
+        </w:tc>
+      </w:tr>
+    </w:tbl>
+    <w:p>
+      <w:r>
+        <w:t>Match each pictured step to the supplied facts. This is a worked teaching case, not an independent assessment.</w:t>
       </w:r>
     </w:p>
     <w:p>
@@ -780,19 +1486,165 @@
         <w:rPr>
           <w:b w:val="0"/>
         </w:rPr>
-        <w:t xml:space="preserve">Two 45-minute sessions. Build the assistant as a sequence of testable stages: validate request, retrieve authorised </w:t>
+        <w:t xml:space="preserve">Read the picture in order. Retain the supported procedure facts; state that water-loss results were not supplied. The arrows show which recorded </w:t>
       </w:r>
       <w:r>
         <w:rPr>
           <w:b/>
         </w:rPr>
+        <w:t>input</w:t>
+      </w:r>
+      <w:r>
+        <w:rPr>
+          <w:b w:val="0"/>
+        </w:rPr>
+        <w:t xml:space="preserve"> or intermediate result each decision uses.</w:t>
+      </w:r>
+    </w:p>
+    <w:p>
+      <w:pPr>
+        <w:spacing w:line="336" w:lineRule="auto" w:after="180"/>
+      </w:pPr>
+      <w:r>
+        <w:rPr>
+          <w:b w:val="0"/>
+        </w:rPr>
+        <w:t>Explain the deciding step aloud before checking the changed case; pointing to the final answer alone does not show how it follows.</w:t>
+      </w:r>
+    </w:p>
+    <w:p>
+      <w:pPr>
+        <w:spacing w:line="336" w:lineRule="auto" w:after="180"/>
+      </w:pPr>
+      <w:r>
+        <w:rPr>
+          <w:b w:val="0"/>
+        </w:rPr>
+        <w:t>In the structured toy program, cups/days are positive integers; optional measurements are lists of nonnegative whole mL values, one per cup. Initial volumes, when supplied, must be positive whole mL and at least the corresponding losses. These deliberately narrow assumptions are not a general measurement schema. E2 produces procedure facts with unavailable losses/half status.</w:t>
+      </w:r>
+    </w:p>
+    <w:p>
+      <w:pPr>
+        <w:spacing w:line="336" w:lineRule="auto" w:after="180"/>
+      </w:pPr>
+      <w:r>
+        <w:rPr>
+          <w:b w:val="0"/>
+        </w:rPr>
+        <w:t>E3 adds 1, 2, 3 mL losses but half remains unknown without initial volumes. No program output proves the source record was reliably measured.</w:t>
+      </w:r>
+    </w:p>
+    <w:p>
+      <w:pPr>
+        <w:pStyle w:val="Heading2"/>
+      </w:pPr>
+      <w:r>
+        <w:t>Predict E3 losses with missing initial volumes</w:t>
+      </w:r>
+    </w:p>
+    <w:p>
+      <w:pPr>
+        <w:spacing w:line="336" w:lineRule="auto" w:after="180"/>
+      </w:pPr>
+      <w:r>
+        <w:rPr>
+          <w:b w:val="0"/>
+        </w:rPr>
+        <w:t>Change: E3 supplies losses of 1, 2 and 3 mL.</w:t>
+      </w:r>
+    </w:p>
+    <w:p>
+      <w:pPr>
+        <w:spacing w:line="336" w:lineRule="auto" w:after="180"/>
+      </w:pPr>
+      <w:r>
+        <w:rPr>
+          <w:b/>
+        </w:rPr>
+        <w:t>Prediction</w:t>
+      </w:r>
+      <w:r>
+        <w:rPr>
+          <w:b w:val="0"/>
+        </w:rPr>
+        <w:t>: Report those individual losses, not “half” unless starting volumes are also available.</w:t>
+      </w:r>
+    </w:p>
+    <w:p>
+      <w:pPr>
+        <w:spacing w:line="336" w:lineRule="auto" w:after="180"/>
+      </w:pPr>
+      <w:r>
+        <w:rPr>
+          <w:b w:val="0"/>
+        </w:rPr>
+        <w:t>Reason: Absolute losses alone do not establish each cup’s fractional loss.</w:t>
+      </w:r>
+    </w:p>
+    <w:p>
+      <w:pPr>
+        <w:pStyle w:val="Heading2"/>
+      </w:pPr>
+      <w:r>
+        <w:t>State invented-data and program limits</w:t>
+      </w:r>
+    </w:p>
+    <w:p>
+      <w:pPr>
+        <w:spacing w:line="336" w:lineRule="auto" w:after="180"/>
+      </w:pPr>
+      <w:r>
+        <w:rPr>
+          <w:b w:val="0"/>
+        </w:rPr>
+        <w:t xml:space="preserve">The examples are invented </w:t>
+      </w:r>
+      <w:r>
+        <w:rPr>
+          <w:b/>
+        </w:rPr>
+        <w:t>observation</w:t>
+      </w:r>
+      <w:r>
+        <w:rPr>
+          <w:b w:val="0"/>
+        </w:rPr>
+        <w:t>s; no real classroom investigation or model run is claimed.</w:t>
+      </w:r>
+    </w:p>
+    <w:p>
+      <w:pPr>
+        <w:spacing w:line="336" w:lineRule="auto" w:after="180"/>
+      </w:pPr>
+      <w:r>
+        <w:rPr>
+          <w:b w:val="0"/>
+        </w:rPr>
+        <w:t xml:space="preserve">Cover the result. Ask learners to name the </w:t>
+      </w:r>
+      <w:r>
+        <w:rPr>
+          <w:b/>
+        </w:rPr>
+        <w:t>input</w:t>
+      </w:r>
+      <w:r>
+        <w:rPr>
+          <w:b w:val="0"/>
+        </w:rPr>
+        <w:t xml:space="preserve">s and predict the next step. Uncover one step, connect the icon to the actual procedure, and explain its </w:t>
+      </w:r>
+      <w:r>
+        <w:rPr>
+          <w:b/>
+        </w:rPr>
         <w:t>evidence</w:t>
       </w:r>
       <w:r>
         <w:rPr>
           <w:b w:val="0"/>
         </w:rPr>
-        <w:t>, decide answerability, draft, validate and return. Avoid merging all errors into one model score.</w:t>
+        <w:t>. Then change the supplied condition and compare.</w:t>
       </w:r>
     </w:p>
     <w:p>
@@ -803,19 +1655,61 @@
         <w:rPr>
           <w:b w:val="0"/>
         </w:rPr>
-        <w:t xml:space="preserve">Use the supplied constructed scenarios to make the </w:t>
-      </w:r>
+        <w:t>The picture is a representation; it does not document execution of a real AI model.</w:t>
+      </w:r>
+    </w:p>
+    <w:p>
+      <w:pPr>
+        <w:pStyle w:val="Heading2"/>
+      </w:pPr>
+      <w:r>
+        <w:t>Earlier wording, alternatives and picture transcripts · reference / check after trying</w:t>
+      </w:r>
+    </w:p>
+    <w:p>
+      <w:pPr>
+        <w:spacing w:line="336" w:lineRule="auto" w:after="180"/>
+      </w:pPr>
+      <w:r>
+        <w:rPr>
+          <w:b w:val="0"/>
+        </w:rPr>
+        <w:t>Explain the mechanism</w:t>
+      </w:r>
+    </w:p>
+    <w:p>
+      <w:pPr>
+        <w:spacing w:line="336" w:lineRule="auto" w:after="180"/>
+      </w:pPr>
       <w:r>
         <w:rPr>
           <w:b/>
         </w:rPr>
-        <w:t>mechanism</w:t>
+        <w:t>Input</w:t>
       </w:r>
       <w:r>
         <w:rPr>
           <w:b w:val="0"/>
         </w:rPr>
-        <w:t xml:space="preserve"> inspectable. Collect W4 before sharing solutions.</w:t>
+        <w:t xml:space="preserve"> → </w:t>
+      </w:r>
+      <w:r>
+        <w:rPr>
+          <w:b/>
+        </w:rPr>
+        <w:t>Process</w:t>
+      </w:r>
+      <w:r>
+        <w:rPr>
+          <w:b w:val="0"/>
+        </w:rPr>
+        <w:t xml:space="preserve"> → </w:t>
+      </w:r>
+      <w:r>
+        <w:rPr>
+          <w:b/>
+        </w:rPr>
+        <w:t>Output</w:t>
       </w:r>
     </w:p>
     <w:p>
@@ -826,7 +1720,29 @@
         <w:rPr>
           <w:b w:val="0"/>
         </w:rPr>
-        <w:t xml:space="preserve">Students should name intermediate </w:t>
+        <w:t>Trace the information. At each stage, ask what changed and how you could test it.</w:t>
+      </w:r>
+    </w:p>
+    <w:p>
+      <w:pPr>
+        <w:spacing w:line="336" w:lineRule="auto" w:after="180"/>
+      </w:pPr>
+      <w:r>
+        <w:rPr>
+          <w:b w:val="0"/>
+        </w:rPr>
+        <w:t>Which stage could fail even when the other two are correct? Explain:</w:t>
+      </w:r>
+    </w:p>
+    <w:p>
+      <w:pPr>
+        <w:spacing w:line="336" w:lineRule="auto" w:after="180"/>
+      </w:pPr>
+      <w:r>
+        <w:rPr>
+          <w:b w:val="0"/>
+        </w:rPr>
+        <w:t xml:space="preserve">Predict first. Then check each step. A correct answer without visible reasoning is incomplete </w:t>
       </w:r>
       <w:r>
         <w:rPr>
@@ -838,7 +1754,97 @@
         <w:rPr>
           <w:b w:val="0"/>
         </w:rPr>
-        <w:t xml:space="preserve"> and limitations; classroom pacing and learning effectiveness remain unvalidated.</w:t>
+        <w:t>.</w:t>
+      </w:r>
+    </w:p>
+    <w:p>
+      <w:pPr>
+        <w:spacing w:line="336" w:lineRule="auto" w:after="180"/>
+      </w:pPr>
+      <w:r>
+        <w:rPr>
+          <w:b w:val="0"/>
+        </w:rPr>
+        <w:t>1. Requirement R1: answer only from approved sources.</w:t>
+      </w:r>
+    </w:p>
+    <w:p>
+      <w:pPr>
+        <w:spacing w:line="336" w:lineRule="auto" w:after="180"/>
+      </w:pPr>
+      <w:r>
+        <w:rPr>
+          <w:b w:val="0"/>
+        </w:rPr>
+        <w:t>2. Feature: retriever plus source-bound prompt and citation field.</w:t>
+      </w:r>
+    </w:p>
+    <w:p>
+      <w:pPr>
+        <w:spacing w:line="336" w:lineRule="auto" w:after="180"/>
+      </w:pPr>
+      <w:r>
+        <w:rPr>
+          <w:b w:val="0"/>
+        </w:rPr>
+        <w:t xml:space="preserve">3. Test E4 checks missing </w:t>
+      </w:r>
+      <w:r>
+        <w:rPr>
+          <w:b/>
+        </w:rPr>
+        <w:t>evidence</w:t>
+      </w:r>
+      <w:r>
+        <w:rPr>
+          <w:b w:val="0"/>
+        </w:rPr>
+        <w:t xml:space="preserve"> triggers abstention.</w:t>
+      </w:r>
+    </w:p>
+    <w:p>
+      <w:pPr>
+        <w:spacing w:line="336" w:lineRule="auto" w:after="180"/>
+      </w:pPr>
+      <w:r>
+        <w:rPr>
+          <w:b w:val="0"/>
+        </w:rPr>
+        <w:t>4. Build one complete path before adding optional interfaces or media.</w:t>
+      </w:r>
+    </w:p>
+    <w:p>
+      <w:pPr>
+        <w:spacing w:line="336" w:lineRule="auto" w:after="180"/>
+      </w:pPr>
+      <w:r>
+        <w:rPr>
+          <w:b w:val="0"/>
+        </w:rPr>
+        <w:t>Recalculate, retrace, or restate the reasoning in your own representation:</w:t>
+      </w:r>
+    </w:p>
+    <w:p>
+      <w:pPr>
+        <w:spacing w:line="336" w:lineRule="auto" w:after="180"/>
+      </w:pPr>
+      <w:r>
+        <w:rPr>
+          <w:b w:val="0"/>
+        </w:rPr>
+        <w:t xml:space="preserve">CHECK Did the </w:t>
+      </w:r>
+      <w:r>
+        <w:rPr>
+          <w:b/>
+        </w:rPr>
+        <w:t>evidence</w:t>
+      </w:r>
+      <w:r>
+        <w:rPr>
+          <w:b w:val="0"/>
+        </w:rPr>
+        <w:t xml:space="preserve"> answer the exact question? Did the total, path, or source record stay consistent?</w:t>
       </w:r>
     </w:p>
     <w:p>
@@ -846,7 +1852,7 @@
         <w:pStyle w:val="Heading3"/>
       </w:pPr>
       <w:r>
-        <w:t>Readiness answer</w:t>
+        <w:t>Concrete teaching case</w:t>
       </w:r>
     </w:p>
     <w:p>
@@ -857,31 +1863,45 @@
         <w:rPr>
           <w:b w:val="0"/>
         </w:rPr>
-        <w:t xml:space="preserve">A result depends on the </w:t>
-      </w:r>
-      <w:r>
-        <w:rPr>
-          <w:b/>
-        </w:rPr>
-        <w:t>input</w:t>
-      </w:r>
+        <w:t>A pipeline retrieves passages, drafts and displays without checking citations.</w:t>
+      </w:r>
+    </w:p>
+    <w:p>
+      <w:pPr>
+        <w:spacing w:line="336" w:lineRule="auto" w:after="180"/>
+      </w:pPr>
       <w:r>
         <w:rPr>
           <w:b w:val="0"/>
         </w:rPr>
-        <w:t xml:space="preserve">s, procedure and conditions that produced it. Preserve data roles and distinguish observed outcomes from </w:t>
-      </w:r>
-      <w:r>
-        <w:rPr>
-          <w:b/>
-        </w:rPr>
-        <w:t>prediction</w:t>
-      </w:r>
+        <w:t>What step is missing?</w:t>
+      </w:r>
+    </w:p>
+    <w:p>
+      <w:pPr>
+        <w:pStyle w:val="Heading3"/>
+      </w:pPr>
+      <w:r>
+        <w:t>Exact explanation to model</w:t>
+      </w:r>
+    </w:p>
+    <w:p>
+      <w:pPr>
+        <w:spacing w:line="336" w:lineRule="auto" w:after="180"/>
+      </w:pPr>
       <w:r>
         <w:rPr>
           <w:b w:val="0"/>
         </w:rPr>
-        <w:t>s or unmeasured conditions.</w:t>
+        <w:t>Validate every factual claim against its citation, plus required fields and boundaries. Revise or stop unsupported answers; retain diagnostic stages.</w:t>
+      </w:r>
+    </w:p>
+    <w:p>
+      <w:pPr>
+        <w:pStyle w:val="Heading3"/>
+      </w:pPr>
+      <w:r>
+        <w:t>Explain the added worked example</w:t>
       </w:r>
     </w:p>
     <w:p>
@@ -892,7 +1912,7 @@
         <w:rPr>
           <w:b w:val="0"/>
         </w:rPr>
-        <w:t>If the prior concept cannot be explained, use a short retrieval activity before this chapter.</w:t>
+        <w:t>Begin by writing the question the procedure is intended to answer. Identify the information already supplied, the information it will produce and the information still missing.</w:t>
       </w:r>
     </w:p>
     <w:p>
@@ -903,395 +1923,7 @@
         <w:rPr>
           <w:b w:val="0"/>
         </w:rPr>
-        <w:t>Lesson and workbook; paper and pencil</w:t>
-      </w:r>
-    </w:p>
-    <w:p>
-      <w:pPr>
-        <w:spacing w:line="336" w:lineRule="auto" w:after="180"/>
-      </w:pPr>
-      <w:r>
-        <w:rPr>
-          <w:b w:val="0"/>
-        </w:rPr>
-        <w:t>Calculator and optional local Python 3 for arithmetic; no live API or private data</w:t>
-      </w:r>
-    </w:p>
-    <w:p>
-      <w:pPr>
-        <w:spacing w:line="336" w:lineRule="auto" w:after="180"/>
-      </w:pPr>
-      <w:r>
-        <w:rPr>
-          <w:b w:val="0"/>
-        </w:rPr>
-        <w:t>Prepare the fresh retry separately and withhold its solution until after collection</w:t>
-      </w:r>
-    </w:p>
-    <w:p>
-      <w:pPr>
-        <w:pStyle w:val="Heading3"/>
-      </w:pPr>
-      <w:r>
-        <w:t>End goal for the pictorial case</w:t>
-      </w:r>
-    </w:p>
-    <w:p>
-      <w:pPr>
-        <w:spacing w:line="336" w:lineRule="auto" w:after="180"/>
-      </w:pPr>
-      <w:r>
-        <w:rPr>
-          <w:b w:val="0"/>
-        </w:rPr>
-        <w:t>By the end, I can explain capstone build using a traced example and a stated limitation.</w:t>
-      </w:r>
-    </w:p>
-    <w:p>
-      <w:pPr>
-        <w:spacing w:line="336" w:lineRule="auto" w:after="180"/>
-      </w:pPr>
-      <w:r>
-        <w:rPr>
-          <w:b w:val="0"/>
-        </w:rPr>
-        <w:t>This added worked case illustrates the week’s main idea. Retain all original and connected topics; schedule its practice within the teaching cycle.</w:t>
-      </w:r>
-    </w:p>
-    <w:p>
-      <w:pPr>
-        <w:pStyle w:val="Heading1"/>
-      </w:pPr>
-      <w:r>
-        <w:t>02. Explain the mechanism</w:t>
-      </w:r>
-    </w:p>
-    <w:p>
-      <w:r>
-        <w:t>Model Capstone Build using the supplied case, labelled mechanism and reasoning. Make the scope of each conclusion explicit.</w:t>
-      </w:r>
-    </w:p>
-    <w:p>
-      <w:pPr>
-        <w:spacing w:line="336" w:lineRule="auto" w:after="180"/>
-      </w:pPr>
-      <w:r>
-        <w:rPr>
-          <w:b/>
-        </w:rPr>
-        <w:t>Input</w:t>
-      </w:r>
-      <w:r>
-        <w:rPr>
-          <w:b w:val="0"/>
-        </w:rPr>
-        <w:t xml:space="preserve"> → </w:t>
-      </w:r>
-      <w:r>
-        <w:rPr>
-          <w:b/>
-        </w:rPr>
-        <w:t>Process</w:t>
-      </w:r>
-      <w:r>
-        <w:rPr>
-          <w:b w:val="0"/>
-        </w:rPr>
-        <w:t xml:space="preserve"> → </w:t>
-      </w:r>
-      <w:r>
-        <w:rPr>
-          <w:b/>
-        </w:rPr>
-        <w:t>Output</w:t>
-      </w:r>
-    </w:p>
-    <w:p>
-      <w:pPr>
-        <w:spacing w:line="336" w:lineRule="auto" w:after="180"/>
-      </w:pPr>
-      <w:r>
-        <w:rPr>
-          <w:b w:val="0"/>
-        </w:rPr>
-        <w:t>Trace the information. At each stage, ask what changed and how you could test it.</w:t>
-      </w:r>
-    </w:p>
-    <w:p>
-      <w:pPr>
-        <w:spacing w:line="336" w:lineRule="auto" w:after="180"/>
-      </w:pPr>
-      <w:r>
-        <w:rPr>
-          <w:b w:val="0"/>
-        </w:rPr>
-        <w:t>Which stage could fail even when the other two are correct? Explain:</w:t>
-      </w:r>
-    </w:p>
-    <w:p>
-      <w:pPr>
-        <w:spacing w:line="336" w:lineRule="auto" w:after="180"/>
-      </w:pPr>
-      <w:r>
-        <w:rPr>
-          <w:b w:val="0"/>
-        </w:rPr>
-        <w:t xml:space="preserve">Predict first. Then check each step. A correct answer without visible reasoning is incomplete </w:t>
-      </w:r>
-      <w:r>
-        <w:rPr>
-          <w:b/>
-        </w:rPr>
-        <w:t>evidence</w:t>
-      </w:r>
-      <w:r>
-        <w:rPr>
-          <w:b w:val="0"/>
-        </w:rPr>
-        <w:t>.</w:t>
-      </w:r>
-    </w:p>
-    <w:p>
-      <w:pPr>
-        <w:spacing w:line="336" w:lineRule="auto" w:after="180"/>
-        <w:shd w:fill="F4F9FC"/>
-      </w:pPr>
-      <w:r>
-        <w:rPr>
-          <w:b w:val="0"/>
-        </w:rPr>
-        <w:t>1. Requirement R1: answer only from approved sources.</w:t>
-      </w:r>
-    </w:p>
-    <w:p>
-      <w:pPr>
-        <w:spacing w:line="336" w:lineRule="auto" w:after="180"/>
-        <w:shd w:fill="F4F9FC"/>
-      </w:pPr>
-      <w:r>
-        <w:rPr>
-          <w:b w:val="0"/>
-        </w:rPr>
-        <w:t>2. Feature: retriever plus source-bound prompt and citation field.</w:t>
-      </w:r>
-    </w:p>
-    <w:p>
-      <w:pPr>
-        <w:spacing w:line="336" w:lineRule="auto" w:after="180"/>
-        <w:shd w:fill="F4F9FC"/>
-      </w:pPr>
-      <w:r>
-        <w:rPr>
-          <w:b w:val="0"/>
-        </w:rPr>
-        <w:t xml:space="preserve">3. Test E4 checks missing </w:t>
-      </w:r>
-      <w:r>
-        <w:rPr>
-          <w:b/>
-        </w:rPr>
-        <w:t>evidence</w:t>
-      </w:r>
-      <w:r>
-        <w:rPr>
-          <w:b w:val="0"/>
-        </w:rPr>
-        <w:t xml:space="preserve"> triggers abstention.</w:t>
-      </w:r>
-    </w:p>
-    <w:p>
-      <w:pPr>
-        <w:spacing w:line="336" w:lineRule="auto" w:after="180"/>
-        <w:shd w:fill="F4F9FC"/>
-      </w:pPr>
-      <w:r>
-        <w:rPr>
-          <w:b w:val="0"/>
-        </w:rPr>
-        <w:t>4. Build one complete path before adding optional interfaces or media.</w:t>
-      </w:r>
-    </w:p>
-    <w:p>
-      <w:pPr>
-        <w:spacing w:line="336" w:lineRule="auto" w:after="180"/>
-      </w:pPr>
-      <w:r>
-        <w:rPr>
-          <w:b w:val="0"/>
-        </w:rPr>
-        <w:t>Recalculate, retrace, or restate the reasoning in your own representation:</w:t>
-      </w:r>
-    </w:p>
-    <w:p>
-      <w:pPr>
-        <w:spacing w:line="336" w:lineRule="auto" w:after="180"/>
-        <w:shd w:fill="F5F1FB"/>
-      </w:pPr>
-      <w:r>
-        <w:rPr>
-          <w:b w:val="0"/>
-        </w:rPr>
-        <w:t xml:space="preserve">CHECK Did the </w:t>
-      </w:r>
-      <w:r>
-        <w:rPr>
-          <w:b/>
-        </w:rPr>
-        <w:t>evidence</w:t>
-      </w:r>
-      <w:r>
-        <w:rPr>
-          <w:b w:val="0"/>
-        </w:rPr>
-        <w:t xml:space="preserve"> answer the exact question? Did the total, path, or source record stay consistent?</w:t>
-      </w:r>
-    </w:p>
-    <w:p>
-      <w:pPr>
-        <w:pStyle w:val="Heading3"/>
-      </w:pPr>
-      <w:r>
-        <w:t>Concrete teaching case</w:t>
-      </w:r>
-    </w:p>
-    <w:p>
-      <w:pPr>
-        <w:pStyle w:val="Heading3"/>
-      </w:pPr>
-      <w:r>
-        <w:t>The teaching case</w:t>
-      </w:r>
-    </w:p>
-    <w:p>
-      <w:pPr>
-        <w:spacing w:line="336" w:lineRule="auto" w:after="180"/>
-        <w:shd w:fill="F1F6FC"/>
-      </w:pPr>
-      <w:r>
-        <w:rPr>
-          <w:b w:val="0"/>
-        </w:rPr>
-        <w:t>A pipeline retrieves passages, drafts and displays without checking citations.</w:t>
-      </w:r>
-    </w:p>
-    <w:p>
-      <w:pPr>
-        <w:spacing w:line="336" w:lineRule="auto" w:after="180"/>
-        <w:shd w:fill="F5F1FB"/>
-      </w:pPr>
-      <w:r>
-        <w:rPr>
-          <w:b w:val="0"/>
-        </w:rPr>
-        <w:t>What step is missing?</w:t>
-      </w:r>
-    </w:p>
-    <w:p>
-      <w:pPr>
-        <w:pStyle w:val="Heading3"/>
-      </w:pPr>
-      <w:r>
-        <w:t>Exact explanation to model</w:t>
-      </w:r>
-    </w:p>
-    <w:p>
-      <w:pPr>
-        <w:pStyle w:val="Heading3"/>
-      </w:pPr>
-      <w:r>
-        <w:t>Why the result follows</w:t>
-      </w:r>
-    </w:p>
-    <w:p>
-      <w:pPr>
-        <w:spacing w:line="336" w:lineRule="auto" w:after="180"/>
-        <w:shd w:fill="F1F6FC"/>
-      </w:pPr>
-      <w:r>
-        <w:rPr>
-          <w:b w:val="0"/>
-        </w:rPr>
-        <w:t>Validate every factual claim against its citation, plus required fields and boundaries. Revise or stop unsupported answers; retain diagnostic stages.</w:t>
-      </w:r>
-    </w:p>
-    <w:p>
-      <w:pPr>
-        <w:pStyle w:val="Heading3"/>
-      </w:pPr>
-      <w:r>
-        <w:t>Explain the added worked example</w:t>
-      </w:r>
-    </w:p>
-    <w:p>
-      <w:pPr>
-        <w:spacing w:line="336" w:lineRule="auto" w:after="180"/>
-      </w:pPr>
-      <w:r>
-        <w:rPr>
-          <w:b w:val="0"/>
-        </w:rPr>
-        <w:t xml:space="preserve">Build the assistant as a sequence of testable stages: validate request, retrieve authorised </w:t>
-      </w:r>
-      <w:r>
-        <w:rPr>
-          <w:b/>
-        </w:rPr>
-        <w:t>evidence</w:t>
-      </w:r>
-      <w:r>
-        <w:rPr>
-          <w:b w:val="0"/>
-        </w:rPr>
-        <w:t>, decide answerability, draft, validate and return. Avoid merging all errors into one model score.</w:t>
-      </w:r>
-    </w:p>
-    <w:p>
-      <w:pPr>
-        <w:pStyle w:val="Heading3"/>
-      </w:pPr>
-      <w:r>
-        <w:t>Explain the added worked example · 1</w:t>
-      </w:r>
-    </w:p>
-    <w:p>
-      <w:pPr>
-        <w:spacing w:line="336" w:lineRule="auto" w:after="180"/>
-      </w:pPr>
-      <w:r>
-        <w:rPr>
-          <w:b w:val="0"/>
-        </w:rPr>
-        <w:t>Begin by writing the question the procedure is intended to answer. Identify the information already supplied, the information it will produce and the information still missing.</w:t>
-      </w:r>
-    </w:p>
-    <w:p>
-      <w:pPr>
-        <w:spacing w:line="336" w:lineRule="auto" w:after="180"/>
-      </w:pPr>
-      <w:r>
-        <w:rPr>
-          <w:b w:val="0"/>
-        </w:rPr>
         <w:t>These are constructed classroom examples; they do not require live accounts, private records or an external service. Do not treat a plausible explanation as a measured outcome.</w:t>
-      </w:r>
-    </w:p>
-    <w:p>
-      <w:pPr>
-        <w:spacing w:line="336" w:lineRule="auto" w:after="180"/>
-      </w:pPr>
-      <w:r>
-        <w:rPr>
-          <w:b w:val="0"/>
-        </w:rPr>
-        <w:t>A supported response requires current matching approval and register records. Any retrieval or validation failure gives needs_review with null claims. The classroom implementation performs no booking or external action.</w:t>
-      </w:r>
-    </w:p>
-    <w:p>
-      <w:pPr>
-        <w:pStyle w:val="Heading3"/>
-      </w:pPr>
-      <w:r>
-        <w:t>Explain the added worked example · 2</w:t>
       </w:r>
     </w:p>
     <w:p>
@@ -1500,36 +2132,6 @@
         <w:rPr>
           <w:b w:val="0"/>
         </w:rPr>
-        <w:t>Request room B; retrieved approval names B but register names C. Draft gives capacity 10 from C.</w:t>
-      </w:r>
-    </w:p>
-    <w:p>
-      <w:pPr>
-        <w:spacing w:line="336" w:lineRule="auto" w:after="180"/>
-      </w:pPr>
-      <w:r>
-        <w:rPr>
-          <w:b w:val="0"/>
-        </w:rPr>
-        <w:t>Same-room support fails before or during semantic validation. Return needs_review with null claims; the draft capacity is unsupported for B.</w:t>
-      </w:r>
-    </w:p>
-    <w:p>
-      <w:pPr>
-        <w:pStyle w:val="Heading3"/>
-      </w:pPr>
-      <w:r>
-        <w:t>Model the reasoning aloud · 3</w:t>
-      </w:r>
-    </w:p>
-    <w:p>
-      <w:pPr>
-        <w:spacing w:line="336" w:lineRule="auto" w:after="180"/>
-      </w:pPr>
-      <w:r>
-        <w:rPr>
-          <w:b w:val="0"/>
-        </w:rPr>
         <w:t xml:space="preserve">Compare the intermediate </w:t>
       </w:r>
       <w:r>
@@ -1703,73 +2305,10 @@
     </w:p>
     <w:p>
       <w:pPr>
-        <w:spacing w:line="336" w:lineRule="auto" w:after="180"/>
-      </w:pPr>
-      <w:r>
-        <w:rPr>
-          <w:b w:val="0"/>
-        </w:rPr>
-        <w:t>Build a claim checker for a draft summary of a fictional class investigation.</w:t>
-      </w:r>
-    </w:p>
-    <w:p>
-      <w:pPr>
         <w:pStyle w:val="Heading3"/>
       </w:pPr>
       <w:r>
         <w:t>The facts we will use</w:t>
-      </w:r>
-    </w:p>
-    <w:p>
-      <w:pPr>
-        <w:pStyle w:val="Heading3"/>
-      </w:pPr>
-      <w:r>
-        <w:t>Supplied facts</w:t>
-      </w:r>
-    </w:p>
-    <w:p>
-      <w:pPr>
-        <w:spacing w:line="336" w:lineRule="auto" w:after="180"/>
-        <w:shd w:fill="F1F6FC"/>
-      </w:pPr>
-      <w:r>
-        <w:rPr>
-          <w:b w:val="0"/>
-        </w:rPr>
-        <w:t>Approved record E2: three cups were observed for four days. No measured water loss is provided. Draft says “three cups were observed for four days and all lost half their water”.</w:t>
-      </w:r>
-    </w:p>
-    <w:p>
-      <w:pPr>
-        <w:pStyle w:val="Heading3"/>
-      </w:pPr>
-      <w:r>
-        <w:t>Supplied facts</w:t>
-      </w:r>
-    </w:p>
-    <w:p>
-      <w:pPr>
-        <w:spacing w:line="336" w:lineRule="auto" w:after="180"/>
-        <w:shd w:fill="F1F6FC"/>
-      </w:pPr>
-      <w:r>
-        <w:rPr>
-          <w:b w:val="0"/>
-        </w:rPr>
-        <w:t xml:space="preserve">All </w:t>
-      </w:r>
-      <w:r>
-        <w:rPr>
-          <w:b/>
-        </w:rPr>
-        <w:t>input</w:t>
-      </w:r>
-      <w:r>
-        <w:rPr>
-          <w:b w:val="0"/>
-        </w:rPr>
-        <w:t>s and outcomes in this worked example are invented classroom data; no real model run is claimed.</w:t>
       </w:r>
     </w:p>
     <w:p>
@@ -1777,7 +2316,7 @@
         <w:drawing>
           <wp:inline xmlns:a="http://schemas.openxmlformats.org/drawingml/2006/main" xmlns:pic="http://schemas.openxmlformats.org/drawingml/2006/picture">
             <wp:extent cx="5486400" cy="5261429"/>
-            <wp:docPr id="1" name="Picture 1" descr="Capstone Build. Extract claims: Separate cup count, observation duration and the claimed water loss.. Match evidence: E2 supports three cups and four days; it supplies no water-loss result.. Repair draft: Retain the supported procedure facts; state that water-loss results were not supplied."/>
+            <wp:docPr id="2" name="Picture 2" descr="Capstone Build. Extract claims: Separate cup count, observation duration and the claimed water loss.. Match evidence: E2 supports three cups and four days; it supplies no water-loss result.. Repair draft: Retain the supported procedure facts; state that water-loss results were not supplied."/>
             <wp:cNvGraphicFramePr>
               <a:graphicFrameLocks noChangeAspect="1"/>
             </wp:cNvGraphicFramePr>
@@ -1789,7 +2328,7 @@
                     <pic:cNvPicPr/>
                   </pic:nvPicPr>
                   <pic:blipFill>
-                    <a:blip r:embed="rId9"/>
+                    <a:blip r:embed="rId10"/>
                     <a:stretch>
                       <a:fillRect/>
                     </a:stretch>
@@ -1813,114 +2352,7 @@
         <w:pStyle w:val="Heading3"/>
       </w:pPr>
       <w:r>
-        <w:t>Read the picture one step at a time</w:t>
-      </w:r>
-    </w:p>
-    <w:tbl>
-      <w:tblPr>
-        <w:tblStyle w:val="LightShading-Accent1"/>
-        <w:tblW w:type="auto" w:w="0"/>
-        <w:tblLook w:firstColumn="1" w:firstRow="1" w:lastColumn="0" w:lastRow="0" w:noHBand="0" w:noVBand="1" w:val="04A0"/>
-      </w:tblPr>
-      <w:tblGrid>
-        <w:gridCol w:w="5112"/>
-        <w:gridCol w:w="5112"/>
-      </w:tblGrid>
-      <w:tr>
-        <w:trPr>
-          <w:tblHeader/>
-        </w:trPr>
-        <w:tc>
-          <w:tcPr>
-            <w:tcW w:type="dxa" w:w="5112"/>
-          </w:tcPr>
-          <w:p>
-            <w:r>
-              <w:t>Step</w:t>
-            </w:r>
-          </w:p>
-        </w:tc>
-        <w:tc>
-          <w:tcPr>
-            <w:tcW w:type="dxa" w:w="5112"/>
-          </w:tcPr>
-          <w:p>
-            <w:r>
-              <w:t>What happens and why</w:t>
-            </w:r>
-          </w:p>
-        </w:tc>
-      </w:tr>
-      <w:tr>
-        <w:tc>
-          <w:tcPr>
-            <w:tcW w:type="dxa" w:w="5112"/>
-          </w:tcPr>
-          <w:p>
-            <w:r>
-              <w:t>1. Extract claims</w:t>
-            </w:r>
-          </w:p>
-        </w:tc>
-        <w:tc>
-          <w:tcPr>
-            <w:tcW w:type="dxa" w:w="5112"/>
-          </w:tcPr>
-          <w:p>
-            <w:r>
-              <w:t>Separate cup count, observation duration and the claimed water loss.</w:t>
-            </w:r>
-          </w:p>
-        </w:tc>
-      </w:tr>
-      <w:tr>
-        <w:tc>
-          <w:tcPr>
-            <w:tcW w:type="dxa" w:w="5112"/>
-          </w:tcPr>
-          <w:p>
-            <w:r>
-              <w:t>2. Match evidence</w:t>
-            </w:r>
-          </w:p>
-        </w:tc>
-        <w:tc>
-          <w:tcPr>
-            <w:tcW w:type="dxa" w:w="5112"/>
-          </w:tcPr>
-          <w:p>
-            <w:r>
-              <w:t>E2 supports three cups and four days; it supplies no water-loss result.</w:t>
-            </w:r>
-          </w:p>
-        </w:tc>
-      </w:tr>
-      <w:tr>
-        <w:tc>
-          <w:tcPr>
-            <w:tcW w:type="dxa" w:w="5112"/>
-          </w:tcPr>
-          <w:p>
-            <w:r>
-              <w:t>3. Repair draft</w:t>
-            </w:r>
-          </w:p>
-        </w:tc>
-        <w:tc>
-          <w:tcPr>
-            <w:tcW w:type="dxa" w:w="5112"/>
-          </w:tcPr>
-          <w:p>
-            <w:r>
-              <w:t>Retain the supported procedure facts; state that water-loss results were not supplied.</w:t>
-            </w:r>
-          </w:p>
-        </w:tc>
-      </w:tr>
-    </w:tbl>
-    <w:p>
-      <w:r>
-        <w:t>Match each pictured step to the supplied facts. This is a worked teaching case, not an independent assessment.</w:t>
+        <w:t>Why this result follows</w:t>
       </w:r>
     </w:p>
     <w:p>
@@ -1928,7 +2360,7 @@
         <w:pStyle w:val="Heading3"/>
       </w:pPr>
       <w:r>
-        <w:t>Why this result follows</w:t>
+        <w:t>What this example does not establish</w:t>
       </w:r>
     </w:p>
     <w:p>
@@ -1936,19 +2368,77 @@
         <w:pStyle w:val="Heading3"/>
       </w:pPr>
       <w:r>
-        <w:t>Why the result follows</w:t>
+        <w:t>Change one thing in the pictured case</w:t>
+      </w:r>
+    </w:p>
+    <w:p>
+      <w:pPr>
+        <w:pStyle w:val="Heading3"/>
+      </w:pPr>
+      <w:r>
+        <w:t>Ask while showing the picture</w:t>
+      </w:r>
+    </w:p>
+    <w:p>
+      <w:pPr>
+        <w:pStyle w:val="Heading1"/>
+      </w:pPr>
+      <w:r>
+        <w:t>03. Guide the explanation, then remove help</w:t>
+      </w:r>
+    </w:p>
+    <w:p>
+      <w:r>
+        <w:t>Collect each learner’s reasoning before showing feedback.</w:t>
+      </w:r>
+    </w:p>
+    <w:p>
+      <w:pPr>
+        <w:pStyle w:val="Heading2"/>
+      </w:pPr>
+      <w:r>
+        <w:t>Main completion prompt</w:t>
       </w:r>
     </w:p>
     <w:p>
       <w:pPr>
         <w:spacing w:line="336" w:lineRule="auto" w:after="180"/>
-        <w:shd w:fill="F1F6FC"/>
       </w:pPr>
       <w:r>
         <w:rPr>
           <w:b w:val="0"/>
         </w:rPr>
-        <w:t xml:space="preserve">Read the picture in order. Retain the supported procedure facts; state that water-loss results were not supplied. The arrows show which recorded </w:t>
+        <w:t>Completion task: Request room B; retrieved approval names B but register names C. Draft gives capacity 10 from C. Show the intermediate steps and give the conclusion with its scope.</w:t>
+      </w:r>
+    </w:p>
+    <w:p>
+      <w:pPr>
+        <w:pStyle w:val="Heading2"/>
+      </w:pPr>
+      <w:r>
+        <w:t>Expected reasoning and fading help</w:t>
+      </w:r>
+    </w:p>
+    <w:p>
+      <w:pPr>
+        <w:spacing w:line="336" w:lineRule="auto" w:after="180"/>
+      </w:pPr>
+      <w:r>
+        <w:rPr>
+          <w:b w:val="0"/>
+        </w:rPr>
+        <w:t>Teacher check: Teacher explanation: Same-room support fails before or during semantic validation. Return needs_review with null claims; the draft capacity is unsupported for B.</w:t>
+      </w:r>
+    </w:p>
+    <w:p>
+      <w:pPr>
+        <w:spacing w:line="336" w:lineRule="auto" w:after="180"/>
+      </w:pPr>
+      <w:r>
+        <w:rPr>
+          <w:b w:val="0"/>
+        </w:rPr>
+        <w:t xml:space="preserve">Start by identifying the given </w:t>
       </w:r>
       <w:r>
         <w:rPr>
@@ -1960,19 +2450,231 @@
         <w:rPr>
           <w:b w:val="0"/>
         </w:rPr>
-        <w:t xml:space="preserve"> or intermediate result each decision uses.</w:t>
+        <w:t>s together. Leave the intermediate steps blank. If needed, model one step, then withdraw that help on the next step. Move to a full trace only when the partial trace is understood.</w:t>
       </w:r>
     </w:p>
     <w:p>
       <w:pPr>
         <w:spacing w:line="336" w:lineRule="auto" w:after="180"/>
-        <w:shd w:fill="F1F6FC"/>
       </w:pPr>
       <w:r>
         <w:rPr>
           <w:b w:val="0"/>
         </w:rPr>
-        <w:t>Explain the deciding step aloud before checking the changed case; pointing to the final answer alone does not show how it follows.</w:t>
+        <w:t>For partners, alternate explainer and checker; collect a response from every learner before discussion.</w:t>
+      </w:r>
+    </w:p>
+    <w:p>
+      <w:pPr>
+        <w:pStyle w:val="Heading2"/>
+      </w:pPr>
+      <w:r>
+        <w:t>Individual misconception check</w:t>
+      </w:r>
+    </w:p>
+    <w:p>
+      <w:pPr>
+        <w:spacing w:line="336" w:lineRule="auto" w:after="180"/>
+      </w:pPr>
+      <w:r>
+        <w:rPr>
+          <w:b w:val="0"/>
+        </w:rPr>
+        <w:t>Use the worked case for Capstone grounded assistant. Proposed explanation: “The worked result establishes every future case”. Decide whether this explanation is supported.</w:t>
+      </w:r>
+    </w:p>
+    <w:p>
+      <w:pPr>
+        <w:spacing w:line="336" w:lineRule="auto" w:after="180"/>
+      </w:pPr>
+      <w:r>
+        <w:rPr>
+          <w:b w:val="0"/>
+        </w:rPr>
+        <w:t>Point to the step or supplied fact that decides; explain your repair if needed.</w:t>
+      </w:r>
+    </w:p>
+    <w:p>
+      <w:pPr>
+        <w:spacing w:line="336" w:lineRule="auto" w:after="180"/>
+      </w:pPr>
+      <w:r>
+        <w:rPr>
+          <w:b w:val="0"/>
+        </w:rPr>
+        <w:t>Expected correction: A correct happy path does not establish fallback, access control or side-effect safety.</w:t>
+      </w:r>
+    </w:p>
+    <w:p>
+      <w:pPr>
+        <w:spacing w:line="336" w:lineRule="auto" w:after="180"/>
+      </w:pPr>
+      <w:r>
+        <w:rPr>
+          <w:b w:val="0"/>
+        </w:rPr>
+        <w:t>Collect explanations, not only yes/no votes. If a misunderstanding is common, re-model the relevant step for the class.</w:t>
+      </w:r>
+    </w:p>
+    <w:p>
+      <w:pPr>
+        <w:spacing w:line="336" w:lineRule="auto" w:after="180"/>
+      </w:pPr>
+      <w:r>
+        <w:rPr>
+          <w:b w:val="0"/>
+        </w:rPr>
+        <w:t>If it affects a few learners, give a short targeted group explanation while others solve a more demanding variation.</w:t>
+      </w:r>
+    </w:p>
+    <w:p>
+      <w:pPr>
+        <w:pStyle w:val="Heading2"/>
+      </w:pPr>
+      <w:r>
+        <w:t>Pictorial question and changed-case reasoning</w:t>
+      </w:r>
+    </w:p>
+    <w:p>
+      <w:pPr>
+        <w:spacing w:line="336" w:lineRule="auto" w:after="180"/>
+      </w:pPr>
+      <w:r>
+        <w:rPr>
+          <w:b w:val="0"/>
+        </w:rPr>
+        <w:t xml:space="preserve">What additional numbers would a half-water claim require? Point to the relevant step in the picture, then write the changed result and the rule or </w:t>
+      </w:r>
+      <w:r>
+        <w:rPr>
+          <w:b/>
+        </w:rPr>
+        <w:t>evidence</w:t>
+      </w:r>
+      <w:r>
+        <w:rPr>
+          <w:b w:val="0"/>
+        </w:rPr>
+        <w:t xml:space="preserve"> that supports it.</w:t>
+      </w:r>
+    </w:p>
+    <w:p>
+      <w:pPr>
+        <w:spacing w:line="336" w:lineRule="auto" w:after="180"/>
+      </w:pPr>
+      <w:r>
+        <w:rPr>
+          <w:b w:val="0"/>
+        </w:rPr>
+        <w:t>The starting volume for each cup and its measured loss. E3’s losses without starting volumes cannot establish a half fraction.</w:t>
+      </w:r>
+    </w:p>
+    <w:p>
+      <w:pPr>
+        <w:spacing w:line="336" w:lineRule="auto" w:after="180"/>
+      </w:pPr>
+      <w:r>
+        <w:rPr>
+          <w:b w:val="0"/>
+        </w:rPr>
+        <w:t>Changed-case check: Report those individual losses, not “half” unless starting volumes are also available. Absolute losses alone do not establish each cup’s fractional loss.</w:t>
+      </w:r>
+    </w:p>
+    <w:p>
+      <w:pPr>
+        <w:spacing w:line="336" w:lineRule="auto" w:after="180"/>
+      </w:pPr>
+      <w:r>
+        <w:rPr>
+          <w:b w:val="0"/>
+        </w:rPr>
+        <w:t>Changed-case reasoning: Report those individual losses, not “half” unless starting volumes are also available. Absolute losses alone do not establish each cup’s fractional loss.</w:t>
+      </w:r>
+    </w:p>
+    <w:p>
+      <w:pPr>
+        <w:spacing w:line="336" w:lineRule="auto" w:after="180"/>
+      </w:pPr>
+      <w:r>
+        <w:rPr>
+          <w:b w:val="0"/>
+        </w:rPr>
+        <w:t xml:space="preserve">Collect each learner’s explanation before discussion. Use the first missing connection between </w:t>
+      </w:r>
+      <w:r>
+        <w:rPr>
+          <w:b/>
+        </w:rPr>
+        <w:t>input</w:t>
+      </w:r>
+      <w:r>
+        <w:rPr>
+          <w:b w:val="0"/>
+        </w:rPr>
+        <w:t xml:space="preserve">, deciding step and result to choose support. This question is worked-case practice, not fresh mastery </w:t>
+      </w:r>
+      <w:r>
+        <w:rPr>
+          <w:b/>
+        </w:rPr>
+        <w:t>evidence</w:t>
+      </w:r>
+      <w:r>
+        <w:rPr>
+          <w:b w:val="0"/>
+        </w:rPr>
+        <w:t>.</w:t>
+      </w:r>
+    </w:p>
+    <w:p>
+      <w:pPr>
+        <w:pStyle w:val="Heading2"/>
+      </w:pPr>
+      <w:r>
+        <w:t>Keep each learner explaining</w:t>
+      </w:r>
+    </w:p>
+    <w:p>
+      <w:pPr>
+        <w:pStyle w:val="ListBullet"/>
+      </w:pPr>
+      <w:r>
+        <w:t>Ask: Which facts are given, and which would we have to assume? Learners mark relevant details before discussing answers.</w:t>
+      </w:r>
+    </w:p>
+    <w:p>
+      <w:pPr>
+        <w:pStyle w:val="ListBullet"/>
+      </w:pPr>
+      <w:r>
+        <w:t>Say: Predict first. Show the rule, information path or calculation that would produce the result. A correct guess is not yet an explanation.</w:t>
+      </w:r>
+    </w:p>
+    <w:p>
+      <w:pPr>
+        <w:pStyle w:val="ListBullet"/>
+      </w:pPr>
+      <w:r>
+        <w:t>In pairs, one learner solves while the other checks evidence; exchange roles. Remove the worked answer before independent assessment.</w:t>
+      </w:r>
+    </w:p>
+    <w:p>
+      <w:pPr>
+        <w:pStyle w:val="Heading2"/>
+      </w:pPr>
+      <w:r>
+        <w:t>Earlier wording, alternatives and picture transcripts · reference / check after trying</w:t>
+      </w:r>
+    </w:p>
+    <w:p>
+      <w:pPr>
+        <w:spacing w:line="336" w:lineRule="auto" w:after="180"/>
+      </w:pPr>
+      <w:r>
+        <w:rPr>
+          <w:b w:val="0"/>
+        </w:rPr>
+        <w:t>Demonstrate and guide practice</w:t>
       </w:r>
     </w:p>
     <w:p>
@@ -1980,7 +2682,63 @@
         <w:pStyle w:val="Heading3"/>
       </w:pPr>
       <w:r>
-        <w:t>What this example does not establish</w:t>
+        <w:t>Board sequence</w:t>
+      </w:r>
+    </w:p>
+    <w:p>
+      <w:pPr>
+        <w:spacing w:line="336" w:lineRule="auto" w:after="180"/>
+      </w:pPr>
+      <w:r>
+        <w:rPr>
+          <w:b w:val="0"/>
+        </w:rPr>
+        <w:t>Write the given facts: A pipeline retrieves passages, drafts and displays without checking citations.</w:t>
+      </w:r>
+    </w:p>
+    <w:p>
+      <w:pPr>
+        <w:spacing w:line="336" w:lineRule="auto" w:after="180"/>
+      </w:pPr>
+      <w:r>
+        <w:rPr>
+          <w:b w:val="0"/>
+        </w:rPr>
+        <w:t>Write the question to explain: What step is missing?</w:t>
+      </w:r>
+    </w:p>
+    <w:p>
+      <w:pPr>
+        <w:spacing w:line="336" w:lineRule="auto" w:after="180"/>
+      </w:pPr>
+      <w:r>
+        <w:rPr>
+          <w:b w:val="0"/>
+        </w:rPr>
+        <w:t xml:space="preserve">Reveal after </w:t>
+      </w:r>
+      <w:r>
+        <w:rPr>
+          <w:b/>
+        </w:rPr>
+        <w:t>prediction</w:t>
+      </w:r>
+      <w:r>
+        <w:rPr>
+          <w:b w:val="0"/>
+        </w:rPr>
+        <w:t>s: Validate every factual claim against its citation, plus required fields and boundaries. Revise or stop unsupported answers; retain diagnostic stages.</w:t>
+      </w:r>
+    </w:p>
+    <w:p>
+      <w:pPr>
+        <w:spacing w:line="336" w:lineRule="auto" w:after="180"/>
+      </w:pPr>
+      <w:r>
+        <w:rPr>
+          <w:b w:val="0"/>
+        </w:rPr>
+        <w:t>Use the earlier changed question as optional later practice. Reserve Repair the new seed-investigation draft independently for the first independent attempt before hints or feedback.</w:t>
       </w:r>
     </w:p>
     <w:p>
@@ -1988,362 +2746,18 @@
         <w:pStyle w:val="Heading3"/>
       </w:pPr>
       <w:r>
-        <w:t>Keep the stated limit</w:t>
+        <w:t>Classroom dialogue</w:t>
       </w:r>
     </w:p>
     <w:p>
       <w:pPr>
         <w:spacing w:line="336" w:lineRule="auto" w:after="180"/>
-        <w:shd w:fill="FFF5E6"/>
       </w:pPr>
       <w:r>
         <w:rPr>
           <w:b w:val="0"/>
         </w:rPr>
-        <w:t xml:space="preserve">The examples are invented </w:t>
-      </w:r>
-      <w:r>
-        <w:rPr>
-          <w:b/>
-        </w:rPr>
-        <w:t>observation</w:t>
-      </w:r>
-      <w:r>
-        <w:rPr>
-          <w:b w:val="0"/>
-        </w:rPr>
-        <w:t>s; no real classroom investigation or model run is claimed.</w:t>
-      </w:r>
-    </w:p>
-    <w:p>
-      <w:pPr>
-        <w:pStyle w:val="Heading3"/>
-      </w:pPr>
-      <w:r>
-        <w:t>Change one thing in the pictured case</w:t>
-      </w:r>
-    </w:p>
-    <w:p>
-      <w:pPr>
-        <w:pStyle w:val="Heading3"/>
-      </w:pPr>
-      <w:r>
-        <w:t>Change one thing</w:t>
-      </w:r>
-    </w:p>
-    <w:p>
-      <w:pPr>
-        <w:spacing w:line="336" w:lineRule="auto" w:after="180"/>
-        <w:shd w:fill="F5F1FB"/>
-      </w:pPr>
-      <w:r>
-        <w:rPr>
-          <w:b w:val="0"/>
-        </w:rPr>
-        <w:t>Change: E3 supplies losses of 1, 2 and 3 mL.</w:t>
-      </w:r>
-    </w:p>
-    <w:p>
-      <w:pPr>
-        <w:pStyle w:val="Heading3"/>
-      </w:pPr>
-      <w:r>
-        <w:t>Predicted result</w:t>
-      </w:r>
-    </w:p>
-    <w:p>
-      <w:pPr>
-        <w:spacing w:line="336" w:lineRule="auto" w:after="180"/>
-        <w:shd w:fill="F1F6FC"/>
-      </w:pPr>
-      <w:r>
-        <w:rPr>
-          <w:b/>
-        </w:rPr>
-        <w:t>Prediction</w:t>
-      </w:r>
-      <w:r>
-        <w:rPr>
-          <w:b w:val="0"/>
-        </w:rPr>
-        <w:t>: Report those individual losses, not “half” unless starting volumes are also available.</w:t>
-      </w:r>
-    </w:p>
-    <w:p>
-      <w:pPr>
-        <w:pStyle w:val="Heading3"/>
-      </w:pPr>
-      <w:r>
-        <w:t>Why the result follows</w:t>
-      </w:r>
-    </w:p>
-    <w:p>
-      <w:pPr>
-        <w:spacing w:line="336" w:lineRule="auto" w:after="180"/>
-        <w:shd w:fill="F1F6FC"/>
-      </w:pPr>
-      <w:r>
-        <w:rPr>
-          <w:b w:val="0"/>
-        </w:rPr>
-        <w:t>Reason: Absolute losses alone do not establish each cup’s fractional loss.</w:t>
-      </w:r>
-    </w:p>
-    <w:p>
-      <w:pPr>
-        <w:pStyle w:val="Heading3"/>
-      </w:pPr>
-      <w:r>
-        <w:t>Ask while showing the picture</w:t>
-      </w:r>
-    </w:p>
-    <w:p>
-      <w:pPr>
-        <w:pStyle w:val="Heading3"/>
-      </w:pPr>
-      <w:r>
-        <w:t>Ask while showing the picture · 4</w:t>
-      </w:r>
-    </w:p>
-    <w:p>
-      <w:pPr>
-        <w:spacing w:line="336" w:lineRule="auto" w:after="180"/>
-      </w:pPr>
-      <w:r>
-        <w:rPr>
-          <w:b w:val="0"/>
-        </w:rPr>
-        <w:t xml:space="preserve">Cover the result. Ask learners to name the </w:t>
-      </w:r>
-      <w:r>
-        <w:rPr>
-          <w:b/>
-        </w:rPr>
-        <w:t>input</w:t>
-      </w:r>
-      <w:r>
-        <w:rPr>
-          <w:b w:val="0"/>
-        </w:rPr>
-        <w:t xml:space="preserve">s and predict the next step. Uncover one step, connect the icon to the actual procedure, and explain its </w:t>
-      </w:r>
-      <w:r>
-        <w:rPr>
-          <w:b/>
-        </w:rPr>
-        <w:t>evidence</w:t>
-      </w:r>
-      <w:r>
-        <w:rPr>
-          <w:b w:val="0"/>
-        </w:rPr>
-        <w:t>. Then change the supplied condition and compare.</w:t>
-      </w:r>
-    </w:p>
-    <w:p>
-      <w:pPr>
-        <w:spacing w:line="336" w:lineRule="auto" w:after="180"/>
-      </w:pPr>
-      <w:r>
-        <w:rPr>
-          <w:b w:val="0"/>
-        </w:rPr>
-        <w:t>The picture is a representation; it does not document execution of a real AI model.</w:t>
-      </w:r>
-    </w:p>
-    <w:p>
-      <w:pPr>
-        <w:pStyle w:val="Heading1"/>
-      </w:pPr>
-      <w:r>
-        <w:t>03. Demonstrate and guide practice</w:t>
-      </w:r>
-    </w:p>
-    <w:p>
-      <w:r>
-        <w:t>Demonstrate Capstone Build, reduce support deliberately and check individual reasoning before discussing answers.</w:t>
-      </w:r>
-    </w:p>
-    <w:p>
-      <w:pPr>
-        <w:pStyle w:val="Heading3"/>
-      </w:pPr>
-      <w:r>
-        <w:t>Board sequence</w:t>
-      </w:r>
-    </w:p>
-    <w:p>
-      <w:pPr>
-        <w:pStyle w:val="Heading3"/>
-      </w:pPr>
-      <w:r>
-        <w:t>1. Put the facts on the board</w:t>
-      </w:r>
-    </w:p>
-    <w:p>
-      <w:pPr>
-        <w:spacing w:line="336" w:lineRule="auto" w:after="180"/>
-        <w:shd w:fill="F4F9FC"/>
-      </w:pPr>
-      <w:r>
-        <w:rPr>
-          <w:b w:val="0"/>
-        </w:rPr>
-        <w:t>Write the given facts: A pipeline retrieves passages, drafts and displays without checking citations.</w:t>
-      </w:r>
-    </w:p>
-    <w:p>
-      <w:pPr>
-        <w:pStyle w:val="Heading3"/>
-      </w:pPr>
-      <w:r>
-        <w:t>2. State the decision to explain</w:t>
-      </w:r>
-    </w:p>
-    <w:p>
-      <w:pPr>
-        <w:spacing w:line="336" w:lineRule="auto" w:after="180"/>
-        <w:shd w:fill="F5F1FB"/>
-      </w:pPr>
-      <w:r>
-        <w:rPr>
-          <w:b w:val="0"/>
-        </w:rPr>
-        <w:t>Write the question to explain: What step is missing?</w:t>
-      </w:r>
-    </w:p>
-    <w:p>
-      <w:pPr>
-        <w:pStyle w:val="Heading3"/>
-      </w:pPr>
-      <w:r>
-        <w:t>3. Reveal the worked reasoning</w:t>
-      </w:r>
-    </w:p>
-    <w:p>
-      <w:pPr>
-        <w:spacing w:line="336" w:lineRule="auto" w:after="180"/>
-        <w:shd w:fill="F1F6FC"/>
-      </w:pPr>
-      <w:r>
-        <w:rPr>
-          <w:b w:val="0"/>
-        </w:rPr>
-        <w:t xml:space="preserve">Reveal after </w:t>
-      </w:r>
-      <w:r>
-        <w:rPr>
-          <w:b/>
-        </w:rPr>
-        <w:t>prediction</w:t>
-      </w:r>
-      <w:r>
-        <w:rPr>
-          <w:b w:val="0"/>
-        </w:rPr>
-        <w:t>s: Validate every factual claim against its citation, plus required fields and boundaries. Revise or stop unsupported answers; retain diagnostic stages.</w:t>
-      </w:r>
-    </w:p>
-    <w:p>
-      <w:pPr>
-        <w:pStyle w:val="Heading3"/>
-      </w:pPr>
-      <w:r>
-        <w:t>Hold back the independent task</w:t>
-      </w:r>
-    </w:p>
-    <w:p>
-      <w:pPr>
-        <w:spacing w:line="336" w:lineRule="auto" w:after="180"/>
-        <w:shd w:fill="F5F1FB"/>
-      </w:pPr>
-      <w:r>
-        <w:rPr>
-          <w:b w:val="0"/>
-        </w:rPr>
-        <w:t>Keep for an independent attempt: The interface looks complete, but its answer button returns the same saved sentence for every question. What capability is still missing, and how can you expose it?</w:t>
-      </w:r>
-    </w:p>
-    <w:p>
-      <w:pPr>
-        <w:pStyle w:val="Heading3"/>
-      </w:pPr>
-      <w:r>
-        <w:t>Classroom dialogue</w:t>
-      </w:r>
-    </w:p>
-    <w:p>
-      <w:pPr>
-        <w:pStyle w:val="Heading3"/>
-      </w:pPr>
-      <w:r>
-        <w:t>Ask the class</w:t>
-      </w:r>
-    </w:p>
-    <w:p>
-      <w:pPr>
-        <w:spacing w:line="336" w:lineRule="auto" w:after="180"/>
-        <w:shd w:fill="F5F1FB"/>
-      </w:pPr>
-      <w:r>
-        <w:rPr>
-          <w:b w:val="0"/>
-        </w:rPr>
-        <w:t>Ask: Which facts are given, and which would we have to assume? Learners mark relevant details before discussing answers.</w:t>
-      </w:r>
-    </w:p>
-    <w:p>
-      <w:pPr>
-        <w:pStyle w:val="Heading3"/>
-      </w:pPr>
-      <w:r>
-        <w:t>Language to model</w:t>
-      </w:r>
-    </w:p>
-    <w:p>
-      <w:pPr>
-        <w:spacing w:line="336" w:lineRule="auto" w:after="180"/>
-        <w:shd w:fill="F1F6F8"/>
-      </w:pPr>
-      <w:r>
-        <w:rPr>
-          <w:b w:val="0"/>
-        </w:rPr>
-        <w:t>Say: Predict first. Show the rule, information path or calculation that would produce the result. A correct guess is not yet an explanation.</w:t>
-      </w:r>
-    </w:p>
-    <w:p>
-      <w:pPr>
-        <w:spacing w:line="336" w:lineRule="auto" w:after="180"/>
-      </w:pPr>
-      <w:r>
-        <w:rPr>
-          <w:b w:val="0"/>
-        </w:rPr>
         <w:t>Reveal reasoning one step at a time. Explain why a tempting alternative fails. Write units and denominators for arithmetic, trace conditions for decisions, and identify supporting sources for claims.</w:t>
-      </w:r>
-    </w:p>
-    <w:p>
-      <w:pPr>
-        <w:spacing w:line="336" w:lineRule="auto" w:after="180"/>
-      </w:pPr>
-      <w:r>
-        <w:rPr>
-          <w:b w:val="0"/>
-        </w:rPr>
-        <w:t xml:space="preserve">In pairs, one learner solves while the other checks </w:t>
-      </w:r>
-      <w:r>
-        <w:rPr>
-          <w:b/>
-        </w:rPr>
-        <w:t>evidence</w:t>
-      </w:r>
-      <w:r>
-        <w:rPr>
-          <w:b w:val="0"/>
-        </w:rPr>
-        <w:t>; exchange roles. Remove the worked answer before independent assessment.</w:t>
       </w:r>
     </w:p>
     <w:p>
@@ -2644,374 +3058,103 @@
         <w:pStyle w:val="Heading3"/>
       </w:pPr>
       <w:r>
-        <w:t>Completion practice</w:t>
+        <w:t>Individual reasoning check</w:t>
+      </w:r>
+    </w:p>
+    <w:p>
+      <w:pPr>
+        <w:pStyle w:val="Heading3"/>
+      </w:pPr>
+      <w:r>
+        <w:t>Pictorial practice question</w:t>
+      </w:r>
+    </w:p>
+    <w:p>
+      <w:pPr>
+        <w:pStyle w:val="Heading3"/>
+      </w:pPr>
+      <w:r>
+        <w:t>Reasoned teacher answer</w:t>
+      </w:r>
+    </w:p>
+    <w:p>
+      <w:pPr>
+        <w:pStyle w:val="Heading1"/>
+      </w:pPr>
+      <w:r>
+        <w:t>04. Run the supplied investigation</w:t>
+      </w:r>
+    </w:p>
+    <w:p>
+      <w:r>
+        <w:t>Keep expected results, observed paper traces and remaining limits distinguishable.</w:t>
+      </w:r>
+    </w:p>
+    <w:p>
+      <w:pPr>
+        <w:pStyle w:val="Heading2"/>
+      </w:pPr>
+      <w:r>
+        <w:t>Supplied materials and answer guidance</w:t>
       </w:r>
     </w:p>
     <w:p>
       <w:pPr>
         <w:spacing w:line="336" w:lineRule="auto" w:after="180"/>
-        <w:shd w:fill="F5F1FB"/>
       </w:pPr>
       <w:r>
         <w:rPr>
           <w:b w:val="0"/>
         </w:rPr>
-        <w:t>Completion task: Request room B; retrieved approval names B but register names C. Draft gives capacity 10 from C. Show the intermediate steps and give the conclusion with its scope.</w:t>
-      </w:r>
-    </w:p>
-    <w:p>
-      <w:pPr>
-        <w:pStyle w:val="Heading3"/>
-      </w:pPr>
-      <w:r>
-        <w:t>Reasoning to listen for</w:t>
-      </w:r>
-    </w:p>
-    <w:p>
-      <w:pPr>
-        <w:spacing w:line="336" w:lineRule="auto" w:after="180"/>
-        <w:shd w:fill="F1F6FC"/>
-      </w:pPr>
-      <w:r>
-        <w:rPr>
-          <w:b w:val="0"/>
-        </w:rPr>
-        <w:t>Teacher check: Teacher explanation: Same-room support fails before or during semantic validation. Return needs_review with null claims; the draft capacity is unsupported for B.</w:t>
-      </w:r>
-    </w:p>
-    <w:p>
-      <w:pPr>
-        <w:spacing w:line="336" w:lineRule="auto" w:after="180"/>
-      </w:pPr>
-      <w:r>
-        <w:rPr>
-          <w:b w:val="0"/>
-        </w:rPr>
-        <w:t xml:space="preserve">Start by identifying the given </w:t>
-      </w:r>
-      <w:r>
-        <w:rPr>
-          <w:b/>
-        </w:rPr>
-        <w:t>input</w:t>
-      </w:r>
-      <w:r>
-        <w:rPr>
-          <w:b w:val="0"/>
-        </w:rPr>
-        <w:t>s together. Leave the intermediate steps blank. If needed, model one step, then withdraw that help on the next step. Move to a full trace only when the partial trace is understood.</w:t>
-      </w:r>
-    </w:p>
-    <w:p>
-      <w:pPr>
-        <w:spacing w:line="336" w:lineRule="auto" w:after="180"/>
-      </w:pPr>
-      <w:r>
-        <w:rPr>
-          <w:b w:val="0"/>
-        </w:rPr>
-        <w:t>For partners, alternate explainer and checker; collect a response from every learner before discussion.</w:t>
-      </w:r>
-    </w:p>
-    <w:p>
-      <w:pPr>
-        <w:pStyle w:val="Heading3"/>
-      </w:pPr>
-      <w:r>
-        <w:t>Individual reasoning check</w:t>
-      </w:r>
-    </w:p>
-    <w:p>
-      <w:pPr>
-        <w:spacing w:line="336" w:lineRule="auto" w:after="180"/>
-      </w:pPr>
-      <w:r>
-        <w:rPr>
-          <w:b w:val="0"/>
-        </w:rPr>
-        <w:t>Use the worked case for Capstone grounded assistant. Proposed explanation: “The worked result establishes every future case”. Decide whether this explanation is supported.</w:t>
-      </w:r>
-    </w:p>
-    <w:p>
-      <w:pPr>
-        <w:spacing w:line="336" w:lineRule="auto" w:after="180"/>
-      </w:pPr>
-      <w:r>
-        <w:rPr>
-          <w:b w:val="0"/>
-        </w:rPr>
-        <w:t>Point to the step or supplied fact that decides; explain your repair if needed.</w:t>
-      </w:r>
-    </w:p>
-    <w:p>
-      <w:pPr>
-        <w:pStyle w:val="Heading3"/>
-      </w:pPr>
-      <w:r>
-        <w:t>Expected repair</w:t>
-      </w:r>
-    </w:p>
-    <w:p>
-      <w:pPr>
-        <w:spacing w:line="336" w:lineRule="auto" w:after="180"/>
-        <w:shd w:fill="F1F6FC"/>
-      </w:pPr>
-      <w:r>
-        <w:rPr>
-          <w:b w:val="0"/>
-        </w:rPr>
-        <w:t>Expected correction: A correct happy path does not establish fallback, access control or side-effect safety.</w:t>
-      </w:r>
-    </w:p>
-    <w:p>
-      <w:pPr>
-        <w:spacing w:line="336" w:lineRule="auto" w:after="180"/>
-      </w:pPr>
-      <w:r>
-        <w:rPr>
-          <w:b w:val="0"/>
-        </w:rPr>
-        <w:t>Collect explanations, not only yes/no votes. If a misunderstanding is common, re-model the relevant step for the class.</w:t>
-      </w:r>
-    </w:p>
-    <w:p>
-      <w:pPr>
-        <w:spacing w:line="336" w:lineRule="auto" w:after="180"/>
-      </w:pPr>
-      <w:r>
-        <w:rPr>
-          <w:b w:val="0"/>
-        </w:rPr>
-        <w:t>If it affects a few learners, give a short targeted group explanation while others solve a more demanding variation.</w:t>
-      </w:r>
-    </w:p>
-    <w:p>
-      <w:pPr>
-        <w:pStyle w:val="Heading3"/>
-      </w:pPr>
-      <w:r>
-        <w:t>Pictorial practice question</w:t>
-      </w:r>
-    </w:p>
-    <w:p>
-      <w:pPr>
-        <w:spacing w:line="336" w:lineRule="auto" w:after="180"/>
-      </w:pPr>
-      <w:r>
-        <w:rPr>
-          <w:b w:val="0"/>
-        </w:rPr>
-        <w:t xml:space="preserve">What additional numbers would a half-water claim require? Point to the relevant step in the picture, then write the changed result and the rule or </w:t>
-      </w:r>
-      <w:r>
-        <w:rPr>
-          <w:b/>
-        </w:rPr>
-        <w:t>evidence</w:t>
-      </w:r>
-      <w:r>
-        <w:rPr>
-          <w:b w:val="0"/>
-        </w:rPr>
-        <w:t xml:space="preserve"> that supports it.</w:t>
-      </w:r>
-    </w:p>
-    <w:p>
-      <w:pPr>
-        <w:pStyle w:val="Heading3"/>
-      </w:pPr>
-      <w:r>
-        <w:t>Reasoned teacher answer</w:t>
-      </w:r>
-    </w:p>
-    <w:p>
-      <w:pPr>
-        <w:spacing w:line="336" w:lineRule="auto" w:after="180"/>
-      </w:pPr>
-      <w:r>
-        <w:rPr>
-          <w:b w:val="0"/>
-        </w:rPr>
-        <w:t>The starting volume for each cup and its measured loss. E3’s losses without starting volumes cannot establish a half fraction.</w:t>
-      </w:r>
-    </w:p>
-    <w:p>
-      <w:pPr>
-        <w:spacing w:line="336" w:lineRule="auto" w:after="180"/>
-      </w:pPr>
-      <w:r>
-        <w:rPr>
-          <w:b w:val="0"/>
-        </w:rPr>
-        <w:t>Changed-case check: Report those individual losses, not “half” unless starting volumes are also available. Absolute losses alone do not establish each cup’s fractional loss.</w:t>
-      </w:r>
-    </w:p>
-    <w:p>
-      <w:pPr>
-        <w:spacing w:line="336" w:lineRule="auto" w:after="180"/>
-      </w:pPr>
-      <w:r>
-        <w:rPr>
-          <w:b w:val="0"/>
-        </w:rPr>
-        <w:t>Changed-case reasoning: Report those individual losses, not “half” unless starting volumes are also available. Absolute losses alone do not establish each cup’s fractional loss.</w:t>
-      </w:r>
-    </w:p>
-    <w:p>
-      <w:pPr>
-        <w:spacing w:line="336" w:lineRule="auto" w:after="180"/>
-      </w:pPr>
-      <w:r>
-        <w:rPr>
-          <w:b w:val="0"/>
-        </w:rPr>
-        <w:t xml:space="preserve">Collect each learner’s explanation before discussion. Use the first missing connection between </w:t>
-      </w:r>
-      <w:r>
-        <w:rPr>
-          <w:b/>
-        </w:rPr>
-        <w:t>input</w:t>
-      </w:r>
-      <w:r>
-        <w:rPr>
-          <w:b w:val="0"/>
-        </w:rPr>
-        <w:t xml:space="preserve">, deciding step and result to choose support. This question is worked-case practice, not fresh mastery </w:t>
-      </w:r>
-      <w:r>
-        <w:rPr>
-          <w:b/>
-        </w:rPr>
-        <w:t>evidence</w:t>
-      </w:r>
-      <w:r>
-        <w:rPr>
-          <w:b w:val="0"/>
-        </w:rPr>
-        <w:t>.</w:t>
-      </w:r>
-    </w:p>
-    <w:p>
-      <w:pPr>
-        <w:pStyle w:val="Heading1"/>
-      </w:pPr>
-      <w:r>
-        <w:t>04. Run the weekly evidence lab</w:t>
-      </w:r>
-    </w:p>
-    <w:p>
-      <w:r>
-        <w:t>Run the Capstone Build investigation and use the first unsupported step to choose a teaching response.</w:t>
-      </w:r>
-    </w:p>
-    <w:p>
-      <w:pPr>
-        <w:spacing w:line="336" w:lineRule="auto" w:after="180"/>
-      </w:pPr>
-      <w:r>
-        <w:rPr>
-          <w:b w:val="0"/>
-        </w:rPr>
-        <w:t>Words You Can Use to Reason</w:t>
-      </w:r>
-    </w:p>
-    <w:p>
-      <w:pPr>
-        <w:spacing w:line="336" w:lineRule="auto" w:after="180"/>
-      </w:pPr>
-      <w:r>
-        <w:rPr>
-          <w:b w:val="0"/>
-        </w:rPr>
-        <w:t>A definition matters when you can recognize the idea, use it, and contrast it with a near-miss.</w:t>
-      </w:r>
-    </w:p>
-    <w:p>
-      <w:pPr>
-        <w:spacing w:line="336" w:lineRule="auto" w:after="180"/>
-      </w:pPr>
-      <w:r>
-        <w:rPr>
-          <w:b w:val="0"/>
-        </w:rPr>
+        <w:t>E2 preserves 3 cups/4 days, unknown losses and half status. E3 reports 1/2/3 mL losses but cannot infer half without initial volumes. Proposed E4 initial 2/4/6 would support half; E5 measured zero losses would not. R5 length mismatch rejects. Independent seed note supports 4 seeds/6 days only, not sprouting success or all-soil effectiveness. No actual experiment/model run is claimed.</w:t>
+      </w:r>
+    </w:p>
+    <w:p>
+      <w:pPr>
+        <w:pStyle w:val="Heading2"/>
+      </w:pPr>
+      <w:r>
+        <w:t>Run and record</w:t>
+      </w:r>
+    </w:p>
+    <w:p>
+      <w:pPr>
+        <w:pStyle w:val="ListNumber"/>
+      </w:pPr>
+      <w:r>
         <w:t>Predict → Test → Record → Explain</w:t>
       </w:r>
     </w:p>
     <w:p>
       <w:pPr>
-        <w:spacing w:line="336" w:lineRule="auto" w:after="180"/>
-      </w:pPr>
-      <w:r>
-        <w:rPr>
-          <w:b w:val="0"/>
-        </w:rPr>
+        <w:pStyle w:val="ListNumber"/>
+      </w:pPr>
+      <w:r>
         <w:t>Keep expected and actual results separate. Surprises are useful data when recorded honestly.</w:t>
       </w:r>
     </w:p>
     <w:p>
       <w:pPr>
-        <w:spacing w:line="336" w:lineRule="auto" w:after="180"/>
-      </w:pPr>
-      <w:r>
-        <w:rPr>
-          <w:b w:val="0"/>
-        </w:rPr>
-        <w:t xml:space="preserve">Build the minimum flow, label components, link each to a requirement and test, then run a smoke test after every </w:t>
-      </w:r>
-      <w:r>
-        <w:rPr>
-          <w:b/>
-        </w:rPr>
-        <w:t>integration</w:t>
-      </w:r>
-      <w:r>
-        <w:rPr>
-          <w:b w:val="0"/>
-        </w:rPr>
-        <w:t>.</w:t>
-      </w:r>
-    </w:p>
-    <w:p>
-      <w:pPr>
-        <w:spacing w:line="336" w:lineRule="auto" w:after="180"/>
-        <w:shd w:fill="F5F1FB"/>
-      </w:pPr>
-      <w:r>
-        <w:rPr>
-          <w:b w:val="0"/>
-        </w:rPr>
+        <w:pStyle w:val="ListNumber"/>
+      </w:pPr>
+      <w:r>
+        <w:t>Use the complete structured E2/E3 report builder and requirement-linked variants E4/E5/mismatched length. Connect validation, source-preserving output and claim review, recording run/trace status after integration changes. Do not turn absent measurements into zero or infer half-water ratios without initial volumes.</w:t>
+      </w:r>
+    </w:p>
+    <w:p>
+      <w:pPr>
+        <w:pStyle w:val="ListNumber"/>
+      </w:pPr>
+      <w:r>
         <w:t>What did the hardest test teach you that the normal test did not?</w:t>
       </w:r>
     </w:p>
     <w:p>
       <w:pPr>
-        <w:pStyle w:val="Heading3"/>
-      </w:pPr>
-      <w:r>
-        <w:t>Make the lab runnable</w:t>
-      </w:r>
-    </w:p>
-    <w:p>
-      <w:pPr>
-        <w:spacing w:line="336" w:lineRule="auto" w:after="180"/>
-      </w:pPr>
-      <w:r>
-        <w:rPr>
-          <w:b w:val="0"/>
-        </w:rPr>
-        <w:t>Use the concrete case as the shared normal case and the independent question as a second case. Each pair creates a boundary or missing-information case and predicts its result before testing.</w:t>
-      </w:r>
-    </w:p>
-    <w:p>
-      <w:pPr>
-        <w:spacing w:line="336" w:lineRule="auto" w:after="180"/>
-      </w:pPr>
-      <w:r>
-        <w:rPr>
-          <w:b w:val="0"/>
-        </w:rPr>
-        <w:t>Keep the expected result separate from an observed mistake.</w:t>
+        <w:pStyle w:val="Heading2"/>
+      </w:pPr>
+      <w:r>
+        <w:t>Keep an inspectable record</w:t>
       </w:r>
     </w:p>
     <w:tbl>
@@ -3162,10 +3305,10 @@
     </w:tbl>
     <w:p>
       <w:pPr>
-        <w:pStyle w:val="Heading3"/>
-      </w:pPr>
-      <w:r>
-        <w:t>Diagnose and reteach</w:t>
+        <w:pStyle w:val="Heading2"/>
+      </w:pPr>
+      <w:r>
+        <w:t>Diagnose the first misunderstanding</w:t>
       </w:r>
     </w:p>
     <w:p>
@@ -3176,7 +3319,7 @@
         <w:rPr>
           <w:b w:val="0"/>
         </w:rPr>
-        <w:t>For guessing, return to given facts and request a trace. For vocabulary without application, use one example and one non-example. For arithmetic errors, check the setup before the calculation.</w:t>
+        <w:t>The worked result establishes every future case: A correct happy path does not establish fallback, access control or side-effect safety.</w:t>
       </w:r>
     </w:p>
     <w:p>
@@ -3187,15 +3330,31 @@
         <w:rPr>
           <w:b w:val="0"/>
         </w:rPr>
-        <w:t>Finish with a different uncoached case before recording mastery.</w:t>
-      </w:r>
-    </w:p>
-    <w:p>
-      <w:pPr>
-        <w:pStyle w:val="Heading3"/>
-      </w:pPr>
-      <w:r>
-        <w:t>Address these additional misconceptions</w:t>
+        <w:t xml:space="preserve">A missing </w:t>
+      </w:r>
+      <w:r>
+        <w:rPr>
+          <w:b/>
+        </w:rPr>
+        <w:t>input</w:t>
+      </w:r>
+      <w:r>
+        <w:rPr>
+          <w:b w:val="0"/>
+        </w:rPr>
+        <w:t xml:space="preserve"> may be replaced without recording the change: A replacement changes the </w:t>
+      </w:r>
+      <w:r>
+        <w:rPr>
+          <w:b/>
+        </w:rPr>
+        <w:t>evidence</w:t>
+      </w:r>
+      <w:r>
+        <w:rPr>
+          <w:b w:val="0"/>
+        </w:rPr>
+        <w:t xml:space="preserve"> or contract. Record the change and its justification; do not silently turn unknown into a measured value.</w:t>
       </w:r>
     </w:p>
     <w:p>
@@ -3206,73 +3365,27 @@
         <w:rPr>
           <w:b w:val="0"/>
         </w:rPr>
-        <w:t>The worked result establishes every future case: A correct happy path does not establish fallback, access control or side-effect safety.</w:t>
-      </w:r>
-    </w:p>
-    <w:p>
-      <w:pPr>
-        <w:spacing w:line="336" w:lineRule="auto" w:after="180"/>
-      </w:pPr>
+        <w:t xml:space="preserve">Repeating an assessed case is new independent </w:t>
+      </w:r>
+      <w:r>
+        <w:rPr>
+          <w:b/>
+        </w:rPr>
+        <w:t>evidence</w:t>
+      </w:r>
       <w:r>
         <w:rPr>
           <w:b w:val="0"/>
         </w:rPr>
-        <w:t xml:space="preserve">A missing </w:t>
-      </w:r>
-      <w:r>
-        <w:rPr>
-          <w:b/>
-        </w:rPr>
-        <w:t>input</w:t>
-      </w:r>
-      <w:r>
-        <w:rPr>
-          <w:b w:val="0"/>
-        </w:rPr>
-        <w:t xml:space="preserve"> may be replaced without recording the change: A replacement changes the </w:t>
-      </w:r>
-      <w:r>
-        <w:rPr>
-          <w:b/>
-        </w:rPr>
-        <w:t>evidence</w:t>
-      </w:r>
-      <w:r>
-        <w:rPr>
-          <w:b w:val="0"/>
-        </w:rPr>
-        <w:t xml:space="preserve"> or contract. Record the change and its justification; do not silently turn unknown into a measured value.</w:t>
-      </w:r>
-    </w:p>
-    <w:p>
-      <w:pPr>
-        <w:spacing w:line="336" w:lineRule="auto" w:after="180"/>
-      </w:pPr>
-      <w:r>
-        <w:rPr>
-          <w:b w:val="0"/>
-        </w:rPr>
-        <w:t xml:space="preserve">Repeating an assessed case is new independent </w:t>
-      </w:r>
-      <w:r>
-        <w:rPr>
-          <w:b/>
-        </w:rPr>
-        <w:t>evidence</w:t>
-      </w:r>
-      <w:r>
-        <w:rPr>
-          <w:b w:val="0"/>
-        </w:rPr>
         <w:t>: A replay checks consistency. An example used for feedback or revision cannot later be described as untouched final evaluation.</w:t>
       </w:r>
     </w:p>
     <w:p>
       <w:pPr>
-        <w:pStyle w:val="Heading3"/>
-      </w:pPr>
-      <w:r>
-        <w:t>Match the support to the first error</w:t>
+        <w:pStyle w:val="Heading2"/>
+      </w:pPr>
+      <w:r>
+        <w:t>Choose support from the response</w:t>
       </w:r>
     </w:p>
     <w:tbl>
@@ -3445,15 +3558,627 @@
     </w:p>
     <w:p>
       <w:pPr>
+        <w:pStyle w:val="Heading2"/>
+      </w:pPr>
+      <w:r>
+        <w:t>Earlier wording, alternatives and picture transcripts · reference / check after trying</w:t>
+      </w:r>
+    </w:p>
+    <w:p>
+      <w:pPr>
+        <w:spacing w:line="336" w:lineRule="auto" w:after="180"/>
+      </w:pPr>
+      <w:r>
+        <w:rPr>
+          <w:b w:val="0"/>
+        </w:rPr>
+        <w:t>Run the weekly evidence lab</w:t>
+      </w:r>
+    </w:p>
+    <w:p>
+      <w:pPr>
+        <w:spacing w:line="336" w:lineRule="auto" w:after="180"/>
+      </w:pPr>
+      <w:r>
+        <w:rPr>
+          <w:b w:val="0"/>
+        </w:rPr>
+        <w:t>Words You Can Use to Reason</w:t>
+      </w:r>
+    </w:p>
+    <w:p>
+      <w:pPr>
+        <w:spacing w:line="336" w:lineRule="auto" w:after="180"/>
+      </w:pPr>
+      <w:r>
+        <w:rPr>
+          <w:b w:val="0"/>
+        </w:rPr>
+        <w:t>A definition matters when you can recognize the idea, use it, and contrast it with a near-miss.</w:t>
+      </w:r>
+    </w:p>
+    <w:p>
+      <w:pPr>
+        <w:pStyle w:val="Heading3"/>
+      </w:pPr>
+      <w:r>
+        <w:t>Make the lab runnable</w:t>
+      </w:r>
+    </w:p>
+    <w:p>
+      <w:pPr>
+        <w:spacing w:line="336" w:lineRule="auto" w:after="180"/>
+      </w:pPr>
+      <w:r>
+        <w:rPr>
+          <w:b w:val="0"/>
+        </w:rPr>
+        <w:t>Use the supplied investigation for shared practice. Keep predictions and observed paper-trace results separate. Reserve Repair the new seed-investigation draft independently for the individual first attempt before feedback; do not use the reserved case as a paired lab task.</w:t>
+      </w:r>
+    </w:p>
+    <w:p>
+      <w:pPr>
+        <w:pStyle w:val="Heading3"/>
+      </w:pPr>
+      <w:r>
+        <w:t>Diagnose and reteach</w:t>
+      </w:r>
+    </w:p>
+    <w:p>
+      <w:pPr>
+        <w:spacing w:line="336" w:lineRule="auto" w:after="180"/>
+      </w:pPr>
+      <w:r>
+        <w:rPr>
+          <w:b w:val="0"/>
+        </w:rPr>
+        <w:t>For guessing, return to given facts and request a trace. For vocabulary without application, use one example and one non-example. For arithmetic errors, check the setup before the calculation.</w:t>
+      </w:r>
+    </w:p>
+    <w:p>
+      <w:pPr>
+        <w:spacing w:line="336" w:lineRule="auto" w:after="180"/>
+      </w:pPr>
+      <w:r>
+        <w:rPr>
+          <w:b w:val="0"/>
+        </w:rPr>
+        <w:t>Finish with a different uncoached case before recording mastery.</w:t>
+      </w:r>
+    </w:p>
+    <w:p>
+      <w:pPr>
+        <w:pStyle w:val="Heading3"/>
+      </w:pPr>
+      <w:r>
+        <w:t>Address these additional misconceptions</w:t>
+      </w:r>
+    </w:p>
+    <w:p>
+      <w:pPr>
+        <w:pStyle w:val="Heading3"/>
+      </w:pPr>
+      <w:r>
+        <w:t>Match the support to the first error</w:t>
+      </w:r>
+    </w:p>
+    <w:p>
+      <w:pPr>
         <w:pStyle w:val="Heading1"/>
       </w:pPr>
       <w:r>
-        <w:t>05. Assess and explain the answers</w:t>
-      </w:r>
-    </w:p>
-    <w:p>
-      <w:r>
-        <w:t>Use the Capstone Build questions, teacher keys and criteria after the relevant attempts. Previously discussed cases are practice; protect the separately selected independent task.</w:t>
+        <w:t>05. Assess the selected new case</w:t>
+      </w:r>
+    </w:p>
+    <w:p>
+      <w:r>
+        <w:t>Keep this key until after the first attempt; accept valid alternatives with defensible reasoning.</w:t>
+      </w:r>
+    </w:p>
+    <w:p>
+      <w:pPr>
+        <w:pStyle w:val="Heading2"/>
+      </w:pPr>
+      <w:r>
+        <w:t>Selected independent question and key</w:t>
+      </w:r>
+    </w:p>
+    <w:p>
+      <w:pPr>
+        <w:spacing w:line="336" w:lineRule="auto" w:after="180"/>
+      </w:pPr>
+      <w:r>
+        <w:rPr>
+          <w:b w:val="0"/>
+        </w:rPr>
+        <w:t>Selected case: An experiment note records four fictional seeds observed for six days but supplies no growth results. A generated draft says all four sprouted and the method always works in any soil. Repair it.</w:t>
+      </w:r>
+    </w:p>
+    <w:p>
+      <w:pPr>
+        <w:spacing w:line="336" w:lineRule="auto" w:after="180"/>
+      </w:pPr>
+      <w:r>
+        <w:rPr>
+          <w:b w:val="0"/>
+        </w:rPr>
+        <w:t xml:space="preserve">Neither successful sprouting nor universal effectiveness is supported. Retain the four-seed, six-day procedure facts only, explicitly mark results unavailable, and check each claim against supplied </w:t>
+      </w:r>
+      <w:r>
+        <w:rPr>
+          <w:b/>
+        </w:rPr>
+        <w:t>evidence</w:t>
+      </w:r>
+      <w:r>
+        <w:rPr>
+          <w:b w:val="0"/>
+        </w:rPr>
+        <w:t>.</w:t>
+      </w:r>
+    </w:p>
+    <w:p>
+      <w:pPr>
+        <w:pStyle w:val="Heading2"/>
+      </w:pPr>
+      <w:r>
+        <w:t>Judge explanation, trace and limits</w:t>
+      </w:r>
+    </w:p>
+    <w:tbl>
+      <w:tblPr>
+        <w:tblStyle w:val="LightShading-Accent1"/>
+        <w:tblW w:type="auto" w:w="0"/>
+        <w:tblLook w:firstColumn="1" w:firstRow="1" w:lastColumn="0" w:lastRow="0" w:noHBand="0" w:noVBand="1" w:val="04A0"/>
+      </w:tblPr>
+      <w:tblGrid>
+        <w:gridCol w:w="5112"/>
+        <w:gridCol w:w="5112"/>
+      </w:tblGrid>
+      <w:tr>
+        <w:trPr>
+          <w:tblHeader/>
+        </w:trPr>
+        <w:tc>
+          <w:tcPr>
+            <w:tcW w:type="dxa" w:w="5112"/>
+          </w:tcPr>
+          <w:p>
+            <w:r>
+              <w:t>Dimension</w:t>
+            </w:r>
+          </w:p>
+        </w:tc>
+        <w:tc>
+          <w:tcPr>
+            <w:tcW w:type="dxa" w:w="5112"/>
+          </w:tcPr>
+          <w:p>
+            <w:r>
+              <w:t>Evidence required</w:t>
+            </w:r>
+          </w:p>
+        </w:tc>
+      </w:tr>
+      <w:tr>
+        <w:tc>
+          <w:tcPr>
+            <w:tcW w:type="dxa" w:w="5112"/>
+          </w:tcPr>
+          <w:p>
+            <w:r>
+              <w:t>Explanation</w:t>
+            </w:r>
+          </w:p>
+        </w:tc>
+        <w:tc>
+          <w:tcPr>
+            <w:tcW w:type="dxa" w:w="5112"/>
+          </w:tcPr>
+          <w:p>
+            <w:r>
+              <w:t>Names the applicable idea or procedure and ties it to the supplied facts.</w:t>
+            </w:r>
+          </w:p>
+        </w:tc>
+      </w:tr>
+      <w:tr>
+        <w:tc>
+          <w:tcPr>
+            <w:tcW w:type="dxa" w:w="5112"/>
+          </w:tcPr>
+          <w:p>
+            <w:r>
+              <w:t>Trace and result</w:t>
+            </w:r>
+          </w:p>
+        </w:tc>
+        <w:tc>
+          <w:tcPr>
+            <w:tcW w:type="dxa" w:w="5112"/>
+          </w:tcPr>
+          <w:p>
+            <w:r>
+              <w:t>Preserves the given inputs and shows the relevant intermediate steps; distinguishes a prediction from an observed execution.</w:t>
+            </w:r>
+          </w:p>
+        </w:tc>
+      </w:tr>
+      <w:tr>
+        <w:tc>
+          <w:tcPr>
+            <w:tcW w:type="dxa" w:w="5112"/>
+          </w:tcPr>
+          <w:p>
+            <w:r>
+              <w:t>Limits</w:t>
+            </w:r>
+          </w:p>
+        </w:tc>
+        <w:tc>
+          <w:tcPr>
+            <w:tcW w:type="dxa" w:w="5112"/>
+          </w:tcPr>
+          <w:p>
+            <w:r>
+              <w:t>States the assumptions, missing evidence or conditions under which the result would change.</w:t>
+            </w:r>
+          </w:p>
+        </w:tc>
+      </w:tr>
+    </w:tbl>
+    <w:p>
+      <w:pPr>
+        <w:spacing w:line="336" w:lineRule="auto" w:after="180"/>
+      </w:pPr>
+      <w:r>
+        <w:rPr>
+          <w:b w:val="0"/>
+        </w:rPr>
+        <w:t>Record each dimension as not yet, with support, or independent. Accept a valid alternative procedure with a defensible trace.</w:t>
+      </w:r>
+    </w:p>
+    <w:p>
+      <w:pPr>
+        <w:spacing w:line="336" w:lineRule="auto" w:after="180"/>
+      </w:pPr>
+      <w:r>
+        <w:rPr>
+          <w:b w:val="0"/>
+        </w:rPr>
+        <w:t xml:space="preserve">Do not penalise an honestly recorded model failure if the learner correctly explains its </w:t>
+      </w:r>
+      <w:r>
+        <w:rPr>
+          <w:b/>
+        </w:rPr>
+        <w:t>evidence</w:t>
+      </w:r>
+      <w:r>
+        <w:rPr>
+          <w:b w:val="0"/>
+        </w:rPr>
+        <w:t xml:space="preserve"> and limits.</w:t>
+      </w:r>
+    </w:p>
+    <w:p>
+      <w:pPr>
+        <w:pStyle w:val="Heading2"/>
+      </w:pPr>
+      <w:r>
+        <w:t>Give one usable repair action</w:t>
+      </w:r>
+    </w:p>
+    <w:p>
+      <w:pPr>
+        <w:spacing w:line="336" w:lineRule="auto" w:after="180"/>
+      </w:pPr>
+      <w:r>
+        <w:rPr>
+          <w:b w:val="0"/>
+        </w:rPr>
+        <w:t>Name the earliest unsupported step and give one action to repair it. Have the learner make that repair now and explain why. Then assess the relevant skill on a fresh, fully specified case.</w:t>
+      </w:r>
+    </w:p>
+    <w:p>
+      <w:pPr>
+        <w:spacing w:line="336" w:lineRule="auto" w:after="180"/>
+      </w:pPr>
+      <w:r>
+        <w:rPr>
+          <w:b w:val="0"/>
+        </w:rPr>
+        <w:t>Confirm it was not previously practised with feedback; solve and check the new case before assigning it. A follow-up design prompt is a starting brief, not automatically an equivalent test.</w:t>
+      </w:r>
+    </w:p>
+    <w:p>
+      <w:pPr>
+        <w:pStyle w:val="Heading2"/>
+      </w:pPr>
+      <w:r>
+        <w:t>W1 Explain the mechanism</w:t>
+      </w:r>
+    </w:p>
+    <w:p>
+      <w:pPr>
+        <w:spacing w:line="336" w:lineRule="auto" w:after="180"/>
+      </w:pPr>
+      <w:r>
+        <w:rPr>
+          <w:b w:val="0"/>
+        </w:rPr>
+        <w:t xml:space="preserve">Explain the weekly </w:t>
+      </w:r>
+      <w:r>
+        <w:rPr>
+          <w:b/>
+        </w:rPr>
+        <w:t>mechanism</w:t>
+      </w:r>
+      <w:r>
+        <w:rPr>
+          <w:b w:val="0"/>
+        </w:rPr>
+        <w:t xml:space="preserve"> in your own words. Use the worked scenario to name its </w:t>
+      </w:r>
+      <w:r>
+        <w:rPr>
+          <w:b/>
+        </w:rPr>
+        <w:t>input</w:t>
+      </w:r>
+      <w:r>
+        <w:rPr>
+          <w:b w:val="0"/>
+        </w:rPr>
+        <w:t xml:space="preserve">, decision rule and </w:t>
+      </w:r>
+      <w:r>
+        <w:rPr>
+          <w:b/>
+        </w:rPr>
+        <w:t>output</w:t>
+      </w:r>
+      <w:r>
+        <w:rPr>
+          <w:b w:val="0"/>
+        </w:rPr>
+        <w:t>.</w:t>
+      </w:r>
+    </w:p>
+    <w:p>
+      <w:pPr>
+        <w:spacing w:line="336" w:lineRule="auto" w:after="180"/>
+      </w:pPr>
+      <w:r>
+        <w:rPr>
+          <w:b w:val="0"/>
+        </w:rPr>
+        <w:t xml:space="preserve">Teacher explanation: Build the assistant as a sequence of testable stages: validate request, retrieve authorised </w:t>
+      </w:r>
+      <w:r>
+        <w:rPr>
+          <w:b/>
+        </w:rPr>
+        <w:t>evidence</w:t>
+      </w:r>
+      <w:r>
+        <w:rPr>
+          <w:b w:val="0"/>
+        </w:rPr>
+        <w:t>, decide answerability, draft, validate and return. Avoid merging all errors into one model score.</w:t>
+      </w:r>
+    </w:p>
+    <w:p>
+      <w:pPr>
+        <w:spacing w:line="336" w:lineRule="auto" w:after="180"/>
+      </w:pPr>
+      <w:r>
+        <w:rPr>
+          <w:b w:val="0"/>
+        </w:rPr>
+        <w:t>A supported response requires current matching approval and register records. Any retrieval or validation failure gives needs_review with null claims. The classroom implementation performs no booking or external action.</w:t>
+      </w:r>
+    </w:p>
+    <w:p>
+      <w:pPr>
+        <w:pStyle w:val="Heading2"/>
+      </w:pPr>
+      <w:r>
+        <w:t>W2 Trace the worked case</w:t>
+      </w:r>
+    </w:p>
+    <w:p>
+      <w:pPr>
+        <w:spacing w:line="336" w:lineRule="auto" w:after="180"/>
+      </w:pPr>
+      <w:r>
+        <w:rPr>
+          <w:b w:val="0"/>
+        </w:rPr>
+        <w:t>Request room B; retrieved approval names B but register names C. Draft gives capacity 10 from C. Show the intermediate steps and give the conclusion with its scope.</w:t>
+      </w:r>
+    </w:p>
+    <w:p>
+      <w:pPr>
+        <w:spacing w:line="336" w:lineRule="auto" w:after="180"/>
+      </w:pPr>
+      <w:r>
+        <w:rPr>
+          <w:b w:val="0"/>
+        </w:rPr>
+        <w:t>Teacher explanation: Same-room support fails before or during semantic validation. Return needs_review with null claims; the draft capacity is unsupported for B.</w:t>
+      </w:r>
+    </w:p>
+    <w:p>
+      <w:pPr>
+        <w:pStyle w:val="Heading2"/>
+      </w:pPr>
+      <w:r>
+        <w:t>W3 Audit the limit</w:t>
+      </w:r>
+    </w:p>
+    <w:p>
+      <w:pPr>
+        <w:spacing w:line="336" w:lineRule="auto" w:after="180"/>
+      </w:pPr>
+      <w:r>
+        <w:rPr>
+          <w:b w:val="0"/>
+        </w:rPr>
+        <w:t>A report omits this qualification: A correct happy path does not establish fallback, access control or side-effect safety. Explain how omitting it could change a reader's interpretation, and write an accurate replacement.</w:t>
+      </w:r>
+    </w:p>
+    <w:p>
+      <w:pPr>
+        <w:spacing w:line="336" w:lineRule="auto" w:after="180"/>
+      </w:pPr>
+      <w:r>
+        <w:rPr>
+          <w:b w:val="0"/>
+        </w:rPr>
+        <w:t>Teacher explanation: A correct happy path does not establish fallback, access control or side-effect safety.</w:t>
+      </w:r>
+    </w:p>
+    <w:p>
+      <w:pPr>
+        <w:spacing w:line="336" w:lineRule="auto" w:after="180"/>
+      </w:pPr>
+      <w:r>
+        <w:rPr>
+          <w:b w:val="0"/>
+        </w:rPr>
+        <w:t xml:space="preserve">State the observed result separately from the unverified or out-of-scope claim; preserve the original </w:t>
+      </w:r>
+      <w:r>
+        <w:rPr>
+          <w:b/>
+        </w:rPr>
+        <w:t>evidence</w:t>
+      </w:r>
+      <w:r>
+        <w:rPr>
+          <w:b w:val="0"/>
+        </w:rPr>
+        <w:t xml:space="preserve"> rather than inventing a missing fact.</w:t>
+      </w:r>
+    </w:p>
+    <w:p>
+      <w:pPr>
+        <w:pStyle w:val="Heading2"/>
+      </w:pPr>
+      <w:r>
+        <w:t>W5 Design a revealing follow-up</w:t>
+      </w:r>
+    </w:p>
+    <w:p>
+      <w:pPr>
+        <w:spacing w:line="336" w:lineRule="auto" w:after="180"/>
+      </w:pPr>
+      <w:r>
+        <w:rPr>
+          <w:b w:val="0"/>
+        </w:rPr>
+        <w:t>For the worked scenario, propose one additional case that could reveal a failure, describe its expected outcome before running it, and explain what would need to remain fixed for a fair comparison.</w:t>
+      </w:r>
+    </w:p>
+    <w:p>
+      <w:pPr>
+        <w:spacing w:line="336" w:lineRule="auto" w:after="180"/>
+      </w:pPr>
+      <w:r>
+        <w:rPr>
+          <w:b w:val="0"/>
+        </w:rPr>
+        <w:t>Do not reuse W4 as a new final test after receiving feedback.</w:t>
+      </w:r>
+    </w:p>
+    <w:p>
+      <w:pPr>
+        <w:spacing w:line="336" w:lineRule="auto" w:after="180"/>
+      </w:pPr>
+      <w:r>
+        <w:rPr>
+          <w:b w:val="0"/>
+        </w:rPr>
+        <w:t xml:space="preserve">Teacher explanation: Accept a concrete variant of the worked </w:t>
+      </w:r>
+      <w:r>
+        <w:rPr>
+          <w:b/>
+        </w:rPr>
+        <w:t>input</w:t>
+      </w:r>
+      <w:r>
+        <w:rPr>
+          <w:b w:val="0"/>
+        </w:rPr>
+        <w:t xml:space="preserve"> or a missing/conflicting/boundary condition, with an expectation derived from the declared procedure.</w:t>
+      </w:r>
+    </w:p>
+    <w:p>
+      <w:pPr>
+        <w:spacing w:line="336" w:lineRule="auto" w:after="180"/>
+      </w:pPr>
+      <w:r>
+        <w:rPr>
+          <w:b w:val="0"/>
+        </w:rPr>
+        <w:t xml:space="preserve">Require preserved settings, original </w:t>
+      </w:r>
+      <w:r>
+        <w:rPr>
+          <w:b/>
+        </w:rPr>
+        <w:t>output</w:t>
+      </w:r>
+      <w:r>
+        <w:rPr>
+          <w:b w:val="0"/>
+        </w:rPr>
+        <w:t>s and data roles. A correct happy path does not establish fallback, access control or side-effect safety.</w:t>
+      </w:r>
+    </w:p>
+    <w:p>
+      <w:pPr>
+        <w:spacing w:line="336" w:lineRule="auto" w:after="180"/>
+      </w:pPr>
+      <w:r>
+        <w:rPr>
+          <w:b w:val="0"/>
+        </w:rPr>
+        <w:t xml:space="preserve">The new case should test this particular </w:t>
+      </w:r>
+      <w:r>
+        <w:rPr>
+          <w:b/>
+        </w:rPr>
+        <w:t>mechanism</w:t>
+      </w:r>
+      <w:r>
+        <w:rPr>
+          <w:b w:val="0"/>
+        </w:rPr>
+        <w:t xml:space="preserve"> rather than merely restate the original result.</w:t>
+      </w:r>
+    </w:p>
+    <w:p>
+      <w:pPr>
+        <w:pStyle w:val="Heading2"/>
+      </w:pPr>
+      <w:r>
+        <w:t>Earlier wording, alternatives and picture transcripts · reference / check after trying</w:t>
+      </w:r>
+    </w:p>
+    <w:p>
+      <w:pPr>
+        <w:spacing w:line="336" w:lineRule="auto" w:after="180"/>
+      </w:pPr>
+      <w:r>
+        <w:rPr>
+          <w:b w:val="0"/>
+        </w:rPr>
+        <w:t>Assess and explain the answers</w:t>
       </w:r>
     </w:p>
     <w:p>
@@ -3466,22 +4191,32 @@
     </w:p>
     <w:p>
       <w:pPr>
+        <w:spacing w:line="336" w:lineRule="auto" w:after="180"/>
+      </w:pPr>
+      <w:r>
+        <w:rPr>
+          <w:b w:val="0"/>
+        </w:rPr>
+        <w:t>Validate every factual claim against its citation, plus required fields and boundaries. Revise or stop unsupported answers; retain diagnostic stages.</w:t>
+      </w:r>
+    </w:p>
+    <w:p>
+      <w:pPr>
         <w:pStyle w:val="Heading3"/>
       </w:pPr>
       <w:r>
-        <w:t>Teacher key · Worked case answer</w:t>
+        <w:t>Additional transfer practice question</w:t>
       </w:r>
     </w:p>
     <w:p>
       <w:pPr>
         <w:spacing w:line="336" w:lineRule="auto" w:after="180"/>
-        <w:shd w:fill="F1F6FC"/>
       </w:pPr>
       <w:r>
         <w:rPr>
           <w:b w:val="0"/>
         </w:rPr>
-        <w:t>Validate every factual claim against its citation, plus required fields and boundaries. Revise or stop unsupported answers; retain diagnostic stages.</w:t>
+        <w:t>The interface looks complete, but its answer button returns the same saved sentence for every question. What capability is still missing, and how can you expose it?</w:t>
       </w:r>
     </w:p>
     <w:p>
@@ -3489,49 +4224,12 @@
         <w:pStyle w:val="Heading3"/>
       </w:pPr>
       <w:r>
-        <w:t>Independent question</w:t>
-      </w:r>
-    </w:p>
-    <w:p>
-      <w:pPr>
-        <w:pStyle w:val="Heading3"/>
-      </w:pPr>
-      <w:r>
-        <w:t>Independent question · withhold the key</w:t>
+        <w:t>Reasoned practice answer</w:t>
       </w:r>
     </w:p>
     <w:p>
       <w:pPr>
         <w:spacing w:line="336" w:lineRule="auto" w:after="180"/>
-        <w:shd w:fill="F5F1FB"/>
-      </w:pPr>
-      <w:r>
-        <w:rPr>
-          <w:b w:val="0"/>
-        </w:rPr>
-        <w:t>The interface looks complete, but its answer button returns the same saved sentence for every question. What capability is still missing, and how can you expose it?</w:t>
-      </w:r>
-    </w:p>
-    <w:p>
-      <w:pPr>
-        <w:pStyle w:val="Heading3"/>
-      </w:pPr>
-      <w:r>
-        <w:t>Expected independent answer</w:t>
-      </w:r>
-    </w:p>
-    <w:p>
-      <w:pPr>
-        <w:pStyle w:val="Heading3"/>
-      </w:pPr>
-      <w:r>
-        <w:t>Teacher key · Expected independent answer</w:t>
-      </w:r>
-    </w:p>
-    <w:p>
-      <w:pPr>
-        <w:spacing w:line="336" w:lineRule="auto" w:after="180"/>
-        <w:shd w:fill="F1F6FC"/>
       </w:pPr>
       <w:r>
         <w:rPr>
@@ -3837,34 +4535,98 @@
     </w:p>
     <w:p>
       <w:pPr>
+        <w:spacing w:line="336" w:lineRule="auto" w:after="180"/>
+      </w:pPr>
+      <w:r>
+        <w:rPr>
+          <w:b w:val="0"/>
+        </w:rPr>
+        <w:t>Check each factual claim against the cited passage, plus identity and required format. Remove, revise or stop unsupported content rather than keeping it because a citation exists.</w:t>
+      </w:r>
+    </w:p>
+    <w:p>
+      <w:pPr>
+        <w:spacing w:line="336" w:lineRule="auto" w:after="180"/>
+      </w:pPr>
+      <w:r>
+        <w:rPr>
+          <w:b w:val="0"/>
+        </w:rPr>
+        <w:t>Retain a diagnostic record of retrieved IDs and failed criteria.</w:t>
+      </w:r>
+    </w:p>
+    <w:p>
+      <w:pPr>
         <w:pStyle w:val="Heading3"/>
       </w:pPr>
       <w:r>
-        <w:t>Teacher key · Original transfer answer</w:t>
+        <w:t>Explanations for the additional workbook examples</w:t>
+      </w:r>
+    </w:p>
+    <w:p>
+      <w:pPr>
+        <w:pStyle w:val="Heading3"/>
+      </w:pPr>
+      <w:r>
+        <w:t>W1 Explain the mechanism</w:t>
+      </w:r>
+    </w:p>
+    <w:p>
+      <w:pPr>
+        <w:pStyle w:val="Heading3"/>
+      </w:pPr>
+      <w:r>
+        <w:t>W2 Trace the worked case</w:t>
+      </w:r>
+    </w:p>
+    <w:p>
+      <w:pPr>
+        <w:pStyle w:val="Heading3"/>
+      </w:pPr>
+      <w:r>
+        <w:t>W3 Audit the limit</w:t>
+      </w:r>
+    </w:p>
+    <w:p>
+      <w:pPr>
+        <w:pStyle w:val="Heading3"/>
+      </w:pPr>
+      <w:r>
+        <w:t>W4 Apply a new case independently</w:t>
       </w:r>
     </w:p>
     <w:p>
       <w:pPr>
         <w:spacing w:line="336" w:lineRule="auto" w:after="180"/>
-        <w:shd w:fill="F1F6FC"/>
       </w:pPr>
       <w:r>
         <w:rPr>
           <w:b w:val="0"/>
         </w:rPr>
-        <w:t>Check each factual claim against the cited passage, plus identity and required format. Remove, revise or stop unsupported content rather than keeping it because a citation exists.</w:t>
+        <w:t>Request room J; approval and register both J capacity 0. Draft is well-formed with J/0 and correct sources. Trace stages and distinguish zero from missing.</w:t>
       </w:r>
     </w:p>
     <w:p>
       <w:pPr>
         <w:spacing w:line="336" w:lineRule="auto" w:after="180"/>
-        <w:shd w:fill="F1F6FC"/>
       </w:pPr>
       <w:r>
         <w:rPr>
           <w:b w:val="0"/>
         </w:rPr>
-        <w:t>Retain a diagnostic record of retrieved IDs and failed criteria.</w:t>
+        <w:t xml:space="preserve">Teacher explanation: Request valid, </w:t>
+      </w:r>
+      <w:r>
+        <w:rPr>
+          <w:b/>
+        </w:rPr>
+        <w:t>evidence</w:t>
+      </w:r>
+      <w:r>
+        <w:rPr>
+          <w:b w:val="0"/>
+        </w:rPr>
+        <w:t xml:space="preserve"> matches, answerability true, schema and semantic checks pass; supported J capacity 0. Do not convert legitimate zero to missing.</w:t>
       </w:r>
     </w:p>
     <w:p>
@@ -3872,7 +4634,7 @@
         <w:pStyle w:val="Heading3"/>
       </w:pPr>
       <w:r>
-        <w:t>Explanations for the additional workbook examples</w:t>
+        <w:t>W5 Design a revealing follow-up</w:t>
       </w:r>
     </w:p>
     <w:p>
@@ -3880,7 +4642,7 @@
         <w:pStyle w:val="Heading3"/>
       </w:pPr>
       <w:r>
-        <w:t>W1 Explain the mechanism</w:t>
+        <w:t>Assess independent transfer</w:t>
       </w:r>
     </w:p>
     <w:p>
@@ -3888,969 +4650,260 @@
         <w:pStyle w:val="Heading3"/>
       </w:pPr>
       <w:r>
-        <w:t>Workbook question · W1</w:t>
+        <w:t>Selected case answer</w:t>
+      </w:r>
+    </w:p>
+    <w:p>
+      <w:pPr>
+        <w:pStyle w:val="Heading3"/>
+      </w:pPr>
+      <w:r>
+        <w:t>Feedback that the learner uses</w:t>
+      </w:r>
+    </w:p>
+    <w:p>
+      <w:pPr>
+        <w:pStyle w:val="Heading1"/>
+      </w:pPr>
+      <w:r>
+        <w:t>06. Connect, adapt and return</w:t>
+      </w:r>
+    </w:p>
+    <w:p>
+      <w:r>
+        <w:t>Retain the project evidence and revisit the reasoning on a changed case.</w:t>
+      </w:r>
+    </w:p>
+    <w:p>
+      <w:pPr>
+        <w:pStyle w:val="Heading2"/>
+      </w:pPr>
+      <w:r>
+        <w:t>Project evidence to keep</w:t>
       </w:r>
     </w:p>
     <w:p>
       <w:pPr>
         <w:spacing w:line="336" w:lineRule="auto" w:after="180"/>
-        <w:shd w:fill="F5F1FB"/>
       </w:pPr>
       <w:r>
         <w:rPr>
           <w:b w:val="0"/>
         </w:rPr>
-        <w:t xml:space="preserve">Explain the weekly </w:t>
+        <w:t xml:space="preserve">Assemble interface, retrieval, prompt, model/tool, validation, </w:t>
       </w:r>
       <w:r>
         <w:rPr>
           <w:b/>
         </w:rPr>
+        <w:t>evidence</w:t>
+      </w:r>
+      <w:r>
+        <w:rPr>
+          <w:b w:val="0"/>
+        </w:rPr>
+        <w:t xml:space="preserve"> display, and fallback.</w:t>
+      </w:r>
+    </w:p>
+    <w:p>
+      <w:pPr>
+        <w:spacing w:line="336" w:lineRule="auto" w:after="180"/>
+      </w:pPr>
+      <w:r>
+        <w:rPr>
+          <w:b w:val="0"/>
+        </w:rPr>
+        <w:t xml:space="preserve">Keep the decision, </w:t>
+      </w:r>
+      <w:r>
+        <w:rPr>
+          <w:b/>
+        </w:rPr>
+        <w:t>input</w:t>
+      </w:r>
+      <w:r>
+        <w:rPr>
+          <w:b w:val="0"/>
+        </w:rPr>
+        <w:t xml:space="preserve">, result, explanation and remaining limitation in the project </w:t>
+      </w:r>
+      <w:r>
+        <w:rPr>
+          <w:b/>
+        </w:rPr>
+        <w:t>evidence</w:t>
+      </w:r>
+      <w:r>
+        <w:rPr>
+          <w:b w:val="0"/>
+        </w:rPr>
+        <w:t xml:space="preserve"> record. Retrieve this record next week rather than restarting the project.</w:t>
+      </w:r>
+    </w:p>
+    <w:p>
+      <w:pPr>
+        <w:spacing w:line="336" w:lineRule="auto" w:after="180"/>
+      </w:pPr>
+      <w:r>
+        <w:rPr>
+          <w:b w:val="0"/>
+        </w:rPr>
+        <w:t xml:space="preserve">For your Verified Study Buddy, save the </w:t>
+      </w:r>
+      <w:r>
+        <w:rPr>
+          <w:b/>
+        </w:rPr>
+        <w:t>input</w:t>
+      </w:r>
+      <w:r>
+        <w:rPr>
+          <w:b w:val="0"/>
+        </w:rPr>
+        <w:t>, procedure, observed result and limitation of this check.</w:t>
+      </w:r>
+    </w:p>
+    <w:p>
+      <w:pPr>
+        <w:spacing w:line="336" w:lineRule="auto" w:after="180"/>
+      </w:pPr>
+      <w:r>
+        <w:rPr>
+          <w:b w:val="0"/>
+        </w:rPr>
+        <w:t>Label this worked example as practice; use a different, previously unreviewed case when checking independent understanding.</w:t>
+      </w:r>
+    </w:p>
+    <w:p>
+      <w:pPr>
+        <w:pStyle w:val="Heading2"/>
+      </w:pPr>
+      <w:r>
+        <w:t>Support while preserving the reasoning goal</w:t>
+      </w:r>
+    </w:p>
+    <w:p>
+      <w:pPr>
+        <w:spacing w:line="336" w:lineRule="auto" w:after="180"/>
+      </w:pPr>
+      <w:r>
+        <w:rPr>
+          <w:b w:val="0"/>
+        </w:rPr>
+        <w:t xml:space="preserve">Provide one short approved passage; separate instruction, </w:t>
+      </w:r>
+      <w:r>
+        <w:rPr>
+          <w:b/>
+        </w:rPr>
+        <w:t>input</w:t>
+      </w:r>
+      <w:r>
+        <w:rPr>
+          <w:b w:val="0"/>
+        </w:rPr>
+        <w:t xml:space="preserve">, </w:t>
+      </w:r>
+      <w:r>
+        <w:rPr>
+          <w:b/>
+        </w:rPr>
+        <w:t>output</w:t>
+      </w:r>
+      <w:r>
+        <w:rPr>
+          <w:b w:val="0"/>
+        </w:rPr>
+        <w:t xml:space="preserve"> and </w:t>
+      </w:r>
+      <w:r>
+        <w:rPr>
+          <w:b/>
+        </w:rPr>
+        <w:t>evidence</w:t>
+      </w:r>
+      <w:r>
+        <w:rPr>
+          <w:b w:val="0"/>
+        </w:rPr>
+        <w:t>. Stretch: introduce an unsupported claim or conflicting source and validate claim by claim with a fallback.</w:t>
+      </w:r>
+    </w:p>
+    <w:p>
+      <w:pPr>
+        <w:spacing w:line="336" w:lineRule="auto" w:after="180"/>
+      </w:pPr>
+      <w:r>
+        <w:rPr>
+          <w:b w:val="0"/>
+        </w:rPr>
+        <w:t xml:space="preserve">Provide an </w:t>
+      </w:r>
+      <w:r>
+        <w:rPr>
+          <w:b/>
+        </w:rPr>
+        <w:t>input</w:t>
+      </w:r>
+      <w:r>
+        <w:rPr>
+          <w:b w:val="0"/>
+        </w:rPr>
+        <w:t>/procedure/result/limit frame and a calculator when needed. Ask students to identify the first step before completing the whole trace.</w:t>
+      </w:r>
+    </w:p>
+    <w:p>
+      <w:pPr>
+        <w:spacing w:line="336" w:lineRule="auto" w:after="180"/>
+      </w:pPr>
+      <w:r>
+        <w:rPr>
+          <w:b w:val="0"/>
+        </w:rPr>
+        <w:t xml:space="preserve">Extension: compare two concrete variants of this </w:t>
+      </w:r>
+      <w:r>
+        <w:rPr>
+          <w:b/>
+        </w:rPr>
         <w:t>mechanism</w:t>
       </w:r>
       <w:r>
         <w:rPr>
           <w:b w:val="0"/>
         </w:rPr>
-        <w:t xml:space="preserve"> in your own words. Use the worked scenario to name its </w:t>
+        <w:t xml:space="preserve"> while holding unrelated conditions fixed; report both successful and unsuccessful outcomes.</w:t>
+      </w:r>
+    </w:p>
+    <w:p>
+      <w:pPr>
+        <w:spacing w:line="336" w:lineRule="auto" w:after="180"/>
+      </w:pPr>
+      <w:r>
+        <w:rPr>
+          <w:b w:val="0"/>
+        </w:rPr>
+        <w:t xml:space="preserve">Selected independent seed task: retain four fictional seeds and six days of observation; results unavailable. Reject all-four-sprouted and always-works-in-any-soil claims because no such </w:t>
       </w:r>
       <w:r>
         <w:rPr>
           <w:b/>
         </w:rPr>
-        <w:t>input</w:t>
+        <w:t>evidence</w:t>
       </w:r>
       <w:r>
         <w:rPr>
           <w:b w:val="0"/>
         </w:rPr>
-        <w:t xml:space="preserve">, decision rule and </w:t>
-      </w:r>
-      <w:r>
-        <w:rPr>
-          <w:b/>
-        </w:rPr>
-        <w:t>output</w:t>
-      </w:r>
-      <w:r>
-        <w:rPr>
-          <w:b w:val="0"/>
-        </w:rPr>
-        <w:t>.</w:t>
-      </w:r>
-    </w:p>
-    <w:p>
-      <w:pPr>
-        <w:pStyle w:val="Heading3"/>
-      </w:pPr>
-      <w:r>
-        <w:t>Teacher reasoning · W1</w:t>
-      </w:r>
-    </w:p>
-    <w:p>
-      <w:pPr>
-        <w:spacing w:line="336" w:lineRule="auto" w:after="180"/>
-        <w:shd w:fill="F1F6FC"/>
-      </w:pPr>
-      <w:r>
-        <w:rPr>
-          <w:b w:val="0"/>
-        </w:rPr>
-        <w:t xml:space="preserve">Teacher explanation: Build the assistant as a sequence of testable stages: validate request, retrieve authorised </w:t>
-      </w:r>
-      <w:r>
-        <w:rPr>
-          <w:b/>
-        </w:rPr>
-        <w:t>evidence</w:t>
-      </w:r>
-      <w:r>
-        <w:rPr>
-          <w:b w:val="0"/>
-        </w:rPr>
-        <w:t>, decide answerability, draft, validate and return. Avoid merging all errors into one model score.</w:t>
-      </w:r>
-    </w:p>
-    <w:p>
-      <w:pPr>
-        <w:spacing w:line="336" w:lineRule="auto" w:after="180"/>
-        <w:shd w:fill="F1F6FC"/>
-      </w:pPr>
-      <w:r>
-        <w:rPr>
-          <w:b w:val="0"/>
-        </w:rPr>
-        <w:t>A supported response requires current matching approval and register records. Any retrieval or validation failure gives needs_review with null claims. The classroom implementation performs no booking or external action.</w:t>
-      </w:r>
-    </w:p>
-    <w:p>
-      <w:pPr>
-        <w:pStyle w:val="Heading3"/>
-      </w:pPr>
-      <w:r>
-        <w:t>W2 Trace the worked case</w:t>
-      </w:r>
-    </w:p>
-    <w:p>
-      <w:pPr>
-        <w:pStyle w:val="Heading3"/>
-      </w:pPr>
-      <w:r>
-        <w:t>Workbook question · W2</w:t>
-      </w:r>
-    </w:p>
-    <w:p>
-      <w:pPr>
-        <w:spacing w:line="336" w:lineRule="auto" w:after="180"/>
-        <w:shd w:fill="F5F1FB"/>
-      </w:pPr>
-      <w:r>
-        <w:rPr>
-          <w:b w:val="0"/>
-        </w:rPr>
-        <w:t>Request room B; retrieved approval names B but register names C. Draft gives capacity 10 from C. Show the intermediate steps and give the conclusion with its scope.</w:t>
-      </w:r>
-    </w:p>
-    <w:p>
-      <w:pPr>
-        <w:pStyle w:val="Heading3"/>
-      </w:pPr>
-      <w:r>
-        <w:t>Teacher reasoning · W2</w:t>
-      </w:r>
-    </w:p>
-    <w:p>
-      <w:pPr>
-        <w:spacing w:line="336" w:lineRule="auto" w:after="180"/>
-        <w:shd w:fill="F1F6FC"/>
-      </w:pPr>
-      <w:r>
-        <w:rPr>
-          <w:b w:val="0"/>
-        </w:rPr>
-        <w:t>Teacher explanation: Same-room support fails before or during semantic validation. Return needs_review with null claims; the draft capacity is unsupported for B.</w:t>
-      </w:r>
-    </w:p>
-    <w:p>
-      <w:pPr>
-        <w:pStyle w:val="Heading3"/>
-      </w:pPr>
-      <w:r>
-        <w:t>W3 Audit the limit</w:t>
-      </w:r>
-    </w:p>
-    <w:p>
-      <w:pPr>
-        <w:pStyle w:val="Heading3"/>
-      </w:pPr>
-      <w:r>
-        <w:t>Workbook question · W3</w:t>
-      </w:r>
-    </w:p>
-    <w:p>
-      <w:pPr>
-        <w:spacing w:line="336" w:lineRule="auto" w:after="180"/>
-        <w:shd w:fill="F5F1FB"/>
-      </w:pPr>
-      <w:r>
-        <w:rPr>
-          <w:b w:val="0"/>
-        </w:rPr>
-        <w:t>A report omits this qualification: A correct happy path does not establish fallback, access control or side-effect safety. Explain how omitting it could change a reader's interpretation, and write an accurate replacement.</w:t>
-      </w:r>
-    </w:p>
-    <w:p>
-      <w:pPr>
-        <w:pStyle w:val="Heading3"/>
-      </w:pPr>
-      <w:r>
-        <w:t>Teacher reasoning · W3</w:t>
-      </w:r>
-    </w:p>
-    <w:p>
-      <w:pPr>
-        <w:spacing w:line="336" w:lineRule="auto" w:after="180"/>
-        <w:shd w:fill="F1F6FC"/>
-      </w:pPr>
-      <w:r>
-        <w:rPr>
-          <w:b w:val="0"/>
-        </w:rPr>
-        <w:t>Teacher explanation: A correct happy path does not establish fallback, access control or side-effect safety.</w:t>
-      </w:r>
-    </w:p>
-    <w:p>
-      <w:pPr>
-        <w:spacing w:line="336" w:lineRule="auto" w:after="180"/>
-        <w:shd w:fill="F1F6FC"/>
-      </w:pPr>
-      <w:r>
-        <w:rPr>
-          <w:b w:val="0"/>
-        </w:rPr>
-        <w:t xml:space="preserve">State the observed result separately from the unverified or out-of-scope claim; preserve the original </w:t>
-      </w:r>
-      <w:r>
-        <w:rPr>
-          <w:b/>
-        </w:rPr>
-        <w:t>evidence</w:t>
-      </w:r>
-      <w:r>
-        <w:rPr>
-          <w:b w:val="0"/>
-        </w:rPr>
-        <w:t xml:space="preserve"> rather than inventing a missing fact.</w:t>
-      </w:r>
-    </w:p>
-    <w:p>
-      <w:pPr>
-        <w:pStyle w:val="Heading3"/>
-      </w:pPr>
-      <w:r>
-        <w:t>W4 Apply a new case independently</w:t>
-      </w:r>
-    </w:p>
-    <w:p>
-      <w:pPr>
-        <w:pStyle w:val="Heading3"/>
-      </w:pPr>
-      <w:r>
-        <w:t>Workbook question · W4</w:t>
-      </w:r>
-    </w:p>
-    <w:p>
-      <w:pPr>
-        <w:spacing w:line="336" w:lineRule="auto" w:after="180"/>
-        <w:shd w:fill="F5F1FB"/>
-      </w:pPr>
-      <w:r>
-        <w:rPr>
-          <w:b w:val="0"/>
-        </w:rPr>
-        <w:t>Request room J; approval and register both J capacity 0. Draft is well-formed with J/0 and correct sources. Trace stages and distinguish zero from missing.</w:t>
-      </w:r>
-    </w:p>
-    <w:p>
-      <w:pPr>
-        <w:pStyle w:val="Heading3"/>
-      </w:pPr>
-      <w:r>
-        <w:t>Teacher reasoning · W4</w:t>
-      </w:r>
-    </w:p>
-    <w:p>
-      <w:pPr>
-        <w:spacing w:line="336" w:lineRule="auto" w:after="180"/>
-        <w:shd w:fill="F1F6FC"/>
-      </w:pPr>
-      <w:r>
-        <w:rPr>
-          <w:b w:val="0"/>
-        </w:rPr>
-        <w:t xml:space="preserve">Teacher explanation: Request valid, </w:t>
-      </w:r>
-      <w:r>
-        <w:rPr>
-          <w:b/>
-        </w:rPr>
-        <w:t>evidence</w:t>
-      </w:r>
-      <w:r>
-        <w:rPr>
-          <w:b w:val="0"/>
-        </w:rPr>
-        <w:t xml:space="preserve"> matches, answerability true, schema and semantic checks pass; supported J capacity 0. Do not convert legitimate zero to missing.</w:t>
-      </w:r>
-    </w:p>
-    <w:p>
-      <w:pPr>
-        <w:pStyle w:val="Heading3"/>
-      </w:pPr>
-      <w:r>
-        <w:t>W5 Design a revealing follow-up</w:t>
-      </w:r>
-    </w:p>
-    <w:p>
-      <w:pPr>
-        <w:pStyle w:val="Heading3"/>
-      </w:pPr>
-      <w:r>
-        <w:t>Workbook question · W5</w:t>
-      </w:r>
-    </w:p>
-    <w:p>
-      <w:pPr>
-        <w:spacing w:line="336" w:lineRule="auto" w:after="180"/>
-        <w:shd w:fill="F5F1FB"/>
-      </w:pPr>
-      <w:r>
-        <w:rPr>
-          <w:b w:val="0"/>
-        </w:rPr>
-        <w:t>For the worked scenario, propose one additional case that could reveal a failure, describe its expected outcome before running it, and explain what would need to remain fixed for a fair comparison.</w:t>
-      </w:r>
-    </w:p>
-    <w:p>
-      <w:pPr>
-        <w:spacing w:line="336" w:lineRule="auto" w:after="180"/>
-        <w:shd w:fill="F5F1FB"/>
-      </w:pPr>
-      <w:r>
-        <w:rPr>
-          <w:b w:val="0"/>
-        </w:rPr>
-        <w:t>Do not reuse W4 as a new final test after receiving feedback.</w:t>
-      </w:r>
-    </w:p>
-    <w:p>
-      <w:pPr>
-        <w:pStyle w:val="Heading3"/>
-      </w:pPr>
-      <w:r>
-        <w:t>Teacher reasoning · W5</w:t>
-      </w:r>
-    </w:p>
-    <w:p>
-      <w:pPr>
-        <w:spacing w:line="336" w:lineRule="auto" w:after="180"/>
-        <w:shd w:fill="F1F6FC"/>
-      </w:pPr>
-      <w:r>
-        <w:rPr>
-          <w:b w:val="0"/>
-        </w:rPr>
-        <w:t xml:space="preserve">Teacher explanation: Accept a concrete variant of the worked </w:t>
-      </w:r>
-      <w:r>
-        <w:rPr>
-          <w:b/>
-        </w:rPr>
-        <w:t>input</w:t>
-      </w:r>
-      <w:r>
-        <w:rPr>
-          <w:b w:val="0"/>
-        </w:rPr>
-        <w:t xml:space="preserve"> or a missing/conflicting/boundary condition, with an expectation derived from the declared procedure.</w:t>
-      </w:r>
-    </w:p>
-    <w:p>
-      <w:pPr>
-        <w:spacing w:line="336" w:lineRule="auto" w:after="180"/>
-        <w:shd w:fill="F1F6FC"/>
-      </w:pPr>
-      <w:r>
-        <w:rPr>
-          <w:b w:val="0"/>
-        </w:rPr>
-        <w:t xml:space="preserve">Require preserved settings, original </w:t>
-      </w:r>
-      <w:r>
-        <w:rPr>
-          <w:b/>
-        </w:rPr>
-        <w:t>output</w:t>
-      </w:r>
-      <w:r>
-        <w:rPr>
-          <w:b w:val="0"/>
-        </w:rPr>
-        <w:t>s and data roles. A correct happy path does not establish fallback, access control or side-effect safety.</w:t>
-      </w:r>
-    </w:p>
-    <w:p>
-      <w:pPr>
-        <w:spacing w:line="336" w:lineRule="auto" w:after="180"/>
-        <w:shd w:fill="F1F6FC"/>
-      </w:pPr>
-      <w:r>
-        <w:rPr>
-          <w:b w:val="0"/>
-        </w:rPr>
-        <w:t xml:space="preserve">The new case should test this particular </w:t>
-      </w:r>
-      <w:r>
-        <w:rPr>
-          <w:b/>
-        </w:rPr>
-        <w:t>mechanism</w:t>
-      </w:r>
-      <w:r>
-        <w:rPr>
-          <w:b w:val="0"/>
-        </w:rPr>
-        <w:t xml:space="preserve"> rather than merely restate the original result.</w:t>
-      </w:r>
-    </w:p>
-    <w:p>
-      <w:pPr>
-        <w:pStyle w:val="Heading3"/>
-      </w:pPr>
-      <w:r>
-        <w:t>Assess independent transfer</w:t>
-      </w:r>
-    </w:p>
-    <w:p>
-      <w:pPr>
-        <w:pStyle w:val="Heading3"/>
-      </w:pPr>
-      <w:r>
-        <w:t>Independent question · withhold the key</w:t>
-      </w:r>
-    </w:p>
-    <w:p>
-      <w:pPr>
-        <w:spacing w:line="336" w:lineRule="auto" w:after="180"/>
-        <w:shd w:fill="F5F1FB"/>
-      </w:pPr>
-      <w:r>
-        <w:rPr>
-          <w:b w:val="0"/>
-        </w:rPr>
-        <w:t>Selected case: An experiment note records four fictional seeds observed for six days but supplies no growth results. A generated draft says all four sprouted and the method always works in any soil. Repair it.</w:t>
-      </w:r>
-    </w:p>
-    <w:p>
-      <w:pPr>
-        <w:pStyle w:val="Heading3"/>
-      </w:pPr>
-      <w:r>
-        <w:t>Selected case answer</w:t>
-      </w:r>
-    </w:p>
-    <w:p>
-      <w:pPr>
-        <w:pStyle w:val="Heading3"/>
-      </w:pPr>
-      <w:r>
-        <w:t>Teacher key · Selected case answer</w:t>
-      </w:r>
-    </w:p>
-    <w:p>
-      <w:pPr>
-        <w:spacing w:line="336" w:lineRule="auto" w:after="180"/>
-        <w:shd w:fill="F1F6FC"/>
-      </w:pPr>
-      <w:r>
-        <w:rPr>
-          <w:b w:val="0"/>
-        </w:rPr>
-        <w:t xml:space="preserve">Neither successful sprouting nor universal effectiveness is supported. Retain the four-seed, six-day procedure facts only, explicitly mark results unavailable, and check each claim against supplied </w:t>
-      </w:r>
-      <w:r>
-        <w:rPr>
-          <w:b/>
-        </w:rPr>
-        <w:t>evidence</w:t>
-      </w:r>
-      <w:r>
-        <w:rPr>
-          <w:b w:val="0"/>
-        </w:rPr>
-        <w:t>.</w:t>
-      </w:r>
-    </w:p>
-    <w:tbl>
-      <w:tblPr>
-        <w:tblStyle w:val="LightShading-Accent1"/>
-        <w:tblW w:type="auto" w:w="0"/>
-        <w:tblLook w:firstColumn="1" w:firstRow="1" w:lastColumn="0" w:lastRow="0" w:noHBand="0" w:noVBand="1" w:val="04A0"/>
-      </w:tblPr>
-      <w:tblGrid>
-        <w:gridCol w:w="5112"/>
-        <w:gridCol w:w="5112"/>
-      </w:tblGrid>
-      <w:tr>
-        <w:trPr>
-          <w:tblHeader/>
-        </w:trPr>
-        <w:tc>
-          <w:tcPr>
-            <w:tcW w:type="dxa" w:w="5112"/>
-          </w:tcPr>
-          <w:p>
-            <w:r>
-              <w:t>Dimension</w:t>
-            </w:r>
-          </w:p>
-        </w:tc>
-        <w:tc>
-          <w:tcPr>
-            <w:tcW w:type="dxa" w:w="5112"/>
-          </w:tcPr>
-          <w:p>
-            <w:r>
-              <w:t>Evidence required</w:t>
-            </w:r>
-          </w:p>
-        </w:tc>
-      </w:tr>
-      <w:tr>
-        <w:tc>
-          <w:tcPr>
-            <w:tcW w:type="dxa" w:w="5112"/>
-          </w:tcPr>
-          <w:p>
-            <w:r>
-              <w:t>Explanation</w:t>
-            </w:r>
-          </w:p>
-        </w:tc>
-        <w:tc>
-          <w:tcPr>
-            <w:tcW w:type="dxa" w:w="5112"/>
-          </w:tcPr>
-          <w:p>
-            <w:r>
-              <w:t>Names the applicable idea or procedure and ties it to the supplied facts.</w:t>
-            </w:r>
-          </w:p>
-        </w:tc>
-      </w:tr>
-      <w:tr>
-        <w:tc>
-          <w:tcPr>
-            <w:tcW w:type="dxa" w:w="5112"/>
-          </w:tcPr>
-          <w:p>
-            <w:r>
-              <w:t>Trace and result</w:t>
-            </w:r>
-          </w:p>
-        </w:tc>
-        <w:tc>
-          <w:tcPr>
-            <w:tcW w:type="dxa" w:w="5112"/>
-          </w:tcPr>
-          <w:p>
-            <w:r>
-              <w:t>Preserves the given inputs and shows the relevant intermediate steps; distinguishes a prediction from an observed execution.</w:t>
-            </w:r>
-          </w:p>
-        </w:tc>
-      </w:tr>
-      <w:tr>
-        <w:tc>
-          <w:tcPr>
-            <w:tcW w:type="dxa" w:w="5112"/>
-          </w:tcPr>
-          <w:p>
-            <w:r>
-              <w:t>Limits</w:t>
-            </w:r>
-          </w:p>
-        </w:tc>
-        <w:tc>
-          <w:tcPr>
-            <w:tcW w:type="dxa" w:w="5112"/>
-          </w:tcPr>
-          <w:p>
-            <w:r>
-              <w:t>States the assumptions, missing evidence or conditions under which the result would change.</w:t>
-            </w:r>
-          </w:p>
-        </w:tc>
-      </w:tr>
-    </w:tbl>
-    <w:p>
-      <w:pPr>
-        <w:pStyle w:val="Heading3"/>
-      </w:pPr>
-      <w:r>
-        <w:t>Teacher key · Selected case answer</w:t>
-      </w:r>
-    </w:p>
-    <w:p>
-      <w:pPr>
-        <w:spacing w:line="336" w:lineRule="auto" w:after="180"/>
-        <w:shd w:fill="F1F6FC"/>
-      </w:pPr>
-      <w:r>
-        <w:rPr>
-          <w:b w:val="0"/>
-        </w:rPr>
-        <w:t>Record each dimension as not yet, with support, or independent. Accept a valid alternative procedure with a defensible trace.</w:t>
-      </w:r>
-    </w:p>
-    <w:p>
-      <w:pPr>
-        <w:spacing w:line="336" w:lineRule="auto" w:after="180"/>
-        <w:shd w:fill="F1F6FC"/>
-      </w:pPr>
-      <w:r>
-        <w:rPr>
-          <w:b w:val="0"/>
-        </w:rPr>
-        <w:t xml:space="preserve">Do not penalise an honestly recorded model failure if the learner correctly explains its </w:t>
-      </w:r>
-      <w:r>
-        <w:rPr>
-          <w:b/>
-        </w:rPr>
-        <w:t>evidence</w:t>
-      </w:r>
-      <w:r>
-        <w:rPr>
-          <w:b w:val="0"/>
-        </w:rPr>
-        <w:t xml:space="preserve"> and limits.</w:t>
-      </w:r>
-    </w:p>
-    <w:p>
-      <w:pPr>
-        <w:pStyle w:val="Heading3"/>
-      </w:pPr>
-      <w:r>
-        <w:t>Feedback that the learner uses</w:t>
-      </w:r>
-    </w:p>
-    <w:p>
-      <w:pPr>
-        <w:spacing w:line="336" w:lineRule="auto" w:after="180"/>
-      </w:pPr>
-      <w:r>
-        <w:rPr>
-          <w:b w:val="0"/>
-        </w:rPr>
-        <w:t>Name the earliest unsupported step and give one action to repair it. Have the learner make that repair now and explain why. Then assess the relevant skill on a fresh, fully specified case.</w:t>
-      </w:r>
-    </w:p>
-    <w:p>
-      <w:pPr>
-        <w:spacing w:line="336" w:lineRule="auto" w:after="180"/>
-      </w:pPr>
-      <w:r>
-        <w:rPr>
-          <w:b w:val="0"/>
-        </w:rPr>
-        <w:t>Confirm it was not previously practised with feedback; solve and check the new case before assigning it. A follow-up design prompt is a starting brief, not automatically an equivalent test.</w:t>
-      </w:r>
-    </w:p>
-    <w:p>
-      <w:pPr>
-        <w:pStyle w:val="Heading1"/>
-      </w:pPr>
-      <w:r>
-        <w:t>06. Connect and extend learning</w:t>
-      </w:r>
-    </w:p>
-    <w:p>
-      <w:r>
-        <w:t>Connect Capstone Build to Verified Study Buddy, adapt support and plan a later changed-case check.</w:t>
-      </w:r>
-    </w:p>
-    <w:p>
-      <w:pPr>
-        <w:pStyle w:val="Heading3"/>
-      </w:pPr>
-      <w:r>
-        <w:t>Verified Study Buddy</w:t>
-      </w:r>
-    </w:p>
-    <w:p>
-      <w:pPr>
-        <w:spacing w:line="336" w:lineRule="auto" w:after="180"/>
-      </w:pPr>
-      <w:r>
-        <w:rPr>
-          <w:b w:val="0"/>
-        </w:rPr>
-        <w:t xml:space="preserve">Assemble interface, retrieval, prompt, model/tool, validation, </w:t>
-      </w:r>
-      <w:r>
-        <w:rPr>
-          <w:b/>
-        </w:rPr>
-        <w:t>evidence</w:t>
-      </w:r>
-      <w:r>
-        <w:rPr>
-          <w:b w:val="0"/>
-        </w:rPr>
-        <w:t xml:space="preserve"> display, and fallback.</w:t>
-      </w:r>
-    </w:p>
-    <w:p>
-      <w:pPr>
-        <w:spacing w:line="336" w:lineRule="auto" w:after="180"/>
-      </w:pPr>
-      <w:r>
-        <w:rPr>
-          <w:b w:val="0"/>
-        </w:rPr>
-        <w:t xml:space="preserve">Keep the decision, </w:t>
-      </w:r>
-      <w:r>
-        <w:rPr>
-          <w:b/>
-        </w:rPr>
-        <w:t>input</w:t>
-      </w:r>
-      <w:r>
-        <w:rPr>
-          <w:b w:val="0"/>
-        </w:rPr>
-        <w:t xml:space="preserve">, result, explanation and remaining limitation in the project </w:t>
-      </w:r>
-      <w:r>
-        <w:rPr>
-          <w:b/>
-        </w:rPr>
-        <w:t>evidence</w:t>
-      </w:r>
-      <w:r>
-        <w:rPr>
-          <w:b w:val="0"/>
-        </w:rPr>
-        <w:t xml:space="preserve"> record. Retrieve this record next week rather than restarting the project.</w:t>
-      </w:r>
-    </w:p>
-    <w:p>
-      <w:pPr>
-        <w:pStyle w:val="Heading3"/>
-      </w:pPr>
-      <w:r>
-        <w:t>Support and stretch</w:t>
-      </w:r>
-    </w:p>
-    <w:p>
-      <w:pPr>
-        <w:spacing w:line="336" w:lineRule="auto" w:after="180"/>
-      </w:pPr>
-      <w:r>
-        <w:rPr>
-          <w:b w:val="0"/>
-        </w:rPr>
-        <w:t xml:space="preserve">Provide one short approved passage; separate instruction, </w:t>
-      </w:r>
-      <w:r>
-        <w:rPr>
-          <w:b/>
-        </w:rPr>
-        <w:t>input</w:t>
-      </w:r>
-      <w:r>
-        <w:rPr>
-          <w:b w:val="0"/>
-        </w:rPr>
-        <w:t xml:space="preserve">, </w:t>
-      </w:r>
-      <w:r>
-        <w:rPr>
-          <w:b/>
-        </w:rPr>
-        <w:t>output</w:t>
-      </w:r>
-      <w:r>
-        <w:rPr>
-          <w:b w:val="0"/>
-        </w:rPr>
-        <w:t xml:space="preserve"> and </w:t>
-      </w:r>
-      <w:r>
-        <w:rPr>
-          <w:b/>
-        </w:rPr>
-        <w:t>evidence</w:t>
-      </w:r>
-      <w:r>
-        <w:rPr>
-          <w:b w:val="0"/>
-        </w:rPr>
-        <w:t>. Stretch: introduce an unsupported claim or conflicting source and validate claim by claim with a fallback.</w:t>
-      </w:r>
-    </w:p>
-    <w:p>
-      <w:pPr>
-        <w:pStyle w:val="Heading3"/>
-      </w:pPr>
-      <w:r>
-        <w:t>Exit reflection</w:t>
-      </w:r>
-    </w:p>
-    <w:p>
-      <w:pPr>
-        <w:spacing w:line="336" w:lineRule="auto" w:after="180"/>
-      </w:pPr>
-      <w:r>
-        <w:rPr>
-          <w:b w:val="0"/>
-        </w:rPr>
-        <w:t xml:space="preserve">Ask for one decision the learner can now justify and one situation requiring more </w:t>
-      </w:r>
-      <w:r>
-        <w:rPr>
-          <w:b/>
-        </w:rPr>
-        <w:t>evidence</w:t>
-      </w:r>
-      <w:r>
-        <w:rPr>
-          <w:b w:val="0"/>
-        </w:rPr>
-        <w:t xml:space="preserve"> or human review. Confidence ratings are separate from correct independent performance.</w:t>
-      </w:r>
-    </w:p>
-    <w:p>
-      <w:pPr>
-        <w:pStyle w:val="Heading3"/>
-      </w:pPr>
-      <w:r>
-        <w:t>Bridge to the next week</w:t>
-      </w:r>
-    </w:p>
-    <w:p>
-      <w:pPr>
-        <w:spacing w:line="336" w:lineRule="auto" w:after="180"/>
-      </w:pPr>
-      <w:r>
-        <w:rPr>
-          <w:b w:val="0"/>
-        </w:rPr>
-        <w:t xml:space="preserve">Next: Week 35: Capstone Evaluate and Improve. Retrieve today’s </w:t>
-      </w:r>
-      <w:r>
-        <w:rPr>
-          <w:b/>
-        </w:rPr>
-        <w:t>evidence</w:t>
-      </w:r>
-      <w:r>
-        <w:rPr>
-          <w:b w:val="0"/>
-        </w:rPr>
-        <w:t xml:space="preserve"> and identify what carries forward and what is new.</w:t>
-      </w:r>
-    </w:p>
-    <w:p>
-      <w:pPr>
-        <w:pStyle w:val="Heading3"/>
-      </w:pPr>
-      <w:r>
-        <w:t>Support and fresh reassessment</w:t>
-      </w:r>
-    </w:p>
-    <w:p>
-      <w:pPr>
-        <w:spacing w:line="336" w:lineRule="auto" w:after="180"/>
-      </w:pPr>
-      <w:r>
-        <w:rPr>
-          <w:b w:val="0"/>
-        </w:rPr>
-        <w:t xml:space="preserve">Provide an </w:t>
-      </w:r>
-      <w:r>
-        <w:rPr>
-          <w:b/>
-        </w:rPr>
-        <w:t>input</w:t>
-      </w:r>
-      <w:r>
-        <w:rPr>
-          <w:b w:val="0"/>
-        </w:rPr>
-        <w:t>/procedure/result/limit frame and a calculator when needed. Ask students to identify the first step before completing the whole trace.</w:t>
-      </w:r>
-    </w:p>
-    <w:p>
-      <w:pPr>
-        <w:spacing w:line="336" w:lineRule="auto" w:after="180"/>
-      </w:pPr>
-      <w:r>
-        <w:rPr>
-          <w:b w:val="0"/>
-        </w:rPr>
-        <w:t xml:space="preserve">Extension: compare two concrete variants of this </w:t>
-      </w:r>
-      <w:r>
-        <w:rPr>
-          <w:b/>
-        </w:rPr>
-        <w:t>mechanism</w:t>
-      </w:r>
-      <w:r>
-        <w:rPr>
-          <w:b w:val="0"/>
-        </w:rPr>
-        <w:t xml:space="preserve"> while holding unrelated conditions fixed; report both successful and unsuccessful outcomes.</w:t>
-      </w:r>
-    </w:p>
-    <w:p>
-      <w:pPr>
-        <w:spacing w:line="336" w:lineRule="auto" w:after="180"/>
-      </w:pPr>
-      <w:r>
-        <w:rPr>
-          <w:b w:val="0"/>
-        </w:rPr>
-        <w:t xml:space="preserve">W4: Request valid, </w:t>
-      </w:r>
-      <w:r>
-        <w:rPr>
-          <w:b/>
-        </w:rPr>
-        <w:t>evidence</w:t>
-      </w:r>
-      <w:r>
-        <w:rPr>
-          <w:b w:val="0"/>
-        </w:rPr>
-        <w:t xml:space="preserve"> matches, answerability true, schema and semantic checks pass; supported J capacity 0. Do not convert legitimate zero to missing. Require intermediate reasoning and the stated scope.</w:t>
-      </w:r>
-    </w:p>
-    <w:p>
-      <w:pPr>
-        <w:spacing w:line="336" w:lineRule="auto" w:after="180"/>
-      </w:pPr>
-      <w:r>
-        <w:rPr>
-          <w:b w:val="0"/>
-        </w:rPr>
-        <w:t>Fresh retry: Request K; approval K, no register. Draft invents 8. Expected reasoning: Answerability fails; reject invented capacity and return review with null claims.</w:t>
-      </w:r>
-    </w:p>
-    <w:p>
-      <w:pPr>
-        <w:spacing w:line="336" w:lineRule="auto" w:after="180"/>
-      </w:pPr>
-      <w:r>
-        <w:rPr>
-          <w:b w:val="0"/>
-        </w:rPr>
-        <w:t>If students need support, record it and reassess with another new case rather than awarding independence to a copied answer.</w:t>
-      </w:r>
-    </w:p>
-    <w:p>
-      <w:pPr>
-        <w:spacing w:line="336" w:lineRule="auto" w:after="180"/>
-      </w:pPr>
-      <w:r>
-        <w:rPr>
-          <w:b w:val="0"/>
-        </w:rPr>
-        <w:t xml:space="preserve">Next connection: Capstone evaluation and revision. Preserve the current case record and retrieve its </w:t>
-      </w:r>
-      <w:r>
-        <w:rPr>
-          <w:b/>
-        </w:rPr>
-        <w:t>evidence</w:t>
-      </w:r>
-      <w:r>
-        <w:rPr>
-          <w:b w:val="0"/>
-        </w:rPr>
-        <w:t xml:space="preserve"> boundary before moving on.</w:t>
-      </w:r>
-    </w:p>
-    <w:p>
-      <w:pPr>
-        <w:pStyle w:val="Heading3"/>
-      </w:pPr>
-      <w:r>
-        <w:t>Plan the delayed return</w:t>
+        <w:t xml:space="preserve"> is supplied. Fresh retry: five fictional beans observed eight days, no height record; draft says every bean doubled in height. Preserve procedure facts and unknown growth; request measurements rather than invent zero or success. Earlier zero-capacity room exercises remain additional practice.</w:t>
+      </w:r>
+    </w:p>
+    <w:p>
+      <w:pPr>
+        <w:pStyle w:val="Heading2"/>
+      </w:pPr>
+      <w:r>
+        <w:t>Plan the delayed check</w:t>
       </w:r>
     </w:p>
     <w:p>
@@ -5067,71 +5120,188 @@
     </w:p>
     <w:p>
       <w:pPr>
+        <w:pStyle w:val="Heading2"/>
+      </w:pPr>
+      <w:r>
+        <w:t>Bridge to next week</w:t>
+      </w:r>
+    </w:p>
+    <w:p>
+      <w:pPr>
+        <w:spacing w:line="336" w:lineRule="auto" w:after="180"/>
+      </w:pPr>
+      <w:r>
+        <w:rPr>
+          <w:b w:val="0"/>
+        </w:rPr>
+        <w:t xml:space="preserve">Ask for one decision the learner can now justify and one situation requiring more </w:t>
+      </w:r>
+      <w:r>
+        <w:rPr>
+          <w:b/>
+        </w:rPr>
+        <w:t>evidence</w:t>
+      </w:r>
+      <w:r>
+        <w:rPr>
+          <w:b w:val="0"/>
+        </w:rPr>
+        <w:t xml:space="preserve"> or human review. Confidence ratings are separate from correct independent performance.</w:t>
+      </w:r>
+    </w:p>
+    <w:p>
+      <w:pPr>
+        <w:spacing w:line="336" w:lineRule="auto" w:after="180"/>
+      </w:pPr>
+      <w:r>
+        <w:rPr>
+          <w:b w:val="0"/>
+        </w:rPr>
+        <w:t xml:space="preserve">Next: Week 35: Capstone Evaluate and Improve. Retrieve today’s </w:t>
+      </w:r>
+      <w:r>
+        <w:rPr>
+          <w:b/>
+        </w:rPr>
+        <w:t>evidence</w:t>
+      </w:r>
+      <w:r>
+        <w:rPr>
+          <w:b w:val="0"/>
+        </w:rPr>
+        <w:t xml:space="preserve"> and identify what carries forward and what is new.</w:t>
+      </w:r>
+    </w:p>
+    <w:p>
+      <w:pPr>
+        <w:spacing w:line="336" w:lineRule="auto" w:after="180"/>
+      </w:pPr>
+      <w:r>
+        <w:rPr>
+          <w:b w:val="0"/>
+        </w:rPr>
+        <w:t xml:space="preserve">Next is Week 35: Capstone Evaluate and Improve. Carry forward the frozen build, source versions, test exposure and actual integration </w:t>
+      </w:r>
+      <w:r>
+        <w:rPr>
+          <w:b/>
+        </w:rPr>
+        <w:t>evidence</w:t>
+      </w:r>
+      <w:r>
+        <w:rPr>
+          <w:b w:val="0"/>
+        </w:rPr>
+        <w:t xml:space="preserve"> into a controlled baseline comparison.</w:t>
+      </w:r>
+    </w:p>
+    <w:p>
+      <w:pPr>
+        <w:pStyle w:val="Heading2"/>
+      </w:pPr>
+      <w:r>
+        <w:t>Earlier wording, alternatives and picture transcripts · reference / check after trying</w:t>
+      </w:r>
+    </w:p>
+    <w:p>
+      <w:pPr>
+        <w:spacing w:line="336" w:lineRule="auto" w:after="180"/>
+      </w:pPr>
+      <w:r>
+        <w:rPr>
+          <w:b w:val="0"/>
+        </w:rPr>
+        <w:t>Connect and extend learning</w:t>
+      </w:r>
+    </w:p>
+    <w:p>
+      <w:pPr>
         <w:pStyle w:val="Heading3"/>
       </w:pPr>
       <w:r>
+        <w:t>Verified Study Buddy</w:t>
+      </w:r>
+    </w:p>
+    <w:p>
+      <w:pPr>
+        <w:pStyle w:val="Heading3"/>
+      </w:pPr>
+      <w:r>
+        <w:t>Support and stretch</w:t>
+      </w:r>
+    </w:p>
+    <w:p>
+      <w:pPr>
+        <w:pStyle w:val="Heading3"/>
+      </w:pPr>
+      <w:r>
+        <w:t>Exit reflection</w:t>
+      </w:r>
+    </w:p>
+    <w:p>
+      <w:pPr>
+        <w:pStyle w:val="Heading3"/>
+      </w:pPr>
+      <w:r>
+        <w:t>Bridge to the next week</w:t>
+      </w:r>
+    </w:p>
+    <w:p>
+      <w:pPr>
+        <w:pStyle w:val="Heading3"/>
+      </w:pPr>
+      <w:r>
+        <w:t>Support and fresh reassessment</w:t>
+      </w:r>
+    </w:p>
+    <w:p>
+      <w:pPr>
+        <w:pStyle w:val="Heading3"/>
+      </w:pPr>
+      <w:r>
+        <w:t>Plan the delayed return</w:t>
+      </w:r>
+    </w:p>
+    <w:p>
+      <w:pPr>
+        <w:pStyle w:val="Heading3"/>
+      </w:pPr>
+      <w:r>
         <w:t>Project evidence from this case</w:t>
       </w:r>
     </w:p>
     <w:p>
       <w:pPr>
+        <w:pStyle w:val="Heading1"/>
+      </w:pPr>
+      <w:r>
+        <w:t>Reference bank and extra practice</w:t>
+      </w:r>
+    </w:p>
+    <w:p>
+      <w:pPr>
+        <w:pStyle w:val="Heading1"/>
+      </w:pPr>
+      <w:r>
+        <w:t>07. Reference: alternative planning checklist</w:t>
+      </w:r>
+    </w:p>
+    <w:p>
+      <w:r>
+        <w:t>Use as a reminder alongside the main route rather than teaching the cycle twice.</w:t>
+      </w:r>
+    </w:p>
+    <w:p>
+      <w:pPr>
+        <w:pStyle w:val="Heading2"/>
+      </w:pPr>
+      <w:r>
+        <w:t>Preparation and schedule</w:t>
+      </w:r>
+    </w:p>
+    <w:p>
+      <w:pPr>
         <w:spacing w:line="336" w:lineRule="auto" w:after="180"/>
-      </w:pPr>
-      <w:r>
-        <w:rPr>
-          <w:b w:val="0"/>
-        </w:rPr>
-        <w:t xml:space="preserve">For your Verified Study Buddy, save the </w:t>
-      </w:r>
-      <w:r>
-        <w:rPr>
-          <w:b/>
-        </w:rPr>
-        <w:t>input</w:t>
-      </w:r>
-      <w:r>
-        <w:rPr>
-          <w:b w:val="0"/>
-        </w:rPr>
-        <w:t>, procedure, observed result and limitation of this check.</w:t>
-      </w:r>
-    </w:p>
-    <w:p>
-      <w:pPr>
-        <w:spacing w:line="336" w:lineRule="auto" w:after="180"/>
-      </w:pPr>
-      <w:r>
-        <w:rPr>
-          <w:b w:val="0"/>
-        </w:rPr>
-        <w:t>Label this worked example as practice; use a different, previously unreviewed case when checking independent understanding.</w:t>
-      </w:r>
-    </w:p>
-    <w:p>
-      <w:pPr>
-        <w:pStyle w:val="Heading1"/>
-      </w:pPr>
-      <w:r>
-        <w:t>07. Prepare, teach and assess</w:t>
-      </w:r>
-    </w:p>
-    <w:p>
-      <w:r>
-        <w:t>Use this preparation summary alongside the detailed Capstone Build lesson; it is a checklist rather than a replacement for the full sequence.</w:t>
-      </w:r>
-    </w:p>
-    <w:p>
-      <w:pPr>
-        <w:pStyle w:val="Heading3"/>
-      </w:pPr>
-      <w:r>
-        <w:t>Teaching target</w:t>
-      </w:r>
-    </w:p>
-    <w:p>
-      <w:pPr>
-        <w:spacing w:line="336" w:lineRule="auto" w:after="180"/>
-        <w:shd w:fill="EDF7F3"/>
       </w:pPr>
       <w:r>
         <w:rPr>
@@ -5320,6 +5490,14 @@
     </w:tbl>
     <w:p>
       <w:pPr>
+        <w:pStyle w:val="Heading2"/>
+      </w:pPr>
+      <w:r>
+        <w:t>Practice and assessment reminders</w:t>
+      </w:r>
+    </w:p>
+    <w:p>
+      <w:pPr>
         <w:spacing w:line="336" w:lineRule="auto" w:after="180"/>
       </w:pPr>
       <w:r>
@@ -5331,16 +5509,7 @@
     </w:p>
     <w:p>
       <w:pPr>
-        <w:pStyle w:val="Heading3"/>
-      </w:pPr>
-      <w:r>
-        <w:t>Supported practice answer</w:t>
-      </w:r>
-    </w:p>
-    <w:p>
-      <w:pPr>
         <w:spacing w:line="336" w:lineRule="auto" w:after="180"/>
-        <w:shd w:fill="F1F6FC"/>
       </w:pPr>
       <w:r>
         <w:rPr>
@@ -5373,16 +5542,7 @@
     </w:p>
     <w:p>
       <w:pPr>
-        <w:pStyle w:val="Heading3"/>
-      </w:pPr>
-      <w:r>
-        <w:t>Repair the misconception</w:t>
-      </w:r>
-    </w:p>
-    <w:p>
-      <w:pPr>
         <w:spacing w:line="336" w:lineRule="auto" w:after="180"/>
-        <w:shd w:fill="FFF5E6"/>
       </w:pPr>
       <w:r>
         <w:rPr>
@@ -5393,16 +5553,7 @@
     </w:p>
     <w:p>
       <w:pPr>
-        <w:pStyle w:val="Heading3"/>
-      </w:pPr>
-      <w:r>
-        <w:t>Support without giving away the answer</w:t>
-      </w:r>
-    </w:p>
-    <w:p>
-      <w:pPr>
         <w:spacing w:line="336" w:lineRule="auto" w:after="180"/>
-        <w:shd w:fill="F1F6F8"/>
       </w:pPr>
       <w:r>
         <w:rPr>
@@ -5425,16 +5576,7 @@
     </w:p>
     <w:p>
       <w:pPr>
-        <w:pStyle w:val="Heading3"/>
-      </w:pPr>
-      <w:r>
-        <w:t>Extend the reasoning</w:t>
-      </w:r>
-    </w:p>
-    <w:p>
-      <w:pPr>
         <w:spacing w:line="336" w:lineRule="auto" w:after="180"/>
-        <w:shd w:fill="F5F1FB"/>
       </w:pPr>
       <w:r>
         <w:rPr>
@@ -5458,7 +5600,6 @@
     <w:p>
       <w:pPr>
         <w:spacing w:line="336" w:lineRule="auto" w:after="180"/>
-        <w:shd w:fill="F5F1FB"/>
       </w:pPr>
       <w:r>
         <w:rPr>
@@ -5469,16 +5610,7 @@
     </w:p>
     <w:p>
       <w:pPr>
-        <w:pStyle w:val="Heading3"/>
-      </w:pPr>
-      <w:r>
-        <w:t>Protect the independent attempt</w:t>
-      </w:r>
-    </w:p>
-    <w:p>
-      <w:pPr>
         <w:spacing w:line="336" w:lineRule="auto" w:after="180"/>
-        <w:shd w:fill="FFF5E6"/>
       </w:pPr>
       <w:r>
         <w:rPr>
@@ -5673,16 +5805,7 @@
     </w:tbl>
     <w:p>
       <w:pPr>
-        <w:pStyle w:val="Heading3"/>
-      </w:pPr>
-      <w:r>
-        <w:t>Project checkpoint</w:t>
-      </w:r>
-    </w:p>
-    <w:p>
-      <w:pPr>
         <w:spacing w:line="336" w:lineRule="auto" w:after="180"/>
-        <w:shd w:fill="EDF7F3"/>
       </w:pPr>
       <w:r>
         <w:rPr>
@@ -5731,12 +5854,20 @@
         <w:pStyle w:val="Heading1"/>
       </w:pPr>
       <w:r>
-        <w:t>08. Use feedback, labs and repair paths</w:t>
-      </w:r>
-    </w:p>
-    <w:p>
-      <w:r>
-        <w:t>Use feedback, earlier review and portfolios purposefully. Apply the coding routine only when this lesson has an executable lab.</w:t>
+        <w:t>08. Reference: feedback and records</w:t>
+      </w:r>
+    </w:p>
+    <w:p>
+      <w:r>
+        <w:t>Use digital tools where they help retain an explanation and its evidence.</w:t>
+      </w:r>
+    </w:p>
+    <w:p>
+      <w:pPr>
+        <w:pStyle w:val="Heading2"/>
+      </w:pPr>
+      <w:r>
+        <w:t>Keep practice and independent evidence separate</w:t>
       </w:r>
     </w:p>
     <w:p>
@@ -5775,10 +5906,52 @@
     </w:p>
     <w:p>
       <w:pPr>
-        <w:pStyle w:val="Heading3"/>
-      </w:pPr>
-      <w:r>
-        <w:t>For later coding lessons</w:t>
+        <w:pStyle w:val="Heading2"/>
+      </w:pPr>
+      <w:r>
+        <w:t>Repair and portfolio records</w:t>
+      </w:r>
+    </w:p>
+    <w:p>
+      <w:pPr>
+        <w:spacing w:line="336" w:lineRule="auto" w:after="180"/>
+      </w:pPr>
+      <w:r>
+        <w:rPr>
+          <w:b w:val="0"/>
+        </w:rPr>
+        <w:t>Use the earlier worked-explanation links to address a specific missing building block, then return to the current question. Adapt this suggestion after observing the learner; it is not an automatic diagnosis.</w:t>
+      </w:r>
+    </w:p>
+    <w:p>
+      <w:pPr>
+        <w:spacing w:line="336" w:lineRule="auto" w:after="180"/>
+      </w:pPr>
+      <w:r>
+        <w:rPr>
+          <w:b w:val="0"/>
+        </w:rPr>
+        <w:t xml:space="preserve">Collect the completed-work portfolio as </w:t>
+      </w:r>
+      <w:r>
+        <w:rPr>
+          <w:b/>
+        </w:rPr>
+        <w:t>evidence</w:t>
+      </w:r>
+      <w:r>
+        <w:rPr>
+          <w:b w:val="0"/>
+        </w:rPr>
+        <w:t>. Record support separately from correctness, and assess explanation, trace/test and limitations. Progress ticks and quiz selections alone do not establish mastery.</w:t>
+      </w:r>
+    </w:p>
+    <w:p>
+      <w:pPr>
+        <w:pStyle w:val="Heading2"/>
+      </w:pPr>
+      <w:r>
+        <w:t>Earlier wording, alternatives and picture transcripts · reference / check after trying</w:t>
       </w:r>
     </w:p>
     <w:p>
@@ -5789,7 +5962,6 @@
     <w:p>
       <w:pPr>
         <w:spacing w:line="336" w:lineRule="auto" w:after="180"/>
-        <w:shd w:fill="F1F6F8"/>
       </w:pPr>
       <w:r>
         <w:rPr>
@@ -5812,77 +5984,20 @@
     </w:p>
     <w:p>
       <w:pPr>
-        <w:spacing w:line="336" w:lineRule="auto" w:after="180"/>
-      </w:pPr>
-      <w:r>
-        <w:rPr>
-          <w:b w:val="0"/>
-        </w:rPr>
-        <w:t>Use the earlier worked-explanation links to address a specific missing building block, then return to the current question. Adapt this suggestion after observing the learner; it is not an automatic diagnosis.</w:t>
-      </w:r>
-    </w:p>
-    <w:p>
-      <w:pPr>
-        <w:spacing w:line="336" w:lineRule="auto" w:after="180"/>
-      </w:pPr>
-      <w:r>
-        <w:rPr>
-          <w:b w:val="0"/>
-        </w:rPr>
-        <w:t xml:space="preserve">Collect the completed-work portfolio as </w:t>
-      </w:r>
-      <w:r>
-        <w:rPr>
-          <w:b/>
-        </w:rPr>
-        <w:t>evidence</w:t>
-      </w:r>
-      <w:r>
-        <w:rPr>
-          <w:b w:val="0"/>
-        </w:rPr>
-        <w:t>. Record support separately from correctness, and assess explanation, trace/test and limitations. Progress ticks and quiz selections alone do not establish mastery.</w:t>
-      </w:r>
-    </w:p>
-    <w:p>
-      <w:pPr>
         <w:pStyle w:val="Heading1"/>
       </w:pPr>
       <w:r>
-        <w:t>09. Visual concept journey</w:t>
-      </w:r>
-    </w:p>
-    <w:p>
-      <w:r>
-        <w:t>Show one Capstone Build graphic at a time, request a prediction and discuss its trace before the independent assessment.</w:t>
-      </w:r>
-    </w:p>
-    <w:p>
-      <w:pPr>
-        <w:spacing w:line="336" w:lineRule="auto" w:after="180"/>
-      </w:pPr>
-      <w:r>
-        <w:rPr>
-          <w:b w:val="0"/>
-        </w:rPr>
-        <w:t xml:space="preserve">Use one picture at a time. Hide a worked result before asking for a </w:t>
-      </w:r>
-      <w:r>
-        <w:rPr>
-          <w:b/>
-        </w:rPr>
-        <w:t>prediction</w:t>
-      </w:r>
-      <w:r>
-        <w:rPr>
-          <w:b w:val="0"/>
-        </w:rPr>
-        <w:t>, then reveal it for feedback. These are supported teaching cases; retain the separate independent assessment for a fresh first attempt.</w:t>
-      </w:r>
-    </w:p>
-    <w:p>
-      <w:pPr>
-        <w:pStyle w:val="Heading3"/>
+        <w:t>09. Reference: teach with the six pictures</w:t>
+      </w:r>
+    </w:p>
+    <w:p>
+      <w:r>
+        <w:t>Choose the picture for the teaching move and connect it to the explanation.</w:t>
+      </w:r>
+    </w:p>
+    <w:p>
+      <w:pPr>
+        <w:pStyle w:val="Heading2"/>
       </w:pPr>
       <w:r>
         <w:t>01. Capstone Build: the case</w:t>
@@ -5893,7 +6008,7 @@
         <w:drawing>
           <wp:inline xmlns:a="http://schemas.openxmlformats.org/drawingml/2006/main" xmlns:pic="http://schemas.openxmlformats.org/drawingml/2006/picture">
             <wp:extent cx="5486400" cy="3288792"/>
-            <wp:docPr id="2" name="Picture 2" descr="Build a claim checker for a draft summary of a fictional class investigation. Supplied facts: Approved record E2: three cups were observed for four days. No measured water loss is provided. Draft says “three cups were observed for four days and all lost half their water”. All inputs and outcomes in this worked example are invented classroom data; no real model run is claimed."/>
+            <wp:docPr id="3" name="Picture 3" descr="Build a claim checker for a draft summary of a fictional class investigation. Supplied facts: Approved record E2: three cups were observed for four days. No measured water loss is provided. Draft says “three cups were observed for four days and all lost half their water”. All inputs and outcomes in this worked example are invented classroom data; no real model run is claimed."/>
             <wp:cNvGraphicFramePr>
               <a:graphicFrameLocks noChangeAspect="1"/>
             </wp:cNvGraphicFramePr>
@@ -5905,7 +6020,7 @@
                     <pic:cNvPicPr/>
                   </pic:nvPicPr>
                   <pic:blipFill>
-                    <a:blip r:embed="rId10"/>
+                    <a:blip r:embed="rId11"/>
                     <a:stretch>
                       <a:fillRect/>
                     </a:stretch>
@@ -5961,7 +6076,6 @@
     <w:p>
       <w:pPr>
         <w:spacing w:line="336" w:lineRule="auto" w:after="180"/>
-        <w:shd w:fill="F5F1FB"/>
       </w:pPr>
       <w:r>
         <w:rPr>
@@ -5972,16 +6086,7 @@
     </w:p>
     <w:p>
       <w:pPr>
-        <w:pStyle w:val="Heading3"/>
-      </w:pPr>
-      <w:r>
-        <w:t>Discuss while showing the picture</w:t>
-      </w:r>
-    </w:p>
-    <w:p>
-      <w:pPr>
         <w:spacing w:line="336" w:lineRule="auto" w:after="180"/>
-        <w:shd w:fill="F1F6F8"/>
       </w:pPr>
       <w:r>
         <w:rPr>
@@ -5992,7 +6097,7 @@
     </w:p>
     <w:p>
       <w:pPr>
-        <w:pStyle w:val="Heading3"/>
+        <w:pStyle w:val="Heading2"/>
       </w:pPr>
       <w:r>
         <w:t>02. Follow the deciding steps</w:t>
@@ -6003,7 +6108,7 @@
         <w:drawing>
           <wp:inline xmlns:a="http://schemas.openxmlformats.org/drawingml/2006/main" xmlns:pic="http://schemas.openxmlformats.org/drawingml/2006/picture">
             <wp:extent cx="5486400" cy="3337560"/>
-            <wp:docPr id="3" name="Picture 3" descr="Extract claims: Separate cup count, observation duration and the claimed water loss. → Match evidence: E2 supports three cups and four days; it supplies no water-loss result. → Repair draft: Retain the supported procedure facts; state that water-loss results were not supplied."/>
+            <wp:docPr id="4" name="Picture 4" descr="Extract claims: Separate cup count, observation duration and the claimed water loss. → Match evidence: E2 supports three cups and four days; it supplies no water-loss result. → Repair draft: Retain the supported procedure facts; state that water-loss results were not supplied."/>
             <wp:cNvGraphicFramePr>
               <a:graphicFrameLocks noChangeAspect="1"/>
             </wp:cNvGraphicFramePr>
@@ -6015,7 +6120,7 @@
                     <pic:cNvPicPr/>
                   </pic:nvPicPr>
                   <pic:blipFill>
-                    <a:blip r:embed="rId11"/>
+                    <a:blip r:embed="rId9"/>
                     <a:stretch>
                       <a:fillRect/>
                     </a:stretch>
@@ -6072,7 +6177,6 @@
     <w:p>
       <w:pPr>
         <w:spacing w:line="336" w:lineRule="auto" w:after="180"/>
-        <w:shd w:fill="F5F1FB"/>
       </w:pPr>
       <w:r>
         <w:rPr>
@@ -6095,16 +6199,7 @@
     </w:p>
     <w:p>
       <w:pPr>
-        <w:pStyle w:val="Heading3"/>
-      </w:pPr>
-      <w:r>
-        <w:t>Discuss while showing the picture</w:t>
-      </w:r>
-    </w:p>
-    <w:p>
-      <w:pPr>
         <w:spacing w:line="336" w:lineRule="auto" w:after="180"/>
-        <w:shd w:fill="F1F6F8"/>
       </w:pPr>
       <w:r>
         <w:rPr>
@@ -6127,7 +6222,7 @@
     </w:p>
     <w:p>
       <w:pPr>
-        <w:pStyle w:val="Heading3"/>
+        <w:pStyle w:val="Heading2"/>
       </w:pPr>
       <w:r>
         <w:t>03. Capstone grounded assistant — evidence trace</w:t>
@@ -6138,7 +6233,7 @@
         <w:drawing>
           <wp:inline xmlns:a="http://schemas.openxmlformats.org/drawingml/2006/main" xmlns:pic="http://schemas.openxmlformats.org/drawingml/2006/picture">
             <wp:extent cx="5486400" cy="3145536"/>
-            <wp:docPr id="4" name="Picture 4" descr="Capstone grounded assistant — evidence trace. Request room B; retrieved approval names B but register names C. Draft gives capacity 10 from C. | A supported response requires current matching approval and register records. Any retrieval or validation failure gives needs_review with null claims. The classroom implementation performs no booking or external action. | Same-room support fails before or during semantic validation. Return needs_review with null claims; the draft capacity is unsupported for B."/>
+            <wp:docPr id="5" name="Picture 5" descr="Capstone grounded assistant — evidence trace. Request room B; retrieved approval names B but register names C. Draft gives capacity 10 from C. | A supported response requires current matching approval and register records. Any retrieval or validation failure gives needs_review with null claims. The classroom implementation performs no booking or external action. | Same-room support fails before or during semantic validation. Return needs_review with null claims; the draft capacity is unsupported for B."/>
             <wp:cNvGraphicFramePr>
               <a:graphicFrameLocks noChangeAspect="1"/>
             </wp:cNvGraphicFramePr>
@@ -6217,7 +6312,6 @@
     <w:p>
       <w:pPr>
         <w:spacing w:line="336" w:lineRule="auto" w:after="180"/>
-        <w:shd w:fill="F5F1FB"/>
       </w:pPr>
       <w:r>
         <w:rPr>
@@ -6228,16 +6322,7 @@
     </w:p>
     <w:p>
       <w:pPr>
-        <w:pStyle w:val="Heading3"/>
-      </w:pPr>
-      <w:r>
-        <w:t>Discuss while showing the picture</w:t>
-      </w:r>
-    </w:p>
-    <w:p>
-      <w:pPr>
         <w:spacing w:line="336" w:lineRule="auto" w:after="180"/>
-        <w:shd w:fill="F1F6F8"/>
       </w:pPr>
       <w:r>
         <w:rPr>
@@ -6248,7 +6333,7 @@
     </w:p>
     <w:p>
       <w:pPr>
-        <w:pStyle w:val="Heading3"/>
+        <w:pStyle w:val="Heading2"/>
       </w:pPr>
       <w:r>
         <w:t>04. Change one thing. Trace what follows.</w:t>
@@ -6259,7 +6344,7 @@
         <w:drawing>
           <wp:inline xmlns:a="http://schemas.openxmlformats.org/drawingml/2006/main" xmlns:pic="http://schemas.openxmlformats.org/drawingml/2006/picture">
             <wp:extent cx="5486400" cy="3026664"/>
-            <wp:docPr id="5" name="Picture 5" descr="Original case: Retain the supported procedure facts; state that water-loss results were not supplied. Changed condition: E3 supplies losses of 1, 2 and 3 mL. Expected result: Report those individual losses, not “half” unless starting volumes are also available. Reason: Absolute losses alone do not establish each cup’s fractional loss."/>
+            <wp:docPr id="6" name="Picture 6" descr="Original case: Retain the supported procedure facts; state that water-loss results were not supplied. Changed condition: E3 supplies losses of 1, 2 and 3 mL. Expected result: Report those individual losses, not “half” unless starting volumes are also available. Reason: Absolute losses alone do not establish each cup’s fractional loss."/>
             <wp:cNvGraphicFramePr>
               <a:graphicFrameLocks noChangeAspect="1"/>
             </wp:cNvGraphicFramePr>
@@ -6315,7 +6400,6 @@
     <w:p>
       <w:pPr>
         <w:spacing w:line="336" w:lineRule="auto" w:after="180"/>
-        <w:shd w:fill="F5F1FB"/>
       </w:pPr>
       <w:r>
         <w:rPr>
@@ -6326,16 +6410,7 @@
     </w:p>
     <w:p>
       <w:pPr>
-        <w:pStyle w:val="Heading3"/>
-      </w:pPr>
-      <w:r>
-        <w:t>Discuss while showing the picture</w:t>
-      </w:r>
-    </w:p>
-    <w:p>
-      <w:pPr>
         <w:spacing w:line="336" w:lineRule="auto" w:after="180"/>
-        <w:shd w:fill="F1F6F8"/>
       </w:pPr>
       <w:r>
         <w:rPr>
@@ -6347,7 +6422,6 @@
     <w:p>
       <w:pPr>
         <w:spacing w:line="336" w:lineRule="auto" w:after="180"/>
-        <w:shd w:fill="F1F6F8"/>
       </w:pPr>
       <w:r>
         <w:rPr>
@@ -6358,7 +6432,7 @@
     </w:p>
     <w:p>
       <w:pPr>
-        <w:pStyle w:val="Heading3"/>
+        <w:pStyle w:val="Heading2"/>
       </w:pPr>
       <w:r>
         <w:t>05. Connect the explanation to its limit</w:t>
@@ -6369,7 +6443,7 @@
         <w:drawing>
           <wp:inline xmlns:a="http://schemas.openxmlformats.org/drawingml/2006/main" xmlns:pic="http://schemas.openxmlformats.org/drawingml/2006/picture">
             <wp:extent cx="5486400" cy="2834640"/>
-            <wp:docPr id="6" name="Picture 6" descr="Read the picture in order. Retain the supported procedure facts; state that water-loss results were not supplied. The arrows show which recorded input or intermediate result each decision uses. Explain the deciding step aloud before checking the changed case; pointing to the final answer alone does not show how it follows. Limit: The examples are invented observations; no real classroom investigation or model run is claimed."/>
+            <wp:docPr id="7" name="Picture 7" descr="Read the picture in order. Retain the supported procedure facts; state that water-loss results were not supplied. The arrows show which recorded input or intermediate result each decision uses. Explain the deciding step aloud before checking the changed case; pointing to the final answer alone does not show how it follows. Limit: The examples are invented observations; no real classroom investigation or model run is claimed."/>
             <wp:cNvGraphicFramePr>
               <a:graphicFrameLocks noChangeAspect="1"/>
             </wp:cNvGraphicFramePr>
@@ -6460,7 +6534,6 @@
     <w:p>
       <w:pPr>
         <w:spacing w:line="336" w:lineRule="auto" w:after="180"/>
-        <w:shd w:fill="F5F1FB"/>
       </w:pPr>
       <w:r>
         <w:rPr>
@@ -6471,16 +6544,7 @@
     </w:p>
     <w:p>
       <w:pPr>
-        <w:pStyle w:val="Heading3"/>
-      </w:pPr>
-      <w:r>
-        <w:t>Discuss while showing the picture</w:t>
-      </w:r>
-    </w:p>
-    <w:p>
-      <w:pPr>
         <w:spacing w:line="336" w:lineRule="auto" w:after="180"/>
-        <w:shd w:fill="F1F6F8"/>
       </w:pPr>
       <w:r>
         <w:rPr>
@@ -6492,7 +6556,6 @@
     <w:p>
       <w:pPr>
         <w:spacing w:line="336" w:lineRule="auto" w:after="180"/>
-        <w:shd w:fill="F1F6F8"/>
       </w:pPr>
       <w:r>
         <w:rPr>
@@ -6515,7 +6578,7 @@
     </w:p>
     <w:p>
       <w:pPr>
-        <w:pStyle w:val="Heading3"/>
+        <w:pStyle w:val="Heading2"/>
       </w:pPr>
       <w:r>
         <w:t>06. Make the idea visible in your project</w:t>
@@ -6526,7 +6589,7 @@
         <w:drawing>
           <wp:inline xmlns:a="http://schemas.openxmlformats.org/drawingml/2006/main" xmlns:pic="http://schemas.openxmlformats.org/drawingml/2006/picture">
             <wp:extent cx="5486400" cy="3681984"/>
-            <wp:docPr id="7" name="Picture 7" descr="For your Verified Study Buddy, save the input, procedure, observed result and limitation of this check. Label this worked example as practice; use a different, previously unreviewed case when checking independent understanding. Draw your input, deciding step, result and limit. Supported question: What additional numbers would a half-water claim require? Point to the relevant step in the picture, then write the changed result and the rule or evidence that supports it."/>
+            <wp:docPr id="8" name="Picture 8" descr="For your Verified Study Buddy, save the input, procedure, observed result and limitation of this check. Label this worked example as practice; use a different, previously unreviewed case when checking independent understanding. Draw your input, deciding step, result and limit. Supported question: What additional numbers would a half-water claim require? Point to the relevant step in the picture, then write the changed result and the rule or evidence that supports it."/>
             <wp:cNvGraphicFramePr>
               <a:graphicFrameLocks noChangeAspect="1"/>
             </wp:cNvGraphicFramePr>
@@ -6629,7 +6692,6 @@
     <w:p>
       <w:pPr>
         <w:spacing w:line="336" w:lineRule="auto" w:after="180"/>
-        <w:shd w:fill="F5F1FB"/>
       </w:pPr>
       <w:r>
         <w:rPr>
@@ -6652,58 +6714,126 @@
     </w:p>
     <w:p>
       <w:pPr>
+        <w:spacing w:line="336" w:lineRule="auto" w:after="180"/>
+      </w:pPr>
+      <w:r>
+        <w:rPr>
+          <w:b w:val="0"/>
+        </w:rPr>
+        <w:t xml:space="preserve">Teacher prompt: Draw your project trace and justify the deciding step using </w:t>
+      </w:r>
+      <w:r>
+        <w:rPr>
+          <w:b/>
+        </w:rPr>
+        <w:t>evidence</w:t>
+      </w:r>
+      <w:r>
+        <w:rPr>
+          <w:b w:val="0"/>
+        </w:rPr>
+        <w:t>. Ask learners to describe one label or arrow in ordinary words. Use the adjacent transcript if the image is difficult to see.</w:t>
+      </w:r>
+    </w:p>
+    <w:p>
+      <w:pPr>
+        <w:spacing w:line="336" w:lineRule="auto" w:after="180"/>
+      </w:pPr>
+      <w:r>
+        <w:rPr>
+          <w:b w:val="0"/>
+        </w:rPr>
+        <w:t>Supported practice key: The starting volume for each cup and its measured loss. E3’s losses without starting volumes cannot establish a half fraction.</w:t>
+      </w:r>
+    </w:p>
+    <w:p>
+      <w:pPr>
+        <w:spacing w:line="336" w:lineRule="auto" w:after="180"/>
+      </w:pPr>
+      <w:r>
+        <w:rPr>
+          <w:b w:val="0"/>
+        </w:rPr>
+        <w:t>Changed-case check: Report those individual losses, not “half” unless starting volumes are also available. Absolute losses alone do not establish each cup’s fractional loss.</w:t>
+      </w:r>
+    </w:p>
+    <w:p>
+      <w:pPr>
+        <w:pStyle w:val="Heading2"/>
+      </w:pPr>
+      <w:r>
+        <w:t>Earlier wording, alternatives and picture transcripts · reference / check after trying</w:t>
+      </w:r>
+    </w:p>
+    <w:p>
+      <w:pPr>
+        <w:spacing w:line="336" w:lineRule="auto" w:after="180"/>
+      </w:pPr>
+      <w:r>
+        <w:rPr>
+          <w:b w:val="0"/>
+        </w:rPr>
+        <w:t xml:space="preserve">Use one picture at a time. Hide a worked result before asking for a </w:t>
+      </w:r>
+      <w:r>
+        <w:rPr>
+          <w:b/>
+        </w:rPr>
+        <w:t>prediction</w:t>
+      </w:r>
+      <w:r>
+        <w:rPr>
+          <w:b w:val="0"/>
+        </w:rPr>
+        <w:t>, then reveal it for feedback. These are supported teaching cases; retain the separate independent assessment for a fresh first attempt.</w:t>
+      </w:r>
+    </w:p>
+    <w:p>
+      <w:pPr>
         <w:pStyle w:val="Heading3"/>
       </w:pPr>
       <w:r>
-        <w:t>Discuss while showing the picture</w:t>
-      </w:r>
-    </w:p>
-    <w:p>
-      <w:pPr>
-        <w:spacing w:line="336" w:lineRule="auto" w:after="180"/>
-        <w:shd w:fill="F1F6F8"/>
-      </w:pPr>
-      <w:r>
-        <w:rPr>
-          <w:b w:val="0"/>
-        </w:rPr>
-        <w:t xml:space="preserve">Teacher prompt: Draw your project trace and justify the deciding step using </w:t>
-      </w:r>
-      <w:r>
-        <w:rPr>
-          <w:b/>
-        </w:rPr>
-        <w:t>evidence</w:t>
-      </w:r>
-      <w:r>
-        <w:rPr>
-          <w:b w:val="0"/>
-        </w:rPr>
-        <w:t>. Ask learners to describe one label or arrow in ordinary words. Use the adjacent transcript if the image is difficult to see.</w:t>
-      </w:r>
-    </w:p>
-    <w:p>
-      <w:pPr>
-        <w:spacing w:line="336" w:lineRule="auto" w:after="180"/>
-        <w:shd w:fill="F1F6F8"/>
-      </w:pPr>
-      <w:r>
-        <w:rPr>
-          <w:b w:val="0"/>
-        </w:rPr>
-        <w:t>Supported practice key: The starting volume for each cup and its measured loss. E3’s losses without starting volumes cannot establish a half fraction.</w:t>
-      </w:r>
-    </w:p>
-    <w:p>
-      <w:pPr>
-        <w:spacing w:line="336" w:lineRule="auto" w:after="180"/>
-        <w:shd w:fill="F1F6F8"/>
-      </w:pPr>
-      <w:r>
-        <w:rPr>
-          <w:b w:val="0"/>
-        </w:rPr>
-        <w:t>Changed-case check: Report those individual losses, not “half” unless starting volumes are also available. Absolute losses alone do not establish each cup’s fractional loss.</w:t>
+        <w:t>01. Capstone Build: the case</w:t>
+      </w:r>
+    </w:p>
+    <w:p>
+      <w:pPr>
+        <w:pStyle w:val="Heading3"/>
+      </w:pPr>
+      <w:r>
+        <w:t>02. Follow the deciding steps</w:t>
+      </w:r>
+    </w:p>
+    <w:p>
+      <w:pPr>
+        <w:pStyle w:val="Heading3"/>
+      </w:pPr>
+      <w:r>
+        <w:t>03. Capstone grounded assistant — evidence trace</w:t>
+      </w:r>
+    </w:p>
+    <w:p>
+      <w:pPr>
+        <w:pStyle w:val="Heading3"/>
+      </w:pPr>
+      <w:r>
+        <w:t>04. Change one thing. Trace what follows.</w:t>
+      </w:r>
+    </w:p>
+    <w:p>
+      <w:pPr>
+        <w:pStyle w:val="Heading3"/>
+      </w:pPr>
+      <w:r>
+        <w:t>05. Connect the explanation to its limit</w:t>
+      </w:r>
+    </w:p>
+    <w:p>
+      <w:pPr>
+        <w:pStyle w:val="Heading3"/>
+      </w:pPr>
+      <w:r>
+        <w:t>06. Make the idea visible in your project</w:t>
       </w:r>
     </w:p>
     <w:sectPr>
